--- a/PPTs/Exams/CSC111 Midterm Exam CR Sp2026 ANS.docx
+++ b/PPTs/Exams/CSC111 Midterm Exam CR Sp2026 ANS.docx
@@ -405,21 +405,12 @@
         </w:rPr>
         <w:t xml:space="preserve"> points) </w:t>
       </w:r>
-      <w:proofErr w:type="gramStart"/>
       <w:r>
         <w:rPr>
           <w:b/>
           <w:bCs/>
         </w:rPr>
-        <w:t>Multiple-choice</w:t>
-      </w:r>
-      <w:proofErr w:type="gramEnd"/>
-      <w:r>
-        <w:rPr>
-          <w:b/>
-          <w:bCs/>
-        </w:rPr>
-        <w:t xml:space="preserve"> questions: enter your answer keys here:</w:t>
+        <w:t>Multiple-choice questions: enter your answer keys here:</w:t>
       </w:r>
     </w:p>
     <w:tbl>
@@ -729,25 +720,7 @@
           <w:rFonts w:eastAsiaTheme="majorEastAsia"/>
           <w:szCs w:val="22"/>
         </w:rPr>
-        <w:t xml:space="preserve">Fill in the answer keys </w:t>
-      </w:r>
-      <w:proofErr w:type="gramStart"/>
-      <w:r>
-        <w:rPr>
-          <w:rStyle w:val="Strong"/>
-          <w:rFonts w:eastAsiaTheme="majorEastAsia"/>
-          <w:szCs w:val="22"/>
-        </w:rPr>
-        <w:t>in</w:t>
-      </w:r>
-      <w:proofErr w:type="gramEnd"/>
-      <w:r>
-        <w:rPr>
-          <w:rStyle w:val="Strong"/>
-          <w:rFonts w:eastAsiaTheme="majorEastAsia"/>
-          <w:szCs w:val="22"/>
-        </w:rPr>
-        <w:t xml:space="preserve"> the table above</w:t>
+        <w:t>Fill in the answer keys in the table above</w:t>
       </w:r>
       <w:r>
         <w:rPr>
@@ -805,21 +778,7 @@
           <w:rFonts w:ascii="Times New Roman" w:eastAsia="inter" w:hAnsi="Times New Roman" w:cs="Times New Roman"/>
         </w:rPr>
         <w:br/>
-        <w:t xml:space="preserve">A. Its </w:t>
-      </w:r>
-      <w:proofErr w:type="gramStart"/>
-      <w:r>
-        <w:rPr>
-          <w:rFonts w:ascii="Times New Roman" w:eastAsia="inter" w:hAnsi="Times New Roman" w:cs="Times New Roman"/>
-        </w:rPr>
-        <w:t>two’s</w:t>
-      </w:r>
-      <w:proofErr w:type="gramEnd"/>
-      <w:r>
-        <w:rPr>
-          <w:rFonts w:ascii="Times New Roman" w:eastAsia="inter" w:hAnsi="Times New Roman" w:cs="Times New Roman"/>
-        </w:rPr>
-        <w:t xml:space="preserve"> complement is 00000₂</w:t>
+        <w:t>A. Its two’s complement is 00000₂</w:t>
       </w:r>
       <w:r>
         <w:rPr>
@@ -1333,63 +1292,7 @@
         <w:rPr>
           <w:rFonts w:ascii="Times New Roman" w:eastAsia="inter" w:hAnsi="Times New Roman" w:cs="Times New Roman"/>
         </w:rPr>
-        <w:t>Assume Little Endian and r0 = 0x20008000 with memory contents: [0x</w:t>
-      </w:r>
-      <w:proofErr w:type="gramStart"/>
-      <w:r>
-        <w:rPr>
-          <w:rFonts w:ascii="Times New Roman" w:eastAsia="inter" w:hAnsi="Times New Roman" w:cs="Times New Roman"/>
-        </w:rPr>
-        <w:t>20008000]=</w:t>
-      </w:r>
-      <w:proofErr w:type="gramEnd"/>
-      <w:r>
-        <w:rPr>
-          <w:rFonts w:ascii="Times New Roman" w:eastAsia="inter" w:hAnsi="Times New Roman" w:cs="Times New Roman"/>
-        </w:rPr>
-        <w:t>0xEF, [0x</w:t>
-      </w:r>
-      <w:proofErr w:type="gramStart"/>
-      <w:r>
-        <w:rPr>
-          <w:rFonts w:ascii="Times New Roman" w:eastAsia="inter" w:hAnsi="Times New Roman" w:cs="Times New Roman"/>
-        </w:rPr>
-        <w:t>20008001]=</w:t>
-      </w:r>
-      <w:proofErr w:type="gramEnd"/>
-      <w:r>
-        <w:rPr>
-          <w:rFonts w:ascii="Times New Roman" w:eastAsia="inter" w:hAnsi="Times New Roman" w:cs="Times New Roman"/>
-        </w:rPr>
-        <w:t>0xCD, [0x</w:t>
-      </w:r>
-      <w:proofErr w:type="gramStart"/>
-      <w:r>
-        <w:rPr>
-          <w:rFonts w:ascii="Times New Roman" w:eastAsia="inter" w:hAnsi="Times New Roman" w:cs="Times New Roman"/>
-        </w:rPr>
-        <w:t>20008002]=</w:t>
-      </w:r>
-      <w:proofErr w:type="gramEnd"/>
-      <w:r>
-        <w:rPr>
-          <w:rFonts w:ascii="Times New Roman" w:eastAsia="inter" w:hAnsi="Times New Roman" w:cs="Times New Roman"/>
-        </w:rPr>
-        <w:t>0xAB, [0x</w:t>
-      </w:r>
-      <w:proofErr w:type="gramStart"/>
-      <w:r>
-        <w:rPr>
-          <w:rFonts w:ascii="Times New Roman" w:eastAsia="inter" w:hAnsi="Times New Roman" w:cs="Times New Roman"/>
-        </w:rPr>
-        <w:t>20008003]=</w:t>
-      </w:r>
-      <w:proofErr w:type="gramEnd"/>
-      <w:r>
-        <w:rPr>
-          <w:rFonts w:ascii="Times New Roman" w:eastAsia="inter" w:hAnsi="Times New Roman" w:cs="Times New Roman"/>
-        </w:rPr>
-        <w:t>0x89; what does LDRH r1, [r0] load into r1?</w:t>
+        <w:t>Assume Little Endian and r0 = 0x20008000 with memory contents: [0x20008000]=0xEF, [0x20008001]=0xCD, [0x20008002]=0xAB, [0x20008003]=0x89; what does LDRH r1, [r0] load into r1?</w:t>
       </w:r>
       <w:r>
         <w:rPr>
@@ -1581,16 +1484,8 @@
           <w:rFonts w:ascii="Times New Roman" w:eastAsia="inter" w:hAnsi="Times New Roman" w:cs="Times New Roman"/>
         </w:rPr>
         <w:br/>
-        <w:t xml:space="preserve">D. BICS r0, r0, r4, LSL #5 with r4 = </w:t>
-      </w:r>
-      <w:proofErr w:type="gramStart"/>
-      <w:r>
-        <w:rPr>
-          <w:rFonts w:ascii="Times New Roman" w:eastAsia="inter" w:hAnsi="Times New Roman" w:cs="Times New Roman"/>
-        </w:rPr>
-        <w:t>1</w:t>
-      </w:r>
-      <w:proofErr w:type="gramEnd"/>
+        <w:t>D. BICS r0, r0, r4, LSL #5 with r4 = 1</w:t>
+      </w:r>
     </w:p>
     <w:p>
       <w:pPr>
@@ -1646,42 +1541,14 @@
           <w:rFonts w:ascii="Times New Roman" w:eastAsia="inter" w:hAnsi="Times New Roman" w:cs="Times New Roman"/>
         </w:rPr>
         <w:br/>
-        <w:t xml:space="preserve">C. ADD </w:t>
-      </w:r>
-      <w:proofErr w:type="gramStart"/>
+        <w:t>C. ADD r1, r0, r0, ASR #3</w:t>
+      </w:r>
       <w:r>
         <w:rPr>
           <w:rFonts w:ascii="Times New Roman" w:eastAsia="inter" w:hAnsi="Times New Roman" w:cs="Times New Roman"/>
         </w:rPr>
-        <w:t>r1, r0</w:t>
-      </w:r>
-      <w:proofErr w:type="gramEnd"/>
-      <w:r>
-        <w:rPr>
-          <w:rFonts w:ascii="Times New Roman" w:eastAsia="inter" w:hAnsi="Times New Roman" w:cs="Times New Roman"/>
-        </w:rPr>
-        <w:t>, r0, ASR #3</w:t>
-      </w:r>
-      <w:r>
-        <w:rPr>
-          <w:rFonts w:ascii="Times New Roman" w:eastAsia="inter" w:hAnsi="Times New Roman" w:cs="Times New Roman"/>
-        </w:rPr>
         <w:br/>
-        <w:t xml:space="preserve">D. MUL r1, </w:t>
-      </w:r>
-      <w:proofErr w:type="gramStart"/>
-      <w:r>
-        <w:rPr>
-          <w:rFonts w:ascii="Times New Roman" w:eastAsia="inter" w:hAnsi="Times New Roman" w:cs="Times New Roman"/>
-        </w:rPr>
-        <w:t>r0, #</w:t>
-      </w:r>
-      <w:proofErr w:type="gramEnd"/>
-      <w:r>
-        <w:rPr>
-          <w:rFonts w:ascii="Times New Roman" w:eastAsia="inter" w:hAnsi="Times New Roman" w:cs="Times New Roman"/>
-        </w:rPr>
-        <w:t>17</w:t>
+        <w:t>D. MUL r1, r0, #17</w:t>
       </w:r>
     </w:p>
     <w:p>
@@ -4209,31 +4076,7 @@
         <w:t xml:space="preserve"> </w:t>
       </w:r>
       <w:r>
-        <w:t xml:space="preserve">Assume an 8-bit system. Copy the top three bits </w:t>
-      </w:r>
-      <w:proofErr w:type="gramStart"/>
-      <w:r>
-        <w:t>7..</w:t>
-      </w:r>
-      <w:proofErr w:type="gramEnd"/>
-      <w:r>
-        <w:t xml:space="preserve">5 in R0 to bits </w:t>
-      </w:r>
-      <w:proofErr w:type="gramStart"/>
-      <w:r>
-        <w:t>4..</w:t>
-      </w:r>
-      <w:proofErr w:type="gramEnd"/>
-      <w:r>
-        <w:t xml:space="preserve">2 in </w:t>
-      </w:r>
-      <w:proofErr w:type="gramStart"/>
-      <w:r>
-        <w:t>R1, and</w:t>
-      </w:r>
-      <w:proofErr w:type="gramEnd"/>
-      <w:r>
-        <w:t xml:space="preserve"> keep all other bits in R1 unchanged.</w:t>
+        <w:t>Assume an 8-bit system. Copy the top three bits 7..5 in R0 to bits 4..2 in R1, and keep all other bits in R1 unchanged.</w:t>
       </w:r>
     </w:p>
     <w:p>
@@ -4272,15 +4115,7 @@
         <w:t>Explanation: C</w:t>
       </w:r>
       <w:r>
-        <w:t xml:space="preserve">lear bits </w:t>
-      </w:r>
-      <w:proofErr w:type="gramStart"/>
-      <w:r>
-        <w:t>4..</w:t>
-      </w:r>
-      <w:proofErr w:type="gramEnd"/>
-      <w:r>
-        <w:t xml:space="preserve">2 in </w:t>
+        <w:t xml:space="preserve">lear bits 4..2 in </w:t>
       </w:r>
       <w:r>
         <w:rPr>
@@ -4304,15 +4139,7 @@
         <w:t>R0</w:t>
       </w:r>
       <w:r>
-        <w:t xml:space="preserve"> into positions </w:t>
-      </w:r>
-      <w:proofErr w:type="gramStart"/>
-      <w:r>
-        <w:t>4..</w:t>
-      </w:r>
-      <w:proofErr w:type="gramEnd"/>
-      <w:r>
-        <w:t xml:space="preserve">2, then combine them with OR so all other bits in </w:t>
+        <w:t xml:space="preserve"> into positions 4..2, then combine them with OR so all other bits in </w:t>
       </w:r>
       <w:r>
         <w:rPr>
@@ -4393,31 +4220,7 @@
         <w:t xml:space="preserve"> </w:t>
       </w:r>
       <w:r>
-        <w:t xml:space="preserve">Assume an 8-bit system. Copy bits </w:t>
-      </w:r>
-      <w:proofErr w:type="gramStart"/>
-      <w:r>
-        <w:t>5..</w:t>
-      </w:r>
-      <w:proofErr w:type="gramEnd"/>
-      <w:r>
-        <w:t xml:space="preserve">2 in R0 to bits </w:t>
-      </w:r>
-      <w:proofErr w:type="gramStart"/>
-      <w:r>
-        <w:t>3..</w:t>
-      </w:r>
-      <w:proofErr w:type="gramEnd"/>
-      <w:r>
-        <w:t xml:space="preserve">0 in </w:t>
-      </w:r>
-      <w:proofErr w:type="gramStart"/>
-      <w:r>
-        <w:t>R1, and</w:t>
-      </w:r>
-      <w:proofErr w:type="gramEnd"/>
-      <w:r>
-        <w:t xml:space="preserve"> keep the upper four bits in R1 unchanged.</w:t>
+        <w:t>Assume an 8-bit system. Copy bits 5..2 in R0 to bits 3..0 in R1, and keep the upper four bits in R1 unchanged.</w:t>
       </w:r>
     </w:p>
     <w:p>
@@ -4480,15 +4283,7 @@
         <w:t>0b11110000</w:t>
       </w:r>
       <w:r>
-        <w:t xml:space="preserve"> to keep the upper four bits and clear bits </w:t>
-      </w:r>
-      <w:proofErr w:type="gramStart"/>
-      <w:r>
-        <w:t>3..</w:t>
-      </w:r>
-      <w:proofErr w:type="gramEnd"/>
-      <w:r>
-        <w:t xml:space="preserve">0, then shift </w:t>
+        <w:t xml:space="preserve"> to keep the upper four bits and clear bits 3..0, then shift </w:t>
       </w:r>
       <w:r>
         <w:rPr>
@@ -4500,23 +4295,7 @@
         <w:t>R0</w:t>
       </w:r>
       <w:r>
-        <w:t xml:space="preserve"> right by 2 so bits </w:t>
-      </w:r>
-      <w:proofErr w:type="gramStart"/>
-      <w:r>
-        <w:t>5..</w:t>
-      </w:r>
-      <w:proofErr w:type="gramEnd"/>
-      <w:r>
-        <w:t xml:space="preserve">2 line up with bits </w:t>
-      </w:r>
-      <w:proofErr w:type="gramStart"/>
-      <w:r>
-        <w:t>3..</w:t>
-      </w:r>
-      <w:proofErr w:type="gramEnd"/>
-      <w:r>
-        <w:t>0.</w:t>
+        <w:t xml:space="preserve"> right by 2 so bits 5..2 line up with bits 3..0.</w:t>
       </w:r>
       <w:r>
         <w:t xml:space="preserve"> </w:t>
@@ -4908,7 +4687,13 @@
       </w:r>
       <w:r>
         <w:br/>
-        <w:t>ORR R4, R1</w:t>
+        <w:t xml:space="preserve">ORR R4, </w:t>
+      </w:r>
+      <w:r>
+        <w:t xml:space="preserve">R4, </w:t>
+      </w:r>
+      <w:r>
+        <w:t>R1</w:t>
       </w:r>
       <w:r>
         <w:rPr>
@@ -5004,15 +4789,7 @@
         </w:numPr>
       </w:pPr>
       <w:r>
-        <w:t xml:space="preserve">Performs a </w:t>
-      </w:r>
-      <w:proofErr w:type="gramStart"/>
-      <w:r>
-        <w:t>bitwise</w:t>
-      </w:r>
-      <w:proofErr w:type="gramEnd"/>
-      <w:r>
-        <w:t xml:space="preserve"> Exclusive-OR (XOR) between R0 and R1.</w:t>
+        <w:t>Performs a bitwise Exclusive-OR (XOR) between R0 and R1.</w:t>
       </w:r>
     </w:p>
     <w:p>
@@ -5074,9 +4851,71 @@
           <w:szCs w:val="22"/>
           <w:shd w:val="clear" w:color="auto" w:fill="F8F8FA"/>
         </w:rPr>
-        <w:t xml:space="preserve">LSR R3, </w:t>
-      </w:r>
-      <w:proofErr w:type="gramStart"/>
+        <w:t>LSR R3, R0, #16</w:t>
+      </w:r>
+    </w:p>
+    <w:p>
+      <w:pPr>
+        <w:pStyle w:val="ListParagraph"/>
+        <w:numPr>
+          <w:ilvl w:val="1"/>
+          <w:numId w:val="28"/>
+        </w:numPr>
+      </w:pPr>
+      <w:r>
+        <w:t>Logical Shift Right by 16 bits.</w:t>
+      </w:r>
+    </w:p>
+    <w:p>
+      <w:pPr>
+        <w:pStyle w:val="ListParagraph"/>
+        <w:numPr>
+          <w:ilvl w:val="1"/>
+          <w:numId w:val="28"/>
+        </w:numPr>
+      </w:pPr>
+      <w:r>
+        <w:rPr>
+          <w:rStyle w:val="VerbatimChar"/>
+          <w:rFonts w:ascii="Times New Roman" w:eastAsia="menlo" w:hAnsi="Times New Roman"/>
+          <w:szCs w:val="22"/>
+          <w:shd w:val="clear" w:color="auto" w:fill="F8F8FA"/>
+        </w:rPr>
+        <w:t>0xDEADBEEF &gt;&gt; 16 = 0x0000DEAD</w:t>
+      </w:r>
+      <w:r>
+        <w:t xml:space="preserve"> (unlike ASR, LSR fills the vacated most significant bits with 0s regardless of the sign bit).</w:t>
+      </w:r>
+    </w:p>
+    <w:p>
+      <w:pPr>
+        <w:pStyle w:val="ListParagraph"/>
+        <w:numPr>
+          <w:ilvl w:val="1"/>
+          <w:numId w:val="28"/>
+        </w:numPr>
+      </w:pPr>
+      <w:r>
+        <w:rPr>
+          <w:rStyle w:val="VerbatimChar"/>
+          <w:rFonts w:ascii="Times New Roman" w:eastAsia="menlo" w:hAnsi="Times New Roman"/>
+          <w:szCs w:val="22"/>
+          <w:shd w:val="clear" w:color="auto" w:fill="F8F8FA"/>
+        </w:rPr>
+        <w:t>R3 = 0x0000DEAD</w:t>
+      </w:r>
+    </w:p>
+    <w:p>
+      <w:pPr>
+        <w:pStyle w:val="ListParagraph"/>
+        <w:numPr>
+          <w:ilvl w:val="0"/>
+          <w:numId w:val="28"/>
+        </w:numPr>
+      </w:pPr>
+      <w:r>
+        <w:t xml:space="preserve">Instruction: </w:t>
+      </w:r>
       <w:r>
         <w:rPr>
           <w:rStyle w:val="VerbatimChar"/>
@@ -5085,9 +4924,11 @@
           <w:szCs w:val="22"/>
           <w:shd w:val="clear" w:color="auto" w:fill="F8F8FA"/>
         </w:rPr>
-        <w:t>R0, #</w:t>
-      </w:r>
-      <w:proofErr w:type="gramEnd"/>
+        <w:t>LSL R4, R0, #16</w:t>
+      </w:r>
+      <w:r>
+        <w:t xml:space="preserve"> followed by </w:t>
+      </w:r>
       <w:r>
         <w:rPr>
           <w:rStyle w:val="VerbatimChar"/>
@@ -5096,7 +4937,7 @@
           <w:szCs w:val="22"/>
           <w:shd w:val="clear" w:color="auto" w:fill="F8F8FA"/>
         </w:rPr>
-        <w:t>16</w:t>
+        <w:t>ORR R4, R1</w:t>
       </w:r>
     </w:p>
     <w:p>
@@ -5108,7 +4949,38 @@
         </w:numPr>
       </w:pPr>
       <w:r>
-        <w:t>Logical Shift Right by 16 bits.</w:t>
+        <w:rPr>
+          <w:b/>
+        </w:rPr>
+        <w:lastRenderedPageBreak/>
+        <w:t>Step 1:</w:t>
+      </w:r>
+      <w:r>
+        <w:t xml:space="preserve"> Logical Shift Left by 16 bits. Only the lower 16 bits (</w:t>
+      </w:r>
+      <w:r>
+        <w:rPr>
+          <w:rStyle w:val="VerbatimChar"/>
+          <w:rFonts w:ascii="Times New Roman" w:eastAsia="menlo" w:hAnsi="Times New Roman"/>
+          <w:szCs w:val="22"/>
+          <w:shd w:val="clear" w:color="auto" w:fill="F8F8FA"/>
+        </w:rPr>
+        <w:t>BEEF</w:t>
+      </w:r>
+      <w:r>
+        <w:t>) remain visible, shifted into the Most Significant Halfword position:</w:t>
+      </w:r>
+      <w:r>
+        <w:br/>
+      </w:r>
+      <w:r>
+        <w:rPr>
+          <w:rStyle w:val="VerbatimChar"/>
+          <w:rFonts w:ascii="Times New Roman" w:eastAsia="menlo" w:hAnsi="Times New Roman"/>
+          <w:szCs w:val="22"/>
+          <w:shd w:val="clear" w:color="auto" w:fill="F8F8FA"/>
+        </w:rPr>
+        <w:t>R4 = 0xBEEF0000</w:t>
       </w:r>
     </w:p>
     <w:p>
@@ -5121,15 +4993,82 @@
       </w:pPr>
       <w:r>
         <w:rPr>
+          <w:b/>
+        </w:rPr>
+        <w:t>Step 2:</w:t>
+      </w:r>
+      <w:r>
+        <w:t xml:space="preserve"> Bitwise OR merges with R1:</w:t>
+      </w:r>
+      <w:r>
+        <w:br/>
+      </w:r>
+      <w:r>
+        <w:rPr>
           <w:rStyle w:val="VerbatimChar"/>
           <w:rFonts w:ascii="Times New Roman" w:eastAsia="menlo" w:hAnsi="Times New Roman"/>
           <w:szCs w:val="22"/>
           <w:shd w:val="clear" w:color="auto" w:fill="F8F8FA"/>
         </w:rPr>
-        <w:t>0xDEADBEEF &gt;&gt; 16 = 0x0000DEAD</w:t>
-      </w:r>
-      <w:r>
-        <w:t xml:space="preserve"> (unlike ASR, LSR fills the vacated most significant bits with 0s regardless of the sign bit).</w:t>
+        <w:t>R4 =</w:t>
+      </w:r>
+      <w:r>
+        <w:rPr>
+          <w:rStyle w:val="VerbatimChar"/>
+          <w:rFonts w:ascii="Times New Roman" w:eastAsiaTheme="minorEastAsia" w:hAnsi="Times New Roman" w:hint="eastAsia"/>
+          <w:szCs w:val="22"/>
+          <w:shd w:val="clear" w:color="auto" w:fill="F8F8FA"/>
+          <w:lang w:eastAsia="zh-CN"/>
+        </w:rPr>
+        <w:t xml:space="preserve"> R4</w:t>
+      </w:r>
+      <w:r>
+        <w:rPr>
+          <w:rStyle w:val="VerbatimChar"/>
+          <w:rFonts w:ascii="Times New Roman" w:eastAsia="menlo" w:hAnsi="Times New Roman"/>
+          <w:szCs w:val="22"/>
+          <w:shd w:val="clear" w:color="auto" w:fill="F8F8FA"/>
+        </w:rPr>
+        <w:t xml:space="preserve"> |</w:t>
+      </w:r>
+      <w:r>
+        <w:rPr>
+          <w:rStyle w:val="VerbatimChar"/>
+          <w:rFonts w:ascii="Times New Roman" w:eastAsiaTheme="minorEastAsia" w:hAnsi="Times New Roman" w:hint="eastAsia"/>
+          <w:szCs w:val="22"/>
+          <w:shd w:val="clear" w:color="auto" w:fill="F8F8FA"/>
+          <w:lang w:eastAsia="zh-CN"/>
+        </w:rPr>
+        <w:t xml:space="preserve"> </w:t>
+      </w:r>
+      <w:r>
+        <w:rPr>
+          <w:rStyle w:val="VerbatimChar"/>
+          <w:rFonts w:ascii="Times New Roman" w:eastAsiaTheme="minorEastAsia" w:hAnsi="Times New Roman" w:hint="eastAsia"/>
+          <w:szCs w:val="22"/>
+          <w:shd w:val="clear" w:color="auto" w:fill="F8F8FA"/>
+          <w:lang w:eastAsia="zh-CN"/>
+        </w:rPr>
+        <w:t>R</w:t>
+      </w:r>
+      <w:r>
+        <w:rPr>
+          <w:rStyle w:val="VerbatimChar"/>
+          <w:rFonts w:ascii="Times New Roman" w:eastAsiaTheme="minorEastAsia" w:hAnsi="Times New Roman" w:hint="eastAsia"/>
+          <w:szCs w:val="22"/>
+          <w:shd w:val="clear" w:color="auto" w:fill="F8F8FA"/>
+          <w:lang w:eastAsia="zh-CN"/>
+        </w:rPr>
+        <w:t>1 =</w:t>
+      </w:r>
+      <w:r>
+        <w:rPr>
+          <w:rStyle w:val="VerbatimChar"/>
+          <w:rFonts w:ascii="Times New Roman" w:eastAsia="menlo" w:hAnsi="Times New Roman"/>
+          <w:szCs w:val="22"/>
+          <w:shd w:val="clear" w:color="auto" w:fill="F8F8FA"/>
+        </w:rPr>
+        <w:t xml:space="preserve"> 0xBEEF0000 | 0x0000FFFF = 0xBEEFFFFF</w:t>
       </w:r>
     </w:p>
     <w:p>
@@ -5141,25 +5080,7 @@
         </w:numPr>
       </w:pPr>
       <w:r>
-        <w:rPr>
-          <w:rStyle w:val="VerbatimChar"/>
-          <w:rFonts w:ascii="Times New Roman" w:eastAsia="menlo" w:hAnsi="Times New Roman"/>
-          <w:szCs w:val="22"/>
-          <w:shd w:val="clear" w:color="auto" w:fill="F8F8FA"/>
-        </w:rPr>
-        <w:t>R3 = 0x0000DEAD</w:t>
-      </w:r>
-    </w:p>
-    <w:p>
-      <w:pPr>
-        <w:pStyle w:val="ListParagraph"/>
-        <w:numPr>
-          <w:ilvl w:val="0"/>
-          <w:numId w:val="28"/>
-        </w:numPr>
-      </w:pPr>
-      <w:r>
-        <w:t xml:space="preserve">Instruction: </w:t>
+        <w:t xml:space="preserve">Hence, </w:t>
       </w:r>
       <w:r>
         <w:rPr>
@@ -5169,9 +5090,16 @@
           <w:szCs w:val="22"/>
           <w:shd w:val="clear" w:color="auto" w:fill="F8F8FA"/>
         </w:rPr>
-        <w:t xml:space="preserve">LSL R4, </w:t>
-      </w:r>
-      <w:proofErr w:type="gramStart"/>
+        <w:t>R4 = 0xBEEFFFFF</w:t>
+      </w:r>
+      <w:r>
+        <w:t>.</w:t>
+      </w:r>
+    </w:p>
+    <w:p>
+      <w:r>
+        <w:t xml:space="preserve">Explanation of the </w:t>
+      </w:r>
       <w:r>
         <w:rPr>
           <w:rStyle w:val="VerbatimChar"/>
@@ -5180,143 +5108,6 @@
           <w:szCs w:val="22"/>
           <w:shd w:val="clear" w:color="auto" w:fill="F8F8FA"/>
         </w:rPr>
-        <w:t>R0, #</w:t>
-      </w:r>
-      <w:proofErr w:type="gramEnd"/>
-      <w:r>
-        <w:rPr>
-          <w:rStyle w:val="VerbatimChar"/>
-          <w:rFonts w:ascii="Times New Roman" w:hAnsi="Times New Roman"/>
-          <w:b/>
-          <w:szCs w:val="22"/>
-          <w:shd w:val="clear" w:color="auto" w:fill="F8F8FA"/>
-        </w:rPr>
-        <w:t>16</w:t>
-      </w:r>
-      <w:r>
-        <w:t xml:space="preserve"> followed by </w:t>
-      </w:r>
-      <w:r>
-        <w:rPr>
-          <w:rStyle w:val="VerbatimChar"/>
-          <w:rFonts w:ascii="Times New Roman" w:hAnsi="Times New Roman"/>
-          <w:b/>
-          <w:szCs w:val="22"/>
-          <w:shd w:val="clear" w:color="auto" w:fill="F8F8FA"/>
-        </w:rPr>
-        <w:t>ORR R4, R1</w:t>
-      </w:r>
-    </w:p>
-    <w:p>
-      <w:pPr>
-        <w:pStyle w:val="ListParagraph"/>
-        <w:numPr>
-          <w:ilvl w:val="1"/>
-          <w:numId w:val="28"/>
-        </w:numPr>
-      </w:pPr>
-      <w:r>
-        <w:rPr>
-          <w:b/>
-        </w:rPr>
-        <w:lastRenderedPageBreak/>
-        <w:t>Step 1:</w:t>
-      </w:r>
-      <w:r>
-        <w:t xml:space="preserve"> Logical Shift Left by 16 bits. Only the lower 16 bits (</w:t>
-      </w:r>
-      <w:r>
-        <w:rPr>
-          <w:rStyle w:val="VerbatimChar"/>
-          <w:rFonts w:ascii="Times New Roman" w:eastAsia="menlo" w:hAnsi="Times New Roman"/>
-          <w:szCs w:val="22"/>
-          <w:shd w:val="clear" w:color="auto" w:fill="F8F8FA"/>
-        </w:rPr>
-        <w:t>BEEF</w:t>
-      </w:r>
-      <w:r>
-        <w:t>) remain visible, shifted into the Most Significant Halfword position:</w:t>
-      </w:r>
-      <w:r>
-        <w:br/>
-      </w:r>
-      <w:r>
-        <w:rPr>
-          <w:rStyle w:val="VerbatimChar"/>
-          <w:rFonts w:ascii="Times New Roman" w:eastAsia="menlo" w:hAnsi="Times New Roman"/>
-          <w:szCs w:val="22"/>
-          <w:shd w:val="clear" w:color="auto" w:fill="F8F8FA"/>
-        </w:rPr>
-        <w:t>R4 = 0xBEEF0000</w:t>
-      </w:r>
-    </w:p>
-    <w:p>
-      <w:pPr>
-        <w:pStyle w:val="ListParagraph"/>
-        <w:numPr>
-          <w:ilvl w:val="1"/>
-          <w:numId w:val="28"/>
-        </w:numPr>
-      </w:pPr>
-      <w:r>
-        <w:rPr>
-          <w:b/>
-        </w:rPr>
-        <w:t>Step 2:</w:t>
-      </w:r>
-      <w:r>
-        <w:t xml:space="preserve"> Bitwise OR merges with R1:</w:t>
-      </w:r>
-      <w:r>
-        <w:br/>
-      </w:r>
-      <w:r>
-        <w:rPr>
-          <w:rStyle w:val="VerbatimChar"/>
-          <w:rFonts w:ascii="Times New Roman" w:eastAsia="menlo" w:hAnsi="Times New Roman"/>
-          <w:szCs w:val="22"/>
-          <w:shd w:val="clear" w:color="auto" w:fill="F8F8FA"/>
-        </w:rPr>
-        <w:t>R4 = 0xBEEF0000 | 0x0000FFFF = 0xBEEFFFFF</w:t>
-      </w:r>
-    </w:p>
-    <w:p>
-      <w:pPr>
-        <w:pStyle w:val="ListParagraph"/>
-        <w:numPr>
-          <w:ilvl w:val="1"/>
-          <w:numId w:val="28"/>
-        </w:numPr>
-      </w:pPr>
-      <w:r>
-        <w:t xml:space="preserve">Hence, </w:t>
-      </w:r>
-      <w:r>
-        <w:rPr>
-          <w:rStyle w:val="VerbatimChar"/>
-          <w:rFonts w:ascii="Times New Roman" w:hAnsi="Times New Roman"/>
-          <w:b/>
-          <w:szCs w:val="22"/>
-          <w:shd w:val="clear" w:color="auto" w:fill="F8F8FA"/>
-        </w:rPr>
-        <w:t>R4 = 0xBEEFFFFF</w:t>
-      </w:r>
-      <w:r>
-        <w:t>.</w:t>
-      </w:r>
-    </w:p>
-    <w:p>
-      <w:r>
-        <w:t xml:space="preserve">Explanation of the </w:t>
-      </w:r>
-      <w:r>
-        <w:rPr>
-          <w:rStyle w:val="VerbatimChar"/>
-          <w:rFonts w:ascii="Times New Roman" w:hAnsi="Times New Roman"/>
-          <w:b/>
-          <w:szCs w:val="22"/>
-          <w:shd w:val="clear" w:color="auto" w:fill="F8F8FA"/>
-        </w:rPr>
         <w:t>BFI Alternative Sequence:</w:t>
       </w:r>
     </w:p>
@@ -5335,24 +5126,10 @@
           <w:szCs w:val="22"/>
           <w:shd w:val="clear" w:color="auto" w:fill="F8F8FA"/>
         </w:rPr>
-        <w:t>MOV R4, R</w:t>
-      </w:r>
-      <w:proofErr w:type="gramStart"/>
-      <w:r>
-        <w:rPr>
-          <w:rStyle w:val="VerbatimChar"/>
-          <w:rFonts w:ascii="Times New Roman" w:eastAsia="menlo" w:hAnsi="Times New Roman"/>
-          <w:szCs w:val="22"/>
-          <w:shd w:val="clear" w:color="auto" w:fill="F8F8FA"/>
-        </w:rPr>
-        <w:t>1</w:t>
-      </w:r>
-      <w:r>
-        <w:t xml:space="preserve"> ;</w:t>
-      </w:r>
-      <w:proofErr w:type="gramEnd"/>
-      <w:r>
-        <w:t xml:space="preserve"> Copies R1 to R4 </w:t>
+        <w:t>MOV R4, R1</w:t>
+      </w:r>
+      <w:r>
+        <w:t xml:space="preserve"> ; Copies R1 to R4 </w:t>
       </w:r>
       <w:r>
         <w:rPr>
@@ -5388,9 +5165,17 @@
           <w:szCs w:val="22"/>
           <w:shd w:val="clear" w:color="auto" w:fill="F8F8FA"/>
         </w:rPr>
-        <w:t xml:space="preserve">BFI R4, </w:t>
-      </w:r>
-      <w:proofErr w:type="gramStart"/>
+        <w:t>BFI R4, R0, #16, #16</w:t>
+      </w:r>
+      <w:r>
+        <w:t xml:space="preserve"> ; Bit Field Insert</w:t>
+      </w:r>
+      <w:r>
+        <w:t>:</w:t>
+      </w:r>
+      <w:r>
+        <w:t xml:space="preserve"> inserts the lowest 16 bits (</w:t>
+      </w:r>
       <w:r>
         <w:rPr>
           <w:rStyle w:val="VerbatimChar"/>
@@ -5398,20 +5183,10 @@
           <w:szCs w:val="22"/>
           <w:shd w:val="clear" w:color="auto" w:fill="F8F8FA"/>
         </w:rPr>
-        <w:t>R0, #16, #16</w:t>
-      </w:r>
-      <w:r>
-        <w:t xml:space="preserve"> ;</w:t>
-      </w:r>
-      <w:proofErr w:type="gramEnd"/>
-      <w:r>
-        <w:t xml:space="preserve"> Bit Field Insert</w:t>
-      </w:r>
-      <w:r>
-        <w:t>:</w:t>
-      </w:r>
-      <w:r>
-        <w:t xml:space="preserve"> inserts the lowest 16 bits (</w:t>
+        <w:t>[15:0]</w:t>
+      </w:r>
+      <w:r>
+        <w:t>) of R0 (</w:t>
       </w:r>
       <w:r>
         <w:rPr>
@@ -5420,10 +5195,10 @@
           <w:szCs w:val="22"/>
           <w:shd w:val="clear" w:color="auto" w:fill="F8F8FA"/>
         </w:rPr>
-        <w:t>[15:0]</w:t>
-      </w:r>
-      <w:r>
-        <w:t>) of R0 (</w:t>
+        <w:t>0xBEEF</w:t>
+      </w:r>
+      <w:r>
+        <w:t xml:space="preserve">) into bits </w:t>
       </w:r>
       <w:r>
         <w:rPr>
@@ -5432,10 +5207,19 @@
           <w:szCs w:val="22"/>
           <w:shd w:val="clear" w:color="auto" w:fill="F8F8FA"/>
         </w:rPr>
-        <w:t>0xBEEF</w:t>
-      </w:r>
-      <w:r>
-        <w:t xml:space="preserve">) into bits </w:t>
+        <w:t>[31:16]</w:t>
+      </w:r>
+      <w:r>
+        <w:t xml:space="preserve"> of R4.</w:t>
+      </w:r>
+      <w:r>
+        <w:rPr>
+          <w:rFonts w:eastAsiaTheme="minorEastAsia" w:hint="eastAsia"/>
+        </w:rPr>
+        <w:t xml:space="preserve"> </w:t>
+      </w:r>
+      <w:r>
+        <w:t xml:space="preserve">This yields </w:t>
       </w:r>
       <w:r>
         <w:rPr>
@@ -5444,27 +5228,6 @@
           <w:szCs w:val="22"/>
           <w:shd w:val="clear" w:color="auto" w:fill="F8F8FA"/>
         </w:rPr>
-        <w:t>[31:16]</w:t>
-      </w:r>
-      <w:r>
-        <w:t xml:space="preserve"> of R4.</w:t>
-      </w:r>
-      <w:r>
-        <w:rPr>
-          <w:rFonts w:eastAsiaTheme="minorEastAsia" w:hint="eastAsia"/>
-        </w:rPr>
-        <w:t xml:space="preserve"> </w:t>
-      </w:r>
-      <w:r>
-        <w:t xml:space="preserve">This yields </w:t>
-      </w:r>
-      <w:r>
-        <w:rPr>
-          <w:rStyle w:val="VerbatimChar"/>
-          <w:rFonts w:ascii="Times New Roman" w:eastAsia="menlo" w:hAnsi="Times New Roman"/>
-          <w:szCs w:val="22"/>
-          <w:shd w:val="clear" w:color="auto" w:fill="F8F8FA"/>
-        </w:rPr>
         <w:t>R4 = 0xBEEFFFFF</w:t>
       </w:r>
       <w:r>
@@ -5519,13 +5282,19 @@
         <w:t>big-endian</w:t>
       </w:r>
       <w:r>
-        <w:t xml:space="preserve"> memory addressing. </w:t>
-      </w:r>
-      <w:r>
-        <w:t xml:space="preserve">The following assembly program operates on memory and registers. </w:t>
-      </w:r>
-      <w:r>
-        <w:t xml:space="preserve">Fill in the values of registers </w:t>
+        <w:rPr>
+          <w:b/>
+        </w:rPr>
+        <w:t xml:space="preserve"> </w:t>
+      </w:r>
+      <w:r>
+        <w:rPr>
+          <w:bCs/>
+        </w:rPr>
+        <w:t>byte order</w:t>
+      </w:r>
+      <w:r>
+        <w:t xml:space="preserve">. The following assembly program operates on memory and registers. Fill in the values of registers </w:t>
       </w:r>
       <w:r>
         <w:rPr>
@@ -5549,15 +5318,7 @@
         <w:t>R7</w:t>
       </w:r>
       <w:r>
-        <w:t xml:space="preserve"> and the final memory contents after the entire program has finished </w:t>
-      </w:r>
-      <w:proofErr w:type="gramStart"/>
-      <w:r>
-        <w:t>executing</w:t>
-      </w:r>
-      <w:proofErr w:type="gramEnd"/>
-      <w:r>
-        <w:t xml:space="preserve">. Write your answers in hexadecimal format. Assume initially </w:t>
+        <w:t xml:space="preserve"> and the final memory contents after the entire program has finished executing. Write your answers in hexadecimal format. Assume initially </w:t>
       </w:r>
       <w:r>
         <w:rPr>
@@ -5620,24 +5381,7 @@
           <w:sz w:val="18"/>
         </w:rPr>
         <w:br/>
-      </w:r>
-      <w:proofErr w:type="gramStart"/>
-      <w:r>
-        <w:rPr>
-          <w:rStyle w:val="VerbatimChar"/>
-          <w:rFonts w:ascii="menlo" w:eastAsia="menlo" w:hAnsi="menlo" w:cs="menlo"/>
-          <w:sz w:val="18"/>
-        </w:rPr>
-        <w:t>MOVW  R</w:t>
-      </w:r>
-      <w:proofErr w:type="gramEnd"/>
-      <w:r>
-        <w:rPr>
-          <w:rStyle w:val="VerbatimChar"/>
-          <w:rFonts w:ascii="menlo" w:eastAsia="menlo" w:hAnsi="menlo" w:cs="menlo"/>
-          <w:sz w:val="18"/>
-        </w:rPr>
-        <w:t>5, #15</w:t>
+        <w:t>MOVW  R5, #15</w:t>
       </w:r>
       <w:r>
         <w:rPr>
@@ -6547,7 +6291,7 @@
       <w:pPr>
         <w:spacing w:before="240"/>
         <w:rPr>
-          <w:rFonts w:eastAsiaTheme="minorEastAsia" w:hint="eastAsia"/>
+          <w:rFonts w:eastAsiaTheme="minorEastAsia"/>
           <w:b/>
           <w:bCs/>
         </w:rPr>
@@ -7341,9 +7085,98 @@
           <w:szCs w:val="22"/>
           <w:shd w:val="clear" w:color="auto" w:fill="F8F8FA"/>
         </w:rPr>
-        <w:t>LDR R3, [</w:t>
-      </w:r>
-      <w:proofErr w:type="gramStart"/>
+        <w:t>LDR R3, [R1, #4]!</w:t>
+      </w:r>
+      <w:r>
+        <w:t xml:space="preserve"> </w:t>
+      </w:r>
+      <w:r>
+        <w:rPr>
+          <w:rFonts w:ascii="Times New Roman" w:hAnsi="Times New Roman" w:cs="Times New Roman"/>
+        </w:rPr>
+        <w:t>→</w:t>
+      </w:r>
+      <w:r>
+        <w:t xml:space="preserve"> </w:t>
+      </w:r>
+      <w:r>
+        <w:rPr>
+          <w:b/>
+        </w:rPr>
+        <w:t>Pre-indexed load</w:t>
+      </w:r>
+      <w:r>
+        <w:t xml:space="preserve">. It first increments </w:t>
+      </w:r>
+      <w:r>
+        <w:rPr>
+          <w:rStyle w:val="VerbatimChar"/>
+          <w:rFonts w:ascii="Times New Roman" w:eastAsia="menlo" w:hAnsi="Times New Roman" w:cs="Times New Roman"/>
+          <w:szCs w:val="22"/>
+          <w:shd w:val="clear" w:color="auto" w:fill="F8F8FA"/>
+        </w:rPr>
+        <w:t>R1</w:t>
+      </w:r>
+      <w:r>
+        <w:t xml:space="preserve"> to </w:t>
+      </w:r>
+      <w:r>
+        <w:rPr>
+          <w:rStyle w:val="VerbatimChar"/>
+          <w:rFonts w:ascii="Times New Roman" w:eastAsia="menlo" w:hAnsi="Times New Roman" w:cs="Times New Roman"/>
+          <w:szCs w:val="22"/>
+          <w:shd w:val="clear" w:color="auto" w:fill="F8F8FA"/>
+        </w:rPr>
+        <w:t>0x20000004</w:t>
+      </w:r>
+      <w:r>
+        <w:t xml:space="preserve"> (updating the register due to the </w:t>
+      </w:r>
+      <w:r>
+        <w:rPr>
+          <w:rStyle w:val="VerbatimChar"/>
+          <w:rFonts w:ascii="Times New Roman" w:eastAsia="menlo" w:hAnsi="Times New Roman" w:cs="Times New Roman"/>
+          <w:szCs w:val="22"/>
+          <w:shd w:val="clear" w:color="auto" w:fill="F8F8FA"/>
+        </w:rPr>
+        <w:t>!</w:t>
+      </w:r>
+      <w:r>
+        <w:t xml:space="preserve"> suffix), then loads 4 bytes from that new address (</w:t>
+      </w:r>
+      <w:r>
+        <w:rPr>
+          <w:rStyle w:val="VerbatimChar"/>
+          <w:rFonts w:ascii="Times New Roman" w:eastAsia="menlo" w:hAnsi="Times New Roman" w:cs="Times New Roman"/>
+          <w:szCs w:val="22"/>
+          <w:shd w:val="clear" w:color="auto" w:fill="F8F8FA"/>
+        </w:rPr>
+        <w:t>9A BC DE F0</w:t>
+      </w:r>
+      <w:r>
+        <w:t xml:space="preserve">) into </w:t>
+      </w:r>
+      <w:r>
+        <w:rPr>
+          <w:rStyle w:val="VerbatimChar"/>
+          <w:rFonts w:ascii="Times New Roman" w:eastAsia="menlo" w:hAnsi="Times New Roman" w:cs="Times New Roman"/>
+          <w:szCs w:val="22"/>
+          <w:shd w:val="clear" w:color="auto" w:fill="F8F8FA"/>
+        </w:rPr>
+        <w:t>R3</w:t>
+      </w:r>
+      <w:r>
+        <w:t>.</w:t>
+      </w:r>
+    </w:p>
+    <w:p>
+      <w:pPr>
+        <w:pStyle w:val="ListParagraph"/>
+        <w:numPr>
+          <w:ilvl w:val="0"/>
+          <w:numId w:val="30"/>
+        </w:numPr>
+      </w:pPr>
       <w:r>
         <w:rPr>
           <w:rStyle w:val="VerbatimChar"/>
@@ -7352,9 +7185,80 @@
           <w:szCs w:val="22"/>
           <w:shd w:val="clear" w:color="auto" w:fill="F8F8FA"/>
         </w:rPr>
-        <w:t>R1, #</w:t>
-      </w:r>
-      <w:proofErr w:type="gramEnd"/>
+        <w:t>LSR R4, R2, #8</w:t>
+      </w:r>
+      <w:r>
+        <w:t xml:space="preserve"> </w:t>
+      </w:r>
+      <w:r>
+        <w:rPr>
+          <w:rFonts w:ascii="Times New Roman" w:hAnsi="Times New Roman" w:cs="Times New Roman"/>
+        </w:rPr>
+        <w:t>→</w:t>
+      </w:r>
+      <w:r>
+        <w:t xml:space="preserve"> Logical shift right </w:t>
+      </w:r>
+      <w:r>
+        <w:rPr>
+          <w:rStyle w:val="VerbatimChar"/>
+          <w:rFonts w:ascii="Times New Roman" w:eastAsia="menlo" w:hAnsi="Times New Roman" w:cs="Times New Roman"/>
+          <w:szCs w:val="22"/>
+          <w:shd w:val="clear" w:color="auto" w:fill="F8F8FA"/>
+        </w:rPr>
+        <w:t>0x12345678</w:t>
+      </w:r>
+      <w:r>
+        <w:t xml:space="preserve"> by 8 bits (shifting out the </w:t>
+      </w:r>
+      <w:r>
+        <w:rPr>
+          <w:rStyle w:val="VerbatimChar"/>
+          <w:rFonts w:ascii="Times New Roman" w:eastAsia="menlo" w:hAnsi="Times New Roman" w:cs="Times New Roman"/>
+          <w:szCs w:val="22"/>
+          <w:shd w:val="clear" w:color="auto" w:fill="F8F8FA"/>
+        </w:rPr>
+        <w:t>78</w:t>
+      </w:r>
+      <w:r>
+        <w:t xml:space="preserve">). Fills the top with zeros. </w:t>
+      </w:r>
+      <w:r>
+        <w:rPr>
+          <w:rStyle w:val="VerbatimChar"/>
+          <w:rFonts w:ascii="Times New Roman" w:eastAsia="menlo" w:hAnsi="Times New Roman" w:cs="Times New Roman"/>
+          <w:szCs w:val="22"/>
+          <w:shd w:val="clear" w:color="auto" w:fill="F8F8FA"/>
+        </w:rPr>
+        <w:t>R4</w:t>
+      </w:r>
+      <w:r>
+        <w:t xml:space="preserve"> becomes </w:t>
+      </w:r>
+      <w:r>
+        <w:rPr>
+          <w:rStyle w:val="VerbatimChar"/>
+          <w:rFonts w:ascii="Times New Roman" w:eastAsia="menlo" w:hAnsi="Times New Roman" w:cs="Times New Roman"/>
+          <w:szCs w:val="22"/>
+          <w:shd w:val="clear" w:color="auto" w:fill="F8F8FA"/>
+        </w:rPr>
+        <w:t>0x00123456</w:t>
+      </w:r>
+      <w:r>
+        <w:t>.</w:t>
+      </w:r>
+    </w:p>
+    <w:p>
+      <w:pPr>
+        <w:pStyle w:val="ListParagraph"/>
+        <w:numPr>
+          <w:ilvl w:val="0"/>
+          <w:numId w:val="30"/>
+        </w:numPr>
+        <w:rPr>
+          <w:rFonts w:ascii="Times New Roman" w:hAnsi="Times New Roman" w:cs="Times New Roman"/>
+        </w:rPr>
+      </w:pPr>
       <w:r>
         <w:rPr>
           <w:rStyle w:val="VerbatimChar"/>
@@ -7363,28 +7267,13 @@
           <w:szCs w:val="22"/>
           <w:shd w:val="clear" w:color="auto" w:fill="F8F8FA"/>
         </w:rPr>
-        <w:t>4]!</w:t>
-      </w:r>
-      <w:r>
-        <w:t xml:space="preserve"> </w:t>
+        <w:t>MOVW R5, #15</w:t>
       </w:r>
       <w:r>
         <w:rPr>
           <w:rFonts w:ascii="Times New Roman" w:hAnsi="Times New Roman" w:cs="Times New Roman"/>
         </w:rPr>
-        <w:t>→</w:t>
-      </w:r>
-      <w:r>
-        <w:t xml:space="preserve"> </w:t>
-      </w:r>
-      <w:r>
-        <w:rPr>
-          <w:b/>
-        </w:rPr>
-        <w:t>Pre-indexed load</w:t>
-      </w:r>
-      <w:r>
-        <w:t xml:space="preserve">. It first increments </w:t>
+        <w:t xml:space="preserve"> → Loads the decimal value 15 (hex </w:t>
       </w:r>
       <w:r>
         <w:rPr>
@@ -7393,10 +7282,13 @@
           <w:szCs w:val="22"/>
           <w:shd w:val="clear" w:color="auto" w:fill="F8F8FA"/>
         </w:rPr>
-        <w:t>R1</w:t>
-      </w:r>
-      <w:r>
-        <w:t xml:space="preserve"> to </w:t>
+        <w:t>0x0000000F</w:t>
+      </w:r>
+      <w:r>
+        <w:rPr>
+          <w:rFonts w:ascii="Times New Roman" w:hAnsi="Times New Roman" w:cs="Times New Roman"/>
+        </w:rPr>
+        <w:t xml:space="preserve">) into </w:t>
       </w:r>
       <w:r>
         <w:rPr>
@@ -7405,51 +7297,49 @@
           <w:szCs w:val="22"/>
           <w:shd w:val="clear" w:color="auto" w:fill="F8F8FA"/>
         </w:rPr>
-        <w:t>0x20000004</w:t>
-      </w:r>
-      <w:r>
-        <w:t xml:space="preserve"> (updating the register due to </w:t>
-      </w:r>
-      <w:proofErr w:type="gramStart"/>
-      <w:r>
-        <w:t xml:space="preserve">the </w:t>
-      </w:r>
-      <w:r>
-        <w:rPr>
-          <w:rStyle w:val="VerbatimChar"/>
-          <w:rFonts w:ascii="Times New Roman" w:eastAsia="menlo" w:hAnsi="Times New Roman" w:cs="Times New Roman"/>
-          <w:szCs w:val="22"/>
-          <w:shd w:val="clear" w:color="auto" w:fill="F8F8FA"/>
-        </w:rPr>
-        <w:t>!</w:t>
-      </w:r>
-      <w:proofErr w:type="gramEnd"/>
-      <w:r>
-        <w:t xml:space="preserve"> suffix), then loads 4 bytes from that new address (</w:t>
-      </w:r>
-      <w:r>
-        <w:rPr>
-          <w:rStyle w:val="VerbatimChar"/>
-          <w:rFonts w:ascii="Times New Roman" w:eastAsia="menlo" w:hAnsi="Times New Roman" w:cs="Times New Roman"/>
-          <w:szCs w:val="22"/>
-          <w:shd w:val="clear" w:color="auto" w:fill="F8F8FA"/>
-        </w:rPr>
-        <w:t>9A BC DE F0</w:t>
-      </w:r>
-      <w:r>
-        <w:t xml:space="preserve">) into </w:t>
-      </w:r>
-      <w:r>
-        <w:rPr>
-          <w:rStyle w:val="VerbatimChar"/>
-          <w:rFonts w:ascii="Times New Roman" w:eastAsia="menlo" w:hAnsi="Times New Roman" w:cs="Times New Roman"/>
-          <w:szCs w:val="22"/>
-          <w:shd w:val="clear" w:color="auto" w:fill="F8F8FA"/>
-        </w:rPr>
-        <w:t>R3</w:t>
-      </w:r>
-      <w:r>
+        <w:t>R5</w:t>
+      </w:r>
+      <w:r>
+        <w:rPr>
+          <w:rFonts w:ascii="Times New Roman" w:hAnsi="Times New Roman" w:cs="Times New Roman"/>
+        </w:rPr>
         <w:t>.</w:t>
+      </w:r>
+      <w:r>
+        <w:t xml:space="preserve"> MOVW R5, #15 places 0x000F in the lower 16 bits and forces 0x0000 into the upper 16 bits, resulting in 0x0000000F regardless of </w:t>
+      </w:r>
+      <w:r>
+        <w:t>the initial</w:t>
+      </w:r>
+      <w:r>
+        <w:t xml:space="preserve"> value</w:t>
+      </w:r>
+      <w:r>
+        <w:t xml:space="preserve"> of</w:t>
+      </w:r>
+      <w:r>
+        <w:t xml:space="preserve"> R5</w:t>
+      </w:r>
+      <w:r>
+        <w:t>.</w:t>
+      </w:r>
+      <w:r>
+        <w:t xml:space="preserve"> (</w:t>
+      </w:r>
+      <w:r>
+        <w:t>MOV R5, #15 produces the same result as MOVW R5, #15</w:t>
+      </w:r>
+      <w:r>
+        <w:t xml:space="preserve"> for the small immediate value 15 that fits </w:t>
+      </w:r>
+      <w:r>
+        <w:t>within 8 bits</w:t>
+      </w:r>
+      <w:r>
+        <w:t>.</w:t>
+      </w:r>
+      <w:r>
+        <w:t>)</w:t>
       </w:r>
     </w:p>
     <w:p>
@@ -7468,9 +7358,65 @@
           <w:szCs w:val="22"/>
           <w:shd w:val="clear" w:color="auto" w:fill="F8F8FA"/>
         </w:rPr>
-        <w:t xml:space="preserve">LSR R4, </w:t>
-      </w:r>
-      <w:proofErr w:type="gramStart"/>
+        <w:t>LSL R6, R5, #4</w:t>
+      </w:r>
+      <w:r>
+        <w:t xml:space="preserve"> </w:t>
+      </w:r>
+      <w:r>
+        <w:rPr>
+          <w:rFonts w:ascii="Times New Roman" w:hAnsi="Times New Roman" w:cs="Times New Roman"/>
+        </w:rPr>
+        <w:t>→</w:t>
+      </w:r>
+      <w:r>
+        <w:t xml:space="preserve"> Logical shift left </w:t>
+      </w:r>
+      <w:r>
+        <w:rPr>
+          <w:rStyle w:val="VerbatimChar"/>
+          <w:rFonts w:ascii="Times New Roman" w:eastAsia="menlo" w:hAnsi="Times New Roman" w:cs="Times New Roman"/>
+          <w:szCs w:val="22"/>
+          <w:shd w:val="clear" w:color="auto" w:fill="F8F8FA"/>
+        </w:rPr>
+        <w:t>0x0000000F</w:t>
+      </w:r>
+      <w:r>
+        <w:t xml:space="preserve"> by 4 bits. </w:t>
+      </w:r>
+      <w:r>
+        <w:rPr>
+          <w:rStyle w:val="VerbatimChar"/>
+          <w:rFonts w:ascii="Times New Roman" w:eastAsia="menlo" w:hAnsi="Times New Roman" w:cs="Times New Roman"/>
+          <w:szCs w:val="22"/>
+          <w:shd w:val="clear" w:color="auto" w:fill="F8F8FA"/>
+        </w:rPr>
+        <w:t>R6</w:t>
+      </w:r>
+      <w:r>
+        <w:t xml:space="preserve"> becomes </w:t>
+      </w:r>
+      <w:r>
+        <w:rPr>
+          <w:rStyle w:val="VerbatimChar"/>
+          <w:rFonts w:ascii="Times New Roman" w:eastAsia="menlo" w:hAnsi="Times New Roman" w:cs="Times New Roman"/>
+          <w:szCs w:val="22"/>
+          <w:shd w:val="clear" w:color="auto" w:fill="F8F8FA"/>
+        </w:rPr>
+        <w:t>0x000000F0</w:t>
+      </w:r>
+      <w:r>
+        <w:t>.</w:t>
+      </w:r>
+    </w:p>
+    <w:p>
+      <w:pPr>
+        <w:pStyle w:val="ListParagraph"/>
+        <w:numPr>
+          <w:ilvl w:val="0"/>
+          <w:numId w:val="30"/>
+        </w:numPr>
+      </w:pPr>
       <w:r>
         <w:rPr>
           <w:rStyle w:val="VerbatimChar"/>
@@ -7479,9 +7425,185 @@
           <w:szCs w:val="22"/>
           <w:shd w:val="clear" w:color="auto" w:fill="F8F8FA"/>
         </w:rPr>
-        <w:t>R2, #</w:t>
-      </w:r>
-      <w:proofErr w:type="gramEnd"/>
+        <w:t>BIC R7, R2, R6</w:t>
+      </w:r>
+      <w:r>
+        <w:t xml:space="preserve"> </w:t>
+      </w:r>
+      <w:r>
+        <w:rPr>
+          <w:rFonts w:ascii="Times New Roman" w:hAnsi="Times New Roman" w:cs="Times New Roman"/>
+        </w:rPr>
+        <w:t>→</w:t>
+      </w:r>
+      <w:r>
+        <w:t xml:space="preserve"> Bit Clear (</w:t>
+      </w:r>
+      <w:r>
+        <w:rPr>
+          <w:rStyle w:val="VerbatimChar"/>
+          <w:rFonts w:ascii="Times New Roman" w:eastAsia="menlo" w:hAnsi="Times New Roman" w:cs="Times New Roman"/>
+          <w:szCs w:val="22"/>
+          <w:shd w:val="clear" w:color="auto" w:fill="F8F8FA"/>
+        </w:rPr>
+        <w:t>AND NOT</w:t>
+      </w:r>
+      <w:r>
+        <w:t xml:space="preserve">). It clears the bits in </w:t>
+      </w:r>
+      <w:r>
+        <w:rPr>
+          <w:rStyle w:val="VerbatimChar"/>
+          <w:rFonts w:ascii="Times New Roman" w:eastAsia="menlo" w:hAnsi="Times New Roman" w:cs="Times New Roman"/>
+          <w:szCs w:val="22"/>
+          <w:shd w:val="clear" w:color="auto" w:fill="F8F8FA"/>
+        </w:rPr>
+        <w:t>R2</w:t>
+      </w:r>
+      <w:r>
+        <w:t xml:space="preserve"> (</w:t>
+      </w:r>
+      <w:r>
+        <w:rPr>
+          <w:rStyle w:val="VerbatimChar"/>
+          <w:rFonts w:ascii="Times New Roman" w:eastAsia="menlo" w:hAnsi="Times New Roman" w:cs="Times New Roman"/>
+          <w:szCs w:val="22"/>
+          <w:shd w:val="clear" w:color="auto" w:fill="F8F8FA"/>
+        </w:rPr>
+        <w:t>0x12345678</w:t>
+      </w:r>
+      <w:r>
+        <w:t xml:space="preserve">) where there are 1s in </w:t>
+      </w:r>
+      <w:r>
+        <w:rPr>
+          <w:rStyle w:val="VerbatimChar"/>
+          <w:rFonts w:ascii="Times New Roman" w:eastAsia="menlo" w:hAnsi="Times New Roman" w:cs="Times New Roman"/>
+          <w:szCs w:val="22"/>
+          <w:shd w:val="clear" w:color="auto" w:fill="F8F8FA"/>
+        </w:rPr>
+        <w:t>R6</w:t>
+      </w:r>
+      <w:r>
+        <w:t xml:space="preserve"> (</w:t>
+      </w:r>
+      <w:r>
+        <w:rPr>
+          <w:rStyle w:val="VerbatimChar"/>
+          <w:rFonts w:ascii="Times New Roman" w:eastAsia="menlo" w:hAnsi="Times New Roman" w:cs="Times New Roman"/>
+          <w:szCs w:val="22"/>
+          <w:shd w:val="clear" w:color="auto" w:fill="F8F8FA"/>
+        </w:rPr>
+        <w:t>0x000000F0</w:t>
+      </w:r>
+      <w:r>
+        <w:t xml:space="preserve">). The </w:t>
+      </w:r>
+      <w:r>
+        <w:rPr>
+          <w:rStyle w:val="VerbatimChar"/>
+          <w:rFonts w:ascii="Times New Roman" w:eastAsia="menlo" w:hAnsi="Times New Roman" w:cs="Times New Roman"/>
+          <w:szCs w:val="22"/>
+          <w:shd w:val="clear" w:color="auto" w:fill="F8F8FA"/>
+        </w:rPr>
+        <w:t>7</w:t>
+      </w:r>
+      <w:r>
+        <w:t xml:space="preserve"> in </w:t>
+      </w:r>
+      <w:r>
+        <w:rPr>
+          <w:rStyle w:val="VerbatimChar"/>
+          <w:rFonts w:ascii="Times New Roman" w:eastAsia="menlo" w:hAnsi="Times New Roman" w:cs="Times New Roman"/>
+          <w:szCs w:val="22"/>
+          <w:shd w:val="clear" w:color="auto" w:fill="F8F8FA"/>
+        </w:rPr>
+        <w:t>78</w:t>
+      </w:r>
+      <w:r>
+        <w:t xml:space="preserve"> is </w:t>
+      </w:r>
+      <w:r>
+        <w:rPr>
+          <w:rStyle w:val="VerbatimChar"/>
+          <w:rFonts w:ascii="Times New Roman" w:eastAsia="menlo" w:hAnsi="Times New Roman" w:cs="Times New Roman"/>
+          <w:szCs w:val="22"/>
+          <w:shd w:val="clear" w:color="auto" w:fill="F8F8FA"/>
+        </w:rPr>
+        <w:t>0111</w:t>
+      </w:r>
+      <w:r>
+        <w:t xml:space="preserve"> in binary, and </w:t>
+      </w:r>
+      <w:r>
+        <w:rPr>
+          <w:rStyle w:val="VerbatimChar"/>
+          <w:rFonts w:ascii="Times New Roman" w:eastAsia="menlo" w:hAnsi="Times New Roman" w:cs="Times New Roman"/>
+          <w:szCs w:val="22"/>
+          <w:shd w:val="clear" w:color="auto" w:fill="F8F8FA"/>
+        </w:rPr>
+        <w:t>F</w:t>
+      </w:r>
+      <w:r>
+        <w:t xml:space="preserve"> is </w:t>
+      </w:r>
+      <w:r>
+        <w:rPr>
+          <w:rStyle w:val="VerbatimChar"/>
+          <w:rFonts w:ascii="Times New Roman" w:eastAsia="menlo" w:hAnsi="Times New Roman" w:cs="Times New Roman"/>
+          <w:szCs w:val="22"/>
+          <w:shd w:val="clear" w:color="auto" w:fill="F8F8FA"/>
+        </w:rPr>
+        <w:t>1111</w:t>
+      </w:r>
+      <w:r>
+        <w:t xml:space="preserve">, so clearing it yields </w:t>
+      </w:r>
+      <w:r>
+        <w:rPr>
+          <w:rStyle w:val="VerbatimChar"/>
+          <w:rFonts w:ascii="Times New Roman" w:eastAsia="menlo" w:hAnsi="Times New Roman" w:cs="Times New Roman"/>
+          <w:szCs w:val="22"/>
+          <w:shd w:val="clear" w:color="auto" w:fill="F8F8FA"/>
+        </w:rPr>
+        <w:t>0000</w:t>
+      </w:r>
+      <w:r>
+        <w:t xml:space="preserve">. </w:t>
+      </w:r>
+      <w:r>
+        <w:rPr>
+          <w:rStyle w:val="VerbatimChar"/>
+          <w:rFonts w:ascii="Times New Roman" w:eastAsia="menlo" w:hAnsi="Times New Roman" w:cs="Times New Roman"/>
+          <w:szCs w:val="22"/>
+          <w:shd w:val="clear" w:color="auto" w:fill="F8F8FA"/>
+        </w:rPr>
+        <w:t>R7</w:t>
+      </w:r>
+      <w:r>
+        <w:t xml:space="preserve"> becomes </w:t>
+      </w:r>
+      <w:r>
+        <w:rPr>
+          <w:rStyle w:val="VerbatimChar"/>
+          <w:rFonts w:ascii="Times New Roman" w:eastAsia="menlo" w:hAnsi="Times New Roman" w:cs="Times New Roman"/>
+          <w:szCs w:val="22"/>
+          <w:shd w:val="clear" w:color="auto" w:fill="F8F8FA"/>
+        </w:rPr>
+        <w:t>0x12345608</w:t>
+      </w:r>
+      <w:r>
+        <w:t>.</w:t>
+      </w:r>
+    </w:p>
+    <w:p>
+      <w:pPr>
+        <w:pStyle w:val="ListParagraph"/>
+        <w:numPr>
+          <w:ilvl w:val="0"/>
+          <w:numId w:val="30"/>
+        </w:numPr>
+      </w:pPr>
       <w:r>
         <w:rPr>
           <w:rStyle w:val="VerbatimChar"/>
@@ -7490,7 +7612,7 @@
           <w:szCs w:val="22"/>
           <w:shd w:val="clear" w:color="auto" w:fill="F8F8FA"/>
         </w:rPr>
-        <w:t>8</w:t>
+        <w:t>STR R7, [R1, #8]</w:t>
       </w:r>
       <w:r>
         <w:t xml:space="preserve"> </w:t>
@@ -7502,7 +7624,7 @@
         <w:t>→</w:t>
       </w:r>
       <w:r>
-        <w:t xml:space="preserve"> Logical shift right </w:t>
+        <w:t xml:space="preserve"> Stores </w:t>
       </w:r>
       <w:r>
         <w:rPr>
@@ -7511,10 +7633,10 @@
           <w:szCs w:val="22"/>
           <w:shd w:val="clear" w:color="auto" w:fill="F8F8FA"/>
         </w:rPr>
-        <w:t>0x12345678</w:t>
-      </w:r>
-      <w:r>
-        <w:t xml:space="preserve"> by 8 bits (shifting out the </w:t>
+        <w:t>R7</w:t>
+      </w:r>
+      <w:r>
+        <w:t xml:space="preserve"> (</w:t>
       </w:r>
       <w:r>
         <w:rPr>
@@ -7523,18 +7645,10 @@
           <w:szCs w:val="22"/>
           <w:shd w:val="clear" w:color="auto" w:fill="F8F8FA"/>
         </w:rPr>
-        <w:t>78</w:t>
-      </w:r>
-      <w:r>
-        <w:t xml:space="preserve">). </w:t>
-      </w:r>
-      <w:proofErr w:type="gramStart"/>
-      <w:r>
-        <w:t>Fills</w:t>
-      </w:r>
-      <w:proofErr w:type="gramEnd"/>
-      <w:r>
-        <w:t xml:space="preserve"> the top with zeros. </w:t>
+        <w:t>0x12345608</w:t>
+      </w:r>
+      <w:r>
+        <w:t xml:space="preserve">) to memory. The address is </w:t>
       </w:r>
       <w:r>
         <w:rPr>
@@ -7543,10 +7657,10 @@
           <w:szCs w:val="22"/>
           <w:shd w:val="clear" w:color="auto" w:fill="F8F8FA"/>
         </w:rPr>
-        <w:t>R4</w:t>
-      </w:r>
-      <w:r>
-        <w:t xml:space="preserve"> becomes </w:t>
+        <w:t>R1</w:t>
+      </w:r>
+      <w:r>
+        <w:t xml:space="preserve"> + 8 = </w:t>
       </w:r>
       <w:r>
         <w:rPr>
@@ -7555,60 +7669,10 @@
           <w:szCs w:val="22"/>
           <w:shd w:val="clear" w:color="auto" w:fill="F8F8FA"/>
         </w:rPr>
-        <w:t>0x00123456</w:t>
-      </w:r>
-      <w:r>
-        <w:t>.</w:t>
-      </w:r>
-    </w:p>
-    <w:p>
-      <w:pPr>
-        <w:pStyle w:val="ListParagraph"/>
-        <w:numPr>
-          <w:ilvl w:val="0"/>
-          <w:numId w:val="30"/>
-        </w:numPr>
-        <w:rPr>
-          <w:rFonts w:ascii="Times New Roman" w:hAnsi="Times New Roman" w:cs="Times New Roman"/>
-        </w:rPr>
-      </w:pPr>
-      <w:r>
-        <w:rPr>
-          <w:rStyle w:val="VerbatimChar"/>
-          <w:rFonts w:ascii="Times New Roman" w:hAnsi="Times New Roman" w:cs="Times New Roman"/>
-          <w:b/>
-          <w:szCs w:val="22"/>
-          <w:shd w:val="clear" w:color="auto" w:fill="F8F8FA"/>
-        </w:rPr>
-        <w:t xml:space="preserve">MOVW </w:t>
-      </w:r>
-      <w:proofErr w:type="gramStart"/>
-      <w:r>
-        <w:rPr>
-          <w:rStyle w:val="VerbatimChar"/>
-          <w:rFonts w:ascii="Times New Roman" w:hAnsi="Times New Roman" w:cs="Times New Roman"/>
-          <w:b/>
-          <w:szCs w:val="22"/>
-          <w:shd w:val="clear" w:color="auto" w:fill="F8F8FA"/>
-        </w:rPr>
-        <w:t>R5, #</w:t>
-      </w:r>
-      <w:proofErr w:type="gramEnd"/>
-      <w:r>
-        <w:rPr>
-          <w:rStyle w:val="VerbatimChar"/>
-          <w:rFonts w:ascii="Times New Roman" w:hAnsi="Times New Roman" w:cs="Times New Roman"/>
-          <w:b/>
-          <w:szCs w:val="22"/>
-          <w:shd w:val="clear" w:color="auto" w:fill="F8F8FA"/>
-        </w:rPr>
-        <w:t>15</w:t>
-      </w:r>
-      <w:r>
-        <w:rPr>
-          <w:rFonts w:ascii="Times New Roman" w:hAnsi="Times New Roman" w:cs="Times New Roman"/>
-        </w:rPr>
-        <w:t xml:space="preserve"> → Loads the decimal value 15 (hex </w:t>
+        <w:t>0x20000004</w:t>
+      </w:r>
+      <w:r>
+        <w:t xml:space="preserve"> + 8 = </w:t>
       </w:r>
       <w:r>
         <w:rPr>
@@ -7617,13 +7681,10 @@
           <w:szCs w:val="22"/>
           <w:shd w:val="clear" w:color="auto" w:fill="F8F8FA"/>
         </w:rPr>
-        <w:t>0x0000000F</w:t>
-      </w:r>
-      <w:r>
-        <w:rPr>
-          <w:rFonts w:ascii="Times New Roman" w:hAnsi="Times New Roman" w:cs="Times New Roman"/>
-        </w:rPr>
-        <w:t xml:space="preserve">) into </w:t>
+        <w:t>0x2000000C</w:t>
+      </w:r>
+      <w:r>
+        <w:t xml:space="preserve">. In big-endian, it writes </w:t>
       </w:r>
       <w:r>
         <w:rPr>
@@ -7632,110 +7693,10 @@
           <w:szCs w:val="22"/>
           <w:shd w:val="clear" w:color="auto" w:fill="F8F8FA"/>
         </w:rPr>
-        <w:t>R5</w:t>
-      </w:r>
-      <w:r>
-        <w:rPr>
-          <w:rFonts w:ascii="Times New Roman" w:hAnsi="Times New Roman" w:cs="Times New Roman"/>
-        </w:rPr>
-        <w:t>.</w:t>
-      </w:r>
-      <w:r>
-        <w:t xml:space="preserve"> MOVW </w:t>
-      </w:r>
-      <w:proofErr w:type="gramStart"/>
-      <w:r>
-        <w:t>R5, #</w:t>
-      </w:r>
-      <w:proofErr w:type="gramEnd"/>
-      <w:r>
-        <w:t xml:space="preserve">15 places 0x000F in the lower 16 bits and forces 0x0000 into the upper 16 bits, resulting in 0x0000000F regardless of </w:t>
-      </w:r>
-      <w:r>
-        <w:t>the initial</w:t>
-      </w:r>
-      <w:r>
-        <w:t xml:space="preserve"> value</w:t>
-      </w:r>
-      <w:r>
-        <w:t xml:space="preserve"> of</w:t>
-      </w:r>
-      <w:r>
-        <w:t xml:space="preserve"> R5</w:t>
-      </w:r>
-      <w:r>
-        <w:t>.</w:t>
-      </w:r>
-      <w:r>
-        <w:t xml:space="preserve"> (</w:t>
-      </w:r>
-      <w:r>
-        <w:t>MOV R5, #15 produces the same result as MOVW R5, #15</w:t>
-      </w:r>
-      <w:r>
-        <w:t xml:space="preserve"> for the small immediate value 15 that fits </w:t>
-      </w:r>
-      <w:r>
-        <w:t>within 8 bits</w:t>
-      </w:r>
-      <w:r>
-        <w:t>.</w:t>
-      </w:r>
-      <w:r>
-        <w:t>)</w:t>
-      </w:r>
-    </w:p>
-    <w:p>
-      <w:pPr>
-        <w:pStyle w:val="ListParagraph"/>
-        <w:numPr>
-          <w:ilvl w:val="0"/>
-          <w:numId w:val="30"/>
-        </w:numPr>
-      </w:pPr>
-      <w:r>
-        <w:rPr>
-          <w:rStyle w:val="VerbatimChar"/>
-          <w:rFonts w:ascii="Times New Roman" w:hAnsi="Times New Roman" w:cs="Times New Roman"/>
-          <w:b/>
-          <w:szCs w:val="22"/>
-          <w:shd w:val="clear" w:color="auto" w:fill="F8F8FA"/>
-        </w:rPr>
-        <w:t xml:space="preserve">LSL R6, </w:t>
-      </w:r>
-      <w:proofErr w:type="gramStart"/>
-      <w:r>
-        <w:rPr>
-          <w:rStyle w:val="VerbatimChar"/>
-          <w:rFonts w:ascii="Times New Roman" w:hAnsi="Times New Roman" w:cs="Times New Roman"/>
-          <w:b/>
-          <w:szCs w:val="22"/>
-          <w:shd w:val="clear" w:color="auto" w:fill="F8F8FA"/>
-        </w:rPr>
-        <w:t>R5, #</w:t>
-      </w:r>
-      <w:proofErr w:type="gramEnd"/>
-      <w:r>
-        <w:rPr>
-          <w:rStyle w:val="VerbatimChar"/>
-          <w:rFonts w:ascii="Times New Roman" w:hAnsi="Times New Roman" w:cs="Times New Roman"/>
-          <w:b/>
-          <w:szCs w:val="22"/>
-          <w:shd w:val="clear" w:color="auto" w:fill="F8F8FA"/>
-        </w:rPr>
-        <w:t>4</w:t>
-      </w:r>
-      <w:r>
-        <w:t xml:space="preserve"> </w:t>
-      </w:r>
-      <w:r>
-        <w:rPr>
-          <w:rFonts w:ascii="Times New Roman" w:hAnsi="Times New Roman" w:cs="Times New Roman"/>
-        </w:rPr>
-        <w:t>→</w:t>
-      </w:r>
-      <w:r>
-        <w:t xml:space="preserve"> Logical shift left </w:t>
+        <w:t>12 34 56 08</w:t>
+      </w:r>
+      <w:r>
+        <w:t xml:space="preserve"> sequentially into the memory bytes </w:t>
       </w:r>
       <w:r>
         <w:rPr>
@@ -7744,10 +7705,10 @@
           <w:szCs w:val="22"/>
           <w:shd w:val="clear" w:color="auto" w:fill="F8F8FA"/>
         </w:rPr>
-        <w:t>0x0000000F</w:t>
-      </w:r>
-      <w:r>
-        <w:t xml:space="preserve"> by 4 bits. </w:t>
+        <w:t>0x2000000C</w:t>
+      </w:r>
+      <w:r>
+        <w:t xml:space="preserve"> through </w:t>
       </w:r>
       <w:r>
         <w:rPr>
@@ -7756,10 +7717,10 @@
           <w:szCs w:val="22"/>
           <w:shd w:val="clear" w:color="auto" w:fill="F8F8FA"/>
         </w:rPr>
-        <w:t>R6</w:t>
-      </w:r>
-      <w:r>
-        <w:t xml:space="preserve"> becomes </w:t>
+        <w:t>0x2000000F</w:t>
+      </w:r>
+      <w:r>
+        <w:t xml:space="preserve"> replacing </w:t>
       </w:r>
       <w:r>
         <w:rPr>
@@ -7768,496 +7729,175 @@
           <w:szCs w:val="22"/>
           <w:shd w:val="clear" w:color="auto" w:fill="F8F8FA"/>
         </w:rPr>
-        <w:t>0x000000F0</w:t>
+        <w:t>55 66 77 88</w:t>
       </w:r>
       <w:r>
         <w:t>.</w:t>
       </w:r>
     </w:p>
     <w:p>
-      <w:pPr>
-        <w:pStyle w:val="ListParagraph"/>
-        <w:numPr>
-          <w:ilvl w:val="0"/>
-          <w:numId w:val="30"/>
-        </w:numPr>
-      </w:pPr>
-      <w:r>
-        <w:rPr>
-          <w:rStyle w:val="VerbatimChar"/>
-          <w:rFonts w:ascii="Times New Roman" w:hAnsi="Times New Roman" w:cs="Times New Roman"/>
+      <w:r>
+        <w:rPr>
           <w:b/>
-          <w:szCs w:val="22"/>
-          <w:shd w:val="clear" w:color="auto" w:fill="F8F8FA"/>
-        </w:rPr>
-        <w:t>BIC R7, R2, R6</w:t>
+        </w:rPr>
+        <w:t>Q</w:t>
+      </w:r>
+      <w:r>
+        <w:rPr>
+          <w:b/>
+        </w:rPr>
+        <w:t>6</w:t>
+      </w:r>
+      <w:r>
+        <w:rPr>
+          <w:b/>
+        </w:rPr>
+        <w:t>. (</w:t>
+      </w:r>
+      <w:r>
+        <w:rPr>
+          <w:b/>
+        </w:rPr>
+        <w:t>20</w:t>
+      </w:r>
+      <w:r>
+        <w:rPr>
+          <w:b/>
+        </w:rPr>
+        <w:t xml:space="preserve"> points)</w:t>
       </w:r>
       <w:r>
         <w:t xml:space="preserve"> </w:t>
       </w:r>
       <w:r>
-        <w:rPr>
-          <w:rFonts w:ascii="Times New Roman" w:hAnsi="Times New Roman" w:cs="Times New Roman"/>
-        </w:rPr>
-        <w:t>→</w:t>
-      </w:r>
-      <w:r>
-        <w:t xml:space="preserve"> Bit Clear (</w:t>
-      </w:r>
-      <w:r>
-        <w:rPr>
-          <w:rStyle w:val="VerbatimChar"/>
-          <w:rFonts w:ascii="Times New Roman" w:eastAsia="menlo" w:hAnsi="Times New Roman" w:cs="Times New Roman"/>
-          <w:szCs w:val="22"/>
-          <w:shd w:val="clear" w:color="auto" w:fill="F8F8FA"/>
-        </w:rPr>
-        <w:t>AND NOT</w:t>
-      </w:r>
-      <w:r>
-        <w:t xml:space="preserve">). It clears the bits in </w:t>
-      </w:r>
-      <w:r>
-        <w:rPr>
-          <w:rStyle w:val="VerbatimChar"/>
-          <w:rFonts w:ascii="Times New Roman" w:eastAsia="menlo" w:hAnsi="Times New Roman" w:cs="Times New Roman"/>
-          <w:szCs w:val="22"/>
-          <w:shd w:val="clear" w:color="auto" w:fill="F8F8FA"/>
-        </w:rPr>
+        <w:t xml:space="preserve">Assume a </w:t>
+      </w:r>
+      <w:r>
+        <w:t>32</w:t>
+      </w:r>
+      <w:r>
+        <w:t>-bit system.</w:t>
+      </w:r>
+      <w:r>
+        <w:t xml:space="preserve"> </w:t>
+      </w:r>
+      <w:r>
+        <w:t xml:space="preserve">Consider an </w:t>
+      </w:r>
+      <w:r>
+        <w:t>array[]</w:t>
+      </w:r>
+      <w:r>
+        <w:t xml:space="preserve"> of 20</w:t>
+      </w:r>
+      <w:r>
+        <w:t xml:space="preserve"> </w:t>
+      </w:r>
+      <w:r>
+        <w:rPr>
+          <w:b/>
+          <w:bCs/>
+        </w:rPr>
+        <w:t>unsigned</w:t>
+      </w:r>
+      <w:r>
+        <w:rPr>
+          <w:b/>
+          <w:bCs/>
+        </w:rPr>
+        <w:t xml:space="preserve"> integers</w:t>
+      </w:r>
+      <w:r>
+        <w:t xml:space="preserve"> (each integer is 4 bytes). Assume register </w:t>
+      </w:r>
+      <w:r>
+        <w:t>R0</w:t>
+      </w:r>
+      <w:r>
+        <w:t xml:space="preserve"> holds the base memory address of </w:t>
+      </w:r>
+      <w:r>
+        <w:t>array</w:t>
+      </w:r>
+      <w:r>
+        <w:t xml:space="preserve">, i.e., </w:t>
+      </w:r>
+      <w:r>
+        <w:t>array[0]</w:t>
+      </w:r>
+      <w:r>
+        <w:t xml:space="preserve">. A compiler associates </w:t>
+      </w:r>
+      <w:r>
+        <w:rPr>
+          <w:b/>
+          <w:bCs/>
+        </w:rPr>
+        <w:t>unsigned integer</w:t>
+      </w:r>
+      <w:r>
+        <w:rPr>
+          <w:b/>
+          <w:bCs/>
+        </w:rPr>
+        <w:t xml:space="preserve"> </w:t>
+      </w:r>
+      <w:r>
+        <w:t xml:space="preserve">variables </w:t>
+      </w:r>
+      <w:r>
+        <w:t>z</w:t>
+      </w:r>
+      <w:r>
+        <w:t xml:space="preserve"> and </w:t>
+      </w:r>
+      <w:r>
+        <w:t>y</w:t>
+      </w:r>
+      <w:r>
+        <w:t xml:space="preserve"> with registers </w:t>
+      </w:r>
+      <w:r>
+        <w:t>R1</w:t>
+      </w:r>
+      <w:r>
+        <w:t xml:space="preserve"> and </w:t>
+      </w:r>
+      <w:r>
         <w:t>R2</w:t>
       </w:r>
       <w:r>
-        <w:t xml:space="preserve"> (</w:t>
-      </w:r>
-      <w:r>
-        <w:rPr>
-          <w:rStyle w:val="VerbatimChar"/>
-          <w:rFonts w:ascii="Times New Roman" w:eastAsia="menlo" w:hAnsi="Times New Roman" w:cs="Times New Roman"/>
-          <w:szCs w:val="22"/>
-          <w:shd w:val="clear" w:color="auto" w:fill="F8F8FA"/>
-        </w:rPr>
-        <w:t>0x12345678</w:t>
-      </w:r>
-      <w:r>
-        <w:t xml:space="preserve">) where there are 1s in </w:t>
-      </w:r>
-      <w:r>
-        <w:rPr>
-          <w:rStyle w:val="VerbatimChar"/>
-          <w:rFonts w:ascii="Times New Roman" w:eastAsia="menlo" w:hAnsi="Times New Roman" w:cs="Times New Roman"/>
-          <w:szCs w:val="22"/>
-          <w:shd w:val="clear" w:color="auto" w:fill="F8F8FA"/>
-        </w:rPr>
-        <w:t>R6</w:t>
-      </w:r>
-      <w:r>
-        <w:t xml:space="preserve"> (</w:t>
-      </w:r>
-      <w:r>
-        <w:rPr>
-          <w:rStyle w:val="VerbatimChar"/>
-          <w:rFonts w:ascii="Times New Roman" w:eastAsia="menlo" w:hAnsi="Times New Roman" w:cs="Times New Roman"/>
-          <w:szCs w:val="22"/>
-          <w:shd w:val="clear" w:color="auto" w:fill="F8F8FA"/>
-        </w:rPr>
-        <w:t>0x000000F0</w:t>
-      </w:r>
-      <w:r>
-        <w:t xml:space="preserve">). The </w:t>
-      </w:r>
-      <w:r>
-        <w:rPr>
-          <w:rStyle w:val="VerbatimChar"/>
-          <w:rFonts w:ascii="Times New Roman" w:eastAsia="menlo" w:hAnsi="Times New Roman" w:cs="Times New Roman"/>
-          <w:szCs w:val="22"/>
-          <w:shd w:val="clear" w:color="auto" w:fill="F8F8FA"/>
-        </w:rPr>
-        <w:t>7</w:t>
-      </w:r>
-      <w:r>
-        <w:t xml:space="preserve"> in </w:t>
-      </w:r>
-      <w:r>
-        <w:rPr>
-          <w:rStyle w:val="VerbatimChar"/>
-          <w:rFonts w:ascii="Times New Roman" w:eastAsia="menlo" w:hAnsi="Times New Roman" w:cs="Times New Roman"/>
-          <w:szCs w:val="22"/>
-          <w:shd w:val="clear" w:color="auto" w:fill="F8F8FA"/>
-        </w:rPr>
-        <w:t>78</w:t>
-      </w:r>
-      <w:r>
-        <w:t xml:space="preserve"> is </w:t>
-      </w:r>
-      <w:r>
-        <w:rPr>
-          <w:rStyle w:val="VerbatimChar"/>
-          <w:rFonts w:ascii="Times New Roman" w:eastAsia="menlo" w:hAnsi="Times New Roman" w:cs="Times New Roman"/>
-          <w:szCs w:val="22"/>
-          <w:shd w:val="clear" w:color="auto" w:fill="F8F8FA"/>
-        </w:rPr>
-        <w:t>0111</w:t>
-      </w:r>
-      <w:r>
-        <w:t xml:space="preserve"> in binary, and </w:t>
-      </w:r>
-      <w:r>
-        <w:rPr>
-          <w:rStyle w:val="VerbatimChar"/>
-          <w:rFonts w:ascii="Times New Roman" w:eastAsia="menlo" w:hAnsi="Times New Roman" w:cs="Times New Roman"/>
-          <w:szCs w:val="22"/>
-          <w:shd w:val="clear" w:color="auto" w:fill="F8F8FA"/>
-        </w:rPr>
-        <w:t>F</w:t>
-      </w:r>
-      <w:r>
-        <w:t xml:space="preserve"> is </w:t>
-      </w:r>
-      <w:r>
-        <w:rPr>
-          <w:rStyle w:val="VerbatimChar"/>
-          <w:rFonts w:ascii="Times New Roman" w:eastAsia="menlo" w:hAnsi="Times New Roman" w:cs="Times New Roman"/>
-          <w:szCs w:val="22"/>
-          <w:shd w:val="clear" w:color="auto" w:fill="F8F8FA"/>
-        </w:rPr>
-        <w:t>1111</w:t>
-      </w:r>
-      <w:r>
-        <w:t xml:space="preserve">, so clearing it yields </w:t>
-      </w:r>
-      <w:r>
-        <w:rPr>
-          <w:rStyle w:val="VerbatimChar"/>
-          <w:rFonts w:ascii="Times New Roman" w:eastAsia="menlo" w:hAnsi="Times New Roman" w:cs="Times New Roman"/>
-          <w:szCs w:val="22"/>
-          <w:shd w:val="clear" w:color="auto" w:fill="F8F8FA"/>
-        </w:rPr>
-        <w:t>0000</w:t>
-      </w:r>
-      <w:r>
-        <w:t xml:space="preserve">. </w:t>
-      </w:r>
-      <w:r>
-        <w:rPr>
-          <w:rStyle w:val="VerbatimChar"/>
-          <w:rFonts w:ascii="Times New Roman" w:eastAsia="menlo" w:hAnsi="Times New Roman" w:cs="Times New Roman"/>
-          <w:szCs w:val="22"/>
-          <w:shd w:val="clear" w:color="auto" w:fill="F8F8FA"/>
-        </w:rPr>
-        <w:t>R7</w:t>
-      </w:r>
-      <w:r>
-        <w:t xml:space="preserve"> becomes </w:t>
-      </w:r>
-      <w:r>
-        <w:rPr>
-          <w:rStyle w:val="VerbatimChar"/>
-          <w:rFonts w:ascii="Times New Roman" w:eastAsia="menlo" w:hAnsi="Times New Roman" w:cs="Times New Roman"/>
-          <w:szCs w:val="22"/>
-          <w:shd w:val="clear" w:color="auto" w:fill="F8F8FA"/>
-        </w:rPr>
-        <w:t>0x12345608</w:t>
-      </w:r>
-      <w:r>
-        <w:t>.</w:t>
+        <w:t>, respectively. Translate this C pr</w:t>
+      </w:r>
+      <w:r>
+        <w:t>ogram into ARM assembly lan</w:t>
+      </w:r>
+      <w:r>
+        <w:t xml:space="preserve">guage based on the provided comments. Use </w:t>
+      </w:r>
+      <w:r>
+        <w:t>R3</w:t>
+      </w:r>
+      <w:r>
+        <w:t xml:space="preserve"> as a temporary register. </w:t>
+      </w:r>
+      <w:r>
+        <w:t xml:space="preserve">(Note: </w:t>
+      </w:r>
+      <w:r>
+        <w:t>You may choose to use either pre-index, or pre-index with update, or post-index addressing.</w:t>
+      </w:r>
+      <w:r>
+        <w:t>)</w:t>
       </w:r>
     </w:p>
     <w:p>
-      <w:pPr>
-        <w:pStyle w:val="ListParagraph"/>
-        <w:numPr>
-          <w:ilvl w:val="0"/>
-          <w:numId w:val="30"/>
-        </w:numPr>
-      </w:pPr>
-      <w:r>
-        <w:rPr>
-          <w:rStyle w:val="VerbatimChar"/>
-          <w:rFonts w:ascii="Times New Roman" w:hAnsi="Times New Roman" w:cs="Times New Roman"/>
-          <w:b/>
-          <w:szCs w:val="22"/>
-          <w:shd w:val="clear" w:color="auto" w:fill="F8F8FA"/>
-        </w:rPr>
-        <w:t>STR R7, [</w:t>
-      </w:r>
-      <w:proofErr w:type="gramStart"/>
-      <w:r>
-        <w:rPr>
-          <w:rStyle w:val="VerbatimChar"/>
-          <w:rFonts w:ascii="Times New Roman" w:hAnsi="Times New Roman" w:cs="Times New Roman"/>
-          <w:b/>
-          <w:szCs w:val="22"/>
-          <w:shd w:val="clear" w:color="auto" w:fill="F8F8FA"/>
-        </w:rPr>
-        <w:t>R1, #</w:t>
-      </w:r>
-      <w:proofErr w:type="gramEnd"/>
-      <w:r>
-        <w:rPr>
-          <w:rStyle w:val="VerbatimChar"/>
-          <w:rFonts w:ascii="Times New Roman" w:hAnsi="Times New Roman" w:cs="Times New Roman"/>
-          <w:b/>
-          <w:szCs w:val="22"/>
-          <w:shd w:val="clear" w:color="auto" w:fill="F8F8FA"/>
-        </w:rPr>
-        <w:t>8]</w:t>
-      </w:r>
-      <w:r>
-        <w:t xml:space="preserve"> </w:t>
-      </w:r>
-      <w:r>
-        <w:rPr>
-          <w:rFonts w:ascii="Times New Roman" w:hAnsi="Times New Roman" w:cs="Times New Roman"/>
-        </w:rPr>
-        <w:t>→</w:t>
-      </w:r>
-      <w:r>
-        <w:t xml:space="preserve"> Stores </w:t>
-      </w:r>
-      <w:r>
-        <w:rPr>
-          <w:rStyle w:val="VerbatimChar"/>
-          <w:rFonts w:ascii="Times New Roman" w:eastAsia="menlo" w:hAnsi="Times New Roman" w:cs="Times New Roman"/>
-          <w:szCs w:val="22"/>
-          <w:shd w:val="clear" w:color="auto" w:fill="F8F8FA"/>
-        </w:rPr>
-        <w:t>R7</w:t>
-      </w:r>
-      <w:r>
-        <w:t xml:space="preserve"> (</w:t>
-      </w:r>
-      <w:r>
-        <w:rPr>
-          <w:rStyle w:val="VerbatimChar"/>
-          <w:rFonts w:ascii="Times New Roman" w:eastAsia="menlo" w:hAnsi="Times New Roman" w:cs="Times New Roman"/>
-          <w:szCs w:val="22"/>
-          <w:shd w:val="clear" w:color="auto" w:fill="F8F8FA"/>
-        </w:rPr>
-        <w:t>0x12345608</w:t>
-      </w:r>
-      <w:r>
-        <w:t xml:space="preserve">) to memory. The address is </w:t>
-      </w:r>
-      <w:r>
-        <w:rPr>
-          <w:rStyle w:val="VerbatimChar"/>
-          <w:rFonts w:ascii="Times New Roman" w:eastAsia="menlo" w:hAnsi="Times New Roman" w:cs="Times New Roman"/>
-          <w:szCs w:val="22"/>
-          <w:shd w:val="clear" w:color="auto" w:fill="F8F8FA"/>
-        </w:rPr>
-        <w:t>R1</w:t>
-      </w:r>
-      <w:r>
-        <w:t xml:space="preserve"> + 8 = </w:t>
-      </w:r>
-      <w:r>
-        <w:rPr>
-          <w:rStyle w:val="VerbatimChar"/>
-          <w:rFonts w:ascii="Times New Roman" w:eastAsia="menlo" w:hAnsi="Times New Roman" w:cs="Times New Roman"/>
-          <w:szCs w:val="22"/>
-          <w:shd w:val="clear" w:color="auto" w:fill="F8F8FA"/>
-        </w:rPr>
-        <w:t>0x20000004</w:t>
-      </w:r>
-      <w:r>
-        <w:t xml:space="preserve"> + 8 = </w:t>
-      </w:r>
-      <w:r>
-        <w:rPr>
-          <w:rStyle w:val="VerbatimChar"/>
-          <w:rFonts w:ascii="Times New Roman" w:eastAsia="menlo" w:hAnsi="Times New Roman" w:cs="Times New Roman"/>
-          <w:szCs w:val="22"/>
-          <w:shd w:val="clear" w:color="auto" w:fill="F8F8FA"/>
-        </w:rPr>
-        <w:t>0x2000000C</w:t>
-      </w:r>
-      <w:r>
-        <w:t xml:space="preserve">. In big-endian, it writes </w:t>
-      </w:r>
-      <w:r>
-        <w:rPr>
-          <w:rStyle w:val="VerbatimChar"/>
-          <w:rFonts w:ascii="Times New Roman" w:eastAsia="menlo" w:hAnsi="Times New Roman" w:cs="Times New Roman"/>
-          <w:szCs w:val="22"/>
-          <w:shd w:val="clear" w:color="auto" w:fill="F8F8FA"/>
-        </w:rPr>
-        <w:t>12 34 56 08</w:t>
-      </w:r>
-      <w:r>
-        <w:t xml:space="preserve"> sequentially into the memory bytes </w:t>
-      </w:r>
-      <w:r>
-        <w:rPr>
-          <w:rStyle w:val="VerbatimChar"/>
-          <w:rFonts w:ascii="Times New Roman" w:eastAsia="menlo" w:hAnsi="Times New Roman" w:cs="Times New Roman"/>
-          <w:szCs w:val="22"/>
-          <w:shd w:val="clear" w:color="auto" w:fill="F8F8FA"/>
-        </w:rPr>
-        <w:t>0x2000000C</w:t>
-      </w:r>
-      <w:r>
-        <w:t xml:space="preserve"> through </w:t>
-      </w:r>
-      <w:r>
-        <w:rPr>
-          <w:rStyle w:val="VerbatimChar"/>
-          <w:rFonts w:ascii="Times New Roman" w:eastAsia="menlo" w:hAnsi="Times New Roman" w:cs="Times New Roman"/>
-          <w:szCs w:val="22"/>
-          <w:shd w:val="clear" w:color="auto" w:fill="F8F8FA"/>
-        </w:rPr>
-        <w:t>0x2000000F</w:t>
-      </w:r>
-      <w:r>
-        <w:t xml:space="preserve"> replacing </w:t>
-      </w:r>
-      <w:r>
-        <w:rPr>
-          <w:rStyle w:val="VerbatimChar"/>
-          <w:rFonts w:ascii="Times New Roman" w:eastAsia="menlo" w:hAnsi="Times New Roman" w:cs="Times New Roman"/>
-          <w:szCs w:val="22"/>
-          <w:shd w:val="clear" w:color="auto" w:fill="F8F8FA"/>
-        </w:rPr>
-        <w:t>55 66 77 88</w:t>
-      </w:r>
-      <w:r>
-        <w:t>.</w:t>
+      <w:r>
+        <w:lastRenderedPageBreak/>
+        <w:t>C program:</w:t>
       </w:r>
     </w:p>
     <w:p>
-      <w:r>
-        <w:rPr>
-          <w:b/>
-        </w:rPr>
-        <w:t>Q</w:t>
-      </w:r>
-      <w:r>
-        <w:rPr>
-          <w:b/>
-        </w:rPr>
-        <w:t>6</w:t>
-      </w:r>
-      <w:r>
-        <w:rPr>
-          <w:b/>
-        </w:rPr>
-        <w:t>. (</w:t>
-      </w:r>
-      <w:r>
-        <w:rPr>
-          <w:b/>
-        </w:rPr>
-        <w:t>20</w:t>
-      </w:r>
-      <w:r>
-        <w:rPr>
-          <w:b/>
-        </w:rPr>
-        <w:t xml:space="preserve"> points)</w:t>
-      </w:r>
-      <w:r>
-        <w:t xml:space="preserve"> </w:t>
-      </w:r>
-      <w:r>
-        <w:t xml:space="preserve">Assume a </w:t>
-      </w:r>
-      <w:r>
-        <w:t>32</w:t>
-      </w:r>
-      <w:r>
-        <w:t>-bit system.</w:t>
-      </w:r>
-      <w:r>
-        <w:t xml:space="preserve"> </w:t>
-      </w:r>
-      <w:r>
-        <w:t xml:space="preserve">Consider an </w:t>
-      </w:r>
-      <w:proofErr w:type="gramStart"/>
-      <w:r>
-        <w:t>array[</w:t>
-      </w:r>
-      <w:proofErr w:type="gramEnd"/>
-      <w:r>
-        <w:t>]</w:t>
-      </w:r>
-      <w:r>
-        <w:t xml:space="preserve"> of 20 integers (each integer is 4 bytes). Assume register </w:t>
-      </w:r>
-      <w:r>
-        <w:t>R0</w:t>
-      </w:r>
-      <w:r>
-        <w:t xml:space="preserve"> holds the base memory address of </w:t>
-      </w:r>
-      <w:r>
-        <w:t>array</w:t>
-      </w:r>
-      <w:r>
-        <w:t xml:space="preserve">, i.e., </w:t>
-      </w:r>
-      <w:proofErr w:type="gramStart"/>
-      <w:r>
-        <w:t>array[</w:t>
-      </w:r>
-      <w:proofErr w:type="gramEnd"/>
-      <w:r>
-        <w:t>0]</w:t>
-      </w:r>
-      <w:r>
-        <w:t xml:space="preserve">. A compiler associates variables </w:t>
-      </w:r>
-      <w:r>
-        <w:t>z</w:t>
-      </w:r>
-      <w:r>
-        <w:t xml:space="preserve"> and </w:t>
-      </w:r>
-      <w:r>
-        <w:t>y</w:t>
-      </w:r>
-      <w:r>
-        <w:t xml:space="preserve"> with registers </w:t>
-      </w:r>
-      <w:r>
-        <w:t>R1</w:t>
-      </w:r>
-      <w:r>
-        <w:t xml:space="preserve"> and </w:t>
-      </w:r>
-      <w:r>
-        <w:t>R2</w:t>
-      </w:r>
-      <w:r>
-        <w:t>, respectively. Translate this C pr</w:t>
-      </w:r>
-      <w:r>
-        <w:t>ogram into ARM assembly lan</w:t>
-      </w:r>
-      <w:r>
-        <w:t xml:space="preserve">guage based on the provided comments. Use </w:t>
-      </w:r>
-      <w:r>
-        <w:t>R3</w:t>
-      </w:r>
-      <w:r>
-        <w:t xml:space="preserve"> as a temporary register. </w:t>
-      </w:r>
-      <w:r>
-        <w:t>(Note: Assume z is an unsigned integer</w:t>
-      </w:r>
-      <w:r>
-        <w:t>. You may choose to use either pre-index, or pre-index with update, or post-index addressing.</w:t>
-      </w:r>
-      <w:r>
-        <w:t>)</w:t>
-      </w:r>
-    </w:p>
-    <w:p>
-      <w:r>
-        <w:lastRenderedPageBreak/>
-        <w:t>C program:</w:t>
-      </w:r>
-    </w:p>
-    <w:p>
       <w:pPr>
         <w:rPr>
           <w:sz w:val="20"/>
@@ -8269,23 +7909,23 @@
           <w:sz w:val="20"/>
           <w:szCs w:val="21"/>
         </w:rPr>
-        <w:t xml:space="preserve">uint32_t z = </w:t>
-      </w:r>
-      <w:proofErr w:type="gramStart"/>
+        <w:t>uint32_t z = array[2] - y;</w:t>
+      </w:r>
       <w:r>
         <w:rPr>
           <w:sz w:val="20"/>
           <w:szCs w:val="21"/>
         </w:rPr>
-        <w:t>array[</w:t>
-      </w:r>
-      <w:proofErr w:type="gramEnd"/>
+        <w:br/>
+        <w:t>array[3] = z * 8;</w:t>
+      </w:r>
       <w:r>
         <w:rPr>
           <w:sz w:val="20"/>
           <w:szCs w:val="21"/>
         </w:rPr>
-        <w:t>2] - y;</w:t>
+        <w:br/>
+        <w:t>array[4] = z / 2;</w:t>
       </w:r>
       <w:r>
         <w:rPr>
@@ -8293,91 +7933,15 @@
           <w:szCs w:val="21"/>
         </w:rPr>
         <w:br/>
-      </w:r>
-      <w:proofErr w:type="gramStart"/>
+        <w:t>array[5] = z + 12;</w:t>
+      </w:r>
       <w:r>
         <w:rPr>
           <w:sz w:val="20"/>
           <w:szCs w:val="21"/>
         </w:rPr>
-        <w:t>array[</w:t>
-      </w:r>
-      <w:proofErr w:type="gramEnd"/>
-      <w:r>
-        <w:rPr>
-          <w:sz w:val="20"/>
-          <w:szCs w:val="21"/>
-        </w:rPr>
-        <w:t>^3] = z * 8;</w:t>
-      </w:r>
-      <w:r>
-        <w:rPr>
-          <w:sz w:val="20"/>
-          <w:szCs w:val="21"/>
-        </w:rPr>
         <w:br/>
-      </w:r>
-      <w:proofErr w:type="gramStart"/>
-      <w:r>
-        <w:rPr>
-          <w:sz w:val="20"/>
-          <w:szCs w:val="21"/>
-        </w:rPr>
-        <w:t>array[</w:t>
-      </w:r>
-      <w:proofErr w:type="gramEnd"/>
-      <w:r>
-        <w:rPr>
-          <w:sz w:val="20"/>
-          <w:szCs w:val="21"/>
-        </w:rPr>
-        <w:t>^4] = z / 2;</w:t>
-      </w:r>
-      <w:r>
-        <w:rPr>
-          <w:sz w:val="20"/>
-          <w:szCs w:val="21"/>
-        </w:rPr>
-        <w:br/>
-      </w:r>
-      <w:proofErr w:type="gramStart"/>
-      <w:r>
-        <w:rPr>
-          <w:sz w:val="20"/>
-          <w:szCs w:val="21"/>
-        </w:rPr>
-        <w:t>array[</w:t>
-      </w:r>
-      <w:proofErr w:type="gramEnd"/>
-      <w:r>
-        <w:rPr>
-          <w:sz w:val="20"/>
-          <w:szCs w:val="21"/>
-        </w:rPr>
-        <w:t>^5] = z + 12;</w:t>
-      </w:r>
-      <w:r>
-        <w:rPr>
-          <w:sz w:val="20"/>
-          <w:szCs w:val="21"/>
-        </w:rPr>
-        <w:br/>
-      </w:r>
-      <w:proofErr w:type="gramStart"/>
-      <w:r>
-        <w:rPr>
-          <w:sz w:val="20"/>
-          <w:szCs w:val="21"/>
-        </w:rPr>
-        <w:t>array[</w:t>
-      </w:r>
-      <w:proofErr w:type="gramEnd"/>
-      <w:r>
-        <w:rPr>
-          <w:sz w:val="20"/>
-          <w:szCs w:val="21"/>
-        </w:rPr>
-        <w:t>^6] = z | 0x0F;</w:t>
+        <w:t>array[6] = z | 0x0F;</w:t>
       </w:r>
       <w:r>
         <w:rPr>
@@ -8620,2459 +8184,428 @@
         </w:rPr>
         <w:t xml:space="preserve"> </w:t>
       </w:r>
-      <w:r>
-        <w:t>(</w:t>
-      </w:r>
-      <w:r>
-        <w:t xml:space="preserve">For the division by 2, because </w:t>
-      </w:r>
-      <w:r>
-        <w:t xml:space="preserve">z is an unsigned integer, LSR R3, </w:t>
-      </w:r>
-      <w:proofErr w:type="gramStart"/>
-      <w:r>
-        <w:t>R1, #</w:t>
-      </w:r>
-      <w:proofErr w:type="gramEnd"/>
-      <w:r>
-        <w:t xml:space="preserve">1 is the mathematically correct shift. However, if the student uses UDIV R3, </w:t>
-      </w:r>
-      <w:proofErr w:type="gramStart"/>
-      <w:r>
-        <w:t>R1, #</w:t>
-      </w:r>
-      <w:proofErr w:type="gramEnd"/>
-      <w:r>
-        <w:t>2, this is invalid syntax as UDIV requires a register for the denominator, not an immediate</w:t>
-      </w:r>
-      <w:r>
-        <w:t>, so you need to assign #2 to a register before using DIV</w:t>
-      </w:r>
-      <w:r>
-        <w:t>).</w:t>
+    </w:p>
+    <w:tbl>
+      <w:tblPr>
+        <w:tblStyle w:val="TableGrid"/>
+        <w:tblW w:w="0" w:type="auto"/>
+        <w:tblLook w:val="04A0" w:firstRow="1" w:lastRow="0" w:firstColumn="1" w:lastColumn="0" w:noHBand="0" w:noVBand="1"/>
+      </w:tblPr>
+      <w:tblGrid>
+        <w:gridCol w:w="9736"/>
+      </w:tblGrid>
+      <w:tr>
+        <w:tc>
+          <w:tcPr>
+            <w:tcW w:w="9736" w:type="dxa"/>
+            <w:vAlign w:val="center"/>
+          </w:tcPr>
+          <w:p>
+            <w:pPr>
+              <w:spacing w:after="0"/>
+              <w:jc w:val="center"/>
+              <w:rPr>
+                <w:b/>
+                <w:bCs/>
+              </w:rPr>
+            </w:pPr>
+            <w:r>
+              <w:rPr>
+                <w:b/>
+                <w:bCs/>
+              </w:rPr>
+              <w:t>Version 1: Using pre-index addressing</w:t>
+            </w:r>
+          </w:p>
+        </w:tc>
+      </w:tr>
+      <w:tr>
+        <w:tc>
+          <w:tcPr>
+            <w:tcW w:w="9736" w:type="dxa"/>
+          </w:tcPr>
+          <w:p>
+            <w:pPr>
+              <w:spacing w:after="0"/>
+            </w:pPr>
+            <w:r>
+              <w:t>LDR  R3, [R0, #8]      ; load array[2] (offset 2*4 = 8) into a temp register</w:t>
+            </w:r>
+          </w:p>
+          <w:p>
+            <w:pPr>
+              <w:spacing w:after="0"/>
+            </w:pPr>
+            <w:r>
+              <w:t>SUB  R1, R3, R2        ; z = array[2] - y</w:t>
+            </w:r>
+          </w:p>
+          <w:p>
+            <w:pPr>
+              <w:spacing w:after="0"/>
+            </w:pPr>
+            <w:r>
+              <w:t>LSL  R3, R1, #3        ; R3 = z * 8</w:t>
+            </w:r>
+          </w:p>
+          <w:p>
+            <w:pPr>
+              <w:spacing w:after="0"/>
+            </w:pPr>
+            <w:r>
+              <w:t>STR  R3, [R0, #12]     ; store into array[3] (offset 3*4 = 12)</w:t>
+            </w:r>
+          </w:p>
+          <w:p>
+            <w:pPr>
+              <w:spacing w:after="0"/>
+            </w:pPr>
+            <w:r>
+              <w:t>LSR  R3, R1, #1        ; R3 = z / 2</w:t>
+            </w:r>
+          </w:p>
+          <w:p>
+            <w:pPr>
+              <w:spacing w:after="0"/>
+            </w:pPr>
+            <w:r>
+              <w:t>STR  R3, [R0, #16]     ; store into array[4] (offset 4*4 = 16)</w:t>
+            </w:r>
+          </w:p>
+          <w:p>
+            <w:pPr>
+              <w:spacing w:after="0"/>
+            </w:pPr>
+            <w:r>
+              <w:t>ADD  R3, R1, #12       ; R3 = z + 12</w:t>
+            </w:r>
+          </w:p>
+          <w:p>
+            <w:pPr>
+              <w:spacing w:after="0"/>
+            </w:pPr>
+            <w:r>
+              <w:t>STR  R3, [R0, #20]     ; store into array[5] (offset 5*4 = 20)</w:t>
+            </w:r>
+          </w:p>
+          <w:p>
+            <w:pPr>
+              <w:spacing w:after="0"/>
+            </w:pPr>
+            <w:r>
+              <w:t>ORR  R3, R1, #0x0F     ; R3 = z | 0x0F</w:t>
+            </w:r>
+          </w:p>
+          <w:p>
+            <w:pPr>
+              <w:spacing w:after="0"/>
+            </w:pPr>
+            <w:r>
+              <w:t>STR  R3, [R0, #24]     ; store into array[6] (offset 6*4 = 24)</w:t>
+            </w:r>
+          </w:p>
+        </w:tc>
+      </w:tr>
+    </w:tbl>
+    <w:p/>
+    <w:tbl>
+      <w:tblPr>
+        <w:tblStyle w:val="TableGrid"/>
+        <w:tblW w:w="0" w:type="auto"/>
+        <w:tblLook w:val="04A0" w:firstRow="1" w:lastRow="0" w:firstColumn="1" w:lastColumn="0" w:noHBand="0" w:noVBand="1"/>
+      </w:tblPr>
+      <w:tblGrid>
+        <w:gridCol w:w="9736"/>
+      </w:tblGrid>
+      <w:tr>
+        <w:tc>
+          <w:tcPr>
+            <w:tcW w:w="9736" w:type="dxa"/>
+            <w:vAlign w:val="center"/>
+          </w:tcPr>
+          <w:p>
+            <w:pPr>
+              <w:spacing w:after="0"/>
+              <w:jc w:val="center"/>
+              <w:rPr>
+                <w:b/>
+                <w:bCs/>
+              </w:rPr>
+            </w:pPr>
+            <w:r>
+              <w:rPr>
+                <w:b/>
+                <w:bCs/>
+              </w:rPr>
+              <w:t>Version 2: Using pre-index with update addressing.</w:t>
+            </w:r>
+          </w:p>
+        </w:tc>
+      </w:tr>
+      <w:tr>
+        <w:tc>
+          <w:tcPr>
+            <w:tcW w:w="9736" w:type="dxa"/>
+          </w:tcPr>
+          <w:p>
+            <w:pPr>
+              <w:spacing w:after="0"/>
+            </w:pPr>
+            <w:r>
+              <w:t>LDR  R3, [R0, #8]!     ; load array[2] and update R0 to point to array[2]</w:t>
+            </w:r>
+          </w:p>
+          <w:p>
+            <w:pPr>
+              <w:spacing w:after="0"/>
+            </w:pPr>
+            <w:r>
+              <w:t>SUB  R1, R3, R2        ; z = array[2] - y</w:t>
+            </w:r>
+          </w:p>
+          <w:p>
+            <w:pPr>
+              <w:spacing w:after="0"/>
+            </w:pPr>
+            <w:r>
+              <w:t>LSL  R3, R1, #3        ; R3 = z * 8</w:t>
+            </w:r>
+          </w:p>
+          <w:p>
+            <w:pPr>
+              <w:spacing w:after="0"/>
+            </w:pPr>
+            <w:r>
+              <w:t>STR  R3, [R0, #4]!     ; update R0 to array[3], store z * 8</w:t>
+            </w:r>
+          </w:p>
+          <w:p>
+            <w:pPr>
+              <w:spacing w:after="0"/>
+            </w:pPr>
+            <w:r>
+              <w:lastRenderedPageBreak/>
+              <w:t>LSR  R3, R1, #1        ; R3 = z / 2</w:t>
+            </w:r>
+          </w:p>
+          <w:p>
+            <w:pPr>
+              <w:spacing w:after="0"/>
+            </w:pPr>
+            <w:r>
+              <w:t>STR  R3, [R0, #4]!     ; update R0 to array[4], store z / 2</w:t>
+            </w:r>
+          </w:p>
+          <w:p>
+            <w:pPr>
+              <w:spacing w:after="0"/>
+            </w:pPr>
+            <w:r>
+              <w:t>ADD  R3, R1, #12       ; R3 = z + 12</w:t>
+            </w:r>
+          </w:p>
+          <w:p>
+            <w:pPr>
+              <w:spacing w:after="0"/>
+            </w:pPr>
+            <w:r>
+              <w:t>STR  R3, [R0, #4]!     ; update R0 to array[5], store z + 12</w:t>
+            </w:r>
+          </w:p>
+          <w:p>
+            <w:pPr>
+              <w:spacing w:after="0"/>
+            </w:pPr>
+            <w:r>
+              <w:t>ORR  R3, R1, #0x0F     ; R3 = z | 0x0F</w:t>
+            </w:r>
+          </w:p>
+          <w:p>
+            <w:pPr>
+              <w:spacing w:after="0"/>
+            </w:pPr>
+            <w:r>
+              <w:t>STR  R3, [R0, #4]!     ; update R0 to array[6], store z | 0x0F</w:t>
+            </w:r>
+          </w:p>
+        </w:tc>
+      </w:tr>
+    </w:tbl>
+    <w:p/>
+    <w:tbl>
+      <w:tblPr>
+        <w:tblStyle w:val="TableGrid"/>
+        <w:tblW w:w="0" w:type="auto"/>
+        <w:tblLook w:val="04A0" w:firstRow="1" w:lastRow="0" w:firstColumn="1" w:lastColumn="0" w:noHBand="0" w:noVBand="1"/>
+      </w:tblPr>
+      <w:tblGrid>
+        <w:gridCol w:w="9736"/>
+      </w:tblGrid>
+      <w:tr>
+        <w:tc>
+          <w:tcPr>
+            <w:tcW w:w="9736" w:type="dxa"/>
+            <w:vAlign w:val="center"/>
+          </w:tcPr>
+          <w:p>
+            <w:pPr>
+              <w:spacing w:after="0"/>
+              <w:jc w:val="center"/>
+              <w:rPr>
+                <w:b/>
+                <w:bCs/>
+              </w:rPr>
+            </w:pPr>
+            <w:r>
+              <w:rPr>
+                <w:b/>
+                <w:bCs/>
+              </w:rPr>
+              <w:t>Version 3: Using post-index addressing.</w:t>
+            </w:r>
+          </w:p>
+        </w:tc>
+      </w:tr>
+      <w:tr>
+        <w:tc>
+          <w:tcPr>
+            <w:tcW w:w="9736" w:type="dxa"/>
+          </w:tcPr>
+          <w:p>
+            <w:pPr>
+              <w:spacing w:after="0"/>
+            </w:pPr>
+            <w:r>
+              <w:t>LDR  R3, [R0, #8]      ; load array[2] into R3</w:t>
+            </w:r>
+          </w:p>
+          <w:p>
+            <w:pPr>
+              <w:spacing w:after="0"/>
+            </w:pPr>
+            <w:r>
+              <w:t>SUB  R1, R3, R2        ; z = array[2] - y</w:t>
+            </w:r>
+          </w:p>
+          <w:p>
+            <w:pPr>
+              <w:spacing w:after="0"/>
+            </w:pPr>
+            <w:r>
+              <w:t>ADD  R0, R0, #12       ; increment R0 to point to array[3]</w:t>
+            </w:r>
+          </w:p>
+          <w:p>
+            <w:pPr>
+              <w:spacing w:after="0"/>
+            </w:pPr>
+            <w:r>
+              <w:t>LSL  R3, R1, #3        ; R3 = z * 8</w:t>
+            </w:r>
+          </w:p>
+          <w:p>
+            <w:pPr>
+              <w:spacing w:after="0"/>
+            </w:pPr>
+            <w:r>
+              <w:t>STR  R3, [R0], #4      ; store into array[3], then update R0 to array[4]</w:t>
+            </w:r>
+          </w:p>
+          <w:p>
+            <w:pPr>
+              <w:spacing w:after="0"/>
+            </w:pPr>
+            <w:r>
+              <w:t>LSR  R3, R1, #1        ; R3 = z / 2</w:t>
+            </w:r>
+          </w:p>
+          <w:p>
+            <w:pPr>
+              <w:spacing w:after="0"/>
+            </w:pPr>
+            <w:r>
+              <w:t>STR  R3, [R0], #4      ; store into array[4], then update R0 to array[5]</w:t>
+            </w:r>
+          </w:p>
+          <w:p>
+            <w:pPr>
+              <w:spacing w:after="0"/>
+            </w:pPr>
+            <w:r>
+              <w:t>ADD  R3, R1, #12       ; R3 = z + 12</w:t>
+            </w:r>
+          </w:p>
+          <w:p>
+            <w:pPr>
+              <w:spacing w:after="0"/>
+            </w:pPr>
+            <w:r>
+              <w:t>STR  R3, [R0], #4      ; store into array[5], then update R0 to array[6]</w:t>
+            </w:r>
+          </w:p>
+          <w:p>
+            <w:pPr>
+              <w:spacing w:after="0"/>
+            </w:pPr>
+            <w:r>
+              <w:t>ORR  R3, R1, #0x0F     ; R3 = z | 0x0F</w:t>
+            </w:r>
+          </w:p>
+          <w:p>
+            <w:pPr>
+              <w:spacing w:after="0"/>
+            </w:pPr>
+            <w:r>
+              <w:t>STR  R3, [R0]          ; store into array[6]</w:t>
+            </w:r>
+          </w:p>
+        </w:tc>
+      </w:tr>
+    </w:tbl>
+    <w:p/>
+    <w:p>
+      <w:r>
+        <w:t xml:space="preserve">Grading note: </w:t>
+      </w:r>
+      <w:r>
+        <w:t>Since z is an unsigned integer, LSL R3, R1, #3 is the correct instruction for R3 = z * 8, and LSR R3, R1, #1 is the correct instruction for R3 = z / 2. If a student writes MUL R3, R1, #8 or UDIV R3, R1, #2, this is invalid syntax because ARM MUL and UDIV instructions require all operands to be registers (immediate values are not allowed). To use multiplication or division, the constant must first be loaded into a register, e.g.:</w:t>
       </w:r>
     </w:p>
     <w:p>
-      <w:r>
-        <w:t>Version 1:</w:t>
-      </w:r>
-      <w:r>
-        <w:t xml:space="preserve"> Using pre-index addressing</w:t>
+      <w:pPr>
+        <w:spacing w:after="0" w:line="240" w:lineRule="auto"/>
+      </w:pPr>
+      <w:r>
+        <w:t>MOV R4, #8</w:t>
       </w:r>
     </w:p>
     <w:p>
       <w:pPr>
-        <w:pBdr>
-          <w:top w:val="single" w:sz="4" w:space="1" w:color="auto"/>
-          <w:left w:val="single" w:sz="4" w:space="4" w:color="auto"/>
-          <w:bottom w:val="single" w:sz="4" w:space="1" w:color="auto"/>
-          <w:right w:val="single" w:sz="4" w:space="4" w:color="auto"/>
-        </w:pBdr>
-        <w:spacing w:line="240" w:lineRule="auto"/>
-        <w:rPr>
-          <w:sz w:val="20"/>
-          <w:szCs w:val="21"/>
-        </w:rPr>
-      </w:pPr>
-      <w:proofErr w:type="gramStart"/>
-      <w:r>
-        <w:rPr>
-          <w:sz w:val="20"/>
-          <w:szCs w:val="21"/>
-        </w:rPr>
-        <w:t>LDR  R</w:t>
-      </w:r>
-      <w:proofErr w:type="gramEnd"/>
-      <w:r>
-        <w:rPr>
-          <w:sz w:val="20"/>
-          <w:szCs w:val="21"/>
-        </w:rPr>
-        <w:t>3, [</w:t>
-      </w:r>
-      <w:proofErr w:type="gramStart"/>
-      <w:r>
-        <w:rPr>
-          <w:sz w:val="20"/>
-          <w:szCs w:val="21"/>
-        </w:rPr>
-        <w:t>R0, #</w:t>
-      </w:r>
-      <w:proofErr w:type="gramEnd"/>
-      <w:r>
-        <w:rPr>
-          <w:sz w:val="20"/>
-          <w:szCs w:val="21"/>
-        </w:rPr>
-        <w:t xml:space="preserve">8]    </w:t>
-      </w:r>
-      <w:proofErr w:type="gramStart"/>
-      <w:r>
-        <w:rPr>
-          <w:sz w:val="20"/>
-          <w:szCs w:val="21"/>
-        </w:rPr>
-        <w:t xml:space="preserve">  ;</w:t>
-      </w:r>
-      <w:proofErr w:type="gramEnd"/>
-      <w:r>
-        <w:rPr>
-          <w:sz w:val="20"/>
-          <w:szCs w:val="21"/>
-        </w:rPr>
-        <w:t xml:space="preserve"> load </w:t>
-      </w:r>
-      <w:proofErr w:type="gramStart"/>
-      <w:r>
-        <w:rPr>
-          <w:sz w:val="20"/>
-          <w:szCs w:val="21"/>
-        </w:rPr>
-        <w:t>array[</w:t>
-      </w:r>
-      <w:proofErr w:type="gramEnd"/>
-      <w:r>
-        <w:rPr>
-          <w:sz w:val="20"/>
-          <w:szCs w:val="21"/>
-        </w:rPr>
-        <w:t>2] (offset 2*4 = 8) into a temp register</w:t>
+        <w:spacing w:after="0" w:line="240" w:lineRule="auto"/>
+      </w:pPr>
+      <w:r>
+        <w:t>MUL R3, R1, R4</w:t>
       </w:r>
     </w:p>
     <w:p>
       <w:pPr>
-        <w:pBdr>
-          <w:top w:val="single" w:sz="4" w:space="1" w:color="auto"/>
-          <w:left w:val="single" w:sz="4" w:space="4" w:color="auto"/>
-          <w:bottom w:val="single" w:sz="4" w:space="1" w:color="auto"/>
-          <w:right w:val="single" w:sz="4" w:space="4" w:color="auto"/>
-        </w:pBdr>
-        <w:spacing w:line="240" w:lineRule="auto"/>
-        <w:rPr>
-          <w:sz w:val="20"/>
-          <w:szCs w:val="21"/>
-        </w:rPr>
-      </w:pPr>
-      <w:proofErr w:type="gramStart"/>
-      <w:r>
-        <w:rPr>
-          <w:sz w:val="20"/>
-          <w:szCs w:val="21"/>
-        </w:rPr>
-        <w:t>SUB  R</w:t>
-      </w:r>
-      <w:proofErr w:type="gramEnd"/>
-      <w:r>
-        <w:rPr>
-          <w:sz w:val="20"/>
-          <w:szCs w:val="21"/>
-        </w:rPr>
-        <w:t xml:space="preserve">1, R3, R2      </w:t>
-      </w:r>
-      <w:proofErr w:type="gramStart"/>
-      <w:r>
-        <w:rPr>
-          <w:sz w:val="20"/>
-          <w:szCs w:val="21"/>
-        </w:rPr>
-        <w:t xml:space="preserve">  ;</w:t>
-      </w:r>
-      <w:proofErr w:type="gramEnd"/>
-      <w:r>
-        <w:rPr>
-          <w:sz w:val="20"/>
-          <w:szCs w:val="21"/>
-        </w:rPr>
-        <w:t xml:space="preserve"> z = </w:t>
-      </w:r>
-      <w:proofErr w:type="gramStart"/>
-      <w:r>
-        <w:rPr>
-          <w:sz w:val="20"/>
-          <w:szCs w:val="21"/>
-        </w:rPr>
-        <w:t>array[</w:t>
-      </w:r>
-      <w:proofErr w:type="gramEnd"/>
-      <w:r>
-        <w:rPr>
-          <w:sz w:val="20"/>
-          <w:szCs w:val="21"/>
-        </w:rPr>
-        <w:t>2] - y</w:t>
+        <w:spacing w:before="240"/>
+      </w:pPr>
+      <w:r>
+        <w:t>or</w:t>
       </w:r>
     </w:p>
     <w:p>
       <w:pPr>
-        <w:pBdr>
-          <w:top w:val="single" w:sz="4" w:space="1" w:color="auto"/>
-          <w:left w:val="single" w:sz="4" w:space="4" w:color="auto"/>
-          <w:bottom w:val="single" w:sz="4" w:space="1" w:color="auto"/>
-          <w:right w:val="single" w:sz="4" w:space="4" w:color="auto"/>
-        </w:pBdr>
-        <w:spacing w:line="240" w:lineRule="auto"/>
-        <w:rPr>
-          <w:sz w:val="20"/>
-          <w:szCs w:val="21"/>
-        </w:rPr>
-      </w:pPr>
-      <w:proofErr w:type="gramStart"/>
-      <w:r>
-        <w:rPr>
-          <w:sz w:val="20"/>
-          <w:szCs w:val="21"/>
-        </w:rPr>
-        <w:t>LSL  R</w:t>
-      </w:r>
-      <w:proofErr w:type="gramEnd"/>
-      <w:r>
-        <w:rPr>
-          <w:sz w:val="20"/>
-          <w:szCs w:val="21"/>
-        </w:rPr>
-        <w:t xml:space="preserve">3, </w:t>
-      </w:r>
-      <w:proofErr w:type="gramStart"/>
-      <w:r>
-        <w:rPr>
-          <w:sz w:val="20"/>
-          <w:szCs w:val="21"/>
-        </w:rPr>
-        <w:t>R1, #</w:t>
-      </w:r>
-      <w:proofErr w:type="gramEnd"/>
-      <w:r>
-        <w:rPr>
-          <w:sz w:val="20"/>
-          <w:szCs w:val="21"/>
-        </w:rPr>
-        <w:t xml:space="preserve">3      </w:t>
-      </w:r>
-      <w:proofErr w:type="gramStart"/>
-      <w:r>
-        <w:rPr>
-          <w:sz w:val="20"/>
-          <w:szCs w:val="21"/>
-        </w:rPr>
-        <w:t xml:space="preserve">  ;</w:t>
-      </w:r>
-      <w:proofErr w:type="gramEnd"/>
-      <w:r>
-        <w:rPr>
-          <w:sz w:val="20"/>
-          <w:szCs w:val="21"/>
-        </w:rPr>
-        <w:t xml:space="preserve"> R3 = z * 8</w:t>
+        <w:spacing w:after="0"/>
+      </w:pPr>
+      <w:r>
+        <w:t>MOV R4, #2</w:t>
       </w:r>
     </w:p>
     <w:p>
-      <w:pPr>
-        <w:pBdr>
-          <w:top w:val="single" w:sz="4" w:space="1" w:color="auto"/>
-          <w:left w:val="single" w:sz="4" w:space="4" w:color="auto"/>
-          <w:bottom w:val="single" w:sz="4" w:space="1" w:color="auto"/>
-          <w:right w:val="single" w:sz="4" w:space="4" w:color="auto"/>
-        </w:pBdr>
-        <w:spacing w:line="240" w:lineRule="auto"/>
-        <w:rPr>
-          <w:sz w:val="20"/>
-          <w:szCs w:val="21"/>
-        </w:rPr>
-      </w:pPr>
-      <w:proofErr w:type="gramStart"/>
-      <w:r>
-        <w:rPr>
-          <w:sz w:val="20"/>
-          <w:szCs w:val="21"/>
-        </w:rPr>
-        <w:t>STR  R</w:t>
-      </w:r>
-      <w:proofErr w:type="gramEnd"/>
-      <w:r>
-        <w:rPr>
-          <w:sz w:val="20"/>
-          <w:szCs w:val="21"/>
-        </w:rPr>
-        <w:t>3, [</w:t>
-      </w:r>
-      <w:proofErr w:type="gramStart"/>
-      <w:r>
-        <w:rPr>
-          <w:sz w:val="20"/>
-          <w:szCs w:val="21"/>
-        </w:rPr>
-        <w:t>R0, #</w:t>
-      </w:r>
-      <w:proofErr w:type="gramEnd"/>
-      <w:r>
-        <w:rPr>
-          <w:sz w:val="20"/>
-          <w:szCs w:val="21"/>
-        </w:rPr>
-        <w:t xml:space="preserve">12]   </w:t>
-      </w:r>
-      <w:proofErr w:type="gramStart"/>
-      <w:r>
-        <w:rPr>
-          <w:sz w:val="20"/>
-          <w:szCs w:val="21"/>
-        </w:rPr>
-        <w:t xml:space="preserve">  ;</w:t>
-      </w:r>
-      <w:proofErr w:type="gramEnd"/>
-      <w:r>
-        <w:rPr>
-          <w:sz w:val="20"/>
-          <w:szCs w:val="21"/>
-        </w:rPr>
-        <w:t xml:space="preserve"> store into </w:t>
-      </w:r>
-      <w:proofErr w:type="gramStart"/>
-      <w:r>
-        <w:rPr>
-          <w:sz w:val="20"/>
-          <w:szCs w:val="21"/>
-        </w:rPr>
-        <w:t>array[</w:t>
-      </w:r>
-      <w:proofErr w:type="gramEnd"/>
-      <w:r>
-        <w:rPr>
-          <w:sz w:val="20"/>
-          <w:szCs w:val="21"/>
-        </w:rPr>
-        <w:t>3] (offset 3*4 = 12)</w:t>
-      </w:r>
-    </w:p>
-    <w:p>
-      <w:pPr>
-        <w:pBdr>
-          <w:top w:val="single" w:sz="4" w:space="1" w:color="auto"/>
-          <w:left w:val="single" w:sz="4" w:space="4" w:color="auto"/>
-          <w:bottom w:val="single" w:sz="4" w:space="1" w:color="auto"/>
-          <w:right w:val="single" w:sz="4" w:space="4" w:color="auto"/>
-        </w:pBdr>
-        <w:spacing w:line="240" w:lineRule="auto"/>
-        <w:rPr>
-          <w:sz w:val="20"/>
-          <w:szCs w:val="21"/>
-        </w:rPr>
-      </w:pPr>
-      <w:proofErr w:type="gramStart"/>
-      <w:r>
-        <w:rPr>
-          <w:sz w:val="20"/>
-          <w:szCs w:val="21"/>
-        </w:rPr>
-        <w:t>LSR  R</w:t>
-      </w:r>
-      <w:proofErr w:type="gramEnd"/>
-      <w:r>
-        <w:rPr>
-          <w:sz w:val="20"/>
-          <w:szCs w:val="21"/>
-        </w:rPr>
-        <w:t xml:space="preserve">3, </w:t>
-      </w:r>
-      <w:proofErr w:type="gramStart"/>
-      <w:r>
-        <w:rPr>
-          <w:sz w:val="20"/>
-          <w:szCs w:val="21"/>
-        </w:rPr>
-        <w:t>R1, #</w:t>
-      </w:r>
-      <w:proofErr w:type="gramEnd"/>
-      <w:r>
-        <w:rPr>
-          <w:sz w:val="20"/>
-          <w:szCs w:val="21"/>
-        </w:rPr>
-        <w:t xml:space="preserve">1      </w:t>
-      </w:r>
-      <w:proofErr w:type="gramStart"/>
-      <w:r>
-        <w:rPr>
-          <w:sz w:val="20"/>
-          <w:szCs w:val="21"/>
-        </w:rPr>
-        <w:t xml:space="preserve">  ;</w:t>
-      </w:r>
-      <w:proofErr w:type="gramEnd"/>
-      <w:r>
-        <w:rPr>
-          <w:sz w:val="20"/>
-          <w:szCs w:val="21"/>
-        </w:rPr>
-        <w:t xml:space="preserve"> R3 = z / 2</w:t>
-      </w:r>
-    </w:p>
-    <w:p>
-      <w:pPr>
-        <w:pBdr>
-          <w:top w:val="single" w:sz="4" w:space="1" w:color="auto"/>
-          <w:left w:val="single" w:sz="4" w:space="4" w:color="auto"/>
-          <w:bottom w:val="single" w:sz="4" w:space="1" w:color="auto"/>
-          <w:right w:val="single" w:sz="4" w:space="4" w:color="auto"/>
-        </w:pBdr>
-        <w:spacing w:line="240" w:lineRule="auto"/>
-        <w:rPr>
-          <w:sz w:val="20"/>
-          <w:szCs w:val="21"/>
-        </w:rPr>
-      </w:pPr>
-      <w:proofErr w:type="gramStart"/>
-      <w:r>
-        <w:rPr>
-          <w:sz w:val="20"/>
-          <w:szCs w:val="21"/>
-        </w:rPr>
-        <w:t>STR  R</w:t>
-      </w:r>
-      <w:proofErr w:type="gramEnd"/>
-      <w:r>
-        <w:rPr>
-          <w:sz w:val="20"/>
-          <w:szCs w:val="21"/>
-        </w:rPr>
-        <w:t>3, [</w:t>
-      </w:r>
-      <w:proofErr w:type="gramStart"/>
-      <w:r>
-        <w:rPr>
-          <w:sz w:val="20"/>
-          <w:szCs w:val="21"/>
-        </w:rPr>
-        <w:t>R0, #</w:t>
-      </w:r>
-      <w:proofErr w:type="gramEnd"/>
-      <w:r>
-        <w:rPr>
-          <w:sz w:val="20"/>
-          <w:szCs w:val="21"/>
-        </w:rPr>
-        <w:t xml:space="preserve">16]   </w:t>
-      </w:r>
-      <w:proofErr w:type="gramStart"/>
-      <w:r>
-        <w:rPr>
-          <w:sz w:val="20"/>
-          <w:szCs w:val="21"/>
-        </w:rPr>
-        <w:t xml:space="preserve">  ;</w:t>
-      </w:r>
-      <w:proofErr w:type="gramEnd"/>
-      <w:r>
-        <w:rPr>
-          <w:sz w:val="20"/>
-          <w:szCs w:val="21"/>
-        </w:rPr>
-        <w:t xml:space="preserve"> store into </w:t>
-      </w:r>
-      <w:proofErr w:type="gramStart"/>
-      <w:r>
-        <w:rPr>
-          <w:sz w:val="20"/>
-          <w:szCs w:val="21"/>
-        </w:rPr>
-        <w:t>array[</w:t>
-      </w:r>
-      <w:proofErr w:type="gramEnd"/>
-      <w:r>
-        <w:rPr>
-          <w:sz w:val="20"/>
-          <w:szCs w:val="21"/>
-        </w:rPr>
-        <w:t>4] (offset 4*4 = 16)</w:t>
-      </w:r>
-    </w:p>
-    <w:p>
-      <w:pPr>
-        <w:pBdr>
-          <w:top w:val="single" w:sz="4" w:space="1" w:color="auto"/>
-          <w:left w:val="single" w:sz="4" w:space="4" w:color="auto"/>
-          <w:bottom w:val="single" w:sz="4" w:space="1" w:color="auto"/>
-          <w:right w:val="single" w:sz="4" w:space="4" w:color="auto"/>
-        </w:pBdr>
-        <w:spacing w:line="240" w:lineRule="auto"/>
-        <w:rPr>
-          <w:sz w:val="20"/>
-          <w:szCs w:val="21"/>
-        </w:rPr>
-      </w:pPr>
-      <w:proofErr w:type="gramStart"/>
-      <w:r>
-        <w:rPr>
-          <w:sz w:val="20"/>
-          <w:szCs w:val="21"/>
-        </w:rPr>
-        <w:t>ADD  R</w:t>
-      </w:r>
-      <w:proofErr w:type="gramEnd"/>
-      <w:r>
-        <w:rPr>
-          <w:sz w:val="20"/>
-          <w:szCs w:val="21"/>
-        </w:rPr>
-        <w:t xml:space="preserve">3, </w:t>
-      </w:r>
-      <w:proofErr w:type="gramStart"/>
-      <w:r>
-        <w:rPr>
-          <w:sz w:val="20"/>
-          <w:szCs w:val="21"/>
-        </w:rPr>
-        <w:t>R1, #</w:t>
-      </w:r>
-      <w:proofErr w:type="gramEnd"/>
-      <w:r>
-        <w:rPr>
-          <w:sz w:val="20"/>
-          <w:szCs w:val="21"/>
-        </w:rPr>
-        <w:t xml:space="preserve">12     </w:t>
-      </w:r>
-      <w:proofErr w:type="gramStart"/>
-      <w:r>
-        <w:rPr>
-          <w:sz w:val="20"/>
-          <w:szCs w:val="21"/>
-        </w:rPr>
-        <w:t xml:space="preserve">  ;</w:t>
-      </w:r>
-      <w:proofErr w:type="gramEnd"/>
-      <w:r>
-        <w:rPr>
-          <w:sz w:val="20"/>
-          <w:szCs w:val="21"/>
-        </w:rPr>
-        <w:t xml:space="preserve"> R3 = z + 12</w:t>
-      </w:r>
-    </w:p>
-    <w:p>
-      <w:pPr>
-        <w:pBdr>
-          <w:top w:val="single" w:sz="4" w:space="1" w:color="auto"/>
-          <w:left w:val="single" w:sz="4" w:space="4" w:color="auto"/>
-          <w:bottom w:val="single" w:sz="4" w:space="1" w:color="auto"/>
-          <w:right w:val="single" w:sz="4" w:space="4" w:color="auto"/>
-        </w:pBdr>
-        <w:spacing w:line="240" w:lineRule="auto"/>
-        <w:rPr>
-          <w:sz w:val="20"/>
-          <w:szCs w:val="21"/>
-        </w:rPr>
-      </w:pPr>
-      <w:proofErr w:type="gramStart"/>
-      <w:r>
-        <w:rPr>
-          <w:sz w:val="20"/>
-          <w:szCs w:val="21"/>
-        </w:rPr>
-        <w:t>STR  R</w:t>
-      </w:r>
-      <w:proofErr w:type="gramEnd"/>
-      <w:r>
-        <w:rPr>
-          <w:sz w:val="20"/>
-          <w:szCs w:val="21"/>
-        </w:rPr>
-        <w:t>3, [</w:t>
-      </w:r>
-      <w:proofErr w:type="gramStart"/>
-      <w:r>
-        <w:rPr>
-          <w:sz w:val="20"/>
-          <w:szCs w:val="21"/>
-        </w:rPr>
-        <w:t>R0, #</w:t>
-      </w:r>
-      <w:proofErr w:type="gramEnd"/>
-      <w:r>
-        <w:rPr>
-          <w:sz w:val="20"/>
-          <w:szCs w:val="21"/>
-        </w:rPr>
-        <w:t xml:space="preserve">20]   </w:t>
-      </w:r>
-      <w:proofErr w:type="gramStart"/>
-      <w:r>
-        <w:rPr>
-          <w:sz w:val="20"/>
-          <w:szCs w:val="21"/>
-        </w:rPr>
-        <w:t xml:space="preserve">  ;</w:t>
-      </w:r>
-      <w:proofErr w:type="gramEnd"/>
-      <w:r>
-        <w:rPr>
-          <w:sz w:val="20"/>
-          <w:szCs w:val="21"/>
-        </w:rPr>
-        <w:t xml:space="preserve"> store into </w:t>
-      </w:r>
-      <w:proofErr w:type="gramStart"/>
-      <w:r>
-        <w:rPr>
-          <w:sz w:val="20"/>
-          <w:szCs w:val="21"/>
-        </w:rPr>
-        <w:t>array[</w:t>
-      </w:r>
-      <w:proofErr w:type="gramEnd"/>
-      <w:r>
-        <w:rPr>
-          <w:sz w:val="20"/>
-          <w:szCs w:val="21"/>
-        </w:rPr>
-        <w:t>5] (offset 5*4 = 20)</w:t>
-      </w:r>
-    </w:p>
-    <w:p>
-      <w:pPr>
-        <w:pBdr>
-          <w:top w:val="single" w:sz="4" w:space="1" w:color="auto"/>
-          <w:left w:val="single" w:sz="4" w:space="4" w:color="auto"/>
-          <w:bottom w:val="single" w:sz="4" w:space="1" w:color="auto"/>
-          <w:right w:val="single" w:sz="4" w:space="4" w:color="auto"/>
-        </w:pBdr>
-        <w:spacing w:line="240" w:lineRule="auto"/>
-        <w:rPr>
-          <w:sz w:val="20"/>
-          <w:szCs w:val="21"/>
-        </w:rPr>
-      </w:pPr>
-      <w:proofErr w:type="gramStart"/>
-      <w:r>
-        <w:rPr>
-          <w:sz w:val="20"/>
-          <w:szCs w:val="21"/>
-        </w:rPr>
-        <w:t>ORR  R</w:t>
-      </w:r>
-      <w:proofErr w:type="gramEnd"/>
-      <w:r>
-        <w:rPr>
-          <w:sz w:val="20"/>
-          <w:szCs w:val="21"/>
-        </w:rPr>
-        <w:t xml:space="preserve">3, </w:t>
-      </w:r>
-      <w:proofErr w:type="gramStart"/>
-      <w:r>
-        <w:rPr>
-          <w:sz w:val="20"/>
-          <w:szCs w:val="21"/>
-        </w:rPr>
-        <w:t>R1, #</w:t>
-      </w:r>
-      <w:proofErr w:type="gramEnd"/>
-      <w:r>
-        <w:rPr>
-          <w:sz w:val="20"/>
-          <w:szCs w:val="21"/>
-        </w:rPr>
-        <w:t xml:space="preserve">0x0F   </w:t>
-      </w:r>
-      <w:proofErr w:type="gramStart"/>
-      <w:r>
-        <w:rPr>
-          <w:sz w:val="20"/>
-          <w:szCs w:val="21"/>
-        </w:rPr>
-        <w:t xml:space="preserve">  ;</w:t>
-      </w:r>
-      <w:proofErr w:type="gramEnd"/>
-      <w:r>
-        <w:rPr>
-          <w:sz w:val="20"/>
-          <w:szCs w:val="21"/>
-        </w:rPr>
-        <w:t xml:space="preserve"> R3 = z | 0x0F</w:t>
-      </w:r>
-    </w:p>
-    <w:p>
-      <w:pPr>
-        <w:pBdr>
-          <w:top w:val="single" w:sz="4" w:space="1" w:color="auto"/>
-          <w:left w:val="single" w:sz="4" w:space="4" w:color="auto"/>
-          <w:bottom w:val="single" w:sz="4" w:space="1" w:color="auto"/>
-          <w:right w:val="single" w:sz="4" w:space="4" w:color="auto"/>
-        </w:pBdr>
-        <w:spacing w:line="240" w:lineRule="auto"/>
-      </w:pPr>
-      <w:proofErr w:type="gramStart"/>
-      <w:r>
-        <w:rPr>
-          <w:sz w:val="20"/>
-          <w:szCs w:val="21"/>
-        </w:rPr>
-        <w:lastRenderedPageBreak/>
-        <w:t>STR  R</w:t>
-      </w:r>
-      <w:proofErr w:type="gramEnd"/>
-      <w:r>
-        <w:rPr>
-          <w:sz w:val="20"/>
-          <w:szCs w:val="21"/>
-        </w:rPr>
-        <w:t>3, [</w:t>
-      </w:r>
-      <w:proofErr w:type="gramStart"/>
-      <w:r>
-        <w:rPr>
-          <w:sz w:val="20"/>
-          <w:szCs w:val="21"/>
-        </w:rPr>
-        <w:t>R0, #</w:t>
-      </w:r>
-      <w:proofErr w:type="gramEnd"/>
-      <w:r>
-        <w:rPr>
-          <w:sz w:val="20"/>
-          <w:szCs w:val="21"/>
-        </w:rPr>
-        <w:t xml:space="preserve">24]   </w:t>
-      </w:r>
-      <w:proofErr w:type="gramStart"/>
-      <w:r>
-        <w:rPr>
-          <w:sz w:val="20"/>
-          <w:szCs w:val="21"/>
-        </w:rPr>
-        <w:t xml:space="preserve">  ;</w:t>
-      </w:r>
-      <w:proofErr w:type="gramEnd"/>
-      <w:r>
-        <w:rPr>
-          <w:sz w:val="20"/>
-          <w:szCs w:val="21"/>
-        </w:rPr>
-        <w:t xml:space="preserve"> store into </w:t>
-      </w:r>
-      <w:proofErr w:type="gramStart"/>
-      <w:r>
-        <w:rPr>
-          <w:sz w:val="20"/>
-          <w:szCs w:val="21"/>
-        </w:rPr>
-        <w:t>array[</w:t>
-      </w:r>
-      <w:proofErr w:type="gramEnd"/>
-      <w:r>
-        <w:rPr>
-          <w:sz w:val="20"/>
-          <w:szCs w:val="21"/>
-        </w:rPr>
-        <w:t>6] (offset 6*4 = 24)</w:t>
-      </w:r>
-    </w:p>
-    <w:p>
-      <w:pPr>
-        <w:rPr>
-          <w:bCs/>
-        </w:rPr>
-      </w:pPr>
-      <w:r>
-        <w:rPr>
-          <w:bCs/>
-        </w:rPr>
-        <w:t xml:space="preserve">Version 2: </w:t>
-      </w:r>
-      <w:r>
-        <w:rPr>
-          <w:bCs/>
-        </w:rPr>
-        <w:t>U</w:t>
-      </w:r>
-      <w:r>
-        <w:rPr>
-          <w:bCs/>
-        </w:rPr>
-        <w:t xml:space="preserve">sing </w:t>
-      </w:r>
-      <w:r>
-        <w:rPr>
-          <w:bCs/>
-        </w:rPr>
-        <w:t>pre</w:t>
-      </w:r>
-      <w:r>
-        <w:rPr>
-          <w:bCs/>
-        </w:rPr>
-        <w:t>-index</w:t>
-      </w:r>
-      <w:r>
-        <w:rPr>
-          <w:bCs/>
-        </w:rPr>
-        <w:t xml:space="preserve"> with update</w:t>
-      </w:r>
-      <w:r>
-        <w:rPr>
-          <w:bCs/>
-        </w:rPr>
-        <w:t xml:space="preserve"> </w:t>
-      </w:r>
-      <w:r>
-        <w:rPr>
-          <w:bCs/>
-        </w:rPr>
-        <w:t>addressing</w:t>
-      </w:r>
-      <w:r>
-        <w:rPr>
-          <w:bCs/>
-        </w:rPr>
-        <w:t>.</w:t>
-      </w:r>
-    </w:p>
-    <w:p>
-      <w:pPr>
-        <w:pBdr>
-          <w:top w:val="single" w:sz="4" w:space="1" w:color="auto"/>
-          <w:left w:val="single" w:sz="4" w:space="4" w:color="auto"/>
-          <w:bottom w:val="single" w:sz="4" w:space="1" w:color="auto"/>
-          <w:right w:val="single" w:sz="4" w:space="4" w:color="auto"/>
-        </w:pBdr>
-        <w:spacing w:line="240" w:lineRule="auto"/>
-        <w:rPr>
-          <w:sz w:val="20"/>
-          <w:szCs w:val="21"/>
-        </w:rPr>
-      </w:pPr>
-      <w:proofErr w:type="gramStart"/>
-      <w:r>
-        <w:rPr>
-          <w:sz w:val="20"/>
-          <w:szCs w:val="21"/>
-        </w:rPr>
-        <w:t>LDR  R</w:t>
-      </w:r>
-      <w:proofErr w:type="gramEnd"/>
-      <w:r>
-        <w:rPr>
-          <w:sz w:val="20"/>
-          <w:szCs w:val="21"/>
-        </w:rPr>
-        <w:t>3, [</w:t>
-      </w:r>
-      <w:proofErr w:type="gramStart"/>
-      <w:r>
-        <w:rPr>
-          <w:sz w:val="20"/>
-          <w:szCs w:val="21"/>
-        </w:rPr>
-        <w:t>R0, #</w:t>
-      </w:r>
-      <w:proofErr w:type="gramEnd"/>
-      <w:r>
-        <w:rPr>
-          <w:sz w:val="20"/>
-          <w:szCs w:val="21"/>
-        </w:rPr>
-        <w:t xml:space="preserve">8]!   </w:t>
-      </w:r>
-      <w:proofErr w:type="gramStart"/>
-      <w:r>
-        <w:rPr>
-          <w:sz w:val="20"/>
-          <w:szCs w:val="21"/>
-        </w:rPr>
-        <w:t xml:space="preserve">  ;</w:t>
-      </w:r>
-      <w:proofErr w:type="gramEnd"/>
-      <w:r>
-        <w:rPr>
-          <w:sz w:val="20"/>
-          <w:szCs w:val="21"/>
-        </w:rPr>
-        <w:t xml:space="preserve"> load </w:t>
-      </w:r>
-      <w:proofErr w:type="gramStart"/>
-      <w:r>
-        <w:rPr>
-          <w:sz w:val="20"/>
-          <w:szCs w:val="21"/>
-        </w:rPr>
-        <w:t>array[</w:t>
-      </w:r>
-      <w:proofErr w:type="gramEnd"/>
-      <w:r>
-        <w:rPr>
-          <w:sz w:val="20"/>
-          <w:szCs w:val="21"/>
-        </w:rPr>
-        <w:t xml:space="preserve">2] and update R0 to point to </w:t>
-      </w:r>
-      <w:proofErr w:type="gramStart"/>
-      <w:r>
-        <w:rPr>
-          <w:sz w:val="20"/>
-          <w:szCs w:val="21"/>
-        </w:rPr>
-        <w:t>array[</w:t>
-      </w:r>
-      <w:proofErr w:type="gramEnd"/>
-      <w:r>
-        <w:rPr>
-          <w:sz w:val="20"/>
-          <w:szCs w:val="21"/>
-        </w:rPr>
-        <w:t>2]</w:t>
-      </w:r>
-    </w:p>
-    <w:p>
-      <w:pPr>
-        <w:pBdr>
-          <w:top w:val="single" w:sz="4" w:space="1" w:color="auto"/>
-          <w:left w:val="single" w:sz="4" w:space="4" w:color="auto"/>
-          <w:bottom w:val="single" w:sz="4" w:space="1" w:color="auto"/>
-          <w:right w:val="single" w:sz="4" w:space="4" w:color="auto"/>
-        </w:pBdr>
-        <w:spacing w:line="240" w:lineRule="auto"/>
-        <w:rPr>
-          <w:sz w:val="20"/>
-          <w:szCs w:val="21"/>
-        </w:rPr>
-      </w:pPr>
-      <w:proofErr w:type="gramStart"/>
-      <w:r>
-        <w:rPr>
-          <w:sz w:val="20"/>
-          <w:szCs w:val="21"/>
-        </w:rPr>
-        <w:t>SUB  R</w:t>
-      </w:r>
-      <w:proofErr w:type="gramEnd"/>
-      <w:r>
-        <w:rPr>
-          <w:sz w:val="20"/>
-          <w:szCs w:val="21"/>
-        </w:rPr>
-        <w:t xml:space="preserve">1, R3, R2      </w:t>
-      </w:r>
-      <w:proofErr w:type="gramStart"/>
-      <w:r>
-        <w:rPr>
-          <w:sz w:val="20"/>
-          <w:szCs w:val="21"/>
-        </w:rPr>
-        <w:t xml:space="preserve">  ;</w:t>
-      </w:r>
-      <w:proofErr w:type="gramEnd"/>
-      <w:r>
-        <w:rPr>
-          <w:sz w:val="20"/>
-          <w:szCs w:val="21"/>
-        </w:rPr>
-        <w:t xml:space="preserve"> z = </w:t>
-      </w:r>
-      <w:proofErr w:type="gramStart"/>
-      <w:r>
-        <w:rPr>
-          <w:sz w:val="20"/>
-          <w:szCs w:val="21"/>
-        </w:rPr>
-        <w:t>array[</w:t>
-      </w:r>
-      <w:proofErr w:type="gramEnd"/>
-      <w:r>
-        <w:rPr>
-          <w:sz w:val="20"/>
-          <w:szCs w:val="21"/>
-        </w:rPr>
-        <w:t>2] - y</w:t>
-      </w:r>
-    </w:p>
-    <w:p>
-      <w:pPr>
-        <w:pBdr>
-          <w:top w:val="single" w:sz="4" w:space="1" w:color="auto"/>
-          <w:left w:val="single" w:sz="4" w:space="4" w:color="auto"/>
-          <w:bottom w:val="single" w:sz="4" w:space="1" w:color="auto"/>
-          <w:right w:val="single" w:sz="4" w:space="4" w:color="auto"/>
-        </w:pBdr>
-        <w:spacing w:line="240" w:lineRule="auto"/>
-        <w:rPr>
-          <w:sz w:val="20"/>
-          <w:szCs w:val="21"/>
-        </w:rPr>
-      </w:pPr>
-      <w:proofErr w:type="gramStart"/>
-      <w:r>
-        <w:rPr>
-          <w:sz w:val="20"/>
-          <w:szCs w:val="21"/>
-        </w:rPr>
-        <w:t>LSL  R</w:t>
-      </w:r>
-      <w:proofErr w:type="gramEnd"/>
-      <w:r>
-        <w:rPr>
-          <w:sz w:val="20"/>
-          <w:szCs w:val="21"/>
-        </w:rPr>
-        <w:t xml:space="preserve">3, </w:t>
-      </w:r>
-      <w:proofErr w:type="gramStart"/>
-      <w:r>
-        <w:rPr>
-          <w:sz w:val="20"/>
-          <w:szCs w:val="21"/>
-        </w:rPr>
-        <w:t>R1, #</w:t>
-      </w:r>
-      <w:proofErr w:type="gramEnd"/>
-      <w:r>
-        <w:rPr>
-          <w:sz w:val="20"/>
-          <w:szCs w:val="21"/>
-        </w:rPr>
-        <w:t>3</w:t>
-      </w:r>
-      <w:r>
-        <w:rPr>
-          <w:sz w:val="20"/>
-          <w:szCs w:val="21"/>
-        </w:rPr>
-        <w:t xml:space="preserve">      </w:t>
-      </w:r>
-      <w:proofErr w:type="gramStart"/>
-      <w:r>
-        <w:rPr>
-          <w:sz w:val="20"/>
-          <w:szCs w:val="21"/>
-        </w:rPr>
-        <w:t xml:space="preserve">  ;</w:t>
-      </w:r>
-      <w:proofErr w:type="gramEnd"/>
-      <w:r>
-        <w:rPr>
-          <w:sz w:val="20"/>
-          <w:szCs w:val="21"/>
-        </w:rPr>
-        <w:t xml:space="preserve"> R3 = z * 8</w:t>
-      </w:r>
-    </w:p>
-    <w:p>
-      <w:pPr>
-        <w:pBdr>
-          <w:top w:val="single" w:sz="4" w:space="1" w:color="auto"/>
-          <w:left w:val="single" w:sz="4" w:space="4" w:color="auto"/>
-          <w:bottom w:val="single" w:sz="4" w:space="1" w:color="auto"/>
-          <w:right w:val="single" w:sz="4" w:space="4" w:color="auto"/>
-        </w:pBdr>
-        <w:spacing w:line="240" w:lineRule="auto"/>
-        <w:rPr>
-          <w:sz w:val="20"/>
-          <w:szCs w:val="21"/>
-        </w:rPr>
-      </w:pPr>
-      <w:proofErr w:type="gramStart"/>
-      <w:r>
-        <w:rPr>
-          <w:sz w:val="20"/>
-          <w:szCs w:val="21"/>
-        </w:rPr>
-        <w:t>STR  R</w:t>
-      </w:r>
-      <w:proofErr w:type="gramEnd"/>
-      <w:r>
-        <w:rPr>
-          <w:sz w:val="20"/>
-          <w:szCs w:val="21"/>
-        </w:rPr>
-        <w:t>3, [</w:t>
-      </w:r>
-      <w:proofErr w:type="gramStart"/>
-      <w:r>
-        <w:rPr>
-          <w:sz w:val="20"/>
-          <w:szCs w:val="21"/>
-        </w:rPr>
-        <w:t>R0, #</w:t>
-      </w:r>
-      <w:proofErr w:type="gramEnd"/>
-      <w:r>
-        <w:rPr>
-          <w:sz w:val="20"/>
-          <w:szCs w:val="21"/>
-        </w:rPr>
-        <w:t xml:space="preserve">4]!   </w:t>
-      </w:r>
-      <w:proofErr w:type="gramStart"/>
-      <w:r>
-        <w:rPr>
-          <w:sz w:val="20"/>
-          <w:szCs w:val="21"/>
-        </w:rPr>
-        <w:t xml:space="preserve">  ;</w:t>
-      </w:r>
-      <w:proofErr w:type="gramEnd"/>
-      <w:r>
-        <w:rPr>
-          <w:sz w:val="20"/>
-          <w:szCs w:val="21"/>
-        </w:rPr>
-        <w:t xml:space="preserve"> update R0 to </w:t>
-      </w:r>
-      <w:proofErr w:type="gramStart"/>
-      <w:r>
-        <w:rPr>
-          <w:sz w:val="20"/>
-          <w:szCs w:val="21"/>
-        </w:rPr>
-        <w:t>array[</w:t>
-      </w:r>
-      <w:proofErr w:type="gramEnd"/>
-      <w:r>
-        <w:rPr>
-          <w:sz w:val="20"/>
-          <w:szCs w:val="21"/>
-        </w:rPr>
-        <w:t>3], store z * 8</w:t>
-      </w:r>
-    </w:p>
-    <w:p>
-      <w:pPr>
-        <w:pBdr>
-          <w:top w:val="single" w:sz="4" w:space="1" w:color="auto"/>
-          <w:left w:val="single" w:sz="4" w:space="4" w:color="auto"/>
-          <w:bottom w:val="single" w:sz="4" w:space="1" w:color="auto"/>
-          <w:right w:val="single" w:sz="4" w:space="4" w:color="auto"/>
-        </w:pBdr>
-        <w:spacing w:line="240" w:lineRule="auto"/>
-        <w:rPr>
-          <w:sz w:val="20"/>
-          <w:szCs w:val="21"/>
-        </w:rPr>
-      </w:pPr>
-      <w:proofErr w:type="gramStart"/>
-      <w:r>
-        <w:rPr>
-          <w:sz w:val="20"/>
-          <w:szCs w:val="21"/>
-        </w:rPr>
-        <w:t>LSR  R</w:t>
-      </w:r>
-      <w:proofErr w:type="gramEnd"/>
-      <w:r>
-        <w:rPr>
-          <w:sz w:val="20"/>
-          <w:szCs w:val="21"/>
-        </w:rPr>
-        <w:t xml:space="preserve">3, </w:t>
-      </w:r>
-      <w:proofErr w:type="gramStart"/>
-      <w:r>
-        <w:rPr>
-          <w:sz w:val="20"/>
-          <w:szCs w:val="21"/>
-        </w:rPr>
-        <w:t>R1, #</w:t>
-      </w:r>
-      <w:proofErr w:type="gramEnd"/>
-      <w:r>
-        <w:rPr>
-          <w:sz w:val="20"/>
-          <w:szCs w:val="21"/>
-        </w:rPr>
-        <w:t>1</w:t>
-      </w:r>
-      <w:r>
-        <w:rPr>
-          <w:sz w:val="20"/>
-          <w:szCs w:val="21"/>
-        </w:rPr>
-        <w:t xml:space="preserve">      </w:t>
-      </w:r>
-      <w:proofErr w:type="gramStart"/>
-      <w:r>
-        <w:rPr>
-          <w:sz w:val="20"/>
-          <w:szCs w:val="21"/>
-        </w:rPr>
-        <w:t xml:space="preserve">  ;</w:t>
-      </w:r>
-      <w:proofErr w:type="gramEnd"/>
-      <w:r>
-        <w:rPr>
-          <w:sz w:val="20"/>
-          <w:szCs w:val="21"/>
-        </w:rPr>
-        <w:t xml:space="preserve"> R3 = z / 2</w:t>
-      </w:r>
-    </w:p>
-    <w:p>
-      <w:pPr>
-        <w:pBdr>
-          <w:top w:val="single" w:sz="4" w:space="1" w:color="auto"/>
-          <w:left w:val="single" w:sz="4" w:space="4" w:color="auto"/>
-          <w:bottom w:val="single" w:sz="4" w:space="1" w:color="auto"/>
-          <w:right w:val="single" w:sz="4" w:space="4" w:color="auto"/>
-        </w:pBdr>
-        <w:spacing w:line="240" w:lineRule="auto"/>
-        <w:rPr>
-          <w:sz w:val="20"/>
-          <w:szCs w:val="21"/>
-        </w:rPr>
-      </w:pPr>
-      <w:proofErr w:type="gramStart"/>
-      <w:r>
-        <w:rPr>
-          <w:sz w:val="20"/>
-          <w:szCs w:val="21"/>
-        </w:rPr>
-        <w:t>STR  R</w:t>
-      </w:r>
-      <w:proofErr w:type="gramEnd"/>
-      <w:r>
-        <w:rPr>
-          <w:sz w:val="20"/>
-          <w:szCs w:val="21"/>
-        </w:rPr>
-        <w:t>3, [</w:t>
-      </w:r>
-      <w:proofErr w:type="gramStart"/>
-      <w:r>
-        <w:rPr>
-          <w:sz w:val="20"/>
-          <w:szCs w:val="21"/>
-        </w:rPr>
-        <w:t>R0, #</w:t>
-      </w:r>
-      <w:proofErr w:type="gramEnd"/>
-      <w:r>
-        <w:rPr>
-          <w:sz w:val="20"/>
-          <w:szCs w:val="21"/>
-        </w:rPr>
-        <w:t xml:space="preserve">4]!   </w:t>
-      </w:r>
-      <w:proofErr w:type="gramStart"/>
-      <w:r>
-        <w:rPr>
-          <w:sz w:val="20"/>
-          <w:szCs w:val="21"/>
-        </w:rPr>
-        <w:t xml:space="preserve">  ;</w:t>
-      </w:r>
-      <w:proofErr w:type="gramEnd"/>
-      <w:r>
-        <w:rPr>
-          <w:sz w:val="20"/>
-          <w:szCs w:val="21"/>
-        </w:rPr>
-        <w:t xml:space="preserve"> update R0 to </w:t>
-      </w:r>
-      <w:proofErr w:type="gramStart"/>
-      <w:r>
-        <w:rPr>
-          <w:sz w:val="20"/>
-          <w:szCs w:val="21"/>
-        </w:rPr>
-        <w:t>array[</w:t>
-      </w:r>
-      <w:proofErr w:type="gramEnd"/>
-      <w:r>
-        <w:rPr>
-          <w:sz w:val="20"/>
-          <w:szCs w:val="21"/>
-        </w:rPr>
-        <w:t>4], store z / 2</w:t>
-      </w:r>
-    </w:p>
-    <w:p>
-      <w:pPr>
-        <w:pBdr>
-          <w:top w:val="single" w:sz="4" w:space="1" w:color="auto"/>
-          <w:left w:val="single" w:sz="4" w:space="4" w:color="auto"/>
-          <w:bottom w:val="single" w:sz="4" w:space="1" w:color="auto"/>
-          <w:right w:val="single" w:sz="4" w:space="4" w:color="auto"/>
-        </w:pBdr>
-        <w:spacing w:line="240" w:lineRule="auto"/>
-        <w:rPr>
-          <w:sz w:val="20"/>
-          <w:szCs w:val="21"/>
-        </w:rPr>
-      </w:pPr>
-      <w:proofErr w:type="gramStart"/>
-      <w:r>
-        <w:rPr>
-          <w:sz w:val="20"/>
-          <w:szCs w:val="21"/>
-        </w:rPr>
-        <w:t>ADD  R</w:t>
-      </w:r>
-      <w:proofErr w:type="gramEnd"/>
-      <w:r>
-        <w:rPr>
-          <w:sz w:val="20"/>
-          <w:szCs w:val="21"/>
-        </w:rPr>
-        <w:t xml:space="preserve">3, </w:t>
-      </w:r>
-      <w:proofErr w:type="gramStart"/>
-      <w:r>
-        <w:rPr>
-          <w:sz w:val="20"/>
-          <w:szCs w:val="21"/>
-        </w:rPr>
-        <w:t>R1, #</w:t>
-      </w:r>
-      <w:proofErr w:type="gramEnd"/>
-      <w:r>
-        <w:rPr>
-          <w:sz w:val="20"/>
-          <w:szCs w:val="21"/>
-        </w:rPr>
-        <w:t>12</w:t>
-      </w:r>
-      <w:r>
-        <w:rPr>
-          <w:sz w:val="20"/>
-          <w:szCs w:val="21"/>
-        </w:rPr>
-        <w:t xml:space="preserve">     </w:t>
-      </w:r>
-      <w:proofErr w:type="gramStart"/>
-      <w:r>
-        <w:rPr>
-          <w:sz w:val="20"/>
-          <w:szCs w:val="21"/>
-        </w:rPr>
-        <w:t xml:space="preserve">  ;</w:t>
-      </w:r>
-      <w:proofErr w:type="gramEnd"/>
-      <w:r>
-        <w:rPr>
-          <w:sz w:val="20"/>
-          <w:szCs w:val="21"/>
-        </w:rPr>
-        <w:t xml:space="preserve"> R3 = z + 12</w:t>
-      </w:r>
-    </w:p>
-    <w:p>
-      <w:pPr>
-        <w:pBdr>
-          <w:top w:val="single" w:sz="4" w:space="1" w:color="auto"/>
-          <w:left w:val="single" w:sz="4" w:space="4" w:color="auto"/>
-          <w:bottom w:val="single" w:sz="4" w:space="1" w:color="auto"/>
-          <w:right w:val="single" w:sz="4" w:space="4" w:color="auto"/>
-        </w:pBdr>
-        <w:spacing w:line="240" w:lineRule="auto"/>
-        <w:rPr>
-          <w:sz w:val="20"/>
-          <w:szCs w:val="21"/>
-        </w:rPr>
-      </w:pPr>
-      <w:proofErr w:type="gramStart"/>
-      <w:r>
-        <w:rPr>
-          <w:sz w:val="20"/>
-          <w:szCs w:val="21"/>
-        </w:rPr>
-        <w:t>STR  R</w:t>
-      </w:r>
-      <w:proofErr w:type="gramEnd"/>
-      <w:r>
-        <w:rPr>
-          <w:sz w:val="20"/>
-          <w:szCs w:val="21"/>
-        </w:rPr>
-        <w:t>3, [</w:t>
-      </w:r>
-      <w:proofErr w:type="gramStart"/>
-      <w:r>
-        <w:rPr>
-          <w:sz w:val="20"/>
-          <w:szCs w:val="21"/>
-        </w:rPr>
-        <w:t>R0, #</w:t>
-      </w:r>
-      <w:proofErr w:type="gramEnd"/>
-      <w:r>
-        <w:rPr>
-          <w:sz w:val="20"/>
-          <w:szCs w:val="21"/>
-        </w:rPr>
-        <w:t xml:space="preserve">4]!   </w:t>
-      </w:r>
-      <w:proofErr w:type="gramStart"/>
-      <w:r>
-        <w:rPr>
-          <w:sz w:val="20"/>
-          <w:szCs w:val="21"/>
-        </w:rPr>
-        <w:t xml:space="preserve">  ;</w:t>
-      </w:r>
-      <w:proofErr w:type="gramEnd"/>
-      <w:r>
-        <w:rPr>
-          <w:sz w:val="20"/>
-          <w:szCs w:val="21"/>
-        </w:rPr>
-        <w:t xml:space="preserve"> update R0 to </w:t>
-      </w:r>
-      <w:proofErr w:type="gramStart"/>
-      <w:r>
-        <w:rPr>
-          <w:sz w:val="20"/>
-          <w:szCs w:val="21"/>
-        </w:rPr>
-        <w:t>array[</w:t>
-      </w:r>
-      <w:proofErr w:type="gramEnd"/>
-      <w:r>
-        <w:rPr>
-          <w:sz w:val="20"/>
-          <w:szCs w:val="21"/>
-        </w:rPr>
-        <w:t>5], store z + 12</w:t>
-      </w:r>
-    </w:p>
-    <w:p>
-      <w:pPr>
-        <w:pBdr>
-          <w:top w:val="single" w:sz="4" w:space="1" w:color="auto"/>
-          <w:left w:val="single" w:sz="4" w:space="4" w:color="auto"/>
-          <w:bottom w:val="single" w:sz="4" w:space="1" w:color="auto"/>
-          <w:right w:val="single" w:sz="4" w:space="4" w:color="auto"/>
-        </w:pBdr>
-        <w:spacing w:line="240" w:lineRule="auto"/>
-        <w:rPr>
-          <w:sz w:val="20"/>
-          <w:szCs w:val="21"/>
-        </w:rPr>
-      </w:pPr>
-      <w:proofErr w:type="gramStart"/>
-      <w:r>
-        <w:rPr>
-          <w:sz w:val="20"/>
-          <w:szCs w:val="21"/>
-        </w:rPr>
-        <w:t>ORR  R</w:t>
-      </w:r>
-      <w:proofErr w:type="gramEnd"/>
-      <w:r>
-        <w:rPr>
-          <w:sz w:val="20"/>
-          <w:szCs w:val="21"/>
-        </w:rPr>
-        <w:t xml:space="preserve">3, </w:t>
-      </w:r>
-      <w:proofErr w:type="gramStart"/>
-      <w:r>
-        <w:rPr>
-          <w:sz w:val="20"/>
-          <w:szCs w:val="21"/>
-        </w:rPr>
-        <w:t>R1, #</w:t>
-      </w:r>
-      <w:proofErr w:type="gramEnd"/>
-      <w:r>
-        <w:rPr>
-          <w:sz w:val="20"/>
-          <w:szCs w:val="21"/>
-        </w:rPr>
-        <w:t>0x0F</w:t>
-      </w:r>
-      <w:r>
-        <w:rPr>
-          <w:sz w:val="20"/>
-          <w:szCs w:val="21"/>
-        </w:rPr>
-        <w:t xml:space="preserve">   </w:t>
-      </w:r>
-      <w:proofErr w:type="gramStart"/>
-      <w:r>
-        <w:rPr>
-          <w:sz w:val="20"/>
-          <w:szCs w:val="21"/>
-        </w:rPr>
-        <w:t xml:space="preserve">  ;</w:t>
-      </w:r>
-      <w:proofErr w:type="gramEnd"/>
-      <w:r>
-        <w:rPr>
-          <w:sz w:val="20"/>
-          <w:szCs w:val="21"/>
-        </w:rPr>
-        <w:t xml:space="preserve"> R3 = z | 0x0F</w:t>
-      </w:r>
-    </w:p>
-    <w:p>
-      <w:pPr>
-        <w:pBdr>
-          <w:top w:val="single" w:sz="4" w:space="1" w:color="auto"/>
-          <w:left w:val="single" w:sz="4" w:space="4" w:color="auto"/>
-          <w:bottom w:val="single" w:sz="4" w:space="1" w:color="auto"/>
-          <w:right w:val="single" w:sz="4" w:space="4" w:color="auto"/>
-        </w:pBdr>
-        <w:spacing w:line="240" w:lineRule="auto"/>
-        <w:rPr>
-          <w:sz w:val="21"/>
-          <w:szCs w:val="22"/>
-        </w:rPr>
-      </w:pPr>
-      <w:proofErr w:type="gramStart"/>
-      <w:r>
-        <w:rPr>
-          <w:sz w:val="20"/>
-          <w:szCs w:val="21"/>
-        </w:rPr>
-        <w:t>STR  R</w:t>
-      </w:r>
-      <w:proofErr w:type="gramEnd"/>
-      <w:r>
-        <w:rPr>
-          <w:sz w:val="20"/>
-          <w:szCs w:val="21"/>
-        </w:rPr>
-        <w:t>3, [</w:t>
-      </w:r>
-      <w:proofErr w:type="gramStart"/>
-      <w:r>
-        <w:rPr>
-          <w:sz w:val="20"/>
-          <w:szCs w:val="21"/>
-        </w:rPr>
-        <w:t>R0, #</w:t>
-      </w:r>
-      <w:proofErr w:type="gramEnd"/>
-      <w:r>
-        <w:rPr>
-          <w:sz w:val="20"/>
-          <w:szCs w:val="21"/>
-        </w:rPr>
-        <w:t xml:space="preserve">4]!   </w:t>
-      </w:r>
-      <w:proofErr w:type="gramStart"/>
-      <w:r>
-        <w:rPr>
-          <w:sz w:val="20"/>
-          <w:szCs w:val="21"/>
-        </w:rPr>
-        <w:t xml:space="preserve">  ;</w:t>
-      </w:r>
-      <w:proofErr w:type="gramEnd"/>
-      <w:r>
-        <w:rPr>
-          <w:sz w:val="20"/>
-          <w:szCs w:val="21"/>
-        </w:rPr>
-        <w:t xml:space="preserve"> update R0 to </w:t>
-      </w:r>
-      <w:proofErr w:type="gramStart"/>
-      <w:r>
-        <w:rPr>
-          <w:sz w:val="20"/>
-          <w:szCs w:val="21"/>
-        </w:rPr>
-        <w:t>array[</w:t>
-      </w:r>
-      <w:proofErr w:type="gramEnd"/>
-      <w:r>
-        <w:rPr>
-          <w:sz w:val="20"/>
-          <w:szCs w:val="21"/>
-        </w:rPr>
-        <w:t>6], store z | 0x0</w:t>
-      </w:r>
-      <w:r>
-        <w:rPr>
-          <w:sz w:val="21"/>
-          <w:szCs w:val="22"/>
-        </w:rPr>
-        <w:t>F</w:t>
-      </w:r>
-    </w:p>
-    <w:p>
-      <w:pPr>
-        <w:rPr>
-          <w:bCs/>
-        </w:rPr>
-      </w:pPr>
-      <w:r>
-        <w:rPr>
-          <w:bCs/>
-        </w:rPr>
-        <w:t xml:space="preserve">Version </w:t>
-      </w:r>
-      <w:r>
-        <w:rPr>
-          <w:bCs/>
-        </w:rPr>
-        <w:t>3</w:t>
-      </w:r>
-      <w:r>
-        <w:rPr>
-          <w:bCs/>
-        </w:rPr>
-        <w:t xml:space="preserve">: Using </w:t>
-      </w:r>
-      <w:r>
-        <w:rPr>
-          <w:bCs/>
-        </w:rPr>
-        <w:t>post</w:t>
-      </w:r>
-      <w:r>
-        <w:rPr>
-          <w:bCs/>
-        </w:rPr>
-        <w:t>-index</w:t>
-      </w:r>
-      <w:r>
-        <w:rPr>
-          <w:bCs/>
-        </w:rPr>
-        <w:t xml:space="preserve"> </w:t>
-      </w:r>
-      <w:r>
-        <w:rPr>
-          <w:bCs/>
-        </w:rPr>
-        <w:t>addressing</w:t>
-      </w:r>
-      <w:r>
-        <w:rPr>
-          <w:bCs/>
-        </w:rPr>
-        <w:t>.</w:t>
-      </w:r>
-    </w:p>
-    <w:p>
-      <w:pPr>
-        <w:pBdr>
-          <w:top w:val="single" w:sz="4" w:space="1" w:color="auto"/>
-          <w:left w:val="single" w:sz="4" w:space="4" w:color="auto"/>
-          <w:bottom w:val="single" w:sz="4" w:space="1" w:color="auto"/>
-          <w:right w:val="single" w:sz="4" w:space="4" w:color="auto"/>
-        </w:pBdr>
-        <w:spacing w:line="240" w:lineRule="auto"/>
-        <w:rPr>
-          <w:sz w:val="20"/>
-          <w:szCs w:val="21"/>
-        </w:rPr>
-      </w:pPr>
-      <w:proofErr w:type="gramStart"/>
-      <w:r>
-        <w:rPr>
-          <w:sz w:val="20"/>
-          <w:szCs w:val="21"/>
-        </w:rPr>
-        <w:t>LDR  R</w:t>
-      </w:r>
-      <w:proofErr w:type="gramEnd"/>
-      <w:r>
-        <w:rPr>
-          <w:sz w:val="20"/>
-          <w:szCs w:val="21"/>
-        </w:rPr>
-        <w:t>3, [</w:t>
-      </w:r>
-      <w:proofErr w:type="gramStart"/>
-      <w:r>
-        <w:rPr>
-          <w:sz w:val="20"/>
-          <w:szCs w:val="21"/>
-        </w:rPr>
-        <w:t>R0, #</w:t>
-      </w:r>
-      <w:proofErr w:type="gramEnd"/>
-      <w:r>
-        <w:rPr>
-          <w:sz w:val="20"/>
-          <w:szCs w:val="21"/>
-        </w:rPr>
-        <w:t xml:space="preserve">8]    </w:t>
-      </w:r>
-      <w:proofErr w:type="gramStart"/>
-      <w:r>
-        <w:rPr>
-          <w:sz w:val="20"/>
-          <w:szCs w:val="21"/>
-        </w:rPr>
-        <w:t xml:space="preserve">  ;</w:t>
-      </w:r>
-      <w:proofErr w:type="gramEnd"/>
-      <w:r>
-        <w:rPr>
-          <w:sz w:val="20"/>
-          <w:szCs w:val="21"/>
-        </w:rPr>
-        <w:t xml:space="preserve"> load </w:t>
-      </w:r>
-      <w:proofErr w:type="gramStart"/>
-      <w:r>
-        <w:rPr>
-          <w:sz w:val="20"/>
-          <w:szCs w:val="21"/>
-        </w:rPr>
-        <w:t>array[</w:t>
-      </w:r>
-      <w:proofErr w:type="gramEnd"/>
-      <w:r>
-        <w:rPr>
-          <w:sz w:val="20"/>
-          <w:szCs w:val="21"/>
-        </w:rPr>
-        <w:t>2] into R3</w:t>
-      </w:r>
-    </w:p>
-    <w:p>
-      <w:pPr>
-        <w:pBdr>
-          <w:top w:val="single" w:sz="4" w:space="1" w:color="auto"/>
-          <w:left w:val="single" w:sz="4" w:space="4" w:color="auto"/>
-          <w:bottom w:val="single" w:sz="4" w:space="1" w:color="auto"/>
-          <w:right w:val="single" w:sz="4" w:space="4" w:color="auto"/>
-        </w:pBdr>
-        <w:spacing w:line="240" w:lineRule="auto"/>
-        <w:rPr>
-          <w:sz w:val="20"/>
-          <w:szCs w:val="21"/>
-        </w:rPr>
-      </w:pPr>
-      <w:proofErr w:type="gramStart"/>
-      <w:r>
-        <w:rPr>
-          <w:sz w:val="20"/>
-          <w:szCs w:val="21"/>
-        </w:rPr>
-        <w:t>SUB  R</w:t>
-      </w:r>
-      <w:proofErr w:type="gramEnd"/>
-      <w:r>
-        <w:rPr>
-          <w:sz w:val="20"/>
-          <w:szCs w:val="21"/>
-        </w:rPr>
-        <w:t xml:space="preserve">1, R3, R2      </w:t>
-      </w:r>
-      <w:proofErr w:type="gramStart"/>
-      <w:r>
-        <w:rPr>
-          <w:sz w:val="20"/>
-          <w:szCs w:val="21"/>
-        </w:rPr>
-        <w:t xml:space="preserve">  ;</w:t>
-      </w:r>
-      <w:proofErr w:type="gramEnd"/>
-      <w:r>
-        <w:rPr>
-          <w:sz w:val="20"/>
-          <w:szCs w:val="21"/>
-        </w:rPr>
-        <w:t xml:space="preserve"> z = </w:t>
-      </w:r>
-      <w:proofErr w:type="gramStart"/>
-      <w:r>
-        <w:rPr>
-          <w:sz w:val="20"/>
-          <w:szCs w:val="21"/>
-        </w:rPr>
-        <w:t>array[</w:t>
-      </w:r>
-      <w:proofErr w:type="gramEnd"/>
-      <w:r>
-        <w:rPr>
-          <w:sz w:val="20"/>
-          <w:szCs w:val="21"/>
-        </w:rPr>
-        <w:t>2] - y</w:t>
-      </w:r>
-    </w:p>
-    <w:p>
-      <w:pPr>
-        <w:pBdr>
-          <w:top w:val="single" w:sz="4" w:space="1" w:color="auto"/>
-          <w:left w:val="single" w:sz="4" w:space="4" w:color="auto"/>
-          <w:bottom w:val="single" w:sz="4" w:space="1" w:color="auto"/>
-          <w:right w:val="single" w:sz="4" w:space="4" w:color="auto"/>
-        </w:pBdr>
-        <w:spacing w:line="240" w:lineRule="auto"/>
-        <w:rPr>
-          <w:sz w:val="20"/>
-          <w:szCs w:val="21"/>
-        </w:rPr>
-      </w:pPr>
-      <w:proofErr w:type="gramStart"/>
-      <w:r>
-        <w:rPr>
-          <w:sz w:val="20"/>
-          <w:szCs w:val="21"/>
-        </w:rPr>
-        <w:t>ADD  R</w:t>
-      </w:r>
-      <w:proofErr w:type="gramEnd"/>
-      <w:r>
-        <w:rPr>
-          <w:sz w:val="20"/>
-          <w:szCs w:val="21"/>
-        </w:rPr>
-        <w:t xml:space="preserve">0, </w:t>
-      </w:r>
-      <w:proofErr w:type="gramStart"/>
-      <w:r>
-        <w:rPr>
-          <w:sz w:val="20"/>
-          <w:szCs w:val="21"/>
-        </w:rPr>
-        <w:t>R0, #</w:t>
-      </w:r>
-      <w:proofErr w:type="gramEnd"/>
-      <w:r>
-        <w:rPr>
-          <w:sz w:val="20"/>
-          <w:szCs w:val="21"/>
-        </w:rPr>
-        <w:t xml:space="preserve">12     </w:t>
-      </w:r>
-      <w:proofErr w:type="gramStart"/>
-      <w:r>
-        <w:rPr>
-          <w:sz w:val="20"/>
-          <w:szCs w:val="21"/>
-        </w:rPr>
-        <w:t xml:space="preserve">  ;</w:t>
-      </w:r>
-      <w:proofErr w:type="gramEnd"/>
-      <w:r>
-        <w:rPr>
-          <w:sz w:val="20"/>
-          <w:szCs w:val="21"/>
-        </w:rPr>
-        <w:t xml:space="preserve"> </w:t>
-      </w:r>
-      <w:r>
-        <w:rPr>
-          <w:sz w:val="20"/>
-          <w:szCs w:val="21"/>
-        </w:rPr>
-        <w:t xml:space="preserve">increment R0 to point to </w:t>
-      </w:r>
-      <w:proofErr w:type="gramStart"/>
-      <w:r>
-        <w:rPr>
-          <w:sz w:val="20"/>
-          <w:szCs w:val="21"/>
-        </w:rPr>
-        <w:t>array[</w:t>
-      </w:r>
-      <w:proofErr w:type="gramEnd"/>
-      <w:r>
-        <w:rPr>
-          <w:sz w:val="20"/>
-          <w:szCs w:val="21"/>
-        </w:rPr>
-        <w:t>3</w:t>
-      </w:r>
-      <w:r>
-        <w:rPr>
-          <w:sz w:val="20"/>
-          <w:szCs w:val="21"/>
-        </w:rPr>
-        <w:t>]</w:t>
-      </w:r>
-    </w:p>
-    <w:p>
-      <w:pPr>
-        <w:pBdr>
-          <w:top w:val="single" w:sz="4" w:space="1" w:color="auto"/>
-          <w:left w:val="single" w:sz="4" w:space="4" w:color="auto"/>
-          <w:bottom w:val="single" w:sz="4" w:space="1" w:color="auto"/>
-          <w:right w:val="single" w:sz="4" w:space="4" w:color="auto"/>
-        </w:pBdr>
-        <w:spacing w:line="240" w:lineRule="auto"/>
-        <w:rPr>
-          <w:sz w:val="20"/>
-          <w:szCs w:val="21"/>
-        </w:rPr>
-      </w:pPr>
-      <w:proofErr w:type="gramStart"/>
-      <w:r>
-        <w:rPr>
-          <w:sz w:val="20"/>
-          <w:szCs w:val="21"/>
-        </w:rPr>
-        <w:t>LSL  R</w:t>
-      </w:r>
-      <w:proofErr w:type="gramEnd"/>
-      <w:r>
-        <w:rPr>
-          <w:sz w:val="20"/>
-          <w:szCs w:val="21"/>
-        </w:rPr>
-        <w:t xml:space="preserve">3, </w:t>
-      </w:r>
-      <w:proofErr w:type="gramStart"/>
-      <w:r>
-        <w:rPr>
-          <w:sz w:val="20"/>
-          <w:szCs w:val="21"/>
-        </w:rPr>
-        <w:t>R1, #</w:t>
-      </w:r>
-      <w:proofErr w:type="gramEnd"/>
-      <w:r>
-        <w:rPr>
-          <w:sz w:val="20"/>
-          <w:szCs w:val="21"/>
-        </w:rPr>
-        <w:t xml:space="preserve">3      </w:t>
-      </w:r>
-      <w:proofErr w:type="gramStart"/>
-      <w:r>
-        <w:rPr>
-          <w:sz w:val="20"/>
-          <w:szCs w:val="21"/>
-        </w:rPr>
-        <w:t xml:space="preserve">  ;</w:t>
-      </w:r>
-      <w:proofErr w:type="gramEnd"/>
-      <w:r>
-        <w:rPr>
-          <w:sz w:val="20"/>
-          <w:szCs w:val="21"/>
-        </w:rPr>
-        <w:t xml:space="preserve"> R3 = z * 8</w:t>
-      </w:r>
-    </w:p>
-    <w:p>
-      <w:pPr>
-        <w:pBdr>
-          <w:top w:val="single" w:sz="4" w:space="1" w:color="auto"/>
-          <w:left w:val="single" w:sz="4" w:space="4" w:color="auto"/>
-          <w:bottom w:val="single" w:sz="4" w:space="1" w:color="auto"/>
-          <w:right w:val="single" w:sz="4" w:space="4" w:color="auto"/>
-        </w:pBdr>
-        <w:spacing w:line="240" w:lineRule="auto"/>
-        <w:rPr>
-          <w:sz w:val="20"/>
-          <w:szCs w:val="21"/>
-        </w:rPr>
-      </w:pPr>
-      <w:proofErr w:type="gramStart"/>
-      <w:r>
-        <w:rPr>
-          <w:sz w:val="20"/>
-          <w:szCs w:val="21"/>
-        </w:rPr>
-        <w:t>STR  R</w:t>
-      </w:r>
-      <w:proofErr w:type="gramEnd"/>
-      <w:r>
-        <w:rPr>
-          <w:sz w:val="20"/>
-          <w:szCs w:val="21"/>
-        </w:rPr>
-        <w:t>3, [R0</w:t>
-      </w:r>
-      <w:proofErr w:type="gramStart"/>
-      <w:r>
-        <w:rPr>
-          <w:sz w:val="20"/>
-          <w:szCs w:val="21"/>
-        </w:rPr>
-        <w:t>], #</w:t>
-      </w:r>
-      <w:proofErr w:type="gramEnd"/>
-      <w:r>
-        <w:rPr>
-          <w:sz w:val="20"/>
-          <w:szCs w:val="21"/>
-        </w:rPr>
-        <w:t xml:space="preserve">4    </w:t>
-      </w:r>
-      <w:proofErr w:type="gramStart"/>
-      <w:r>
-        <w:rPr>
-          <w:sz w:val="20"/>
-          <w:szCs w:val="21"/>
-        </w:rPr>
-        <w:t xml:space="preserve">  ;</w:t>
-      </w:r>
-      <w:proofErr w:type="gramEnd"/>
-      <w:r>
-        <w:rPr>
-          <w:sz w:val="20"/>
-          <w:szCs w:val="21"/>
-        </w:rPr>
-        <w:t xml:space="preserve"> store into </w:t>
-      </w:r>
-      <w:proofErr w:type="gramStart"/>
-      <w:r>
-        <w:rPr>
-          <w:sz w:val="20"/>
-          <w:szCs w:val="21"/>
-        </w:rPr>
-        <w:t>array[</w:t>
-      </w:r>
-      <w:proofErr w:type="gramEnd"/>
-      <w:r>
-        <w:rPr>
-          <w:sz w:val="20"/>
-          <w:szCs w:val="21"/>
-        </w:rPr>
-        <w:t xml:space="preserve">3], then update R0 to </w:t>
-      </w:r>
-      <w:proofErr w:type="gramStart"/>
-      <w:r>
-        <w:rPr>
-          <w:sz w:val="20"/>
-          <w:szCs w:val="21"/>
-        </w:rPr>
-        <w:t>array[</w:t>
-      </w:r>
-      <w:proofErr w:type="gramEnd"/>
-      <w:r>
-        <w:rPr>
-          <w:sz w:val="20"/>
-          <w:szCs w:val="21"/>
-        </w:rPr>
-        <w:t>4]</w:t>
-      </w:r>
-    </w:p>
-    <w:p>
-      <w:pPr>
-        <w:pBdr>
-          <w:top w:val="single" w:sz="4" w:space="1" w:color="auto"/>
-          <w:left w:val="single" w:sz="4" w:space="4" w:color="auto"/>
-          <w:bottom w:val="single" w:sz="4" w:space="1" w:color="auto"/>
-          <w:right w:val="single" w:sz="4" w:space="4" w:color="auto"/>
-        </w:pBdr>
-        <w:spacing w:line="240" w:lineRule="auto"/>
-        <w:rPr>
-          <w:sz w:val="20"/>
-          <w:szCs w:val="21"/>
-        </w:rPr>
-      </w:pPr>
-      <w:proofErr w:type="gramStart"/>
-      <w:r>
-        <w:rPr>
-          <w:sz w:val="20"/>
-          <w:szCs w:val="21"/>
-        </w:rPr>
-        <w:t>LSR  R</w:t>
-      </w:r>
-      <w:proofErr w:type="gramEnd"/>
-      <w:r>
-        <w:rPr>
-          <w:sz w:val="20"/>
-          <w:szCs w:val="21"/>
-        </w:rPr>
-        <w:t xml:space="preserve">3, </w:t>
-      </w:r>
-      <w:proofErr w:type="gramStart"/>
-      <w:r>
-        <w:rPr>
-          <w:sz w:val="20"/>
-          <w:szCs w:val="21"/>
-        </w:rPr>
-        <w:t>R1, #</w:t>
-      </w:r>
-      <w:proofErr w:type="gramEnd"/>
-      <w:r>
-        <w:rPr>
-          <w:sz w:val="20"/>
-          <w:szCs w:val="21"/>
-        </w:rPr>
-        <w:t xml:space="preserve">1      </w:t>
-      </w:r>
-      <w:proofErr w:type="gramStart"/>
-      <w:r>
-        <w:rPr>
-          <w:sz w:val="20"/>
-          <w:szCs w:val="21"/>
-        </w:rPr>
-        <w:t xml:space="preserve">  ;</w:t>
-      </w:r>
-      <w:proofErr w:type="gramEnd"/>
-      <w:r>
-        <w:rPr>
-          <w:sz w:val="20"/>
-          <w:szCs w:val="21"/>
-        </w:rPr>
-        <w:t xml:space="preserve"> R3 = z / 2</w:t>
-      </w:r>
-    </w:p>
-    <w:p>
-      <w:pPr>
-        <w:pBdr>
-          <w:top w:val="single" w:sz="4" w:space="1" w:color="auto"/>
-          <w:left w:val="single" w:sz="4" w:space="4" w:color="auto"/>
-          <w:bottom w:val="single" w:sz="4" w:space="1" w:color="auto"/>
-          <w:right w:val="single" w:sz="4" w:space="4" w:color="auto"/>
-        </w:pBdr>
-        <w:spacing w:line="240" w:lineRule="auto"/>
-        <w:rPr>
-          <w:sz w:val="20"/>
-          <w:szCs w:val="21"/>
-        </w:rPr>
-      </w:pPr>
-      <w:proofErr w:type="gramStart"/>
-      <w:r>
-        <w:rPr>
-          <w:sz w:val="20"/>
-          <w:szCs w:val="21"/>
-        </w:rPr>
-        <w:t>STR  R</w:t>
-      </w:r>
-      <w:proofErr w:type="gramEnd"/>
-      <w:r>
-        <w:rPr>
-          <w:sz w:val="20"/>
-          <w:szCs w:val="21"/>
-        </w:rPr>
-        <w:t>3, [R0</w:t>
-      </w:r>
-      <w:proofErr w:type="gramStart"/>
-      <w:r>
-        <w:rPr>
-          <w:sz w:val="20"/>
-          <w:szCs w:val="21"/>
-        </w:rPr>
-        <w:t>], #</w:t>
-      </w:r>
-      <w:proofErr w:type="gramEnd"/>
-      <w:r>
-        <w:rPr>
-          <w:sz w:val="20"/>
-          <w:szCs w:val="21"/>
-        </w:rPr>
-        <w:t xml:space="preserve">4    </w:t>
-      </w:r>
-      <w:proofErr w:type="gramStart"/>
-      <w:r>
-        <w:rPr>
-          <w:sz w:val="20"/>
-          <w:szCs w:val="21"/>
-        </w:rPr>
-        <w:t xml:space="preserve">  ;</w:t>
-      </w:r>
-      <w:proofErr w:type="gramEnd"/>
-      <w:r>
-        <w:rPr>
-          <w:sz w:val="20"/>
-          <w:szCs w:val="21"/>
-        </w:rPr>
-        <w:t xml:space="preserve"> store into </w:t>
-      </w:r>
-      <w:proofErr w:type="gramStart"/>
-      <w:r>
-        <w:rPr>
-          <w:sz w:val="20"/>
-          <w:szCs w:val="21"/>
-        </w:rPr>
-        <w:t>array[</w:t>
-      </w:r>
-      <w:proofErr w:type="gramEnd"/>
-      <w:r>
-        <w:rPr>
-          <w:sz w:val="20"/>
-          <w:szCs w:val="21"/>
-        </w:rPr>
-        <w:t xml:space="preserve">4], then update R0 to </w:t>
-      </w:r>
-      <w:proofErr w:type="gramStart"/>
-      <w:r>
-        <w:rPr>
-          <w:sz w:val="20"/>
-          <w:szCs w:val="21"/>
-        </w:rPr>
-        <w:t>array[</w:t>
-      </w:r>
-      <w:proofErr w:type="gramEnd"/>
-      <w:r>
-        <w:rPr>
-          <w:sz w:val="20"/>
-          <w:szCs w:val="21"/>
-        </w:rPr>
-        <w:t>5]</w:t>
-      </w:r>
-    </w:p>
-    <w:p>
-      <w:pPr>
-        <w:pBdr>
-          <w:top w:val="single" w:sz="4" w:space="1" w:color="auto"/>
-          <w:left w:val="single" w:sz="4" w:space="4" w:color="auto"/>
-          <w:bottom w:val="single" w:sz="4" w:space="1" w:color="auto"/>
-          <w:right w:val="single" w:sz="4" w:space="4" w:color="auto"/>
-        </w:pBdr>
-        <w:spacing w:line="240" w:lineRule="auto"/>
-        <w:rPr>
-          <w:sz w:val="20"/>
-          <w:szCs w:val="21"/>
-        </w:rPr>
-      </w:pPr>
-      <w:proofErr w:type="gramStart"/>
-      <w:r>
-        <w:rPr>
-          <w:sz w:val="20"/>
-          <w:szCs w:val="21"/>
-        </w:rPr>
-        <w:t>ADD  R</w:t>
-      </w:r>
-      <w:proofErr w:type="gramEnd"/>
-      <w:r>
-        <w:rPr>
-          <w:sz w:val="20"/>
-          <w:szCs w:val="21"/>
-        </w:rPr>
-        <w:t xml:space="preserve">3, </w:t>
-      </w:r>
-      <w:proofErr w:type="gramStart"/>
-      <w:r>
-        <w:rPr>
-          <w:sz w:val="20"/>
-          <w:szCs w:val="21"/>
-        </w:rPr>
-        <w:t>R1, #</w:t>
-      </w:r>
-      <w:proofErr w:type="gramEnd"/>
-      <w:r>
-        <w:rPr>
-          <w:sz w:val="20"/>
-          <w:szCs w:val="21"/>
-        </w:rPr>
-        <w:t xml:space="preserve">12     </w:t>
-      </w:r>
-      <w:proofErr w:type="gramStart"/>
-      <w:r>
-        <w:rPr>
-          <w:sz w:val="20"/>
-          <w:szCs w:val="21"/>
-        </w:rPr>
-        <w:t xml:space="preserve">  ;</w:t>
-      </w:r>
-      <w:proofErr w:type="gramEnd"/>
-      <w:r>
-        <w:rPr>
-          <w:sz w:val="20"/>
-          <w:szCs w:val="21"/>
-        </w:rPr>
-        <w:t xml:space="preserve"> R3 = z + 12</w:t>
-      </w:r>
-    </w:p>
-    <w:p>
-      <w:pPr>
-        <w:pBdr>
-          <w:top w:val="single" w:sz="4" w:space="1" w:color="auto"/>
-          <w:left w:val="single" w:sz="4" w:space="4" w:color="auto"/>
-          <w:bottom w:val="single" w:sz="4" w:space="1" w:color="auto"/>
-          <w:right w:val="single" w:sz="4" w:space="4" w:color="auto"/>
-        </w:pBdr>
-        <w:spacing w:line="240" w:lineRule="auto"/>
-        <w:rPr>
-          <w:sz w:val="20"/>
-          <w:szCs w:val="21"/>
-        </w:rPr>
-      </w:pPr>
-      <w:proofErr w:type="gramStart"/>
-      <w:r>
-        <w:rPr>
-          <w:sz w:val="20"/>
-          <w:szCs w:val="21"/>
-        </w:rPr>
-        <w:t>STR  R</w:t>
-      </w:r>
-      <w:proofErr w:type="gramEnd"/>
-      <w:r>
-        <w:rPr>
-          <w:sz w:val="20"/>
-          <w:szCs w:val="21"/>
-        </w:rPr>
-        <w:t>3, [R0</w:t>
-      </w:r>
-      <w:proofErr w:type="gramStart"/>
-      <w:r>
-        <w:rPr>
-          <w:sz w:val="20"/>
-          <w:szCs w:val="21"/>
-        </w:rPr>
-        <w:t>], #</w:t>
-      </w:r>
-      <w:proofErr w:type="gramEnd"/>
-      <w:r>
-        <w:rPr>
-          <w:sz w:val="20"/>
-          <w:szCs w:val="21"/>
-        </w:rPr>
-        <w:t xml:space="preserve">4    </w:t>
-      </w:r>
-      <w:proofErr w:type="gramStart"/>
-      <w:r>
-        <w:rPr>
-          <w:sz w:val="20"/>
-          <w:szCs w:val="21"/>
-        </w:rPr>
-        <w:t xml:space="preserve">  ;</w:t>
-      </w:r>
-      <w:proofErr w:type="gramEnd"/>
-      <w:r>
-        <w:rPr>
-          <w:sz w:val="20"/>
-          <w:szCs w:val="21"/>
-        </w:rPr>
-        <w:t xml:space="preserve"> store into </w:t>
-      </w:r>
-      <w:proofErr w:type="gramStart"/>
-      <w:r>
-        <w:rPr>
-          <w:sz w:val="20"/>
-          <w:szCs w:val="21"/>
-        </w:rPr>
-        <w:t>array[</w:t>
-      </w:r>
-      <w:proofErr w:type="gramEnd"/>
-      <w:r>
-        <w:rPr>
-          <w:sz w:val="20"/>
-          <w:szCs w:val="21"/>
-        </w:rPr>
-        <w:t xml:space="preserve">5], then update R0 to </w:t>
-      </w:r>
-      <w:proofErr w:type="gramStart"/>
-      <w:r>
-        <w:rPr>
-          <w:sz w:val="20"/>
-          <w:szCs w:val="21"/>
-        </w:rPr>
-        <w:t>array[</w:t>
-      </w:r>
-      <w:proofErr w:type="gramEnd"/>
-      <w:r>
-        <w:rPr>
-          <w:sz w:val="20"/>
-          <w:szCs w:val="21"/>
-        </w:rPr>
-        <w:t>6]</w:t>
-      </w:r>
-    </w:p>
-    <w:p>
-      <w:pPr>
-        <w:pBdr>
-          <w:top w:val="single" w:sz="4" w:space="1" w:color="auto"/>
-          <w:left w:val="single" w:sz="4" w:space="4" w:color="auto"/>
-          <w:bottom w:val="single" w:sz="4" w:space="1" w:color="auto"/>
-          <w:right w:val="single" w:sz="4" w:space="4" w:color="auto"/>
-        </w:pBdr>
-        <w:spacing w:line="240" w:lineRule="auto"/>
-        <w:rPr>
-          <w:sz w:val="20"/>
-          <w:szCs w:val="21"/>
-        </w:rPr>
-      </w:pPr>
-      <w:proofErr w:type="gramStart"/>
-      <w:r>
-        <w:rPr>
-          <w:sz w:val="20"/>
-          <w:szCs w:val="21"/>
-        </w:rPr>
-        <w:t>ORR  R</w:t>
-      </w:r>
-      <w:proofErr w:type="gramEnd"/>
-      <w:r>
-        <w:rPr>
-          <w:sz w:val="20"/>
-          <w:szCs w:val="21"/>
-        </w:rPr>
-        <w:t xml:space="preserve">3, </w:t>
-      </w:r>
-      <w:proofErr w:type="gramStart"/>
-      <w:r>
-        <w:rPr>
-          <w:sz w:val="20"/>
-          <w:szCs w:val="21"/>
-        </w:rPr>
-        <w:t>R1, #</w:t>
-      </w:r>
-      <w:proofErr w:type="gramEnd"/>
-      <w:r>
-        <w:rPr>
-          <w:sz w:val="20"/>
-          <w:szCs w:val="21"/>
-        </w:rPr>
-        <w:t xml:space="preserve">0x0F   </w:t>
-      </w:r>
-      <w:proofErr w:type="gramStart"/>
-      <w:r>
-        <w:rPr>
-          <w:sz w:val="20"/>
-          <w:szCs w:val="21"/>
-        </w:rPr>
-        <w:t xml:space="preserve">  ;</w:t>
-      </w:r>
-      <w:proofErr w:type="gramEnd"/>
-      <w:r>
-        <w:rPr>
-          <w:sz w:val="20"/>
-          <w:szCs w:val="21"/>
-        </w:rPr>
-        <w:t xml:space="preserve"> R3 = z | 0x0F</w:t>
-      </w:r>
-    </w:p>
-    <w:p>
-      <w:pPr>
-        <w:pBdr>
-          <w:top w:val="single" w:sz="4" w:space="1" w:color="auto"/>
-          <w:left w:val="single" w:sz="4" w:space="4" w:color="auto"/>
-          <w:bottom w:val="single" w:sz="4" w:space="1" w:color="auto"/>
-          <w:right w:val="single" w:sz="4" w:space="4" w:color="auto"/>
-        </w:pBdr>
-        <w:spacing w:line="240" w:lineRule="auto"/>
-      </w:pPr>
-      <w:proofErr w:type="gramStart"/>
-      <w:r>
-        <w:rPr>
-          <w:sz w:val="20"/>
-          <w:szCs w:val="21"/>
-        </w:rPr>
-        <w:t>STR  R</w:t>
-      </w:r>
-      <w:proofErr w:type="gramEnd"/>
-      <w:r>
-        <w:rPr>
-          <w:sz w:val="20"/>
-          <w:szCs w:val="21"/>
-        </w:rPr>
-        <w:t xml:space="preserve">3, [R0]        </w:t>
-      </w:r>
-      <w:proofErr w:type="gramStart"/>
-      <w:r>
-        <w:rPr>
-          <w:sz w:val="20"/>
-          <w:szCs w:val="21"/>
-        </w:rPr>
-        <w:t xml:space="preserve">  ;</w:t>
-      </w:r>
-      <w:proofErr w:type="gramEnd"/>
-      <w:r>
-        <w:rPr>
-          <w:sz w:val="20"/>
-          <w:szCs w:val="21"/>
-        </w:rPr>
-        <w:t xml:space="preserve"> store into </w:t>
-      </w:r>
-      <w:proofErr w:type="gramStart"/>
-      <w:r>
-        <w:rPr>
-          <w:sz w:val="20"/>
-          <w:szCs w:val="21"/>
-        </w:rPr>
-        <w:t>array[</w:t>
-      </w:r>
-      <w:proofErr w:type="gramEnd"/>
-      <w:r>
-        <w:rPr>
-          <w:sz w:val="20"/>
-          <w:szCs w:val="21"/>
-        </w:rPr>
-        <w:t>6]</w:t>
+      <w:r>
+        <w:t>UDIV R3, R1, R4</w:t>
       </w:r>
     </w:p>
     <w:sectPr>

--- a/PPTs/Exams/CSC111 Midterm Exam CR Sp2026 ANS.docx
+++ b/PPTs/Exams/CSC111 Midterm Exam CR Sp2026 ANS.docx
@@ -176,6 +176,7 @@
           </w:tcPr>
           <w:p>
             <w:pPr>
+              <w:spacing w:after="0"/>
               <w:jc w:val="center"/>
             </w:pPr>
             <w:r>
@@ -189,6 +190,7 @@
           </w:tcPr>
           <w:p>
             <w:pPr>
+              <w:spacing w:after="0"/>
               <w:jc w:val="center"/>
             </w:pPr>
             <w:r>
@@ -202,6 +204,7 @@
           </w:tcPr>
           <w:p>
             <w:pPr>
+              <w:spacing w:after="0"/>
               <w:jc w:val="center"/>
             </w:pPr>
             <w:r>
@@ -215,6 +218,7 @@
           </w:tcPr>
           <w:p>
             <w:pPr>
+              <w:spacing w:after="0"/>
               <w:jc w:val="center"/>
             </w:pPr>
             <w:r>
@@ -228,6 +232,7 @@
           </w:tcPr>
           <w:p>
             <w:pPr>
+              <w:spacing w:after="0"/>
               <w:jc w:val="center"/>
             </w:pPr>
             <w:r>
@@ -241,6 +246,7 @@
           </w:tcPr>
           <w:p>
             <w:pPr>
+              <w:spacing w:after="0"/>
               <w:jc w:val="center"/>
             </w:pPr>
             <w:r>
@@ -259,6 +265,7 @@
           </w:tcPr>
           <w:p>
             <w:pPr>
+              <w:spacing w:after="0"/>
               <w:jc w:val="right"/>
             </w:pPr>
             <w:r>
@@ -278,6 +285,7 @@
           </w:tcPr>
           <w:p>
             <w:pPr>
+              <w:spacing w:after="0"/>
               <w:jc w:val="right"/>
             </w:pPr>
             <w:r>
@@ -294,6 +302,7 @@
           </w:tcPr>
           <w:p>
             <w:pPr>
+              <w:spacing w:after="0"/>
               <w:jc w:val="right"/>
             </w:pPr>
             <w:r>
@@ -313,6 +322,7 @@
           </w:tcPr>
           <w:p>
             <w:pPr>
+              <w:spacing w:after="0"/>
               <w:jc w:val="right"/>
             </w:pPr>
             <w:r>
@@ -332,6 +342,7 @@
           </w:tcPr>
           <w:p>
             <w:pPr>
+              <w:spacing w:after="0"/>
               <w:jc w:val="right"/>
             </w:pPr>
             <w:r>
@@ -351,6 +362,7 @@
           </w:tcPr>
           <w:p>
             <w:pPr>
+              <w:spacing w:after="0"/>
               <w:jc w:val="right"/>
             </w:pPr>
             <w:r>
@@ -443,6 +455,7 @@
           </w:tcPr>
           <w:p>
             <w:pPr>
+              <w:spacing w:after="0"/>
               <w:jc w:val="center"/>
             </w:pPr>
             <w:r>
@@ -457,6 +470,7 @@
           </w:tcPr>
           <w:p>
             <w:pPr>
+              <w:spacing w:after="0"/>
               <w:jc w:val="center"/>
             </w:pPr>
             <w:r>
@@ -471,6 +485,7 @@
           </w:tcPr>
           <w:p>
             <w:pPr>
+              <w:spacing w:after="0"/>
               <w:jc w:val="center"/>
             </w:pPr>
             <w:r>
@@ -485,6 +500,7 @@
           </w:tcPr>
           <w:p>
             <w:pPr>
+              <w:spacing w:after="0"/>
               <w:jc w:val="center"/>
             </w:pPr>
             <w:r>
@@ -499,6 +515,7 @@
           </w:tcPr>
           <w:p>
             <w:pPr>
+              <w:spacing w:after="0"/>
               <w:jc w:val="center"/>
             </w:pPr>
             <w:r>
@@ -513,6 +530,7 @@
           </w:tcPr>
           <w:p>
             <w:pPr>
+              <w:spacing w:after="0"/>
               <w:jc w:val="center"/>
             </w:pPr>
             <w:r>
@@ -527,6 +545,7 @@
           </w:tcPr>
           <w:p>
             <w:pPr>
+              <w:spacing w:after="0"/>
               <w:jc w:val="center"/>
             </w:pPr>
             <w:r>
@@ -541,6 +560,7 @@
           </w:tcPr>
           <w:p>
             <w:pPr>
+              <w:spacing w:after="0"/>
               <w:jc w:val="center"/>
             </w:pPr>
             <w:r>
@@ -555,6 +575,7 @@
           </w:tcPr>
           <w:p>
             <w:pPr>
+              <w:spacing w:after="0"/>
               <w:jc w:val="center"/>
             </w:pPr>
             <w:r>
@@ -569,6 +590,7 @@
           </w:tcPr>
           <w:p>
             <w:pPr>
+              <w:spacing w:after="0"/>
               <w:jc w:val="center"/>
             </w:pPr>
             <w:r>
@@ -588,8 +610,12 @@
           </w:tcPr>
           <w:p>
             <w:pPr>
+              <w:spacing w:after="0"/>
               <w:jc w:val="center"/>
             </w:pPr>
+            <w:r>
+              <w:t>B</w:t>
+            </w:r>
           </w:p>
         </w:tc>
         <w:tc>
@@ -599,8 +625,12 @@
           </w:tcPr>
           <w:p>
             <w:pPr>
+              <w:spacing w:after="0"/>
               <w:jc w:val="center"/>
             </w:pPr>
+            <w:r>
+              <w:t>C</w:t>
+            </w:r>
           </w:p>
         </w:tc>
         <w:tc>
@@ -610,8 +640,12 @@
           </w:tcPr>
           <w:p>
             <w:pPr>
+              <w:spacing w:after="0"/>
               <w:jc w:val="center"/>
             </w:pPr>
+            <w:r>
+              <w:t>A</w:t>
+            </w:r>
           </w:p>
         </w:tc>
         <w:tc>
@@ -621,8 +655,12 @@
           </w:tcPr>
           <w:p>
             <w:pPr>
+              <w:spacing w:after="0"/>
               <w:jc w:val="center"/>
             </w:pPr>
+            <w:r>
+              <w:t>D</w:t>
+            </w:r>
           </w:p>
         </w:tc>
         <w:tc>
@@ -632,8 +670,12 @@
           </w:tcPr>
           <w:p>
             <w:pPr>
+              <w:spacing w:after="0"/>
               <w:jc w:val="center"/>
             </w:pPr>
+            <w:r>
+              <w:t>B</w:t>
+            </w:r>
           </w:p>
         </w:tc>
         <w:tc>
@@ -643,8 +685,12 @@
           </w:tcPr>
           <w:p>
             <w:pPr>
+              <w:spacing w:after="0"/>
               <w:jc w:val="center"/>
             </w:pPr>
+            <w:r>
+              <w:t>B</w:t>
+            </w:r>
           </w:p>
         </w:tc>
         <w:tc>
@@ -654,8 +700,12 @@
           </w:tcPr>
           <w:p>
             <w:pPr>
+              <w:spacing w:after="0"/>
               <w:jc w:val="center"/>
             </w:pPr>
+            <w:r>
+              <w:t>B</w:t>
+            </w:r>
           </w:p>
         </w:tc>
         <w:tc>
@@ -665,8 +715,12 @@
           </w:tcPr>
           <w:p>
             <w:pPr>
+              <w:spacing w:after="0"/>
               <w:jc w:val="center"/>
             </w:pPr>
+            <w:r>
+              <w:t>B</w:t>
+            </w:r>
           </w:p>
         </w:tc>
         <w:tc>
@@ -676,8 +730,12 @@
           </w:tcPr>
           <w:p>
             <w:pPr>
+              <w:spacing w:after="0"/>
               <w:jc w:val="center"/>
             </w:pPr>
+            <w:r>
+              <w:t>C</w:t>
+            </w:r>
           </w:p>
         </w:tc>
         <w:tc>
@@ -687,8 +745,12 @@
           </w:tcPr>
           <w:p>
             <w:pPr>
+              <w:spacing w:after="0"/>
               <w:jc w:val="center"/>
             </w:pPr>
+            <w:r>
+              <w:t>A</w:t>
+            </w:r>
           </w:p>
         </w:tc>
       </w:tr>
@@ -1105,12 +1167,6 @@
           <w:rFonts w:ascii="Times New Roman" w:eastAsia="inter" w:hAnsi="Times New Roman" w:cs="Times New Roman"/>
         </w:rPr>
         <w:br/>
-      </w:r>
-      <w:r>
-        <w:rPr>
-          <w:rFonts w:ascii="Times New Roman" w:eastAsia="inter" w:hAnsi="Times New Roman" w:cs="Times New Roman"/>
-        </w:rPr>
-        <w:lastRenderedPageBreak/>
         <w:t>B. ROR</w:t>
       </w:r>
       <w:r>
@@ -1140,6 +1196,7 @@
         <w:rPr>
           <w:rFonts w:ascii="Times New Roman" w:eastAsia="inter" w:hAnsi="Times New Roman" w:cs="Times New Roman"/>
         </w:rPr>
+        <w:lastRenderedPageBreak/>
         <w:t>ANS: D</w:t>
       </w:r>
     </w:p>
@@ -5039,27 +5096,7 @@
           <w:shd w:val="clear" w:color="auto" w:fill="F8F8FA"/>
           <w:lang w:eastAsia="zh-CN"/>
         </w:rPr>
-        <w:t xml:space="preserve"> </w:t>
-      </w:r>
-      <w:r>
-        <w:rPr>
-          <w:rStyle w:val="VerbatimChar"/>
-          <w:rFonts w:ascii="Times New Roman" w:eastAsiaTheme="minorEastAsia" w:hAnsi="Times New Roman" w:hint="eastAsia"/>
-          <w:szCs w:val="22"/>
-          <w:shd w:val="clear" w:color="auto" w:fill="F8F8FA"/>
-          <w:lang w:eastAsia="zh-CN"/>
-        </w:rPr>
-        <w:t>R</w:t>
-      </w:r>
-      <w:r>
-        <w:rPr>
-          <w:rStyle w:val="VerbatimChar"/>
-          <w:rFonts w:ascii="Times New Roman" w:eastAsiaTheme="minorEastAsia" w:hAnsi="Times New Roman" w:hint="eastAsia"/>
-          <w:szCs w:val="22"/>
-          <w:shd w:val="clear" w:color="auto" w:fill="F8F8FA"/>
-          <w:lang w:eastAsia="zh-CN"/>
-        </w:rPr>
-        <w:t>1 =</w:t>
+        <w:t xml:space="preserve"> R1 =</w:t>
       </w:r>
       <w:r>
         <w:rPr>
@@ -5460,11 +5497,9 @@
             <w:shd w:val="clear" w:color="auto" w:fill="D9D9D9" w:themeFill="background1" w:themeFillShade="D9"/>
           </w:tcPr>
           <w:p>
-            <w:proofErr w:type="spellStart"/>
             <w:r>
               <w:t>Addr</w:t>
             </w:r>
-            <w:proofErr w:type="spellEnd"/>
           </w:p>
         </w:tc>
         <w:tc>
@@ -6059,11 +6094,9 @@
             <w:pPr>
               <w:spacing w:after="0"/>
             </w:pPr>
-            <w:proofErr w:type="spellStart"/>
             <w:r>
               <w:t>Addr</w:t>
             </w:r>
-            <w:proofErr w:type="spellEnd"/>
           </w:p>
         </w:tc>
         <w:tc>
@@ -6306,7 +6339,10 @@
     </w:p>
     <w:p>
       <w:r>
-        <w:t>Final register values:</w:t>
+        <w:t>Final register values</w:t>
+      </w:r>
+      <w:r>
+        <w:t xml:space="preserve"> (14 pts)</w:t>
       </w:r>
     </w:p>
     <w:tbl>
@@ -6584,7 +6620,13 @@
     <w:p/>
     <w:p>
       <w:r>
-        <w:t>Final memory contents:</w:t>
+        <w:t>Final memory contents</w:t>
+      </w:r>
+      <w:r>
+        <w:t xml:space="preserve">  (6 pts)</w:t>
+      </w:r>
+      <w:r>
+        <w:t>:</w:t>
       </w:r>
     </w:p>
     <w:tbl>
@@ -6629,11 +6671,9 @@
               <w:spacing w:after="0"/>
               <w:jc w:val="center"/>
             </w:pPr>
-            <w:proofErr w:type="spellStart"/>
             <w:r>
               <w:t>Addr</w:t>
             </w:r>
-            <w:proofErr w:type="spellEnd"/>
           </w:p>
         </w:tc>
         <w:tc>
@@ -8565,10 +8605,7 @@
     <w:p/>
     <w:p>
       <w:r>
-        <w:t xml:space="preserve">Grading note: </w:t>
-      </w:r>
-      <w:r>
-        <w:t>Since z is an unsigned integer, LSL R3, R1, #3 is the correct instruction for R3 = z * 8, and LSR R3, R1, #1 is the correct instruction for R3 = z / 2. If a student writes MUL R3, R1, #8 or UDIV R3, R1, #2, this is invalid syntax because ARM MUL and UDIV instructions require all operands to be registers (immediate values are not allowed). To use multiplication or division, the constant must first be loaded into a register, e.g.:</w:t>
+        <w:t>Grading note: Since z is an unsigned integer, LSL R3, R1, #3 is the correct instruction for R3 = z * 8, and LSR R3, R1, #1 is the correct instruction for R3 = z / 2. If a student writes MUL R3, R1, #8 or UDIV R3, R1, #2, this is invalid syntax because ARM MUL and UDIV instructions require all operands to be registers (immediate values are not allowed). To use multiplication or division, the constant must first be loaded into a register, e.g.:</w:t>
       </w:r>
     </w:p>
     <w:p>

--- a/PPTs/Exams/CSC111 Midterm Exam CR Sp2026 ANS.docx
+++ b/PPTs/Exams/CSC111 Midterm Exam CR Sp2026 ANS.docx
@@ -417,12 +417,21 @@
         </w:rPr>
         <w:t xml:space="preserve"> points) </w:t>
       </w:r>
+      <w:proofErr w:type="gramStart"/>
       <w:r>
         <w:rPr>
           <w:b/>
           <w:bCs/>
         </w:rPr>
-        <w:t>Multiple-choice questions: enter your answer keys here:</w:t>
+        <w:t>Multiple-choice</w:t>
+      </w:r>
+      <w:proofErr w:type="gramEnd"/>
+      <w:r>
+        <w:rPr>
+          <w:b/>
+          <w:bCs/>
+        </w:rPr>
+        <w:t xml:space="preserve"> questions: enter your answer keys here:</w:t>
       </w:r>
     </w:p>
     <w:tbl>
@@ -782,7 +791,25 @@
           <w:rFonts w:eastAsiaTheme="majorEastAsia"/>
           <w:szCs w:val="22"/>
         </w:rPr>
-        <w:t>Fill in the answer keys in the table above</w:t>
+        <w:t xml:space="preserve">Fill in the answer keys </w:t>
+      </w:r>
+      <w:proofErr w:type="gramStart"/>
+      <w:r>
+        <w:rPr>
+          <w:rStyle w:val="Strong"/>
+          <w:rFonts w:eastAsiaTheme="majorEastAsia"/>
+          <w:szCs w:val="22"/>
+        </w:rPr>
+        <w:t>in</w:t>
+      </w:r>
+      <w:proofErr w:type="gramEnd"/>
+      <w:r>
+        <w:rPr>
+          <w:rStyle w:val="Strong"/>
+          <w:rFonts w:eastAsiaTheme="majorEastAsia"/>
+          <w:szCs w:val="22"/>
+        </w:rPr>
+        <w:t xml:space="preserve"> the table above</w:t>
       </w:r>
       <w:r>
         <w:rPr>
@@ -840,7 +867,21 @@
           <w:rFonts w:ascii="Times New Roman" w:eastAsia="inter" w:hAnsi="Times New Roman" w:cs="Times New Roman"/>
         </w:rPr>
         <w:br/>
-        <w:t>A. Its two’s complement is 00000₂</w:t>
+        <w:t xml:space="preserve">A. Its </w:t>
+      </w:r>
+      <w:proofErr w:type="gramStart"/>
+      <w:r>
+        <w:rPr>
+          <w:rFonts w:ascii="Times New Roman" w:eastAsia="inter" w:hAnsi="Times New Roman" w:cs="Times New Roman"/>
+        </w:rPr>
+        <w:t>two’s</w:t>
+      </w:r>
+      <w:proofErr w:type="gramEnd"/>
+      <w:r>
+        <w:rPr>
+          <w:rFonts w:ascii="Times New Roman" w:eastAsia="inter" w:hAnsi="Times New Roman" w:cs="Times New Roman"/>
+        </w:rPr>
+        <w:t xml:space="preserve"> complement is 00000₂</w:t>
       </w:r>
       <w:r>
         <w:rPr>
@@ -1349,7 +1390,63 @@
         <w:rPr>
           <w:rFonts w:ascii="Times New Roman" w:eastAsia="inter" w:hAnsi="Times New Roman" w:cs="Times New Roman"/>
         </w:rPr>
-        <w:t>Assume Little Endian and r0 = 0x20008000 with memory contents: [0x20008000]=0xEF, [0x20008001]=0xCD, [0x20008002]=0xAB, [0x20008003]=0x89; what does LDRH r1, [r0] load into r1?</w:t>
+        <w:t>Assume Little Endian and r0 = 0x20008000 with memory contents: [0x</w:t>
+      </w:r>
+      <w:proofErr w:type="gramStart"/>
+      <w:r>
+        <w:rPr>
+          <w:rFonts w:ascii="Times New Roman" w:eastAsia="inter" w:hAnsi="Times New Roman" w:cs="Times New Roman"/>
+        </w:rPr>
+        <w:t>20008000]=</w:t>
+      </w:r>
+      <w:proofErr w:type="gramEnd"/>
+      <w:r>
+        <w:rPr>
+          <w:rFonts w:ascii="Times New Roman" w:eastAsia="inter" w:hAnsi="Times New Roman" w:cs="Times New Roman"/>
+        </w:rPr>
+        <w:t>0xEF, [0x</w:t>
+      </w:r>
+      <w:proofErr w:type="gramStart"/>
+      <w:r>
+        <w:rPr>
+          <w:rFonts w:ascii="Times New Roman" w:eastAsia="inter" w:hAnsi="Times New Roman" w:cs="Times New Roman"/>
+        </w:rPr>
+        <w:t>20008001]=</w:t>
+      </w:r>
+      <w:proofErr w:type="gramEnd"/>
+      <w:r>
+        <w:rPr>
+          <w:rFonts w:ascii="Times New Roman" w:eastAsia="inter" w:hAnsi="Times New Roman" w:cs="Times New Roman"/>
+        </w:rPr>
+        <w:t>0xCD, [0x</w:t>
+      </w:r>
+      <w:proofErr w:type="gramStart"/>
+      <w:r>
+        <w:rPr>
+          <w:rFonts w:ascii="Times New Roman" w:eastAsia="inter" w:hAnsi="Times New Roman" w:cs="Times New Roman"/>
+        </w:rPr>
+        <w:t>20008002]=</w:t>
+      </w:r>
+      <w:proofErr w:type="gramEnd"/>
+      <w:r>
+        <w:rPr>
+          <w:rFonts w:ascii="Times New Roman" w:eastAsia="inter" w:hAnsi="Times New Roman" w:cs="Times New Roman"/>
+        </w:rPr>
+        <w:t>0xAB, [0x</w:t>
+      </w:r>
+      <w:proofErr w:type="gramStart"/>
+      <w:r>
+        <w:rPr>
+          <w:rFonts w:ascii="Times New Roman" w:eastAsia="inter" w:hAnsi="Times New Roman" w:cs="Times New Roman"/>
+        </w:rPr>
+        <w:t>20008003]=</w:t>
+      </w:r>
+      <w:proofErr w:type="gramEnd"/>
+      <w:r>
+        <w:rPr>
+          <w:rFonts w:ascii="Times New Roman" w:eastAsia="inter" w:hAnsi="Times New Roman" w:cs="Times New Roman"/>
+        </w:rPr>
+        <w:t>0x89; what does LDRH r1, [r0] load into r1?</w:t>
       </w:r>
       <w:r>
         <w:rPr>
@@ -1541,8 +1638,16 @@
           <w:rFonts w:ascii="Times New Roman" w:eastAsia="inter" w:hAnsi="Times New Roman" w:cs="Times New Roman"/>
         </w:rPr>
         <w:br/>
-        <w:t>D. BICS r0, r0, r4, LSL #5 with r4 = 1</w:t>
-      </w:r>
+        <w:t xml:space="preserve">D. BICS r0, r0, r4, LSL #5 with r4 = </w:t>
+      </w:r>
+      <w:proofErr w:type="gramStart"/>
+      <w:r>
+        <w:rPr>
+          <w:rFonts w:ascii="Times New Roman" w:eastAsia="inter" w:hAnsi="Times New Roman" w:cs="Times New Roman"/>
+        </w:rPr>
+        <w:t>1</w:t>
+      </w:r>
+      <w:proofErr w:type="gramEnd"/>
     </w:p>
     <w:p>
       <w:pPr>
@@ -1598,14 +1703,42 @@
           <w:rFonts w:ascii="Times New Roman" w:eastAsia="inter" w:hAnsi="Times New Roman" w:cs="Times New Roman"/>
         </w:rPr>
         <w:br/>
-        <w:t>C. ADD r1, r0, r0, ASR #3</w:t>
-      </w:r>
+        <w:t xml:space="preserve">C. ADD </w:t>
+      </w:r>
+      <w:proofErr w:type="gramStart"/>
       <w:r>
         <w:rPr>
           <w:rFonts w:ascii="Times New Roman" w:eastAsia="inter" w:hAnsi="Times New Roman" w:cs="Times New Roman"/>
         </w:rPr>
+        <w:t>r1, r0</w:t>
+      </w:r>
+      <w:proofErr w:type="gramEnd"/>
+      <w:r>
+        <w:rPr>
+          <w:rFonts w:ascii="Times New Roman" w:eastAsia="inter" w:hAnsi="Times New Roman" w:cs="Times New Roman"/>
+        </w:rPr>
+        <w:t>, r0, ASR #3</w:t>
+      </w:r>
+      <w:r>
+        <w:rPr>
+          <w:rFonts w:ascii="Times New Roman" w:eastAsia="inter" w:hAnsi="Times New Roman" w:cs="Times New Roman"/>
+        </w:rPr>
         <w:br/>
-        <w:t>D. MUL r1, r0, #17</w:t>
+        <w:t xml:space="preserve">D. MUL r1, </w:t>
+      </w:r>
+      <w:proofErr w:type="gramStart"/>
+      <w:r>
+        <w:rPr>
+          <w:rFonts w:ascii="Times New Roman" w:eastAsia="inter" w:hAnsi="Times New Roman" w:cs="Times New Roman"/>
+        </w:rPr>
+        <w:t>r0, #</w:t>
+      </w:r>
+      <w:proofErr w:type="gramEnd"/>
+      <w:r>
+        <w:rPr>
+          <w:rFonts w:ascii="Times New Roman" w:eastAsia="inter" w:hAnsi="Times New Roman" w:cs="Times New Roman"/>
+        </w:rPr>
+        <w:t>17</w:t>
       </w:r>
     </w:p>
     <w:p>
@@ -4133,14 +4266,36 @@
         <w:t xml:space="preserve"> </w:t>
       </w:r>
       <w:r>
-        <w:t>Assume an 8-bit system. Copy the top three bits 7..5 in R0 to bits 4..2 in R1, and keep all other bits in R1 unchanged.</w:t>
+        <w:t xml:space="preserve">Assume an 8-bit system. Copy the top three bits </w:t>
+      </w:r>
+      <w:proofErr w:type="gramStart"/>
+      <w:r>
+        <w:t>7..</w:t>
+      </w:r>
+      <w:proofErr w:type="gramEnd"/>
+      <w:r>
+        <w:t xml:space="preserve">5 in R0 to bits </w:t>
+      </w:r>
+      <w:proofErr w:type="gramStart"/>
+      <w:r>
+        <w:t>4..</w:t>
+      </w:r>
+      <w:proofErr w:type="gramEnd"/>
+      <w:r>
+        <w:t xml:space="preserve">2 in </w:t>
+      </w:r>
+      <w:proofErr w:type="gramStart"/>
+      <w:r>
+        <w:t>R1, and</w:t>
+      </w:r>
+      <w:proofErr w:type="gramEnd"/>
+      <w:r>
+        <w:t xml:space="preserve"> keep all other bits in R1 unchanged.</w:t>
       </w:r>
     </w:p>
     <w:p>
       <w:pPr>
-        <w:rPr>
-          <w:rFonts w:eastAsiaTheme="minorEastAsia"/>
-        </w:rPr>
+        <w:spacing w:after="0"/>
       </w:pPr>
       <w:r>
         <w:rPr>
@@ -4168,11 +4323,32 @@
       </w:r>
     </w:p>
     <w:p>
+      <w:pPr>
+        <w:rPr>
+          <w:rFonts w:eastAsiaTheme="minorEastAsia"/>
+        </w:rPr>
+      </w:pPr>
+      <w:r>
+        <w:t xml:space="preserve">Or </w:t>
+      </w:r>
+      <w:r>
+        <w:t>R1 = (R1 &amp; 0xE3) | ((R0 &gt;&gt; 3) &amp; 0x1C)</w:t>
+      </w:r>
+    </w:p>
+    <w:p>
       <w:r>
         <w:t>Explanation: C</w:t>
       </w:r>
       <w:r>
-        <w:t xml:space="preserve">lear bits 4..2 in </w:t>
+        <w:t xml:space="preserve">lear bits </w:t>
+      </w:r>
+      <w:proofErr w:type="gramStart"/>
+      <w:r>
+        <w:t>4..</w:t>
+      </w:r>
+      <w:proofErr w:type="gramEnd"/>
+      <w:r>
+        <w:t xml:space="preserve">2 in </w:t>
       </w:r>
       <w:r>
         <w:rPr>
@@ -4196,7 +4372,15 @@
         <w:t>R0</w:t>
       </w:r>
       <w:r>
-        <w:t xml:space="preserve"> into positions 4..2, then combine them with OR so all other bits in </w:t>
+        <w:t xml:space="preserve"> into positions </w:t>
+      </w:r>
+      <w:proofErr w:type="gramStart"/>
+      <w:r>
+        <w:t>4..</w:t>
+      </w:r>
+      <w:proofErr w:type="gramEnd"/>
+      <w:r>
+        <w:t xml:space="preserve">2, then combine them with OR so all other bits in </w:t>
       </w:r>
       <w:r>
         <w:rPr>
@@ -4277,10 +4461,37 @@
         <w:t xml:space="preserve"> </w:t>
       </w:r>
       <w:r>
-        <w:t>Assume an 8-bit system. Copy bits 5..2 in R0 to bits 3..0 in R1, and keep the upper four bits in R1 unchanged.</w:t>
+        <w:t xml:space="preserve">Assume an 8-bit system. Copy bits </w:t>
+      </w:r>
+      <w:proofErr w:type="gramStart"/>
+      <w:r>
+        <w:t>5..</w:t>
+      </w:r>
+      <w:proofErr w:type="gramEnd"/>
+      <w:r>
+        <w:t xml:space="preserve">2 in R0 to bits </w:t>
+      </w:r>
+      <w:proofErr w:type="gramStart"/>
+      <w:r>
+        <w:t>3..</w:t>
+      </w:r>
+      <w:proofErr w:type="gramEnd"/>
+      <w:r>
+        <w:t xml:space="preserve">0 in </w:t>
+      </w:r>
+      <w:proofErr w:type="gramStart"/>
+      <w:r>
+        <w:t>R1, and</w:t>
+      </w:r>
+      <w:proofErr w:type="gramEnd"/>
+      <w:r>
+        <w:t xml:space="preserve"> keep the upper four bits in R1 unchanged.</w:t>
       </w:r>
     </w:p>
     <w:p>
+      <w:pPr>
+        <w:spacing w:after="0"/>
+      </w:pPr>
       <w:r>
         <w:rPr>
           <w:b/>
@@ -4304,6 +4515,14 @@
       </w:r>
       <w:r>
         <w:t>R1 = (R1 &amp; 0b11110000) | ((R0 &gt;&gt; 2) &amp; 0b00001111)</w:t>
+      </w:r>
+    </w:p>
+    <w:p>
+      <w:r>
+        <w:t xml:space="preserve">Or </w:t>
+      </w:r>
+      <w:r>
+        <w:t>R1 = (R1 &amp; 0xF0) | ((R0 &gt;&gt; 2) &amp; 0x0F)</w:t>
       </w:r>
     </w:p>
     <w:p>
@@ -4340,7 +4559,15 @@
         <w:t>0b11110000</w:t>
       </w:r>
       <w:r>
-        <w:t xml:space="preserve"> to keep the upper four bits and clear bits 3..0, then shift </w:t>
+        <w:t xml:space="preserve"> to keep the upper four bits and clear bits </w:t>
+      </w:r>
+      <w:proofErr w:type="gramStart"/>
+      <w:r>
+        <w:t>3..</w:t>
+      </w:r>
+      <w:proofErr w:type="gramEnd"/>
+      <w:r>
+        <w:t xml:space="preserve">0, then shift </w:t>
       </w:r>
       <w:r>
         <w:rPr>
@@ -4352,7 +4579,23 @@
         <w:t>R0</w:t>
       </w:r>
       <w:r>
-        <w:t xml:space="preserve"> right by 2 so bits 5..2 line up with bits 3..0.</w:t>
+        <w:t xml:space="preserve"> right by 2 so bits </w:t>
+      </w:r>
+      <w:proofErr w:type="gramStart"/>
+      <w:r>
+        <w:t>5..</w:t>
+      </w:r>
+      <w:proofErr w:type="gramEnd"/>
+      <w:r>
+        <w:t xml:space="preserve">2 line up with bits </w:t>
+      </w:r>
+      <w:proofErr w:type="gramStart"/>
+      <w:r>
+        <w:t>3..</w:t>
+      </w:r>
+      <w:proofErr w:type="gramEnd"/>
+      <w:r>
+        <w:t>0.</w:t>
       </w:r>
       <w:r>
         <w:t xml:space="preserve"> </w:t>
@@ -4381,6 +4624,7 @@
         <w:rPr>
           <w:lang w:val="en-GB"/>
         </w:rPr>
+        <w:lastRenderedPageBreak/>
         <w:t>(c)</w:t>
       </w:r>
       <w:r>
@@ -4444,14 +4688,7 @@
         <w:rPr>
           <w:lang w:val="en-GB"/>
         </w:rPr>
-        <w:t xml:space="preserve"> from R0 and </w:t>
-      </w:r>
-      <w:r>
-        <w:rPr>
-          <w:lang w:val="en-GB"/>
-        </w:rPr>
-        <w:lastRenderedPageBreak/>
-        <w:t>R1</w:t>
+        <w:t xml:space="preserve"> from R0 and R1</w:t>
       </w:r>
       <w:r>
         <w:rPr>
@@ -4803,11 +5040,17 @@
       </w:r>
     </w:p>
     <w:p>
+      <w:pPr>
+        <w:spacing w:after="0"/>
+      </w:pPr>
       <w:bookmarkStart w:id="7" w:name="explanation"/>
       <w:r>
         <w:t>Explanation</w:t>
       </w:r>
       <w:bookmarkEnd w:id="7"/>
+      <w:r>
+        <w:t>s</w:t>
+      </w:r>
       <w:r>
         <w:t xml:space="preserve"> (optional)</w:t>
       </w:r>
@@ -4846,7 +5089,15 @@
         </w:numPr>
       </w:pPr>
       <w:r>
-        <w:t>Performs a bitwise Exclusive-OR (XOR) between R0 and R1.</w:t>
+        <w:t xml:space="preserve">Performs a </w:t>
+      </w:r>
+      <w:proofErr w:type="gramStart"/>
+      <w:r>
+        <w:t>bitwise</w:t>
+      </w:r>
+      <w:proofErr w:type="gramEnd"/>
+      <w:r>
+        <w:t xml:space="preserve"> Exclusive-OR (XOR) between R0 and R1.</w:t>
       </w:r>
     </w:p>
     <w:p>
@@ -4908,7 +5159,29 @@
           <w:szCs w:val="22"/>
           <w:shd w:val="clear" w:color="auto" w:fill="F8F8FA"/>
         </w:rPr>
-        <w:t>LSR R3, R0, #16</w:t>
+        <w:t xml:space="preserve">LSR R3, </w:t>
+      </w:r>
+      <w:proofErr w:type="gramStart"/>
+      <w:r>
+        <w:rPr>
+          <w:rStyle w:val="VerbatimChar"/>
+          <w:rFonts w:ascii="Times New Roman" w:hAnsi="Times New Roman"/>
+          <w:b/>
+          <w:szCs w:val="22"/>
+          <w:shd w:val="clear" w:color="auto" w:fill="F8F8FA"/>
+        </w:rPr>
+        <w:t>R0, #</w:t>
+      </w:r>
+      <w:proofErr w:type="gramEnd"/>
+      <w:r>
+        <w:rPr>
+          <w:rStyle w:val="VerbatimChar"/>
+          <w:rFonts w:ascii="Times New Roman" w:hAnsi="Times New Roman"/>
+          <w:b/>
+          <w:szCs w:val="22"/>
+          <w:shd w:val="clear" w:color="auto" w:fill="F8F8FA"/>
+        </w:rPr>
+        <w:t>16</w:t>
       </w:r>
     </w:p>
     <w:p>
@@ -4971,6 +5244,7 @@
         </w:numPr>
       </w:pPr>
       <w:r>
+        <w:lastRenderedPageBreak/>
         <w:t xml:space="preserve">Instruction: </w:t>
       </w:r>
       <w:r>
@@ -4981,11 +5255,9 @@
           <w:szCs w:val="22"/>
           <w:shd w:val="clear" w:color="auto" w:fill="F8F8FA"/>
         </w:rPr>
-        <w:t>LSL R4, R0, #16</w:t>
-      </w:r>
-      <w:r>
-        <w:t xml:space="preserve"> followed by </w:t>
-      </w:r>
+        <w:t xml:space="preserve">LSL R4, </w:t>
+      </w:r>
+      <w:proofErr w:type="gramStart"/>
       <w:r>
         <w:rPr>
           <w:rStyle w:val="VerbatimChar"/>
@@ -4994,6 +5266,30 @@
           <w:szCs w:val="22"/>
           <w:shd w:val="clear" w:color="auto" w:fill="F8F8FA"/>
         </w:rPr>
+        <w:t>R0, #</w:t>
+      </w:r>
+      <w:proofErr w:type="gramEnd"/>
+      <w:r>
+        <w:rPr>
+          <w:rStyle w:val="VerbatimChar"/>
+          <w:rFonts w:ascii="Times New Roman" w:hAnsi="Times New Roman"/>
+          <w:b/>
+          <w:szCs w:val="22"/>
+          <w:shd w:val="clear" w:color="auto" w:fill="F8F8FA"/>
+        </w:rPr>
+        <w:t>16</w:t>
+      </w:r>
+      <w:r>
+        <w:t xml:space="preserve"> followed by </w:t>
+      </w:r>
+      <w:r>
+        <w:rPr>
+          <w:rStyle w:val="VerbatimChar"/>
+          <w:rFonts w:ascii="Times New Roman" w:hAnsi="Times New Roman"/>
+          <w:b/>
+          <w:szCs w:val="22"/>
+          <w:shd w:val="clear" w:color="auto" w:fill="F8F8FA"/>
+        </w:rPr>
         <w:t>ORR R4, R1</w:t>
       </w:r>
     </w:p>
@@ -5009,7 +5305,6 @@
         <w:rPr>
           <w:b/>
         </w:rPr>
-        <w:lastRenderedPageBreak/>
         <w:t>Step 1:</w:t>
       </w:r>
       <w:r>
@@ -5134,6 +5429,9 @@
       </w:r>
     </w:p>
     <w:p>
+      <w:pPr>
+        <w:spacing w:after="0"/>
+      </w:pPr>
       <w:r>
         <w:t xml:space="preserve">Explanation of the </w:t>
       </w:r>
@@ -5163,10 +5461,24 @@
           <w:szCs w:val="22"/>
           <w:shd w:val="clear" w:color="auto" w:fill="F8F8FA"/>
         </w:rPr>
-        <w:t>MOV R4, R1</w:t>
-      </w:r>
-      <w:r>
-        <w:t xml:space="preserve"> ; Copies R1 to R4 </w:t>
+        <w:t>MOV R4, R</w:t>
+      </w:r>
+      <w:proofErr w:type="gramStart"/>
+      <w:r>
+        <w:rPr>
+          <w:rStyle w:val="VerbatimChar"/>
+          <w:rFonts w:ascii="Times New Roman" w:eastAsia="menlo" w:hAnsi="Times New Roman"/>
+          <w:szCs w:val="22"/>
+          <w:shd w:val="clear" w:color="auto" w:fill="F8F8FA"/>
+        </w:rPr>
+        <w:t>1</w:t>
+      </w:r>
+      <w:r>
+        <w:t xml:space="preserve"> ;</w:t>
+      </w:r>
+      <w:proofErr w:type="gramEnd"/>
+      <w:r>
+        <w:t xml:space="preserve"> Copies R1 to R4 </w:t>
       </w:r>
       <w:r>
         <w:rPr>
@@ -5202,17 +5514,9 @@
           <w:szCs w:val="22"/>
           <w:shd w:val="clear" w:color="auto" w:fill="F8F8FA"/>
         </w:rPr>
-        <w:t>BFI R4, R0, #16, #16</w:t>
-      </w:r>
-      <w:r>
-        <w:t xml:space="preserve"> ; Bit Field Insert</w:t>
-      </w:r>
-      <w:r>
-        <w:t>:</w:t>
-      </w:r>
-      <w:r>
-        <w:t xml:space="preserve"> inserts the lowest 16 bits (</w:t>
-      </w:r>
+        <w:t xml:space="preserve">BFI R4, </w:t>
+      </w:r>
+      <w:proofErr w:type="gramStart"/>
       <w:r>
         <w:rPr>
           <w:rStyle w:val="VerbatimChar"/>
@@ -5220,10 +5524,20 @@
           <w:szCs w:val="22"/>
           <w:shd w:val="clear" w:color="auto" w:fill="F8F8FA"/>
         </w:rPr>
-        <w:t>[15:0]</w:t>
-      </w:r>
-      <w:r>
-        <w:t>) of R0 (</w:t>
+        <w:t>R0, #16, #16</w:t>
+      </w:r>
+      <w:r>
+        <w:t xml:space="preserve"> ;</w:t>
+      </w:r>
+      <w:proofErr w:type="gramEnd"/>
+      <w:r>
+        <w:t xml:space="preserve"> Bit Field Insert</w:t>
+      </w:r>
+      <w:r>
+        <w:t>:</w:t>
+      </w:r>
+      <w:r>
+        <w:t xml:space="preserve"> inserts the lowest 16 bits (</w:t>
       </w:r>
       <w:r>
         <w:rPr>
@@ -5232,10 +5546,10 @@
           <w:szCs w:val="22"/>
           <w:shd w:val="clear" w:color="auto" w:fill="F8F8FA"/>
         </w:rPr>
-        <w:t>0xBEEF</w:t>
-      </w:r>
-      <w:r>
-        <w:t xml:space="preserve">) into bits </w:t>
+        <w:t>[15:0]</w:t>
+      </w:r>
+      <w:r>
+        <w:t>) of R0 (</w:t>
       </w:r>
       <w:r>
         <w:rPr>
@@ -5244,19 +5558,10 @@
           <w:szCs w:val="22"/>
           <w:shd w:val="clear" w:color="auto" w:fill="F8F8FA"/>
         </w:rPr>
-        <w:t>[31:16]</w:t>
-      </w:r>
-      <w:r>
-        <w:t xml:space="preserve"> of R4.</w:t>
-      </w:r>
-      <w:r>
-        <w:rPr>
-          <w:rFonts w:eastAsiaTheme="minorEastAsia" w:hint="eastAsia"/>
-        </w:rPr>
-        <w:t xml:space="preserve"> </w:t>
-      </w:r>
-      <w:r>
-        <w:t xml:space="preserve">This yields </w:t>
+        <w:t>0xBEEF</w:t>
+      </w:r>
+      <w:r>
+        <w:t xml:space="preserve">) into bits </w:t>
       </w:r>
       <w:r>
         <w:rPr>
@@ -5265,6 +5570,27 @@
           <w:szCs w:val="22"/>
           <w:shd w:val="clear" w:color="auto" w:fill="F8F8FA"/>
         </w:rPr>
+        <w:t>[31:16]</w:t>
+      </w:r>
+      <w:r>
+        <w:t xml:space="preserve"> of R4.</w:t>
+      </w:r>
+      <w:r>
+        <w:rPr>
+          <w:rFonts w:eastAsiaTheme="minorEastAsia" w:hint="eastAsia"/>
+        </w:rPr>
+        <w:t xml:space="preserve"> </w:t>
+      </w:r>
+      <w:r>
+        <w:t xml:space="preserve">This yields </w:t>
+      </w:r>
+      <w:r>
+        <w:rPr>
+          <w:rStyle w:val="VerbatimChar"/>
+          <w:rFonts w:ascii="Times New Roman" w:eastAsia="menlo" w:hAnsi="Times New Roman"/>
+          <w:szCs w:val="22"/>
+          <w:shd w:val="clear" w:color="auto" w:fill="F8F8FA"/>
+        </w:rPr>
         <w:t>R4 = 0xBEEFFFFF</w:t>
       </w:r>
       <w:r>
@@ -5355,7 +5681,15 @@
         <w:t>R7</w:t>
       </w:r>
       <w:r>
-        <w:t xml:space="preserve"> and the final memory contents after the entire program has finished executing. Write your answers in hexadecimal format. Assume initially </w:t>
+        <w:t xml:space="preserve"> and the final memory contents after the entire program has finished </w:t>
+      </w:r>
+      <w:proofErr w:type="gramStart"/>
+      <w:r>
+        <w:t>executing</w:t>
+      </w:r>
+      <w:proofErr w:type="gramEnd"/>
+      <w:r>
+        <w:t xml:space="preserve">. Write your answers in hexadecimal format. Assume initially </w:t>
       </w:r>
       <w:r>
         <w:rPr>
@@ -5418,7 +5752,24 @@
           <w:sz w:val="18"/>
         </w:rPr>
         <w:br/>
-        <w:t>MOVW  R5, #15</w:t>
+      </w:r>
+      <w:proofErr w:type="gramStart"/>
+      <w:r>
+        <w:rPr>
+          <w:rStyle w:val="VerbatimChar"/>
+          <w:rFonts w:ascii="menlo" w:eastAsia="menlo" w:hAnsi="menlo" w:cs="menlo"/>
+          <w:sz w:val="18"/>
+        </w:rPr>
+        <w:t>MOVW  R</w:t>
+      </w:r>
+      <w:proofErr w:type="gramEnd"/>
+      <w:r>
+        <w:rPr>
+          <w:rStyle w:val="VerbatimChar"/>
+          <w:rFonts w:ascii="menlo" w:eastAsia="menlo" w:hAnsi="menlo" w:cs="menlo"/>
+          <w:sz w:val="18"/>
+        </w:rPr>
+        <w:t>5, #15</w:t>
       </w:r>
       <w:r>
         <w:rPr>
@@ -5497,9 +5848,11 @@
             <w:shd w:val="clear" w:color="auto" w:fill="D9D9D9" w:themeFill="background1" w:themeFillShade="D9"/>
           </w:tcPr>
           <w:p>
+            <w:proofErr w:type="spellStart"/>
             <w:r>
               <w:t>Addr</w:t>
             </w:r>
+            <w:proofErr w:type="spellEnd"/>
           </w:p>
         </w:tc>
         <w:tc>
@@ -6094,9 +6447,11 @@
             <w:pPr>
               <w:spacing w:after="0"/>
             </w:pPr>
+            <w:proofErr w:type="spellStart"/>
             <w:r>
               <w:t>Addr</w:t>
             </w:r>
+            <w:proofErr w:type="spellEnd"/>
           </w:p>
         </w:tc>
         <w:tc>
@@ -6338,6 +6693,9 @@
       </w:r>
     </w:p>
     <w:p>
+      <w:pPr>
+        <w:spacing w:after="0"/>
+      </w:pPr>
       <w:r>
         <w:t>Final register values</w:t>
       </w:r>
@@ -6619,11 +6977,22 @@
     </w:tbl>
     <w:p/>
     <w:p>
-      <w:r>
-        <w:t>Final memory contents</w:t>
-      </w:r>
-      <w:r>
-        <w:t xml:space="preserve">  (6 pts)</w:t>
+      <w:pPr>
+        <w:spacing w:after="0"/>
+      </w:pPr>
+      <w:r>
+        <w:t xml:space="preserve">Final memory </w:t>
+      </w:r>
+      <w:proofErr w:type="gramStart"/>
+      <w:r>
+        <w:t>contents</w:t>
+      </w:r>
+      <w:r>
+        <w:t xml:space="preserve">  (</w:t>
+      </w:r>
+      <w:proofErr w:type="gramEnd"/>
+      <w:r>
+        <w:t>6 pts)</w:t>
       </w:r>
       <w:r>
         <w:t>:</w:t>
@@ -6671,9 +7040,11 @@
               <w:spacing w:after="0"/>
               <w:jc w:val="center"/>
             </w:pPr>
+            <w:proofErr w:type="spellStart"/>
             <w:r>
               <w:t>Addr</w:t>
             </w:r>
+            <w:proofErr w:type="spellEnd"/>
           </w:p>
         </w:tc>
         <w:tc>
@@ -6967,6 +7338,7 @@
     <w:p/>
     <w:p>
       <w:pPr>
+        <w:spacing w:after="0"/>
         <w:rPr>
           <w:rFonts w:ascii="Times New Roman" w:hAnsi="Times New Roman" w:cs="Times New Roman"/>
         </w:rPr>
@@ -7125,7 +7497,29 @@
           <w:szCs w:val="22"/>
           <w:shd w:val="clear" w:color="auto" w:fill="F8F8FA"/>
         </w:rPr>
-        <w:t>LDR R3, [R1, #4]!</w:t>
+        <w:t>LDR R3, [</w:t>
+      </w:r>
+      <w:proofErr w:type="gramStart"/>
+      <w:r>
+        <w:rPr>
+          <w:rStyle w:val="VerbatimChar"/>
+          <w:rFonts w:ascii="Times New Roman" w:hAnsi="Times New Roman" w:cs="Times New Roman"/>
+          <w:b/>
+          <w:szCs w:val="22"/>
+          <w:shd w:val="clear" w:color="auto" w:fill="F8F8FA"/>
+        </w:rPr>
+        <w:t>R1, #</w:t>
+      </w:r>
+      <w:proofErr w:type="gramEnd"/>
+      <w:r>
+        <w:rPr>
+          <w:rStyle w:val="VerbatimChar"/>
+          <w:rFonts w:ascii="Times New Roman" w:hAnsi="Times New Roman" w:cs="Times New Roman"/>
+          <w:b/>
+          <w:szCs w:val="22"/>
+          <w:shd w:val="clear" w:color="auto" w:fill="F8F8FA"/>
+        </w:rPr>
+        <w:t>4]!</w:t>
       </w:r>
       <w:r>
         <w:t xml:space="preserve"> </w:t>
@@ -7170,7 +7564,11 @@
         <w:t>0x20000004</w:t>
       </w:r>
       <w:r>
-        <w:t xml:space="preserve"> (updating the register due to the </w:t>
+        <w:t xml:space="preserve"> (updating the register due to </w:t>
+      </w:r>
+      <w:proofErr w:type="gramStart"/>
+      <w:r>
+        <w:t xml:space="preserve">the </w:t>
       </w:r>
       <w:r>
         <w:rPr>
@@ -7181,6 +7579,7 @@
         </w:rPr>
         <w:t>!</w:t>
       </w:r>
+      <w:proofErr w:type="gramEnd"/>
       <w:r>
         <w:t xml:space="preserve"> suffix), then loads 4 bytes from that new address (</w:t>
       </w:r>
@@ -7225,7 +7624,29 @@
           <w:szCs w:val="22"/>
           <w:shd w:val="clear" w:color="auto" w:fill="F8F8FA"/>
         </w:rPr>
-        <w:t>LSR R4, R2, #8</w:t>
+        <w:t xml:space="preserve">LSR R4, </w:t>
+      </w:r>
+      <w:proofErr w:type="gramStart"/>
+      <w:r>
+        <w:rPr>
+          <w:rStyle w:val="VerbatimChar"/>
+          <w:rFonts w:ascii="Times New Roman" w:hAnsi="Times New Roman" w:cs="Times New Roman"/>
+          <w:b/>
+          <w:szCs w:val="22"/>
+          <w:shd w:val="clear" w:color="auto" w:fill="F8F8FA"/>
+        </w:rPr>
+        <w:t>R2, #</w:t>
+      </w:r>
+      <w:proofErr w:type="gramEnd"/>
+      <w:r>
+        <w:rPr>
+          <w:rStyle w:val="VerbatimChar"/>
+          <w:rFonts w:ascii="Times New Roman" w:hAnsi="Times New Roman" w:cs="Times New Roman"/>
+          <w:b/>
+          <w:szCs w:val="22"/>
+          <w:shd w:val="clear" w:color="auto" w:fill="F8F8FA"/>
+        </w:rPr>
+        <w:t>8</w:t>
       </w:r>
       <w:r>
         <w:t xml:space="preserve"> </w:t>
@@ -7261,7 +7682,15 @@
         <w:t>78</w:t>
       </w:r>
       <w:r>
-        <w:t xml:space="preserve">). Fills the top with zeros. </w:t>
+        <w:t xml:space="preserve">). </w:t>
+      </w:r>
+      <w:proofErr w:type="gramStart"/>
+      <w:r>
+        <w:t>Fills</w:t>
+      </w:r>
+      <w:proofErr w:type="gramEnd"/>
+      <w:r>
+        <w:t xml:space="preserve"> the top with zeros. </w:t>
       </w:r>
       <w:r>
         <w:rPr>
@@ -7307,7 +7736,29 @@
           <w:szCs w:val="22"/>
           <w:shd w:val="clear" w:color="auto" w:fill="F8F8FA"/>
         </w:rPr>
-        <w:t>MOVW R5, #15</w:t>
+        <w:t xml:space="preserve">MOVW </w:t>
+      </w:r>
+      <w:proofErr w:type="gramStart"/>
+      <w:r>
+        <w:rPr>
+          <w:rStyle w:val="VerbatimChar"/>
+          <w:rFonts w:ascii="Times New Roman" w:hAnsi="Times New Roman" w:cs="Times New Roman"/>
+          <w:b/>
+          <w:szCs w:val="22"/>
+          <w:shd w:val="clear" w:color="auto" w:fill="F8F8FA"/>
+        </w:rPr>
+        <w:t>R5, #</w:t>
+      </w:r>
+      <w:proofErr w:type="gramEnd"/>
+      <w:r>
+        <w:rPr>
+          <w:rStyle w:val="VerbatimChar"/>
+          <w:rFonts w:ascii="Times New Roman" w:hAnsi="Times New Roman" w:cs="Times New Roman"/>
+          <w:b/>
+          <w:szCs w:val="22"/>
+          <w:shd w:val="clear" w:color="auto" w:fill="F8F8FA"/>
+        </w:rPr>
+        <w:t>15</w:t>
       </w:r>
       <w:r>
         <w:rPr>
@@ -7346,7 +7797,15 @@
         <w:t>.</w:t>
       </w:r>
       <w:r>
-        <w:t xml:space="preserve"> MOVW R5, #15 places 0x000F in the lower 16 bits and forces 0x0000 into the upper 16 bits, resulting in 0x0000000F regardless of </w:t>
+        <w:t xml:space="preserve"> MOVW </w:t>
+      </w:r>
+      <w:proofErr w:type="gramStart"/>
+      <w:r>
+        <w:t>R5, #</w:t>
+      </w:r>
+      <w:proofErr w:type="gramEnd"/>
+      <w:r>
+        <w:t xml:space="preserve">15 places 0x000F in the lower 16 bits and forces 0x0000 into the upper 16 bits, resulting in 0x0000000F regardless of </w:t>
       </w:r>
       <w:r>
         <w:t>the initial</w:t>
@@ -7398,7 +7857,29 @@
           <w:szCs w:val="22"/>
           <w:shd w:val="clear" w:color="auto" w:fill="F8F8FA"/>
         </w:rPr>
-        <w:t>LSL R6, R5, #4</w:t>
+        <w:t xml:space="preserve">LSL R6, </w:t>
+      </w:r>
+      <w:proofErr w:type="gramStart"/>
+      <w:r>
+        <w:rPr>
+          <w:rStyle w:val="VerbatimChar"/>
+          <w:rFonts w:ascii="Times New Roman" w:hAnsi="Times New Roman" w:cs="Times New Roman"/>
+          <w:b/>
+          <w:szCs w:val="22"/>
+          <w:shd w:val="clear" w:color="auto" w:fill="F8F8FA"/>
+        </w:rPr>
+        <w:t>R5, #</w:t>
+      </w:r>
+      <w:proofErr w:type="gramEnd"/>
+      <w:r>
+        <w:rPr>
+          <w:rStyle w:val="VerbatimChar"/>
+          <w:rFonts w:ascii="Times New Roman" w:hAnsi="Times New Roman" w:cs="Times New Roman"/>
+          <w:b/>
+          <w:szCs w:val="22"/>
+          <w:shd w:val="clear" w:color="auto" w:fill="F8F8FA"/>
+        </w:rPr>
+        <w:t>4</w:t>
       </w:r>
       <w:r>
         <w:t xml:space="preserve"> </w:t>
@@ -7652,7 +8133,29 @@
           <w:szCs w:val="22"/>
           <w:shd w:val="clear" w:color="auto" w:fill="F8F8FA"/>
         </w:rPr>
-        <w:t>STR R7, [R1, #8]</w:t>
+        <w:t>STR R7, [</w:t>
+      </w:r>
+      <w:proofErr w:type="gramStart"/>
+      <w:r>
+        <w:rPr>
+          <w:rStyle w:val="VerbatimChar"/>
+          <w:rFonts w:ascii="Times New Roman" w:hAnsi="Times New Roman" w:cs="Times New Roman"/>
+          <w:b/>
+          <w:szCs w:val="22"/>
+          <w:shd w:val="clear" w:color="auto" w:fill="F8F8FA"/>
+        </w:rPr>
+        <w:t>R1, #</w:t>
+      </w:r>
+      <w:proofErr w:type="gramEnd"/>
+      <w:r>
+        <w:rPr>
+          <w:rStyle w:val="VerbatimChar"/>
+          <w:rFonts w:ascii="Times New Roman" w:hAnsi="Times New Roman" w:cs="Times New Roman"/>
+          <w:b/>
+          <w:szCs w:val="22"/>
+          <w:shd w:val="clear" w:color="auto" w:fill="F8F8FA"/>
+        </w:rPr>
+        <w:t>8]</w:t>
       </w:r>
       <w:r>
         <w:t xml:space="preserve"> </w:t>
@@ -7824,8 +8327,13 @@
       <w:r>
         <w:t xml:space="preserve">Consider an </w:t>
       </w:r>
-      <w:r>
-        <w:t>array[]</w:t>
+      <w:proofErr w:type="gramStart"/>
+      <w:r>
+        <w:t>array[</w:t>
+      </w:r>
+      <w:proofErr w:type="gramEnd"/>
+      <w:r>
+        <w:t>]</w:t>
       </w:r>
       <w:r>
         <w:t xml:space="preserve"> of 20</w:t>
@@ -7862,8 +8370,13 @@
       <w:r>
         <w:t xml:space="preserve">, i.e., </w:t>
       </w:r>
-      <w:r>
-        <w:t>array[0]</w:t>
+      <w:proofErr w:type="gramStart"/>
+      <w:r>
+        <w:t>array[</w:t>
+      </w:r>
+      <w:proofErr w:type="gramEnd"/>
+      <w:r>
+        <w:t>0]</w:t>
       </w:r>
       <w:r>
         <w:t xml:space="preserve">. A compiler associates </w:t>
@@ -7933,7 +8446,6 @@
     </w:p>
     <w:p>
       <w:r>
-        <w:lastRenderedPageBreak/>
         <w:t>C program:</w:t>
       </w:r>
     </w:p>
@@ -7949,23 +8461,24 @@
           <w:sz w:val="20"/>
           <w:szCs w:val="21"/>
         </w:rPr>
-        <w:t>uint32_t z = array[2] - y;</w:t>
-      </w:r>
+        <w:lastRenderedPageBreak/>
+        <w:t xml:space="preserve">uint32_t z = </w:t>
+      </w:r>
+      <w:proofErr w:type="gramStart"/>
       <w:r>
         <w:rPr>
           <w:sz w:val="20"/>
           <w:szCs w:val="21"/>
         </w:rPr>
-        <w:br/>
-        <w:t>array[3] = z * 8;</w:t>
-      </w:r>
+        <w:t>array[</w:t>
+      </w:r>
+      <w:proofErr w:type="gramEnd"/>
       <w:r>
         <w:rPr>
           <w:sz w:val="20"/>
           <w:szCs w:val="21"/>
         </w:rPr>
-        <w:br/>
-        <w:t>array[4] = z / 2;</w:t>
+        <w:t>2] - y;</w:t>
       </w:r>
       <w:r>
         <w:rPr>
@@ -7973,15 +8486,91 @@
           <w:szCs w:val="21"/>
         </w:rPr>
         <w:br/>
-        <w:t>array[5] = z + 12;</w:t>
-      </w:r>
+      </w:r>
+      <w:proofErr w:type="gramStart"/>
       <w:r>
         <w:rPr>
           <w:sz w:val="20"/>
           <w:szCs w:val="21"/>
         </w:rPr>
+        <w:t>array[</w:t>
+      </w:r>
+      <w:proofErr w:type="gramEnd"/>
+      <w:r>
+        <w:rPr>
+          <w:sz w:val="20"/>
+          <w:szCs w:val="21"/>
+        </w:rPr>
+        <w:t>3] = z * 8;</w:t>
+      </w:r>
+      <w:r>
+        <w:rPr>
+          <w:sz w:val="20"/>
+          <w:szCs w:val="21"/>
+        </w:rPr>
         <w:br/>
-        <w:t>array[6] = z | 0x0F;</w:t>
+      </w:r>
+      <w:proofErr w:type="gramStart"/>
+      <w:r>
+        <w:rPr>
+          <w:sz w:val="20"/>
+          <w:szCs w:val="21"/>
+        </w:rPr>
+        <w:t>array[</w:t>
+      </w:r>
+      <w:proofErr w:type="gramEnd"/>
+      <w:r>
+        <w:rPr>
+          <w:sz w:val="20"/>
+          <w:szCs w:val="21"/>
+        </w:rPr>
+        <w:t>4] = z / 2;</w:t>
+      </w:r>
+      <w:r>
+        <w:rPr>
+          <w:sz w:val="20"/>
+          <w:szCs w:val="21"/>
+        </w:rPr>
+        <w:br/>
+      </w:r>
+      <w:proofErr w:type="gramStart"/>
+      <w:r>
+        <w:rPr>
+          <w:sz w:val="20"/>
+          <w:szCs w:val="21"/>
+        </w:rPr>
+        <w:t>array[</w:t>
+      </w:r>
+      <w:proofErr w:type="gramEnd"/>
+      <w:r>
+        <w:rPr>
+          <w:sz w:val="20"/>
+          <w:szCs w:val="21"/>
+        </w:rPr>
+        <w:t>5] = z + 12;</w:t>
+      </w:r>
+      <w:r>
+        <w:rPr>
+          <w:sz w:val="20"/>
+          <w:szCs w:val="21"/>
+        </w:rPr>
+        <w:br/>
+      </w:r>
+      <w:proofErr w:type="gramStart"/>
+      <w:r>
+        <w:rPr>
+          <w:sz w:val="20"/>
+          <w:szCs w:val="21"/>
+        </w:rPr>
+        <w:t>array[</w:t>
+      </w:r>
+      <w:proofErr w:type="gramEnd"/>
+      <w:r>
+        <w:rPr>
+          <w:sz w:val="20"/>
+          <w:szCs w:val="21"/>
+        </w:rPr>
+        <w:t>6] = z | 0x0F;</w:t>
       </w:r>
       <w:r>
         <w:rPr>
@@ -8268,80 +8857,330 @@
             <w:pPr>
               <w:spacing w:after="0"/>
             </w:pPr>
-            <w:r>
-              <w:t>LDR  R3, [R0, #8]      ; load array[2] (offset 2*4 = 8) into a temp register</w:t>
-            </w:r>
-          </w:p>
-          <w:p>
-            <w:pPr>
-              <w:spacing w:after="0"/>
-            </w:pPr>
-            <w:r>
-              <w:t>SUB  R1, R3, R2        ; z = array[2] - y</w:t>
-            </w:r>
-          </w:p>
-          <w:p>
-            <w:pPr>
-              <w:spacing w:after="0"/>
-            </w:pPr>
-            <w:r>
-              <w:t>LSL  R3, R1, #3        ; R3 = z * 8</w:t>
-            </w:r>
-          </w:p>
-          <w:p>
-            <w:pPr>
-              <w:spacing w:after="0"/>
-            </w:pPr>
-            <w:r>
-              <w:t>STR  R3, [R0, #12]     ; store into array[3] (offset 3*4 = 12)</w:t>
-            </w:r>
-          </w:p>
-          <w:p>
-            <w:pPr>
-              <w:spacing w:after="0"/>
-            </w:pPr>
-            <w:r>
-              <w:t>LSR  R3, R1, #1        ; R3 = z / 2</w:t>
-            </w:r>
-          </w:p>
-          <w:p>
-            <w:pPr>
-              <w:spacing w:after="0"/>
-            </w:pPr>
-            <w:r>
-              <w:t>STR  R3, [R0, #16]     ; store into array[4] (offset 4*4 = 16)</w:t>
-            </w:r>
-          </w:p>
-          <w:p>
-            <w:pPr>
-              <w:spacing w:after="0"/>
-            </w:pPr>
-            <w:r>
-              <w:t>ADD  R3, R1, #12       ; R3 = z + 12</w:t>
-            </w:r>
-          </w:p>
-          <w:p>
-            <w:pPr>
-              <w:spacing w:after="0"/>
-            </w:pPr>
-            <w:r>
-              <w:t>STR  R3, [R0, #20]     ; store into array[5] (offset 5*4 = 20)</w:t>
-            </w:r>
-          </w:p>
-          <w:p>
-            <w:pPr>
-              <w:spacing w:after="0"/>
-            </w:pPr>
-            <w:r>
-              <w:t>ORR  R3, R1, #0x0F     ; R3 = z | 0x0F</w:t>
-            </w:r>
-          </w:p>
-          <w:p>
-            <w:pPr>
-              <w:spacing w:after="0"/>
-            </w:pPr>
-            <w:r>
-              <w:t>STR  R3, [R0, #24]     ; store into array[6] (offset 6*4 = 24)</w:t>
+            <w:proofErr w:type="gramStart"/>
+            <w:r>
+              <w:t>LDR  R</w:t>
+            </w:r>
+            <w:proofErr w:type="gramEnd"/>
+            <w:r>
+              <w:t>3, [</w:t>
+            </w:r>
+            <w:proofErr w:type="gramStart"/>
+            <w:r>
+              <w:t>R0, #</w:t>
+            </w:r>
+            <w:proofErr w:type="gramEnd"/>
+            <w:r>
+              <w:t xml:space="preserve">8]    </w:t>
+            </w:r>
+            <w:proofErr w:type="gramStart"/>
+            <w:r>
+              <w:t xml:space="preserve">  ;</w:t>
+            </w:r>
+            <w:proofErr w:type="gramEnd"/>
+            <w:r>
+              <w:t xml:space="preserve"> load </w:t>
+            </w:r>
+            <w:proofErr w:type="gramStart"/>
+            <w:r>
+              <w:t>array[</w:t>
+            </w:r>
+            <w:proofErr w:type="gramEnd"/>
+            <w:r>
+              <w:t>2] (offset 2*4 = 8) into a temp register</w:t>
+            </w:r>
+          </w:p>
+          <w:p>
+            <w:pPr>
+              <w:spacing w:after="0"/>
+            </w:pPr>
+            <w:proofErr w:type="gramStart"/>
+            <w:r>
+              <w:t>SUB  R</w:t>
+            </w:r>
+            <w:proofErr w:type="gramEnd"/>
+            <w:r>
+              <w:t xml:space="preserve">1, R3, R2      </w:t>
+            </w:r>
+            <w:proofErr w:type="gramStart"/>
+            <w:r>
+              <w:t xml:space="preserve">  ;</w:t>
+            </w:r>
+            <w:proofErr w:type="gramEnd"/>
+            <w:r>
+              <w:t xml:space="preserve"> z = </w:t>
+            </w:r>
+            <w:proofErr w:type="gramStart"/>
+            <w:r>
+              <w:t>array[</w:t>
+            </w:r>
+            <w:proofErr w:type="gramEnd"/>
+            <w:r>
+              <w:t>2] - y</w:t>
+            </w:r>
+          </w:p>
+          <w:p>
+            <w:pPr>
+              <w:spacing w:after="0"/>
+            </w:pPr>
+            <w:proofErr w:type="gramStart"/>
+            <w:r>
+              <w:t>LSL  R</w:t>
+            </w:r>
+            <w:proofErr w:type="gramEnd"/>
+            <w:r>
+              <w:t xml:space="preserve">3, </w:t>
+            </w:r>
+            <w:proofErr w:type="gramStart"/>
+            <w:r>
+              <w:t>R1, #</w:t>
+            </w:r>
+            <w:proofErr w:type="gramEnd"/>
+            <w:r>
+              <w:t xml:space="preserve">3      </w:t>
+            </w:r>
+            <w:proofErr w:type="gramStart"/>
+            <w:r>
+              <w:t xml:space="preserve">  ;</w:t>
+            </w:r>
+            <w:proofErr w:type="gramEnd"/>
+            <w:r>
+              <w:t xml:space="preserve"> R3 = z * 8</w:t>
+            </w:r>
+          </w:p>
+          <w:p>
+            <w:pPr>
+              <w:spacing w:after="0"/>
+            </w:pPr>
+            <w:proofErr w:type="gramStart"/>
+            <w:r>
+              <w:t>STR  R</w:t>
+            </w:r>
+            <w:proofErr w:type="gramEnd"/>
+            <w:r>
+              <w:t>3, [</w:t>
+            </w:r>
+            <w:proofErr w:type="gramStart"/>
+            <w:r>
+              <w:t>R0, #</w:t>
+            </w:r>
+            <w:proofErr w:type="gramEnd"/>
+            <w:r>
+              <w:t xml:space="preserve">12]   </w:t>
+            </w:r>
+            <w:proofErr w:type="gramStart"/>
+            <w:r>
+              <w:t xml:space="preserve">  ;</w:t>
+            </w:r>
+            <w:proofErr w:type="gramEnd"/>
+            <w:r>
+              <w:t xml:space="preserve"> store into </w:t>
+            </w:r>
+            <w:proofErr w:type="gramStart"/>
+            <w:r>
+              <w:t>array[</w:t>
+            </w:r>
+            <w:proofErr w:type="gramEnd"/>
+            <w:r>
+              <w:t>3] (offset 3*4 = 12)</w:t>
+            </w:r>
+          </w:p>
+          <w:p>
+            <w:pPr>
+              <w:spacing w:after="0"/>
+            </w:pPr>
+            <w:proofErr w:type="gramStart"/>
+            <w:r>
+              <w:t>LSR  R</w:t>
+            </w:r>
+            <w:proofErr w:type="gramEnd"/>
+            <w:r>
+              <w:t xml:space="preserve">3, </w:t>
+            </w:r>
+            <w:proofErr w:type="gramStart"/>
+            <w:r>
+              <w:t>R1, #</w:t>
+            </w:r>
+            <w:proofErr w:type="gramEnd"/>
+            <w:r>
+              <w:t xml:space="preserve">1      </w:t>
+            </w:r>
+            <w:proofErr w:type="gramStart"/>
+            <w:r>
+              <w:t xml:space="preserve">  ;</w:t>
+            </w:r>
+            <w:proofErr w:type="gramEnd"/>
+            <w:r>
+              <w:t xml:space="preserve"> R3 = z / 2</w:t>
+            </w:r>
+          </w:p>
+          <w:p>
+            <w:pPr>
+              <w:spacing w:after="0"/>
+            </w:pPr>
+            <w:proofErr w:type="gramStart"/>
+            <w:r>
+              <w:t>STR  R</w:t>
+            </w:r>
+            <w:proofErr w:type="gramEnd"/>
+            <w:r>
+              <w:t>3, [</w:t>
+            </w:r>
+            <w:proofErr w:type="gramStart"/>
+            <w:r>
+              <w:t>R0, #</w:t>
+            </w:r>
+            <w:proofErr w:type="gramEnd"/>
+            <w:r>
+              <w:t xml:space="preserve">16]   </w:t>
+            </w:r>
+            <w:proofErr w:type="gramStart"/>
+            <w:r>
+              <w:t xml:space="preserve">  ;</w:t>
+            </w:r>
+            <w:proofErr w:type="gramEnd"/>
+            <w:r>
+              <w:t xml:space="preserve"> store into </w:t>
+            </w:r>
+            <w:proofErr w:type="gramStart"/>
+            <w:r>
+              <w:t>array[</w:t>
+            </w:r>
+            <w:proofErr w:type="gramEnd"/>
+            <w:r>
+              <w:t>4] (offset 4*4 = 16)</w:t>
+            </w:r>
+          </w:p>
+          <w:p>
+            <w:pPr>
+              <w:spacing w:after="0"/>
+            </w:pPr>
+            <w:proofErr w:type="gramStart"/>
+            <w:r>
+              <w:t>ADD  R</w:t>
+            </w:r>
+            <w:proofErr w:type="gramEnd"/>
+            <w:r>
+              <w:t xml:space="preserve">3, </w:t>
+            </w:r>
+            <w:proofErr w:type="gramStart"/>
+            <w:r>
+              <w:t>R1, #</w:t>
+            </w:r>
+            <w:proofErr w:type="gramEnd"/>
+            <w:r>
+              <w:t xml:space="preserve">12     </w:t>
+            </w:r>
+            <w:proofErr w:type="gramStart"/>
+            <w:r>
+              <w:t xml:space="preserve">  ;</w:t>
+            </w:r>
+            <w:proofErr w:type="gramEnd"/>
+            <w:r>
+              <w:t xml:space="preserve"> R3 = z + 12</w:t>
+            </w:r>
+          </w:p>
+          <w:p>
+            <w:pPr>
+              <w:spacing w:after="0"/>
+            </w:pPr>
+            <w:proofErr w:type="gramStart"/>
+            <w:r>
+              <w:t>STR  R</w:t>
+            </w:r>
+            <w:proofErr w:type="gramEnd"/>
+            <w:r>
+              <w:t>3, [</w:t>
+            </w:r>
+            <w:proofErr w:type="gramStart"/>
+            <w:r>
+              <w:t>R0, #</w:t>
+            </w:r>
+            <w:proofErr w:type="gramEnd"/>
+            <w:r>
+              <w:t xml:space="preserve">20]   </w:t>
+            </w:r>
+            <w:proofErr w:type="gramStart"/>
+            <w:r>
+              <w:t xml:space="preserve">  ;</w:t>
+            </w:r>
+            <w:proofErr w:type="gramEnd"/>
+            <w:r>
+              <w:t xml:space="preserve"> store into </w:t>
+            </w:r>
+            <w:proofErr w:type="gramStart"/>
+            <w:r>
+              <w:t>array[</w:t>
+            </w:r>
+            <w:proofErr w:type="gramEnd"/>
+            <w:r>
+              <w:t>5] (offset 5*4 = 20)</w:t>
+            </w:r>
+          </w:p>
+          <w:p>
+            <w:pPr>
+              <w:spacing w:after="0"/>
+            </w:pPr>
+            <w:proofErr w:type="gramStart"/>
+            <w:r>
+              <w:t>ORR  R</w:t>
+            </w:r>
+            <w:proofErr w:type="gramEnd"/>
+            <w:r>
+              <w:t xml:space="preserve">3, </w:t>
+            </w:r>
+            <w:proofErr w:type="gramStart"/>
+            <w:r>
+              <w:t>R1, #</w:t>
+            </w:r>
+            <w:proofErr w:type="gramEnd"/>
+            <w:r>
+              <w:t xml:space="preserve">0x0F   </w:t>
+            </w:r>
+            <w:proofErr w:type="gramStart"/>
+            <w:r>
+              <w:t xml:space="preserve">  ;</w:t>
+            </w:r>
+            <w:proofErr w:type="gramEnd"/>
+            <w:r>
+              <w:t xml:space="preserve"> R3 = z | 0x0F</w:t>
+            </w:r>
+          </w:p>
+          <w:p>
+            <w:pPr>
+              <w:spacing w:after="0"/>
+            </w:pPr>
+            <w:proofErr w:type="gramStart"/>
+            <w:r>
+              <w:t>STR  R</w:t>
+            </w:r>
+            <w:proofErr w:type="gramEnd"/>
+            <w:r>
+              <w:t>3, [</w:t>
+            </w:r>
+            <w:proofErr w:type="gramStart"/>
+            <w:r>
+              <w:t>R0, #</w:t>
+            </w:r>
+            <w:proofErr w:type="gramEnd"/>
+            <w:r>
+              <w:t xml:space="preserve">24]   </w:t>
+            </w:r>
+            <w:proofErr w:type="gramStart"/>
+            <w:r>
+              <w:t xml:space="preserve">  ;</w:t>
+            </w:r>
+            <w:proofErr w:type="gramEnd"/>
+            <w:r>
+              <w:t xml:space="preserve"> store into </w:t>
+            </w:r>
+            <w:proofErr w:type="gramStart"/>
+            <w:r>
+              <w:t>array[</w:t>
+            </w:r>
+            <w:proofErr w:type="gramEnd"/>
+            <w:r>
+              <w:t>6] (offset 6*4 = 24)</w:t>
             </w:r>
           </w:p>
         </w:tc>
@@ -8391,81 +9230,339 @@
             <w:pPr>
               <w:spacing w:after="0"/>
             </w:pPr>
-            <w:r>
-              <w:t>LDR  R3, [R0, #8]!     ; load array[2] and update R0 to point to array[2]</w:t>
-            </w:r>
-          </w:p>
-          <w:p>
-            <w:pPr>
-              <w:spacing w:after="0"/>
-            </w:pPr>
-            <w:r>
-              <w:t>SUB  R1, R3, R2        ; z = array[2] - y</w:t>
-            </w:r>
-          </w:p>
-          <w:p>
-            <w:pPr>
-              <w:spacing w:after="0"/>
-            </w:pPr>
-            <w:r>
-              <w:t>LSL  R3, R1, #3        ; R3 = z * 8</w:t>
-            </w:r>
-          </w:p>
-          <w:p>
-            <w:pPr>
-              <w:spacing w:after="0"/>
-            </w:pPr>
-            <w:r>
-              <w:t>STR  R3, [R0, #4]!     ; update R0 to array[3], store z * 8</w:t>
-            </w:r>
-          </w:p>
-          <w:p>
-            <w:pPr>
-              <w:spacing w:after="0"/>
-            </w:pPr>
+            <w:proofErr w:type="gramStart"/>
+            <w:r>
+              <w:t>LDR  R</w:t>
+            </w:r>
+            <w:proofErr w:type="gramEnd"/>
+            <w:r>
+              <w:t>3, [</w:t>
+            </w:r>
+            <w:proofErr w:type="gramStart"/>
+            <w:r>
+              <w:t>R0, #</w:t>
+            </w:r>
+            <w:proofErr w:type="gramEnd"/>
+            <w:r>
+              <w:t xml:space="preserve">8]!   </w:t>
+            </w:r>
+            <w:proofErr w:type="gramStart"/>
+            <w:r>
+              <w:t xml:space="preserve">  ;</w:t>
+            </w:r>
+            <w:proofErr w:type="gramEnd"/>
+            <w:r>
+              <w:t xml:space="preserve"> load </w:t>
+            </w:r>
+            <w:proofErr w:type="gramStart"/>
+            <w:r>
+              <w:t>array[</w:t>
+            </w:r>
+            <w:proofErr w:type="gramEnd"/>
+            <w:r>
+              <w:t xml:space="preserve">2] and update R0 to point to </w:t>
+            </w:r>
+            <w:proofErr w:type="gramStart"/>
+            <w:r>
+              <w:t>array[</w:t>
+            </w:r>
+            <w:proofErr w:type="gramEnd"/>
+            <w:r>
+              <w:t>2]</w:t>
+            </w:r>
+          </w:p>
+          <w:p>
+            <w:pPr>
+              <w:spacing w:after="0"/>
+            </w:pPr>
+            <w:proofErr w:type="gramStart"/>
+            <w:r>
+              <w:t>SUB  R</w:t>
+            </w:r>
+            <w:proofErr w:type="gramEnd"/>
+            <w:r>
+              <w:t xml:space="preserve">1, R3, R2      </w:t>
+            </w:r>
+            <w:proofErr w:type="gramStart"/>
+            <w:r>
+              <w:t xml:space="preserve">  ;</w:t>
+            </w:r>
+            <w:proofErr w:type="gramEnd"/>
+            <w:r>
+              <w:t xml:space="preserve"> z = </w:t>
+            </w:r>
+            <w:proofErr w:type="gramStart"/>
+            <w:r>
+              <w:t>array[</w:t>
+            </w:r>
+            <w:proofErr w:type="gramEnd"/>
+            <w:r>
+              <w:t>2] - y</w:t>
+            </w:r>
+          </w:p>
+          <w:p>
+            <w:pPr>
+              <w:spacing w:after="0"/>
+            </w:pPr>
+            <w:proofErr w:type="gramStart"/>
+            <w:r>
+              <w:t>LSL  R</w:t>
+            </w:r>
+            <w:proofErr w:type="gramEnd"/>
+            <w:r>
+              <w:t xml:space="preserve">3, </w:t>
+            </w:r>
+            <w:proofErr w:type="gramStart"/>
+            <w:r>
+              <w:t>R1, #</w:t>
+            </w:r>
+            <w:proofErr w:type="gramEnd"/>
+            <w:r>
+              <w:t xml:space="preserve">3      </w:t>
+            </w:r>
+            <w:proofErr w:type="gramStart"/>
+            <w:r>
+              <w:t xml:space="preserve">  ;</w:t>
+            </w:r>
+            <w:proofErr w:type="gramEnd"/>
+            <w:r>
+              <w:t xml:space="preserve"> R3 = z * 8</w:t>
+            </w:r>
+          </w:p>
+          <w:p>
+            <w:pPr>
+              <w:spacing w:after="0"/>
+            </w:pPr>
+            <w:proofErr w:type="gramStart"/>
+            <w:r>
+              <w:t>STR  R</w:t>
+            </w:r>
+            <w:proofErr w:type="gramEnd"/>
+            <w:r>
+              <w:t>3, [</w:t>
+            </w:r>
+            <w:proofErr w:type="gramStart"/>
+            <w:r>
+              <w:t>R0, #</w:t>
+            </w:r>
+            <w:proofErr w:type="gramEnd"/>
+            <w:r>
+              <w:t xml:space="preserve">4]!   </w:t>
+            </w:r>
+            <w:proofErr w:type="gramStart"/>
+            <w:r>
+              <w:t xml:space="preserve">  ;</w:t>
+            </w:r>
+            <w:proofErr w:type="gramEnd"/>
+            <w:r>
+              <w:t xml:space="preserve"> update R0 to </w:t>
+            </w:r>
+            <w:proofErr w:type="gramStart"/>
+            <w:r>
+              <w:t>array[</w:t>
+            </w:r>
+            <w:proofErr w:type="gramEnd"/>
+            <w:r>
+              <w:t>3], store z * 8</w:t>
+            </w:r>
+          </w:p>
+          <w:p>
+            <w:pPr>
+              <w:spacing w:after="0"/>
+            </w:pPr>
+            <w:proofErr w:type="gramStart"/>
+            <w:r>
+              <w:t>LSR  R</w:t>
+            </w:r>
+            <w:proofErr w:type="gramEnd"/>
+            <w:r>
+              <w:t xml:space="preserve">3, </w:t>
+            </w:r>
+            <w:proofErr w:type="gramStart"/>
+            <w:r>
+              <w:t>R1, #</w:t>
+            </w:r>
+            <w:proofErr w:type="gramEnd"/>
+            <w:r>
+              <w:t xml:space="preserve">1      </w:t>
+            </w:r>
+            <w:proofErr w:type="gramStart"/>
+            <w:r>
+              <w:t xml:space="preserve">  ;</w:t>
+            </w:r>
+            <w:proofErr w:type="gramEnd"/>
+            <w:r>
+              <w:t xml:space="preserve"> R3 = z / 2</w:t>
+            </w:r>
+          </w:p>
+          <w:p>
+            <w:pPr>
+              <w:spacing w:after="0"/>
+            </w:pPr>
+            <w:proofErr w:type="gramStart"/>
             <w:r>
               <w:lastRenderedPageBreak/>
-              <w:t>LSR  R3, R1, #1        ; R3 = z / 2</w:t>
-            </w:r>
-          </w:p>
-          <w:p>
-            <w:pPr>
-              <w:spacing w:after="0"/>
-            </w:pPr>
-            <w:r>
-              <w:t>STR  R3, [R0, #4]!     ; update R0 to array[4], store z / 2</w:t>
-            </w:r>
-          </w:p>
-          <w:p>
-            <w:pPr>
-              <w:spacing w:after="0"/>
-            </w:pPr>
-            <w:r>
-              <w:t>ADD  R3, R1, #12       ; R3 = z + 12</w:t>
-            </w:r>
-          </w:p>
-          <w:p>
-            <w:pPr>
-              <w:spacing w:after="0"/>
-            </w:pPr>
-            <w:r>
-              <w:t>STR  R3, [R0, #4]!     ; update R0 to array[5], store z + 12</w:t>
-            </w:r>
-          </w:p>
-          <w:p>
-            <w:pPr>
-              <w:spacing w:after="0"/>
-            </w:pPr>
-            <w:r>
-              <w:t>ORR  R3, R1, #0x0F     ; R3 = z | 0x0F</w:t>
-            </w:r>
-          </w:p>
-          <w:p>
-            <w:pPr>
-              <w:spacing w:after="0"/>
-            </w:pPr>
-            <w:r>
-              <w:t>STR  R3, [R0, #4]!     ; update R0 to array[6], store z | 0x0F</w:t>
+              <w:t>STR  R</w:t>
+            </w:r>
+            <w:proofErr w:type="gramEnd"/>
+            <w:r>
+              <w:t>3, [</w:t>
+            </w:r>
+            <w:proofErr w:type="gramStart"/>
+            <w:r>
+              <w:t>R0, #</w:t>
+            </w:r>
+            <w:proofErr w:type="gramEnd"/>
+            <w:r>
+              <w:t xml:space="preserve">4]!   </w:t>
+            </w:r>
+            <w:proofErr w:type="gramStart"/>
+            <w:r>
+              <w:t xml:space="preserve">  ;</w:t>
+            </w:r>
+            <w:proofErr w:type="gramEnd"/>
+            <w:r>
+              <w:t xml:space="preserve"> update R0 to </w:t>
+            </w:r>
+            <w:proofErr w:type="gramStart"/>
+            <w:r>
+              <w:t>array[</w:t>
+            </w:r>
+            <w:proofErr w:type="gramEnd"/>
+            <w:r>
+              <w:t>4], store z / 2</w:t>
+            </w:r>
+          </w:p>
+          <w:p>
+            <w:pPr>
+              <w:spacing w:after="0"/>
+            </w:pPr>
+            <w:proofErr w:type="gramStart"/>
+            <w:r>
+              <w:t>ADD  R</w:t>
+            </w:r>
+            <w:proofErr w:type="gramEnd"/>
+            <w:r>
+              <w:t xml:space="preserve">3, </w:t>
+            </w:r>
+            <w:proofErr w:type="gramStart"/>
+            <w:r>
+              <w:t>R1, #</w:t>
+            </w:r>
+            <w:proofErr w:type="gramEnd"/>
+            <w:r>
+              <w:t xml:space="preserve">12     </w:t>
+            </w:r>
+            <w:proofErr w:type="gramStart"/>
+            <w:r>
+              <w:t xml:space="preserve">  ;</w:t>
+            </w:r>
+            <w:proofErr w:type="gramEnd"/>
+            <w:r>
+              <w:t xml:space="preserve"> R3 = z + 12</w:t>
+            </w:r>
+          </w:p>
+          <w:p>
+            <w:pPr>
+              <w:spacing w:after="0"/>
+            </w:pPr>
+            <w:proofErr w:type="gramStart"/>
+            <w:r>
+              <w:t>STR  R</w:t>
+            </w:r>
+            <w:proofErr w:type="gramEnd"/>
+            <w:r>
+              <w:t>3, [</w:t>
+            </w:r>
+            <w:proofErr w:type="gramStart"/>
+            <w:r>
+              <w:t>R0, #</w:t>
+            </w:r>
+            <w:proofErr w:type="gramEnd"/>
+            <w:r>
+              <w:t xml:space="preserve">4]!   </w:t>
+            </w:r>
+            <w:proofErr w:type="gramStart"/>
+            <w:r>
+              <w:t xml:space="preserve">  ;</w:t>
+            </w:r>
+            <w:proofErr w:type="gramEnd"/>
+            <w:r>
+              <w:t xml:space="preserve"> update R0 to </w:t>
+            </w:r>
+            <w:proofErr w:type="gramStart"/>
+            <w:r>
+              <w:t>array[</w:t>
+            </w:r>
+            <w:proofErr w:type="gramEnd"/>
+            <w:r>
+              <w:t>5], store z + 12</w:t>
+            </w:r>
+          </w:p>
+          <w:p>
+            <w:pPr>
+              <w:spacing w:after="0"/>
+            </w:pPr>
+            <w:proofErr w:type="gramStart"/>
+            <w:r>
+              <w:t>ORR  R</w:t>
+            </w:r>
+            <w:proofErr w:type="gramEnd"/>
+            <w:r>
+              <w:t xml:space="preserve">3, </w:t>
+            </w:r>
+            <w:proofErr w:type="gramStart"/>
+            <w:r>
+              <w:t>R1, #</w:t>
+            </w:r>
+            <w:proofErr w:type="gramEnd"/>
+            <w:r>
+              <w:t xml:space="preserve">0x0F   </w:t>
+            </w:r>
+            <w:proofErr w:type="gramStart"/>
+            <w:r>
+              <w:t xml:space="preserve">  ;</w:t>
+            </w:r>
+            <w:proofErr w:type="gramEnd"/>
+            <w:r>
+              <w:t xml:space="preserve"> R3 = z | 0x0F</w:t>
+            </w:r>
+          </w:p>
+          <w:p>
+            <w:pPr>
+              <w:spacing w:after="0"/>
+            </w:pPr>
+            <w:proofErr w:type="gramStart"/>
+            <w:r>
+              <w:t>STR  R</w:t>
+            </w:r>
+            <w:proofErr w:type="gramEnd"/>
+            <w:r>
+              <w:t>3, [</w:t>
+            </w:r>
+            <w:proofErr w:type="gramStart"/>
+            <w:r>
+              <w:t>R0, #</w:t>
+            </w:r>
+            <w:proofErr w:type="gramEnd"/>
+            <w:r>
+              <w:t xml:space="preserve">4]!   </w:t>
+            </w:r>
+            <w:proofErr w:type="gramStart"/>
+            <w:r>
+              <w:t xml:space="preserve">  ;</w:t>
+            </w:r>
+            <w:proofErr w:type="gramEnd"/>
+            <w:r>
+              <w:t xml:space="preserve"> update R0 to </w:t>
+            </w:r>
+            <w:proofErr w:type="gramStart"/>
+            <w:r>
+              <w:t>array[</w:t>
+            </w:r>
+            <w:proofErr w:type="gramEnd"/>
+            <w:r>
+              <w:t>6], store z | 0x0F</w:t>
             </w:r>
           </w:p>
         </w:tc>
@@ -8515,88 +9612,383 @@
             <w:pPr>
               <w:spacing w:after="0"/>
             </w:pPr>
-            <w:r>
-              <w:t>LDR  R3, [R0, #8]      ; load array[2] into R3</w:t>
-            </w:r>
-          </w:p>
-          <w:p>
-            <w:pPr>
-              <w:spacing w:after="0"/>
-            </w:pPr>
-            <w:r>
-              <w:t>SUB  R1, R3, R2        ; z = array[2] - y</w:t>
-            </w:r>
-          </w:p>
-          <w:p>
-            <w:pPr>
-              <w:spacing w:after="0"/>
-            </w:pPr>
-            <w:r>
-              <w:t>ADD  R0, R0, #12       ; increment R0 to point to array[3]</w:t>
-            </w:r>
-          </w:p>
-          <w:p>
-            <w:pPr>
-              <w:spacing w:after="0"/>
-            </w:pPr>
-            <w:r>
-              <w:t>LSL  R3, R1, #3        ; R3 = z * 8</w:t>
-            </w:r>
-          </w:p>
-          <w:p>
-            <w:pPr>
-              <w:spacing w:after="0"/>
-            </w:pPr>
-            <w:r>
-              <w:t>STR  R3, [R0], #4      ; store into array[3], then update R0 to array[4]</w:t>
-            </w:r>
-          </w:p>
-          <w:p>
-            <w:pPr>
-              <w:spacing w:after="0"/>
-            </w:pPr>
-            <w:r>
-              <w:t>LSR  R3, R1, #1        ; R3 = z / 2</w:t>
-            </w:r>
-          </w:p>
-          <w:p>
-            <w:pPr>
-              <w:spacing w:after="0"/>
-            </w:pPr>
-            <w:r>
-              <w:t>STR  R3, [R0], #4      ; store into array[4], then update R0 to array[5]</w:t>
-            </w:r>
-          </w:p>
-          <w:p>
-            <w:pPr>
-              <w:spacing w:after="0"/>
-            </w:pPr>
-            <w:r>
-              <w:t>ADD  R3, R1, #12       ; R3 = z + 12</w:t>
-            </w:r>
-          </w:p>
-          <w:p>
-            <w:pPr>
-              <w:spacing w:after="0"/>
-            </w:pPr>
-            <w:r>
-              <w:t>STR  R3, [R0], #4      ; store into array[5], then update R0 to array[6]</w:t>
-            </w:r>
-          </w:p>
-          <w:p>
-            <w:pPr>
-              <w:spacing w:after="0"/>
-            </w:pPr>
-            <w:r>
-              <w:t>ORR  R3, R1, #0x0F     ; R3 = z | 0x0F</w:t>
-            </w:r>
-          </w:p>
-          <w:p>
-            <w:pPr>
-              <w:spacing w:after="0"/>
-            </w:pPr>
-            <w:r>
-              <w:t>STR  R3, [R0]          ; store into array[6]</w:t>
+            <w:proofErr w:type="gramStart"/>
+            <w:r>
+              <w:t>LDR  R</w:t>
+            </w:r>
+            <w:proofErr w:type="gramEnd"/>
+            <w:r>
+              <w:t>3, [</w:t>
+            </w:r>
+            <w:proofErr w:type="gramStart"/>
+            <w:r>
+              <w:t>R0, #</w:t>
+            </w:r>
+            <w:proofErr w:type="gramEnd"/>
+            <w:r>
+              <w:t xml:space="preserve">8]    </w:t>
+            </w:r>
+            <w:proofErr w:type="gramStart"/>
+            <w:r>
+              <w:t xml:space="preserve">  ;</w:t>
+            </w:r>
+            <w:proofErr w:type="gramEnd"/>
+            <w:r>
+              <w:t xml:space="preserve"> load </w:t>
+            </w:r>
+            <w:proofErr w:type="gramStart"/>
+            <w:r>
+              <w:t>array[</w:t>
+            </w:r>
+            <w:proofErr w:type="gramEnd"/>
+            <w:r>
+              <w:t>2] into R3</w:t>
+            </w:r>
+          </w:p>
+          <w:p>
+            <w:pPr>
+              <w:spacing w:after="0"/>
+            </w:pPr>
+            <w:proofErr w:type="gramStart"/>
+            <w:r>
+              <w:t>SUB  R</w:t>
+            </w:r>
+            <w:proofErr w:type="gramEnd"/>
+            <w:r>
+              <w:t xml:space="preserve">1, R3, R2      </w:t>
+            </w:r>
+            <w:proofErr w:type="gramStart"/>
+            <w:r>
+              <w:t xml:space="preserve">  ;</w:t>
+            </w:r>
+            <w:proofErr w:type="gramEnd"/>
+            <w:r>
+              <w:t xml:space="preserve"> z = </w:t>
+            </w:r>
+            <w:proofErr w:type="gramStart"/>
+            <w:r>
+              <w:t>array[</w:t>
+            </w:r>
+            <w:proofErr w:type="gramEnd"/>
+            <w:r>
+              <w:t>2] - y</w:t>
+            </w:r>
+          </w:p>
+          <w:p>
+            <w:pPr>
+              <w:spacing w:after="0"/>
+            </w:pPr>
+            <w:proofErr w:type="gramStart"/>
+            <w:r>
+              <w:t>ADD  R</w:t>
+            </w:r>
+            <w:proofErr w:type="gramEnd"/>
+            <w:r>
+              <w:t xml:space="preserve">0, </w:t>
+            </w:r>
+            <w:proofErr w:type="gramStart"/>
+            <w:r>
+              <w:t>R0, #</w:t>
+            </w:r>
+            <w:proofErr w:type="gramEnd"/>
+            <w:r>
+              <w:t xml:space="preserve">12     </w:t>
+            </w:r>
+            <w:proofErr w:type="gramStart"/>
+            <w:r>
+              <w:t xml:space="preserve">  ;</w:t>
+            </w:r>
+            <w:proofErr w:type="gramEnd"/>
+            <w:r>
+              <w:t xml:space="preserve"> increment R0 to point to </w:t>
+            </w:r>
+            <w:proofErr w:type="gramStart"/>
+            <w:r>
+              <w:t>array[</w:t>
+            </w:r>
+            <w:proofErr w:type="gramEnd"/>
+            <w:r>
+              <w:t>3]</w:t>
+            </w:r>
+          </w:p>
+          <w:p>
+            <w:pPr>
+              <w:spacing w:after="0"/>
+            </w:pPr>
+            <w:proofErr w:type="gramStart"/>
+            <w:r>
+              <w:t>LSL  R</w:t>
+            </w:r>
+            <w:proofErr w:type="gramEnd"/>
+            <w:r>
+              <w:t xml:space="preserve">3, </w:t>
+            </w:r>
+            <w:proofErr w:type="gramStart"/>
+            <w:r>
+              <w:t>R1, #</w:t>
+            </w:r>
+            <w:proofErr w:type="gramEnd"/>
+            <w:r>
+              <w:t xml:space="preserve">3      </w:t>
+            </w:r>
+            <w:proofErr w:type="gramStart"/>
+            <w:r>
+              <w:t xml:space="preserve">  ;</w:t>
+            </w:r>
+            <w:proofErr w:type="gramEnd"/>
+            <w:r>
+              <w:t xml:space="preserve"> R3 = z * 8</w:t>
+            </w:r>
+          </w:p>
+          <w:p>
+            <w:pPr>
+              <w:spacing w:after="0"/>
+            </w:pPr>
+            <w:proofErr w:type="gramStart"/>
+            <w:r>
+              <w:t>STR  R</w:t>
+            </w:r>
+            <w:proofErr w:type="gramEnd"/>
+            <w:r>
+              <w:t>3, [R0</w:t>
+            </w:r>
+            <w:proofErr w:type="gramStart"/>
+            <w:r>
+              <w:t>], #</w:t>
+            </w:r>
+            <w:proofErr w:type="gramEnd"/>
+            <w:r>
+              <w:t xml:space="preserve">4    </w:t>
+            </w:r>
+            <w:proofErr w:type="gramStart"/>
+            <w:r>
+              <w:t xml:space="preserve">  ;</w:t>
+            </w:r>
+            <w:proofErr w:type="gramEnd"/>
+            <w:r>
+              <w:t xml:space="preserve"> store into </w:t>
+            </w:r>
+            <w:proofErr w:type="gramStart"/>
+            <w:r>
+              <w:t>array[</w:t>
+            </w:r>
+            <w:proofErr w:type="gramEnd"/>
+            <w:r>
+              <w:t xml:space="preserve">3], then update R0 to </w:t>
+            </w:r>
+            <w:proofErr w:type="gramStart"/>
+            <w:r>
+              <w:t>array[</w:t>
+            </w:r>
+            <w:proofErr w:type="gramEnd"/>
+            <w:r>
+              <w:t>4]</w:t>
+            </w:r>
+          </w:p>
+          <w:p>
+            <w:pPr>
+              <w:spacing w:after="0"/>
+            </w:pPr>
+            <w:proofErr w:type="gramStart"/>
+            <w:r>
+              <w:t>LSR  R</w:t>
+            </w:r>
+            <w:proofErr w:type="gramEnd"/>
+            <w:r>
+              <w:t xml:space="preserve">3, </w:t>
+            </w:r>
+            <w:proofErr w:type="gramStart"/>
+            <w:r>
+              <w:t>R1, #</w:t>
+            </w:r>
+            <w:proofErr w:type="gramEnd"/>
+            <w:r>
+              <w:t xml:space="preserve">1      </w:t>
+            </w:r>
+            <w:proofErr w:type="gramStart"/>
+            <w:r>
+              <w:t xml:space="preserve">  ;</w:t>
+            </w:r>
+            <w:proofErr w:type="gramEnd"/>
+            <w:r>
+              <w:t xml:space="preserve"> R3 = z / 2</w:t>
+            </w:r>
+          </w:p>
+          <w:p>
+            <w:pPr>
+              <w:spacing w:after="0"/>
+            </w:pPr>
+            <w:proofErr w:type="gramStart"/>
+            <w:r>
+              <w:t>STR  R</w:t>
+            </w:r>
+            <w:proofErr w:type="gramEnd"/>
+            <w:r>
+              <w:t>3, [R0</w:t>
+            </w:r>
+            <w:proofErr w:type="gramStart"/>
+            <w:r>
+              <w:t>], #</w:t>
+            </w:r>
+            <w:proofErr w:type="gramEnd"/>
+            <w:r>
+              <w:t xml:space="preserve">4    </w:t>
+            </w:r>
+            <w:proofErr w:type="gramStart"/>
+            <w:r>
+              <w:t xml:space="preserve">  ;</w:t>
+            </w:r>
+            <w:proofErr w:type="gramEnd"/>
+            <w:r>
+              <w:t xml:space="preserve"> store into </w:t>
+            </w:r>
+            <w:proofErr w:type="gramStart"/>
+            <w:r>
+              <w:t>array[</w:t>
+            </w:r>
+            <w:proofErr w:type="gramEnd"/>
+            <w:r>
+              <w:t xml:space="preserve">4], then update R0 to </w:t>
+            </w:r>
+            <w:proofErr w:type="gramStart"/>
+            <w:r>
+              <w:t>array[</w:t>
+            </w:r>
+            <w:proofErr w:type="gramEnd"/>
+            <w:r>
+              <w:t>5]</w:t>
+            </w:r>
+          </w:p>
+          <w:p>
+            <w:pPr>
+              <w:spacing w:after="0"/>
+            </w:pPr>
+            <w:proofErr w:type="gramStart"/>
+            <w:r>
+              <w:t>ADD  R</w:t>
+            </w:r>
+            <w:proofErr w:type="gramEnd"/>
+            <w:r>
+              <w:t xml:space="preserve">3, </w:t>
+            </w:r>
+            <w:proofErr w:type="gramStart"/>
+            <w:r>
+              <w:t>R1, #</w:t>
+            </w:r>
+            <w:proofErr w:type="gramEnd"/>
+            <w:r>
+              <w:t xml:space="preserve">12     </w:t>
+            </w:r>
+            <w:proofErr w:type="gramStart"/>
+            <w:r>
+              <w:t xml:space="preserve">  ;</w:t>
+            </w:r>
+            <w:proofErr w:type="gramEnd"/>
+            <w:r>
+              <w:t xml:space="preserve"> R3 = z + 12</w:t>
+            </w:r>
+          </w:p>
+          <w:p>
+            <w:pPr>
+              <w:spacing w:after="0"/>
+            </w:pPr>
+            <w:proofErr w:type="gramStart"/>
+            <w:r>
+              <w:t>STR  R</w:t>
+            </w:r>
+            <w:proofErr w:type="gramEnd"/>
+            <w:r>
+              <w:t>3, [R0</w:t>
+            </w:r>
+            <w:proofErr w:type="gramStart"/>
+            <w:r>
+              <w:t>], #</w:t>
+            </w:r>
+            <w:proofErr w:type="gramEnd"/>
+            <w:r>
+              <w:t xml:space="preserve">4    </w:t>
+            </w:r>
+            <w:proofErr w:type="gramStart"/>
+            <w:r>
+              <w:t xml:space="preserve">  ;</w:t>
+            </w:r>
+            <w:proofErr w:type="gramEnd"/>
+            <w:r>
+              <w:t xml:space="preserve"> store into </w:t>
+            </w:r>
+            <w:proofErr w:type="gramStart"/>
+            <w:r>
+              <w:t>array[</w:t>
+            </w:r>
+            <w:proofErr w:type="gramEnd"/>
+            <w:r>
+              <w:t xml:space="preserve">5], then update R0 to </w:t>
+            </w:r>
+            <w:proofErr w:type="gramStart"/>
+            <w:r>
+              <w:t>array[</w:t>
+            </w:r>
+            <w:proofErr w:type="gramEnd"/>
+            <w:r>
+              <w:t>6]</w:t>
+            </w:r>
+          </w:p>
+          <w:p>
+            <w:pPr>
+              <w:spacing w:after="0"/>
+            </w:pPr>
+            <w:proofErr w:type="gramStart"/>
+            <w:r>
+              <w:t>ORR  R</w:t>
+            </w:r>
+            <w:proofErr w:type="gramEnd"/>
+            <w:r>
+              <w:t xml:space="preserve">3, </w:t>
+            </w:r>
+            <w:proofErr w:type="gramStart"/>
+            <w:r>
+              <w:t>R1, #</w:t>
+            </w:r>
+            <w:proofErr w:type="gramEnd"/>
+            <w:r>
+              <w:t xml:space="preserve">0x0F   </w:t>
+            </w:r>
+            <w:proofErr w:type="gramStart"/>
+            <w:r>
+              <w:t xml:space="preserve">  ;</w:t>
+            </w:r>
+            <w:proofErr w:type="gramEnd"/>
+            <w:r>
+              <w:t xml:space="preserve"> R3 = z | 0x0F</w:t>
+            </w:r>
+          </w:p>
+          <w:p>
+            <w:pPr>
+              <w:spacing w:after="0"/>
+            </w:pPr>
+            <w:proofErr w:type="gramStart"/>
+            <w:r>
+              <w:t>STR  R</w:t>
+            </w:r>
+            <w:proofErr w:type="gramEnd"/>
+            <w:r>
+              <w:t xml:space="preserve">3, [R0]        </w:t>
+            </w:r>
+            <w:proofErr w:type="gramStart"/>
+            <w:r>
+              <w:t xml:space="preserve">  ;</w:t>
+            </w:r>
+            <w:proofErr w:type="gramEnd"/>
+            <w:r>
+              <w:t xml:space="preserve"> store into </w:t>
+            </w:r>
+            <w:proofErr w:type="gramStart"/>
+            <w:r>
+              <w:t>array[</w:t>
+            </w:r>
+            <w:proofErr w:type="gramEnd"/>
+            <w:r>
+              <w:t>6]</w:t>
             </w:r>
           </w:p>
         </w:tc>
@@ -8605,7 +9997,47 @@
     <w:p/>
     <w:p>
       <w:r>
-        <w:t>Grading note: Since z is an unsigned integer, LSL R3, R1, #3 is the correct instruction for R3 = z * 8, and LSR R3, R1, #1 is the correct instruction for R3 = z / 2. If a student writes MUL R3, R1, #8 or UDIV R3, R1, #2, this is invalid syntax because ARM MUL and UDIV instructions require all operands to be registers (immediate values are not allowed). To use multiplication or division, the constant must first be loaded into a register, e.g.:</w:t>
+        <w:t xml:space="preserve">Grading note: Since z is an unsigned integer, LSL R3, </w:t>
+      </w:r>
+      <w:proofErr w:type="gramStart"/>
+      <w:r>
+        <w:t>R1, #</w:t>
+      </w:r>
+      <w:proofErr w:type="gramEnd"/>
+      <w:r>
+        <w:t xml:space="preserve">3 is the correct instruction for R3 = z * 8, and LSR R3, </w:t>
+      </w:r>
+      <w:proofErr w:type="gramStart"/>
+      <w:r>
+        <w:t>R1, #</w:t>
+      </w:r>
+      <w:proofErr w:type="gramEnd"/>
+      <w:r>
+        <w:t xml:space="preserve">1 is the correct instruction for R3 = z / 2. If a student writes MUL R3, </w:t>
+      </w:r>
+      <w:proofErr w:type="gramStart"/>
+      <w:r>
+        <w:t>R1, #</w:t>
+      </w:r>
+      <w:proofErr w:type="gramEnd"/>
+      <w:r>
+        <w:t xml:space="preserve">8 or UDIV R3, </w:t>
+      </w:r>
+      <w:proofErr w:type="gramStart"/>
+      <w:r>
+        <w:t>R1, #</w:t>
+      </w:r>
+      <w:proofErr w:type="gramEnd"/>
+      <w:r>
+        <w:t xml:space="preserve">2, this is invalid syntax because ARM MUL and UDIV instructions require all operands to be </w:t>
+      </w:r>
+      <w:proofErr w:type="gramStart"/>
+      <w:r>
+        <w:t>registers</w:t>
+      </w:r>
+      <w:proofErr w:type="gramEnd"/>
+      <w:r>
+        <w:t xml:space="preserve"> (immediate values are not allowed). To use multiplication or division, the constant must first be loaded into a register, e.g.:</w:t>
       </w:r>
     </w:p>
     <w:p>
@@ -8613,7 +10045,15 @@
         <w:spacing w:after="0" w:line="240" w:lineRule="auto"/>
       </w:pPr>
       <w:r>
-        <w:t>MOV R4, #8</w:t>
+        <w:t xml:space="preserve">MOV </w:t>
+      </w:r>
+      <w:proofErr w:type="gramStart"/>
+      <w:r>
+        <w:t>R4, #</w:t>
+      </w:r>
+      <w:proofErr w:type="gramEnd"/>
+      <w:r>
+        <w:t>8</w:t>
       </w:r>
     </w:p>
     <w:p>
@@ -8637,7 +10077,15 @@
         <w:spacing w:after="0"/>
       </w:pPr>
       <w:r>
-        <w:t>MOV R4, #2</w:t>
+        <w:t xml:space="preserve">MOV </w:t>
+      </w:r>
+      <w:proofErr w:type="gramStart"/>
+      <w:r>
+        <w:t>R4, #</w:t>
+      </w:r>
+      <w:proofErr w:type="gramEnd"/>
+      <w:r>
+        <w:t>2</w:t>
       </w:r>
     </w:p>
     <w:p>

--- a/PPTs/Exams/CSC111 Midterm Exam CR Sp2026 ANS.docx
+++ b/PPTs/Exams/CSC111 Midterm Exam CR Sp2026 ANS.docx
@@ -4238,6 +4238,11 @@
       </w:r>
     </w:p>
     <w:p>
+      <w:pPr>
+        <w:rPr>
+          <w:rFonts w:eastAsiaTheme="minorEastAsia"/>
+        </w:rPr>
+      </w:pPr>
       <w:r>
         <w:rPr>
           <w:lang w:val="en-GB"/>
@@ -4336,6 +4341,11 @@
       </w:r>
     </w:p>
     <w:p>
+      <w:pPr>
+        <w:rPr>
+          <w:rFonts w:eastAsiaTheme="minorEastAsia"/>
+        </w:rPr>
+      </w:pPr>
       <w:r>
         <w:t>Explanation: C</w:t>
       </w:r>
@@ -4439,56 +4449,114 @@
       </w:r>
     </w:p>
     <w:p>
-      <w:r>
-        <w:rPr>
-          <w:rFonts w:hint="eastAsia"/>
-        </w:rPr>
-        <w:t xml:space="preserve">(b) </w:t>
-      </w:r>
-      <w:r>
-        <w:t>(</w:t>
-      </w:r>
-      <w:r>
-        <w:t xml:space="preserve">5 </w:t>
-      </w:r>
-      <w:r>
-        <w:t>points)</w:t>
-      </w:r>
-      <w:r>
-        <w:rPr>
-          <w:rFonts w:hint="eastAsia"/>
-        </w:rPr>
-        <w:t xml:space="preserve"> </w:t>
-      </w:r>
-      <w:r>
-        <w:t xml:space="preserve">Assume an 8-bit system. Copy bits </w:t>
-      </w:r>
-      <w:proofErr w:type="gramStart"/>
-      <w:r>
-        <w:t>5..</w:t>
-      </w:r>
-      <w:proofErr w:type="gramEnd"/>
-      <w:r>
-        <w:t xml:space="preserve">2 in R0 to bits </w:t>
-      </w:r>
-      <w:proofErr w:type="gramStart"/>
-      <w:r>
-        <w:t>3..</w:t>
-      </w:r>
-      <w:proofErr w:type="gramEnd"/>
-      <w:r>
-        <w:t xml:space="preserve">0 in </w:t>
-      </w:r>
-      <w:proofErr w:type="gramStart"/>
-      <w:r>
-        <w:t>R1, and</w:t>
-      </w:r>
-      <w:proofErr w:type="gramEnd"/>
-      <w:r>
-        <w:t xml:space="preserve"> keep the upper four bits in R1 unchanged.</w:t>
+      <w:pPr>
+        <w:rPr>
+          <w:rFonts w:eastAsiaTheme="minorEastAsia" w:hint="eastAsia"/>
+        </w:rPr>
+      </w:pPr>
+      <w:r>
+        <w:rPr>
+          <w:rFonts w:eastAsiaTheme="minorEastAsia"/>
+          <w:noProof/>
+        </w:rPr>
+        <w:drawing>
+          <wp:inline distT="0" distB="0" distL="0" distR="0" wp14:anchorId="437A93DC" wp14:editId="2CA23B13">
+            <wp:extent cx="2764559" cy="904875"/>
+            <wp:effectExtent l="0" t="0" r="0" b="0"/>
+            <wp:docPr id="1004058655" name="Picture 3" descr="The image displays a numerical sequence arranged in descending order, starting from 7 and ending at 2.&#10;&#10;AI-generated content may be incorrect."/>
+            <wp:cNvGraphicFramePr>
+              <a:graphicFrameLocks xmlns:a="http://schemas.openxmlformats.org/drawingml/2006/main" noChangeAspect="1"/>
+            </wp:cNvGraphicFramePr>
+            <a:graphic xmlns:a="http://schemas.openxmlformats.org/drawingml/2006/main">
+              <a:graphicData uri="http://schemas.openxmlformats.org/drawingml/2006/picture">
+                <pic:pic xmlns:pic="http://schemas.openxmlformats.org/drawingml/2006/picture">
+                  <pic:nvPicPr>
+                    <pic:cNvPr id="1004058655" name="Picture 3" descr="The image displays a numerical sequence arranged in descending order, starting from 7 and ending at 2.&#10;&#10;AI-generated content may be incorrect."/>
+                    <pic:cNvPicPr>
+                      <a:picLocks noChangeAspect="1" noChangeArrowheads="1"/>
+                    </pic:cNvPicPr>
+                  </pic:nvPicPr>
+                  <pic:blipFill>
+                    <a:blip r:embed="rId7">
+                      <a:extLst>
+                        <a:ext uri="{28A0092B-C50C-407E-A947-70E740481C1C}">
+                          <a14:useLocalDpi xmlns:a14="http://schemas.microsoft.com/office/drawing/2010/main" val="0"/>
+                        </a:ext>
+                      </a:extLst>
+                    </a:blip>
+                    <a:srcRect/>
+                    <a:stretch>
+                      <a:fillRect/>
+                    </a:stretch>
+                  </pic:blipFill>
+                  <pic:spPr bwMode="auto">
+                    <a:xfrm>
+                      <a:off x="0" y="0"/>
+                      <a:ext cx="2773857" cy="907918"/>
+                    </a:xfrm>
+                    <a:prstGeom prst="rect">
+                      <a:avLst/>
+                    </a:prstGeom>
+                    <a:noFill/>
+                  </pic:spPr>
+                </pic:pic>
+              </a:graphicData>
+            </a:graphic>
+          </wp:inline>
+        </w:drawing>
       </w:r>
     </w:p>
     <w:p>
+      <w:r>
+        <w:rPr>
+          <w:rFonts w:hint="eastAsia"/>
+        </w:rPr>
+        <w:t xml:space="preserve">(b) </w:t>
+      </w:r>
+      <w:r>
+        <w:t>(</w:t>
+      </w:r>
+      <w:r>
+        <w:t xml:space="preserve">5 </w:t>
+      </w:r>
+      <w:r>
+        <w:t>points)</w:t>
+      </w:r>
+      <w:r>
+        <w:rPr>
+          <w:rFonts w:hint="eastAsia"/>
+        </w:rPr>
+        <w:t xml:space="preserve"> </w:t>
+      </w:r>
+      <w:r>
+        <w:t xml:space="preserve">Assume an 8-bit system. Copy bits </w:t>
+      </w:r>
+      <w:proofErr w:type="gramStart"/>
+      <w:r>
+        <w:t>5..</w:t>
+      </w:r>
+      <w:proofErr w:type="gramEnd"/>
+      <w:r>
+        <w:t xml:space="preserve">2 in R0 to bits </w:t>
+      </w:r>
+      <w:proofErr w:type="gramStart"/>
+      <w:r>
+        <w:t>3..</w:t>
+      </w:r>
+      <w:proofErr w:type="gramEnd"/>
+      <w:r>
+        <w:t xml:space="preserve">0 in </w:t>
+      </w:r>
+      <w:proofErr w:type="gramStart"/>
+      <w:r>
+        <w:t>R1, and</w:t>
+      </w:r>
+      <w:proofErr w:type="gramEnd"/>
+      <w:r>
+        <w:t xml:space="preserve"> keep the upper four bits in R1 unchanged.</w:t>
+      </w:r>
+    </w:p>
+    <w:p>
       <w:pPr>
         <w:spacing w:after="0"/>
       </w:pPr>
@@ -4528,10 +4596,11 @@
     <w:p>
       <w:pPr>
         <w:rPr>
-          <w:rFonts w:ascii="Times New Roman" w:hAnsi="Times New Roman" w:cs="Times New Roman"/>
-        </w:rPr>
-      </w:pPr>
-      <w:r>
+          <w:rFonts w:eastAsiaTheme="minorEastAsia"/>
+        </w:rPr>
+      </w:pPr>
+      <w:r>
+        <w:lastRenderedPageBreak/>
         <w:t xml:space="preserve">Explanation: </w:t>
       </w:r>
       <w:r>
@@ -4620,11 +4689,68 @@
       </w:r>
     </w:p>
     <w:p>
+      <w:pPr>
+        <w:rPr>
+          <w:rFonts w:ascii="Times New Roman" w:eastAsiaTheme="minorEastAsia" w:hAnsi="Times New Roman" w:cs="Times New Roman" w:hint="eastAsia"/>
+        </w:rPr>
+      </w:pPr>
+      <w:r>
+        <w:rPr>
+          <w:rFonts w:ascii="Times New Roman" w:eastAsiaTheme="minorEastAsia" w:hAnsi="Times New Roman" w:cs="Times New Roman"/>
+          <w:noProof/>
+        </w:rPr>
+        <w:drawing>
+          <wp:inline distT="0" distB="0" distL="0" distR="0" wp14:anchorId="1581E97C" wp14:editId="46DD67E5">
+            <wp:extent cx="2961643" cy="952500"/>
+            <wp:effectExtent l="0" t="0" r="0" b="0"/>
+            <wp:docPr id="162783193" name="Picture 4"/>
+            <wp:cNvGraphicFramePr>
+              <a:graphicFrameLocks xmlns:a="http://schemas.openxmlformats.org/drawingml/2006/main" noChangeAspect="1"/>
+            </wp:cNvGraphicFramePr>
+            <a:graphic xmlns:a="http://schemas.openxmlformats.org/drawingml/2006/main">
+              <a:graphicData uri="http://schemas.openxmlformats.org/drawingml/2006/picture">
+                <pic:pic xmlns:pic="http://schemas.openxmlformats.org/drawingml/2006/picture">
+                  <pic:nvPicPr>
+                    <pic:cNvPr id="162783193" name="Picture 4"/>
+                    <pic:cNvPicPr>
+                      <a:picLocks noChangeAspect="1" noChangeArrowheads="1"/>
+                    </pic:cNvPicPr>
+                  </pic:nvPicPr>
+                  <pic:blipFill>
+                    <a:blip r:embed="rId8">
+                      <a:extLst>
+                        <a:ext uri="{28A0092B-C50C-407E-A947-70E740481C1C}">
+                          <a14:useLocalDpi xmlns:a14="http://schemas.microsoft.com/office/drawing/2010/main" val="0"/>
+                        </a:ext>
+                      </a:extLst>
+                    </a:blip>
+                    <a:srcRect/>
+                    <a:stretch>
+                      <a:fillRect/>
+                    </a:stretch>
+                  </pic:blipFill>
+                  <pic:spPr bwMode="auto">
+                    <a:xfrm>
+                      <a:off x="0" y="0"/>
+                      <a:ext cx="2970449" cy="955332"/>
+                    </a:xfrm>
+                    <a:prstGeom prst="rect">
+                      <a:avLst/>
+                    </a:prstGeom>
+                    <a:noFill/>
+                  </pic:spPr>
+                </pic:pic>
+              </a:graphicData>
+            </a:graphic>
+          </wp:inline>
+        </w:drawing>
+      </w:r>
+    </w:p>
+    <w:p>
       <w:r>
         <w:rPr>
           <w:lang w:val="en-GB"/>
         </w:rPr>
-        <w:lastRenderedPageBreak/>
         <w:t>(c)</w:t>
       </w:r>
       <w:r>
@@ -5045,6 +5171,7 @@
       </w:pPr>
       <w:bookmarkStart w:id="7" w:name="explanation"/>
       <w:r>
+        <w:lastRenderedPageBreak/>
         <w:t>Explanation</w:t>
       </w:r>
       <w:bookmarkEnd w:id="7"/>
@@ -5244,7 +5371,6 @@
         </w:numPr>
       </w:pPr>
       <w:r>
-        <w:lastRenderedPageBreak/>
         <w:t xml:space="preserve">Instruction: </w:t>
       </w:r>
       <w:r>
@@ -6167,6 +6293,7 @@
     <w:p/>
     <w:p>
       <w:r>
+        <w:lastRenderedPageBreak/>
         <w:t>Final register values:</w:t>
       </w:r>
     </w:p>
@@ -6404,7 +6531,6 @@
     <w:p/>
     <w:p>
       <w:r>
-        <w:lastRenderedPageBreak/>
         <w:t>Final memory contents:</w:t>
       </w:r>
     </w:p>
@@ -8133,6 +8259,7 @@
           <w:szCs w:val="22"/>
           <w:shd w:val="clear" w:color="auto" w:fill="F8F8FA"/>
         </w:rPr>
+        <w:lastRenderedPageBreak/>
         <w:t>STR R7, [</w:t>
       </w:r>
       <w:proofErr w:type="gramStart"/>
@@ -8461,7 +8588,6 @@
           <w:sz w:val="20"/>
           <w:szCs w:val="21"/>
         </w:rPr>
-        <w:lastRenderedPageBreak/>
         <w:t xml:space="preserve">uint32_t z = </w:t>
       </w:r>
       <w:proofErr w:type="gramStart"/>
@@ -9057,6 +9183,7 @@
             </w:pPr>
             <w:proofErr w:type="gramStart"/>
             <w:r>
+              <w:lastRenderedPageBreak/>
               <w:t>ADD  R</w:t>
             </w:r>
             <w:proofErr w:type="gramEnd"/>
@@ -9401,7 +9528,6 @@
             </w:pPr>
             <w:proofErr w:type="gramStart"/>
             <w:r>
-              <w:lastRenderedPageBreak/>
               <w:t>STR  R</w:t>
             </w:r>
             <w:proofErr w:type="gramEnd"/>
@@ -10094,7 +10220,7 @@
       </w:r>
     </w:p>
     <w:sectPr>
-      <w:headerReference w:type="default" r:id="rId7"/>
+      <w:headerReference w:type="default" r:id="rId9"/>
       <w:pgSz w:w="11906" w:h="16838"/>
       <w:pgMar w:top="1440" w:right="1080" w:bottom="1440" w:left="1080" w:header="708" w:footer="708" w:gutter="0"/>
       <w:cols w:space="708"/>

--- a/PPTs/Exams/CSC111 Midterm Exam CR Sp2026 ANS.docx
+++ b/PPTs/Exams/CSC111 Midterm Exam CR Sp2026 ANS.docx
@@ -417,21 +417,12 @@
         </w:rPr>
         <w:t xml:space="preserve"> points) </w:t>
       </w:r>
-      <w:proofErr w:type="gramStart"/>
       <w:r>
         <w:rPr>
           <w:b/>
           <w:bCs/>
         </w:rPr>
-        <w:t>Multiple-choice</w:t>
-      </w:r>
-      <w:proofErr w:type="gramEnd"/>
-      <w:r>
-        <w:rPr>
-          <w:b/>
-          <w:bCs/>
-        </w:rPr>
-        <w:t xml:space="preserve"> questions: enter your answer keys here:</w:t>
+        <w:t>Multiple-choice questions: enter your answer keys here:</w:t>
       </w:r>
     </w:p>
     <w:tbl>
@@ -791,25 +782,7 @@
           <w:rFonts w:eastAsiaTheme="majorEastAsia"/>
           <w:szCs w:val="22"/>
         </w:rPr>
-        <w:t xml:space="preserve">Fill in the answer keys </w:t>
-      </w:r>
-      <w:proofErr w:type="gramStart"/>
-      <w:r>
-        <w:rPr>
-          <w:rStyle w:val="Strong"/>
-          <w:rFonts w:eastAsiaTheme="majorEastAsia"/>
-          <w:szCs w:val="22"/>
-        </w:rPr>
-        <w:t>in</w:t>
-      </w:r>
-      <w:proofErr w:type="gramEnd"/>
-      <w:r>
-        <w:rPr>
-          <w:rStyle w:val="Strong"/>
-          <w:rFonts w:eastAsiaTheme="majorEastAsia"/>
-          <w:szCs w:val="22"/>
-        </w:rPr>
-        <w:t xml:space="preserve"> the table above</w:t>
+        <w:t>Fill in the answer keys in the table above</w:t>
       </w:r>
       <w:r>
         <w:rPr>
@@ -867,21 +840,7 @@
           <w:rFonts w:ascii="Times New Roman" w:eastAsia="inter" w:hAnsi="Times New Roman" w:cs="Times New Roman"/>
         </w:rPr>
         <w:br/>
-        <w:t xml:space="preserve">A. Its </w:t>
-      </w:r>
-      <w:proofErr w:type="gramStart"/>
-      <w:r>
-        <w:rPr>
-          <w:rFonts w:ascii="Times New Roman" w:eastAsia="inter" w:hAnsi="Times New Roman" w:cs="Times New Roman"/>
-        </w:rPr>
-        <w:t>two’s</w:t>
-      </w:r>
-      <w:proofErr w:type="gramEnd"/>
-      <w:r>
-        <w:rPr>
-          <w:rFonts w:ascii="Times New Roman" w:eastAsia="inter" w:hAnsi="Times New Roman" w:cs="Times New Roman"/>
-        </w:rPr>
-        <w:t xml:space="preserve"> complement is 00000₂</w:t>
+        <w:t>A. Its two’s complement is 00000₂</w:t>
       </w:r>
       <w:r>
         <w:rPr>
@@ -1390,63 +1349,7 @@
         <w:rPr>
           <w:rFonts w:ascii="Times New Roman" w:eastAsia="inter" w:hAnsi="Times New Roman" w:cs="Times New Roman"/>
         </w:rPr>
-        <w:t>Assume Little Endian and r0 = 0x20008000 with memory contents: [0x</w:t>
-      </w:r>
-      <w:proofErr w:type="gramStart"/>
-      <w:r>
-        <w:rPr>
-          <w:rFonts w:ascii="Times New Roman" w:eastAsia="inter" w:hAnsi="Times New Roman" w:cs="Times New Roman"/>
-        </w:rPr>
-        <w:t>20008000]=</w:t>
-      </w:r>
-      <w:proofErr w:type="gramEnd"/>
-      <w:r>
-        <w:rPr>
-          <w:rFonts w:ascii="Times New Roman" w:eastAsia="inter" w:hAnsi="Times New Roman" w:cs="Times New Roman"/>
-        </w:rPr>
-        <w:t>0xEF, [0x</w:t>
-      </w:r>
-      <w:proofErr w:type="gramStart"/>
-      <w:r>
-        <w:rPr>
-          <w:rFonts w:ascii="Times New Roman" w:eastAsia="inter" w:hAnsi="Times New Roman" w:cs="Times New Roman"/>
-        </w:rPr>
-        <w:t>20008001]=</w:t>
-      </w:r>
-      <w:proofErr w:type="gramEnd"/>
-      <w:r>
-        <w:rPr>
-          <w:rFonts w:ascii="Times New Roman" w:eastAsia="inter" w:hAnsi="Times New Roman" w:cs="Times New Roman"/>
-        </w:rPr>
-        <w:t>0xCD, [0x</w:t>
-      </w:r>
-      <w:proofErr w:type="gramStart"/>
-      <w:r>
-        <w:rPr>
-          <w:rFonts w:ascii="Times New Roman" w:eastAsia="inter" w:hAnsi="Times New Roman" w:cs="Times New Roman"/>
-        </w:rPr>
-        <w:t>20008002]=</w:t>
-      </w:r>
-      <w:proofErr w:type="gramEnd"/>
-      <w:r>
-        <w:rPr>
-          <w:rFonts w:ascii="Times New Roman" w:eastAsia="inter" w:hAnsi="Times New Roman" w:cs="Times New Roman"/>
-        </w:rPr>
-        <w:t>0xAB, [0x</w:t>
-      </w:r>
-      <w:proofErr w:type="gramStart"/>
-      <w:r>
-        <w:rPr>
-          <w:rFonts w:ascii="Times New Roman" w:eastAsia="inter" w:hAnsi="Times New Roman" w:cs="Times New Roman"/>
-        </w:rPr>
-        <w:t>20008003]=</w:t>
-      </w:r>
-      <w:proofErr w:type="gramEnd"/>
-      <w:r>
-        <w:rPr>
-          <w:rFonts w:ascii="Times New Roman" w:eastAsia="inter" w:hAnsi="Times New Roman" w:cs="Times New Roman"/>
-        </w:rPr>
-        <w:t>0x89; what does LDRH r1, [r0] load into r1?</w:t>
+        <w:t>Assume Little Endian and r0 = 0x20008000 with memory contents: [0x20008000]=0xEF, [0x20008001]=0xCD, [0x20008002]=0xAB, [0x20008003]=0x89; what does LDRH r1, [r0] load into r1?</w:t>
       </w:r>
       <w:r>
         <w:rPr>
@@ -1638,16 +1541,8 @@
           <w:rFonts w:ascii="Times New Roman" w:eastAsia="inter" w:hAnsi="Times New Roman" w:cs="Times New Roman"/>
         </w:rPr>
         <w:br/>
-        <w:t xml:space="preserve">D. BICS r0, r0, r4, LSL #5 with r4 = </w:t>
-      </w:r>
-      <w:proofErr w:type="gramStart"/>
-      <w:r>
-        <w:rPr>
-          <w:rFonts w:ascii="Times New Roman" w:eastAsia="inter" w:hAnsi="Times New Roman" w:cs="Times New Roman"/>
-        </w:rPr>
-        <w:t>1</w:t>
-      </w:r>
-      <w:proofErr w:type="gramEnd"/>
+        <w:t>D. BICS r0, r0, r4, LSL #5 with r4 = 1</w:t>
+      </w:r>
     </w:p>
     <w:p>
       <w:pPr>
@@ -1703,42 +1598,14 @@
           <w:rFonts w:ascii="Times New Roman" w:eastAsia="inter" w:hAnsi="Times New Roman" w:cs="Times New Roman"/>
         </w:rPr>
         <w:br/>
-        <w:t xml:space="preserve">C. ADD </w:t>
-      </w:r>
-      <w:proofErr w:type="gramStart"/>
+        <w:t>C. ADD r1, r0, r0, ASR #3</w:t>
+      </w:r>
       <w:r>
         <w:rPr>
           <w:rFonts w:ascii="Times New Roman" w:eastAsia="inter" w:hAnsi="Times New Roman" w:cs="Times New Roman"/>
         </w:rPr>
-        <w:t>r1, r0</w:t>
-      </w:r>
-      <w:proofErr w:type="gramEnd"/>
-      <w:r>
-        <w:rPr>
-          <w:rFonts w:ascii="Times New Roman" w:eastAsia="inter" w:hAnsi="Times New Roman" w:cs="Times New Roman"/>
-        </w:rPr>
-        <w:t>, r0, ASR #3</w:t>
-      </w:r>
-      <w:r>
-        <w:rPr>
-          <w:rFonts w:ascii="Times New Roman" w:eastAsia="inter" w:hAnsi="Times New Roman" w:cs="Times New Roman"/>
-        </w:rPr>
         <w:br/>
-        <w:t xml:space="preserve">D. MUL r1, </w:t>
-      </w:r>
-      <w:proofErr w:type="gramStart"/>
-      <w:r>
-        <w:rPr>
-          <w:rFonts w:ascii="Times New Roman" w:eastAsia="inter" w:hAnsi="Times New Roman" w:cs="Times New Roman"/>
-        </w:rPr>
-        <w:t>r0, #</w:t>
-      </w:r>
-      <w:proofErr w:type="gramEnd"/>
-      <w:r>
-        <w:rPr>
-          <w:rFonts w:ascii="Times New Roman" w:eastAsia="inter" w:hAnsi="Times New Roman" w:cs="Times New Roman"/>
-        </w:rPr>
-        <w:t>17</w:t>
+        <w:t>D. MUL r1, r0, #17</w:t>
       </w:r>
     </w:p>
     <w:p>
@@ -4271,31 +4138,7 @@
         <w:t xml:space="preserve"> </w:t>
       </w:r>
       <w:r>
-        <w:t xml:space="preserve">Assume an 8-bit system. Copy the top three bits </w:t>
-      </w:r>
-      <w:proofErr w:type="gramStart"/>
-      <w:r>
-        <w:t>7..</w:t>
-      </w:r>
-      <w:proofErr w:type="gramEnd"/>
-      <w:r>
-        <w:t xml:space="preserve">5 in R0 to bits </w:t>
-      </w:r>
-      <w:proofErr w:type="gramStart"/>
-      <w:r>
-        <w:t>4..</w:t>
-      </w:r>
-      <w:proofErr w:type="gramEnd"/>
-      <w:r>
-        <w:t xml:space="preserve">2 in </w:t>
-      </w:r>
-      <w:proofErr w:type="gramStart"/>
-      <w:r>
-        <w:t>R1, and</w:t>
-      </w:r>
-      <w:proofErr w:type="gramEnd"/>
-      <w:r>
-        <w:t xml:space="preserve"> keep all other bits in R1 unchanged.</w:t>
+        <w:t>Assume an 8-bit system. Copy the top three bits 7..5 in R0 to bits 4..2 in R1, and keep all other bits in R1 unchanged.</w:t>
       </w:r>
     </w:p>
     <w:p>
@@ -4342,23 +4185,156 @@
     </w:p>
     <w:p>
       <w:pPr>
+        <w:spacing w:after="0"/>
+        <w:rPr>
+          <w:rFonts w:eastAsiaTheme="minorEastAsia" w:hint="eastAsia"/>
+        </w:rPr>
+      </w:pPr>
+      <w:r>
+        <w:rPr>
+          <w:rFonts w:eastAsiaTheme="minorEastAsia" w:hint="eastAsia"/>
+        </w:rPr>
+        <w:t>Version 1:</w:t>
+      </w:r>
+    </w:p>
+    <w:p>
+      <w:pPr>
+        <w:spacing w:after="0"/>
         <w:rPr>
           <w:rFonts w:eastAsiaTheme="minorEastAsia"/>
         </w:rPr>
       </w:pPr>
       <w:r>
+        <w:rPr>
+          <w:rFonts w:eastAsiaTheme="minorEastAsia"/>
+        </w:rPr>
+        <w:t>BIC     R1, R1, #0x1C     ; clear bits 4..2 in R1</w:t>
+      </w:r>
+    </w:p>
+    <w:p>
+      <w:pPr>
+        <w:spacing w:after="0"/>
+        <w:rPr>
+          <w:rFonts w:eastAsiaTheme="minorEastAsia"/>
+        </w:rPr>
+      </w:pPr>
+      <w:r>
+        <w:rPr>
+          <w:rFonts w:eastAsiaTheme="minorEastAsia"/>
+        </w:rPr>
+        <w:t>AND     R2, R0, #0xE0     ; extract bits 7..5 from R0</w:t>
+      </w:r>
+    </w:p>
+    <w:p>
+      <w:pPr>
+        <w:spacing w:after="0"/>
+        <w:rPr>
+          <w:rFonts w:eastAsiaTheme="minorEastAsia"/>
+        </w:rPr>
+      </w:pPr>
+      <w:r>
+        <w:rPr>
+          <w:rFonts w:eastAsiaTheme="minorEastAsia"/>
+        </w:rPr>
+        <w:t>ORR     R1, R1, R2, LSR #3 ; shift + insert in one step</w:t>
+      </w:r>
+    </w:p>
+    <w:p>
+      <w:pPr>
+        <w:spacing w:after="0"/>
+        <w:rPr>
+          <w:rFonts w:eastAsiaTheme="minorEastAsia"/>
+        </w:rPr>
+      </w:pPr>
+    </w:p>
+    <w:p>
+      <w:pPr>
+        <w:spacing w:after="0"/>
+        <w:rPr>
+          <w:rFonts w:eastAsiaTheme="minorEastAsia" w:hint="eastAsia"/>
+        </w:rPr>
+      </w:pPr>
+      <w:r>
+        <w:rPr>
+          <w:rFonts w:eastAsiaTheme="minorEastAsia" w:hint="eastAsia"/>
+        </w:rPr>
+        <w:t>Version 2:</w:t>
+      </w:r>
+    </w:p>
+    <w:p>
+      <w:pPr>
+        <w:spacing w:after="0"/>
+        <w:rPr>
+          <w:rFonts w:eastAsiaTheme="minorEastAsia"/>
+        </w:rPr>
+      </w:pPr>
+      <w:r>
+        <w:rPr>
+          <w:rFonts w:eastAsiaTheme="minorEastAsia"/>
+        </w:rPr>
+        <w:t>LSR     R2, R0, #3        ; R2 = R0 &gt;&gt; 3 (move bits 7..5 to 4..2)</w:t>
+      </w:r>
+    </w:p>
+    <w:p>
+      <w:pPr>
+        <w:spacing w:after="0"/>
+        <w:rPr>
+          <w:rFonts w:eastAsiaTheme="minorEastAsia" w:hint="eastAsia"/>
+        </w:rPr>
+      </w:pPr>
+      <w:r>
+        <w:rPr>
+          <w:rFonts w:eastAsiaTheme="minorEastAsia"/>
+        </w:rPr>
+        <w:t>AND     R2, R2, #0x1C     ; keep only bits 4..2 (00011100)</w:t>
+      </w:r>
+    </w:p>
+    <w:p>
+      <w:pPr>
+        <w:spacing w:after="0"/>
+        <w:rPr>
+          <w:rFonts w:eastAsiaTheme="minorEastAsia"/>
+        </w:rPr>
+      </w:pPr>
+      <w:r>
+        <w:rPr>
+          <w:rFonts w:eastAsiaTheme="minorEastAsia"/>
+        </w:rPr>
+        <w:t>BIC     R1, R1, #0x1C     ; clear bits 4..2 in R1</w:t>
+      </w:r>
+    </w:p>
+    <w:p>
+      <w:pPr>
+        <w:spacing w:after="0"/>
+        <w:rPr>
+          <w:rFonts w:eastAsiaTheme="minorEastAsia"/>
+        </w:rPr>
+      </w:pPr>
+      <w:r>
+        <w:rPr>
+          <w:rFonts w:eastAsiaTheme="minorEastAsia"/>
+        </w:rPr>
+        <w:t>ORR     R1, R1, R2        ; insert bits into R1</w:t>
+      </w:r>
+    </w:p>
+    <w:p>
+      <w:pPr>
+        <w:rPr>
+          <w:rFonts w:eastAsiaTheme="minorEastAsia" w:hint="eastAsia"/>
+        </w:rPr>
+      </w:pPr>
+    </w:p>
+    <w:p>
+      <w:pPr>
+        <w:rPr>
+          <w:rFonts w:eastAsiaTheme="minorEastAsia"/>
+        </w:rPr>
+      </w:pPr>
+      <w:r>
         <w:t>Explanation: C</w:t>
       </w:r>
       <w:r>
-        <w:t xml:space="preserve">lear bits </w:t>
-      </w:r>
-      <w:proofErr w:type="gramStart"/>
-      <w:r>
-        <w:t>4..</w:t>
-      </w:r>
-      <w:proofErr w:type="gramEnd"/>
-      <w:r>
-        <w:t xml:space="preserve">2 in </w:t>
+        <w:t xml:space="preserve">lear bits 4..2 in </w:t>
       </w:r>
       <w:r>
         <w:rPr>
@@ -4382,15 +4358,7 @@
         <w:t>R0</w:t>
       </w:r>
       <w:r>
-        <w:t xml:space="preserve"> into positions </w:t>
-      </w:r>
-      <w:proofErr w:type="gramStart"/>
-      <w:r>
-        <w:t>4..</w:t>
-      </w:r>
-      <w:proofErr w:type="gramEnd"/>
-      <w:r>
-        <w:t xml:space="preserve">2, then combine them with OR so all other bits in </w:t>
+        <w:t xml:space="preserve"> into positions 4..2, then combine them with OR so all other bits in </w:t>
       </w:r>
       <w:r>
         <w:rPr>
@@ -4451,7 +4419,7 @@
     <w:p>
       <w:pPr>
         <w:rPr>
-          <w:rFonts w:eastAsiaTheme="minorEastAsia" w:hint="eastAsia"/>
+          <w:rFonts w:eastAsiaTheme="minorEastAsia"/>
         </w:rPr>
       </w:pPr>
       <w:r>
@@ -4459,6 +4427,7 @@
           <w:rFonts w:eastAsiaTheme="minorEastAsia"/>
           <w:noProof/>
         </w:rPr>
+        <w:lastRenderedPageBreak/>
         <w:drawing>
           <wp:inline distT="0" distB="0" distL="0" distR="0" wp14:anchorId="437A93DC" wp14:editId="2CA23B13">
             <wp:extent cx="2764559" cy="904875"/>
@@ -4529,31 +4498,7 @@
         <w:t xml:space="preserve"> </w:t>
       </w:r>
       <w:r>
-        <w:t xml:space="preserve">Assume an 8-bit system. Copy bits </w:t>
-      </w:r>
-      <w:proofErr w:type="gramStart"/>
-      <w:r>
-        <w:t>5..</w:t>
-      </w:r>
-      <w:proofErr w:type="gramEnd"/>
-      <w:r>
-        <w:t xml:space="preserve">2 in R0 to bits </w:t>
-      </w:r>
-      <w:proofErr w:type="gramStart"/>
-      <w:r>
-        <w:t>3..</w:t>
-      </w:r>
-      <w:proofErr w:type="gramEnd"/>
-      <w:r>
-        <w:t xml:space="preserve">0 in </w:t>
-      </w:r>
-      <w:proofErr w:type="gramStart"/>
-      <w:r>
-        <w:t>R1, and</w:t>
-      </w:r>
-      <w:proofErr w:type="gramEnd"/>
-      <w:r>
-        <w:t xml:space="preserve"> keep the upper four bits in R1 unchanged.</w:t>
+        <w:t>Assume an 8-bit system. Copy bits 5..2 in R0 to bits 3..0 in R1, and keep the upper four bits in R1 unchanged.</w:t>
       </w:r>
     </w:p>
     <w:p>
@@ -4586,6 +4531,11 @@
       </w:r>
     </w:p>
     <w:p>
+      <w:pPr>
+        <w:rPr>
+          <w:rFonts w:eastAsiaTheme="minorEastAsia"/>
+        </w:rPr>
+      </w:pPr>
       <w:r>
         <w:t xml:space="preserve">Or </w:t>
       </w:r>
@@ -4595,12 +4545,165 @@
     </w:p>
     <w:p>
       <w:pPr>
+        <w:spacing w:after="0"/>
+        <w:rPr>
+          <w:rFonts w:eastAsiaTheme="minorEastAsia" w:hint="eastAsia"/>
+        </w:rPr>
+      </w:pPr>
+      <w:r>
+        <w:rPr>
+          <w:rFonts w:eastAsiaTheme="minorEastAsia" w:hint="eastAsia"/>
+        </w:rPr>
+        <w:t>Version 1:</w:t>
+      </w:r>
+    </w:p>
+    <w:p>
+      <w:pPr>
+        <w:spacing w:after="0"/>
         <w:rPr>
           <w:rFonts w:eastAsiaTheme="minorEastAsia"/>
         </w:rPr>
       </w:pPr>
       <w:r>
-        <w:lastRenderedPageBreak/>
+        <w:rPr>
+          <w:rFonts w:eastAsiaTheme="minorEastAsia"/>
+        </w:rPr>
+        <w:t>BIC     R1, R1, #0x0F        ; clear bits 3..0 in R1</w:t>
+      </w:r>
+    </w:p>
+    <w:p>
+      <w:pPr>
+        <w:spacing w:after="0"/>
+        <w:rPr>
+          <w:rFonts w:eastAsiaTheme="minorEastAsia"/>
+        </w:rPr>
+      </w:pPr>
+      <w:r>
+        <w:rPr>
+          <w:rFonts w:eastAsiaTheme="minorEastAsia"/>
+        </w:rPr>
+        <w:t>AND     R2, R0, #0x3C        ; extract bits 5..2 (00111100)</w:t>
+      </w:r>
+    </w:p>
+    <w:p>
+      <w:pPr>
+        <w:spacing w:after="0"/>
+        <w:rPr>
+          <w:rFonts w:eastAsiaTheme="minorEastAsia"/>
+        </w:rPr>
+      </w:pPr>
+      <w:r>
+        <w:rPr>
+          <w:rFonts w:eastAsiaTheme="minorEastAsia"/>
+        </w:rPr>
+        <w:t>ORR     R1, R1, R2, LSR #2   ; shift into 3..0 and insert</w:t>
+      </w:r>
+    </w:p>
+    <w:p>
+      <w:pPr>
+        <w:spacing w:after="0"/>
+        <w:rPr>
+          <w:rFonts w:eastAsiaTheme="minorEastAsia"/>
+        </w:rPr>
+      </w:pPr>
+    </w:p>
+    <w:p>
+      <w:pPr>
+        <w:spacing w:after="0"/>
+        <w:rPr>
+          <w:rFonts w:eastAsiaTheme="minorEastAsia" w:hint="eastAsia"/>
+        </w:rPr>
+      </w:pPr>
+      <w:r>
+        <w:rPr>
+          <w:rFonts w:eastAsiaTheme="minorEastAsia" w:hint="eastAsia"/>
+        </w:rPr>
+        <w:t xml:space="preserve">Version </w:t>
+      </w:r>
+      <w:r>
+        <w:rPr>
+          <w:rFonts w:eastAsiaTheme="minorEastAsia" w:hint="eastAsia"/>
+        </w:rPr>
+        <w:t>2</w:t>
+      </w:r>
+      <w:r>
+        <w:rPr>
+          <w:rFonts w:eastAsiaTheme="minorEastAsia" w:hint="eastAsia"/>
+        </w:rPr>
+        <w:t>:</w:t>
+      </w:r>
+    </w:p>
+    <w:p>
+      <w:pPr>
+        <w:spacing w:after="0"/>
+        <w:rPr>
+          <w:rFonts w:eastAsiaTheme="minorEastAsia"/>
+        </w:rPr>
+      </w:pPr>
+      <w:r>
+        <w:rPr>
+          <w:rFonts w:eastAsiaTheme="minorEastAsia"/>
+        </w:rPr>
+        <w:t>LSR     R2, R0, #2</w:t>
+      </w:r>
+    </w:p>
+    <w:p>
+      <w:pPr>
+        <w:spacing w:after="0"/>
+        <w:rPr>
+          <w:rFonts w:eastAsiaTheme="minorEastAsia"/>
+        </w:rPr>
+      </w:pPr>
+      <w:r>
+        <w:rPr>
+          <w:rFonts w:eastAsiaTheme="minorEastAsia"/>
+        </w:rPr>
+        <w:t>AND     R2, R2, #0x0F</w:t>
+      </w:r>
+    </w:p>
+    <w:p>
+      <w:pPr>
+        <w:spacing w:after="0"/>
+        <w:rPr>
+          <w:rFonts w:eastAsiaTheme="minorEastAsia"/>
+        </w:rPr>
+      </w:pPr>
+      <w:r>
+        <w:rPr>
+          <w:rFonts w:eastAsiaTheme="minorEastAsia"/>
+        </w:rPr>
+        <w:t>BIC     R1, R1, #0x0F</w:t>
+      </w:r>
+    </w:p>
+    <w:p>
+      <w:pPr>
+        <w:spacing w:after="0"/>
+        <w:rPr>
+          <w:rFonts w:eastAsiaTheme="minorEastAsia"/>
+        </w:rPr>
+      </w:pPr>
+      <w:r>
+        <w:rPr>
+          <w:rFonts w:eastAsiaTheme="minorEastAsia"/>
+        </w:rPr>
+        <w:t>ORR     R1, R1, R2</w:t>
+      </w:r>
+    </w:p>
+    <w:p>
+      <w:pPr>
+        <w:spacing w:after="0"/>
+        <w:rPr>
+          <w:rFonts w:eastAsiaTheme="minorEastAsia" w:hint="eastAsia"/>
+        </w:rPr>
+      </w:pPr>
+    </w:p>
+    <w:p>
+      <w:pPr>
+        <w:rPr>
+          <w:rFonts w:eastAsiaTheme="minorEastAsia"/>
+        </w:rPr>
+      </w:pPr>
+      <w:r>
         <w:t xml:space="preserve">Explanation: </w:t>
       </w:r>
       <w:r>
@@ -4628,15 +4731,7 @@
         <w:t>0b11110000</w:t>
       </w:r>
       <w:r>
-        <w:t xml:space="preserve"> to keep the upper four bits and clear bits </w:t>
-      </w:r>
-      <w:proofErr w:type="gramStart"/>
-      <w:r>
-        <w:t>3..</w:t>
-      </w:r>
-      <w:proofErr w:type="gramEnd"/>
-      <w:r>
-        <w:t xml:space="preserve">0, then shift </w:t>
+        <w:t xml:space="preserve"> to keep the upper four bits and clear bits 3..0, then shift </w:t>
       </w:r>
       <w:r>
         <w:rPr>
@@ -4648,23 +4743,7 @@
         <w:t>R0</w:t>
       </w:r>
       <w:r>
-        <w:t xml:space="preserve"> right by 2 so bits </w:t>
-      </w:r>
-      <w:proofErr w:type="gramStart"/>
-      <w:r>
-        <w:t>5..</w:t>
-      </w:r>
-      <w:proofErr w:type="gramEnd"/>
-      <w:r>
-        <w:t xml:space="preserve">2 line up with bits </w:t>
-      </w:r>
-      <w:proofErr w:type="gramStart"/>
-      <w:r>
-        <w:t>3..</w:t>
-      </w:r>
-      <w:proofErr w:type="gramEnd"/>
-      <w:r>
-        <w:t>0.</w:t>
+        <w:t xml:space="preserve"> right by 2 so bits 5..2 line up with bits 3..0.</w:t>
       </w:r>
       <w:r>
         <w:t xml:space="preserve"> </w:t>
@@ -4691,7 +4770,7 @@
     <w:p>
       <w:pPr>
         <w:rPr>
-          <w:rFonts w:ascii="Times New Roman" w:eastAsiaTheme="minorEastAsia" w:hAnsi="Times New Roman" w:cs="Times New Roman" w:hint="eastAsia"/>
+          <w:rFonts w:ascii="Times New Roman" w:eastAsiaTheme="minorEastAsia" w:hAnsi="Times New Roman" w:cs="Times New Roman"/>
         </w:rPr>
       </w:pPr>
       <w:r>
@@ -5015,6 +5094,7 @@
           </w:tcPr>
           <w:p>
             <w:r>
+              <w:lastRenderedPageBreak/>
               <w:t>R</w:t>
             </w:r>
             <w:r>
@@ -5171,7 +5251,6 @@
       </w:pPr>
       <w:bookmarkStart w:id="7" w:name="explanation"/>
       <w:r>
-        <w:lastRenderedPageBreak/>
         <w:t>Explanation</w:t>
       </w:r>
       <w:bookmarkEnd w:id="7"/>
@@ -5216,15 +5295,7 @@
         </w:numPr>
       </w:pPr>
       <w:r>
-        <w:t xml:space="preserve">Performs a </w:t>
-      </w:r>
-      <w:proofErr w:type="gramStart"/>
-      <w:r>
-        <w:t>bitwise</w:t>
-      </w:r>
-      <w:proofErr w:type="gramEnd"/>
-      <w:r>
-        <w:t xml:space="preserve"> Exclusive-OR (XOR) between R0 and R1.</w:t>
+        <w:t>Performs a bitwise Exclusive-OR (XOR) between R0 and R1.</w:t>
       </w:r>
     </w:p>
     <w:p>
@@ -5286,9 +5357,71 @@
           <w:szCs w:val="22"/>
           <w:shd w:val="clear" w:color="auto" w:fill="F8F8FA"/>
         </w:rPr>
-        <w:t xml:space="preserve">LSR R3, </w:t>
-      </w:r>
-      <w:proofErr w:type="gramStart"/>
+        <w:t>LSR R3, R0, #16</w:t>
+      </w:r>
+    </w:p>
+    <w:p>
+      <w:pPr>
+        <w:pStyle w:val="ListParagraph"/>
+        <w:numPr>
+          <w:ilvl w:val="1"/>
+          <w:numId w:val="28"/>
+        </w:numPr>
+      </w:pPr>
+      <w:r>
+        <w:t>Logical Shift Right by 16 bits.</w:t>
+      </w:r>
+    </w:p>
+    <w:p>
+      <w:pPr>
+        <w:pStyle w:val="ListParagraph"/>
+        <w:numPr>
+          <w:ilvl w:val="1"/>
+          <w:numId w:val="28"/>
+        </w:numPr>
+      </w:pPr>
+      <w:r>
+        <w:rPr>
+          <w:rStyle w:val="VerbatimChar"/>
+          <w:rFonts w:ascii="Times New Roman" w:eastAsia="menlo" w:hAnsi="Times New Roman"/>
+          <w:szCs w:val="22"/>
+          <w:shd w:val="clear" w:color="auto" w:fill="F8F8FA"/>
+        </w:rPr>
+        <w:t>0xDEADBEEF &gt;&gt; 16 = 0x0000DEAD</w:t>
+      </w:r>
+      <w:r>
+        <w:t xml:space="preserve"> (unlike ASR, LSR fills the vacated most significant bits with 0s regardless of the sign bit).</w:t>
+      </w:r>
+    </w:p>
+    <w:p>
+      <w:pPr>
+        <w:pStyle w:val="ListParagraph"/>
+        <w:numPr>
+          <w:ilvl w:val="1"/>
+          <w:numId w:val="28"/>
+        </w:numPr>
+      </w:pPr>
+      <w:r>
+        <w:rPr>
+          <w:rStyle w:val="VerbatimChar"/>
+          <w:rFonts w:ascii="Times New Roman" w:eastAsia="menlo" w:hAnsi="Times New Roman"/>
+          <w:szCs w:val="22"/>
+          <w:shd w:val="clear" w:color="auto" w:fill="F8F8FA"/>
+        </w:rPr>
+        <w:t>R3 = 0x0000DEAD</w:t>
+      </w:r>
+    </w:p>
+    <w:p>
+      <w:pPr>
+        <w:pStyle w:val="ListParagraph"/>
+        <w:numPr>
+          <w:ilvl w:val="0"/>
+          <w:numId w:val="28"/>
+        </w:numPr>
+      </w:pPr>
+      <w:r>
+        <w:t xml:space="preserve">Instruction: </w:t>
+      </w:r>
       <w:r>
         <w:rPr>
           <w:rStyle w:val="VerbatimChar"/>
@@ -5297,9 +5430,11 @@
           <w:szCs w:val="22"/>
           <w:shd w:val="clear" w:color="auto" w:fill="F8F8FA"/>
         </w:rPr>
-        <w:t>R0, #</w:t>
-      </w:r>
-      <w:proofErr w:type="gramEnd"/>
+        <w:t>LSL R4, R0, #16</w:t>
+      </w:r>
+      <w:r>
+        <w:t xml:space="preserve"> followed by </w:t>
+      </w:r>
       <w:r>
         <w:rPr>
           <w:rStyle w:val="VerbatimChar"/>
@@ -5308,7 +5443,7 @@
           <w:szCs w:val="22"/>
           <w:shd w:val="clear" w:color="auto" w:fill="F8F8FA"/>
         </w:rPr>
-        <w:t>16</w:t>
+        <w:t>ORR R4, R1</w:t>
       </w:r>
     </w:p>
     <w:p>
@@ -5320,7 +5455,37 @@
         </w:numPr>
       </w:pPr>
       <w:r>
-        <w:t>Logical Shift Right by 16 bits.</w:t>
+        <w:rPr>
+          <w:b/>
+        </w:rPr>
+        <w:t>Step 1:</w:t>
+      </w:r>
+      <w:r>
+        <w:t xml:space="preserve"> Logical Shift Left by 16 bits. Only the lower 16 bits (</w:t>
+      </w:r>
+      <w:r>
+        <w:rPr>
+          <w:rStyle w:val="VerbatimChar"/>
+          <w:rFonts w:ascii="Times New Roman" w:eastAsia="menlo" w:hAnsi="Times New Roman"/>
+          <w:szCs w:val="22"/>
+          <w:shd w:val="clear" w:color="auto" w:fill="F8F8FA"/>
+        </w:rPr>
+        <w:t>BEEF</w:t>
+      </w:r>
+      <w:r>
+        <w:t>) remain visible, shifted into the Most Significant Halfword position:</w:t>
+      </w:r>
+      <w:r>
+        <w:br/>
+      </w:r>
+      <w:r>
+        <w:rPr>
+          <w:rStyle w:val="VerbatimChar"/>
+          <w:rFonts w:ascii="Times New Roman" w:eastAsia="menlo" w:hAnsi="Times New Roman"/>
+          <w:szCs w:val="22"/>
+          <w:shd w:val="clear" w:color="auto" w:fill="F8F8FA"/>
+        </w:rPr>
+        <w:t>R4 = 0xBEEF0000</w:t>
       </w:r>
     </w:p>
     <w:p>
@@ -5333,15 +5498,62 @@
       </w:pPr>
       <w:r>
         <w:rPr>
+          <w:b/>
+        </w:rPr>
+        <w:t>Step 2:</w:t>
+      </w:r>
+      <w:r>
+        <w:t xml:space="preserve"> Bitwise OR merges with R1:</w:t>
+      </w:r>
+      <w:r>
+        <w:br/>
+      </w:r>
+      <w:r>
+        <w:rPr>
           <w:rStyle w:val="VerbatimChar"/>
           <w:rFonts w:ascii="Times New Roman" w:eastAsia="menlo" w:hAnsi="Times New Roman"/>
           <w:szCs w:val="22"/>
           <w:shd w:val="clear" w:color="auto" w:fill="F8F8FA"/>
         </w:rPr>
-        <w:t>0xDEADBEEF &gt;&gt; 16 = 0x0000DEAD</w:t>
-      </w:r>
-      <w:r>
-        <w:t xml:space="preserve"> (unlike ASR, LSR fills the vacated most significant bits with 0s regardless of the sign bit).</w:t>
+        <w:t>R4 =</w:t>
+      </w:r>
+      <w:r>
+        <w:rPr>
+          <w:rStyle w:val="VerbatimChar"/>
+          <w:rFonts w:ascii="Times New Roman" w:eastAsiaTheme="minorEastAsia" w:hAnsi="Times New Roman" w:hint="eastAsia"/>
+          <w:szCs w:val="22"/>
+          <w:shd w:val="clear" w:color="auto" w:fill="F8F8FA"/>
+          <w:lang w:eastAsia="zh-CN"/>
+        </w:rPr>
+        <w:t xml:space="preserve"> R4</w:t>
+      </w:r>
+      <w:r>
+        <w:rPr>
+          <w:rStyle w:val="VerbatimChar"/>
+          <w:rFonts w:ascii="Times New Roman" w:eastAsia="menlo" w:hAnsi="Times New Roman"/>
+          <w:szCs w:val="22"/>
+          <w:shd w:val="clear" w:color="auto" w:fill="F8F8FA"/>
+        </w:rPr>
+        <w:t xml:space="preserve"> |</w:t>
+      </w:r>
+      <w:r>
+        <w:rPr>
+          <w:rStyle w:val="VerbatimChar"/>
+          <w:rFonts w:ascii="Times New Roman" w:eastAsiaTheme="minorEastAsia" w:hAnsi="Times New Roman" w:hint="eastAsia"/>
+          <w:szCs w:val="22"/>
+          <w:shd w:val="clear" w:color="auto" w:fill="F8F8FA"/>
+          <w:lang w:eastAsia="zh-CN"/>
+        </w:rPr>
+        <w:t xml:space="preserve"> R1 =</w:t>
+      </w:r>
+      <w:r>
+        <w:rPr>
+          <w:rStyle w:val="VerbatimChar"/>
+          <w:rFonts w:ascii="Times New Roman" w:eastAsia="menlo" w:hAnsi="Times New Roman"/>
+          <w:szCs w:val="22"/>
+          <w:shd w:val="clear" w:color="auto" w:fill="F8F8FA"/>
+        </w:rPr>
+        <w:t xml:space="preserve"> 0xBEEF0000 | 0x0000FFFF = 0xBEEFFFFF</w:t>
       </w:r>
     </w:p>
     <w:p>
@@ -5353,25 +5565,7 @@
         </w:numPr>
       </w:pPr>
       <w:r>
-        <w:rPr>
-          <w:rStyle w:val="VerbatimChar"/>
-          <w:rFonts w:ascii="Times New Roman" w:eastAsia="menlo" w:hAnsi="Times New Roman"/>
-          <w:szCs w:val="22"/>
-          <w:shd w:val="clear" w:color="auto" w:fill="F8F8FA"/>
-        </w:rPr>
-        <w:t>R3 = 0x0000DEAD</w:t>
-      </w:r>
-    </w:p>
-    <w:p>
-      <w:pPr>
-        <w:pStyle w:val="ListParagraph"/>
-        <w:numPr>
-          <w:ilvl w:val="0"/>
-          <w:numId w:val="28"/>
-        </w:numPr>
-      </w:pPr>
-      <w:r>
-        <w:t xml:space="preserve">Instruction: </w:t>
+        <w:t xml:space="preserve">Hence, </w:t>
       </w:r>
       <w:r>
         <w:rPr>
@@ -5381,9 +5575,19 @@
           <w:szCs w:val="22"/>
           <w:shd w:val="clear" w:color="auto" w:fill="F8F8FA"/>
         </w:rPr>
-        <w:t xml:space="preserve">LSL R4, </w:t>
-      </w:r>
-      <w:proofErr w:type="gramStart"/>
+        <w:t>R4 = 0xBEEFFFFF</w:t>
+      </w:r>
+      <w:r>
+        <w:t>.</w:t>
+      </w:r>
+    </w:p>
+    <w:p>
+      <w:pPr>
+        <w:spacing w:after="0"/>
+      </w:pPr>
+      <w:r>
+        <w:t xml:space="preserve">Explanation of the </w:t>
+      </w:r>
       <w:r>
         <w:rPr>
           <w:rStyle w:val="VerbatimChar"/>
@@ -5392,183 +5596,6 @@
           <w:szCs w:val="22"/>
           <w:shd w:val="clear" w:color="auto" w:fill="F8F8FA"/>
         </w:rPr>
-        <w:t>R0, #</w:t>
-      </w:r>
-      <w:proofErr w:type="gramEnd"/>
-      <w:r>
-        <w:rPr>
-          <w:rStyle w:val="VerbatimChar"/>
-          <w:rFonts w:ascii="Times New Roman" w:hAnsi="Times New Roman"/>
-          <w:b/>
-          <w:szCs w:val="22"/>
-          <w:shd w:val="clear" w:color="auto" w:fill="F8F8FA"/>
-        </w:rPr>
-        <w:t>16</w:t>
-      </w:r>
-      <w:r>
-        <w:t xml:space="preserve"> followed by </w:t>
-      </w:r>
-      <w:r>
-        <w:rPr>
-          <w:rStyle w:val="VerbatimChar"/>
-          <w:rFonts w:ascii="Times New Roman" w:hAnsi="Times New Roman"/>
-          <w:b/>
-          <w:szCs w:val="22"/>
-          <w:shd w:val="clear" w:color="auto" w:fill="F8F8FA"/>
-        </w:rPr>
-        <w:t>ORR R4, R1</w:t>
-      </w:r>
-    </w:p>
-    <w:p>
-      <w:pPr>
-        <w:pStyle w:val="ListParagraph"/>
-        <w:numPr>
-          <w:ilvl w:val="1"/>
-          <w:numId w:val="28"/>
-        </w:numPr>
-      </w:pPr>
-      <w:r>
-        <w:rPr>
-          <w:b/>
-        </w:rPr>
-        <w:t>Step 1:</w:t>
-      </w:r>
-      <w:r>
-        <w:t xml:space="preserve"> Logical Shift Left by 16 bits. Only the lower 16 bits (</w:t>
-      </w:r>
-      <w:r>
-        <w:rPr>
-          <w:rStyle w:val="VerbatimChar"/>
-          <w:rFonts w:ascii="Times New Roman" w:eastAsia="menlo" w:hAnsi="Times New Roman"/>
-          <w:szCs w:val="22"/>
-          <w:shd w:val="clear" w:color="auto" w:fill="F8F8FA"/>
-        </w:rPr>
-        <w:t>BEEF</w:t>
-      </w:r>
-      <w:r>
-        <w:t>) remain visible, shifted into the Most Significant Halfword position:</w:t>
-      </w:r>
-      <w:r>
-        <w:br/>
-      </w:r>
-      <w:r>
-        <w:rPr>
-          <w:rStyle w:val="VerbatimChar"/>
-          <w:rFonts w:ascii="Times New Roman" w:eastAsia="menlo" w:hAnsi="Times New Roman"/>
-          <w:szCs w:val="22"/>
-          <w:shd w:val="clear" w:color="auto" w:fill="F8F8FA"/>
-        </w:rPr>
-        <w:t>R4 = 0xBEEF0000</w:t>
-      </w:r>
-    </w:p>
-    <w:p>
-      <w:pPr>
-        <w:pStyle w:val="ListParagraph"/>
-        <w:numPr>
-          <w:ilvl w:val="1"/>
-          <w:numId w:val="28"/>
-        </w:numPr>
-      </w:pPr>
-      <w:r>
-        <w:rPr>
-          <w:b/>
-        </w:rPr>
-        <w:t>Step 2:</w:t>
-      </w:r>
-      <w:r>
-        <w:t xml:space="preserve"> Bitwise OR merges with R1:</w:t>
-      </w:r>
-      <w:r>
-        <w:br/>
-      </w:r>
-      <w:r>
-        <w:rPr>
-          <w:rStyle w:val="VerbatimChar"/>
-          <w:rFonts w:ascii="Times New Roman" w:eastAsia="menlo" w:hAnsi="Times New Roman"/>
-          <w:szCs w:val="22"/>
-          <w:shd w:val="clear" w:color="auto" w:fill="F8F8FA"/>
-        </w:rPr>
-        <w:t>R4 =</w:t>
-      </w:r>
-      <w:r>
-        <w:rPr>
-          <w:rStyle w:val="VerbatimChar"/>
-          <w:rFonts w:ascii="Times New Roman" w:eastAsiaTheme="minorEastAsia" w:hAnsi="Times New Roman" w:hint="eastAsia"/>
-          <w:szCs w:val="22"/>
-          <w:shd w:val="clear" w:color="auto" w:fill="F8F8FA"/>
-          <w:lang w:eastAsia="zh-CN"/>
-        </w:rPr>
-        <w:t xml:space="preserve"> R4</w:t>
-      </w:r>
-      <w:r>
-        <w:rPr>
-          <w:rStyle w:val="VerbatimChar"/>
-          <w:rFonts w:ascii="Times New Roman" w:eastAsia="menlo" w:hAnsi="Times New Roman"/>
-          <w:szCs w:val="22"/>
-          <w:shd w:val="clear" w:color="auto" w:fill="F8F8FA"/>
-        </w:rPr>
-        <w:t xml:space="preserve"> |</w:t>
-      </w:r>
-      <w:r>
-        <w:rPr>
-          <w:rStyle w:val="VerbatimChar"/>
-          <w:rFonts w:ascii="Times New Roman" w:eastAsiaTheme="minorEastAsia" w:hAnsi="Times New Roman" w:hint="eastAsia"/>
-          <w:szCs w:val="22"/>
-          <w:shd w:val="clear" w:color="auto" w:fill="F8F8FA"/>
-          <w:lang w:eastAsia="zh-CN"/>
-        </w:rPr>
-        <w:t xml:space="preserve"> R1 =</w:t>
-      </w:r>
-      <w:r>
-        <w:rPr>
-          <w:rStyle w:val="VerbatimChar"/>
-          <w:rFonts w:ascii="Times New Roman" w:eastAsia="menlo" w:hAnsi="Times New Roman"/>
-          <w:szCs w:val="22"/>
-          <w:shd w:val="clear" w:color="auto" w:fill="F8F8FA"/>
-        </w:rPr>
-        <w:t xml:space="preserve"> 0xBEEF0000 | 0x0000FFFF = 0xBEEFFFFF</w:t>
-      </w:r>
-    </w:p>
-    <w:p>
-      <w:pPr>
-        <w:pStyle w:val="ListParagraph"/>
-        <w:numPr>
-          <w:ilvl w:val="1"/>
-          <w:numId w:val="28"/>
-        </w:numPr>
-      </w:pPr>
-      <w:r>
-        <w:t xml:space="preserve">Hence, </w:t>
-      </w:r>
-      <w:r>
-        <w:rPr>
-          <w:rStyle w:val="VerbatimChar"/>
-          <w:rFonts w:ascii="Times New Roman" w:hAnsi="Times New Roman"/>
-          <w:b/>
-          <w:szCs w:val="22"/>
-          <w:shd w:val="clear" w:color="auto" w:fill="F8F8FA"/>
-        </w:rPr>
-        <w:t>R4 = 0xBEEFFFFF</w:t>
-      </w:r>
-      <w:r>
-        <w:t>.</w:t>
-      </w:r>
-    </w:p>
-    <w:p>
-      <w:pPr>
-        <w:spacing w:after="0"/>
-      </w:pPr>
-      <w:r>
-        <w:t xml:space="preserve">Explanation of the </w:t>
-      </w:r>
-      <w:r>
-        <w:rPr>
-          <w:rStyle w:val="VerbatimChar"/>
-          <w:rFonts w:ascii="Times New Roman" w:hAnsi="Times New Roman"/>
-          <w:b/>
-          <w:szCs w:val="22"/>
-          <w:shd w:val="clear" w:color="auto" w:fill="F8F8FA"/>
-        </w:rPr>
         <w:t>BFI Alternative Sequence:</w:t>
       </w:r>
     </w:p>
@@ -5587,24 +5614,10 @@
           <w:szCs w:val="22"/>
           <w:shd w:val="clear" w:color="auto" w:fill="F8F8FA"/>
         </w:rPr>
-        <w:t>MOV R4, R</w:t>
-      </w:r>
-      <w:proofErr w:type="gramStart"/>
-      <w:r>
-        <w:rPr>
-          <w:rStyle w:val="VerbatimChar"/>
-          <w:rFonts w:ascii="Times New Roman" w:eastAsia="menlo" w:hAnsi="Times New Roman"/>
-          <w:szCs w:val="22"/>
-          <w:shd w:val="clear" w:color="auto" w:fill="F8F8FA"/>
-        </w:rPr>
-        <w:t>1</w:t>
-      </w:r>
-      <w:r>
-        <w:t xml:space="preserve"> ;</w:t>
-      </w:r>
-      <w:proofErr w:type="gramEnd"/>
-      <w:r>
-        <w:t xml:space="preserve"> Copies R1 to R4 </w:t>
+        <w:t>MOV R4, R1</w:t>
+      </w:r>
+      <w:r>
+        <w:t xml:space="preserve"> ; Copies R1 to R4 </w:t>
       </w:r>
       <w:r>
         <w:rPr>
@@ -5640,9 +5653,17 @@
           <w:szCs w:val="22"/>
           <w:shd w:val="clear" w:color="auto" w:fill="F8F8FA"/>
         </w:rPr>
-        <w:t xml:space="preserve">BFI R4, </w:t>
-      </w:r>
-      <w:proofErr w:type="gramStart"/>
+        <w:t>BFI R4, R0, #16, #16</w:t>
+      </w:r>
+      <w:r>
+        <w:t xml:space="preserve"> ; Bit Field Insert</w:t>
+      </w:r>
+      <w:r>
+        <w:t>:</w:t>
+      </w:r>
+      <w:r>
+        <w:t xml:space="preserve"> inserts the lowest 16 bits (</w:t>
+      </w:r>
       <w:r>
         <w:rPr>
           <w:rStyle w:val="VerbatimChar"/>
@@ -5650,20 +5671,10 @@
           <w:szCs w:val="22"/>
           <w:shd w:val="clear" w:color="auto" w:fill="F8F8FA"/>
         </w:rPr>
-        <w:t>R0, #16, #16</w:t>
-      </w:r>
-      <w:r>
-        <w:t xml:space="preserve"> ;</w:t>
-      </w:r>
-      <w:proofErr w:type="gramEnd"/>
-      <w:r>
-        <w:t xml:space="preserve"> Bit Field Insert</w:t>
-      </w:r>
-      <w:r>
-        <w:t>:</w:t>
-      </w:r>
-      <w:r>
-        <w:t xml:space="preserve"> inserts the lowest 16 bits (</w:t>
+        <w:t>[15:0]</w:t>
+      </w:r>
+      <w:r>
+        <w:t>) of R0 (</w:t>
       </w:r>
       <w:r>
         <w:rPr>
@@ -5672,10 +5683,10 @@
           <w:szCs w:val="22"/>
           <w:shd w:val="clear" w:color="auto" w:fill="F8F8FA"/>
         </w:rPr>
-        <w:t>[15:0]</w:t>
-      </w:r>
-      <w:r>
-        <w:t>) of R0 (</w:t>
+        <w:t>0xBEEF</w:t>
+      </w:r>
+      <w:r>
+        <w:t xml:space="preserve">) into bits </w:t>
       </w:r>
       <w:r>
         <w:rPr>
@@ -5684,10 +5695,19 @@
           <w:szCs w:val="22"/>
           <w:shd w:val="clear" w:color="auto" w:fill="F8F8FA"/>
         </w:rPr>
-        <w:t>0xBEEF</w:t>
-      </w:r>
-      <w:r>
-        <w:t xml:space="preserve">) into bits </w:t>
+        <w:t>[31:16]</w:t>
+      </w:r>
+      <w:r>
+        <w:t xml:space="preserve"> of R4.</w:t>
+      </w:r>
+      <w:r>
+        <w:rPr>
+          <w:rFonts w:eastAsiaTheme="minorEastAsia" w:hint="eastAsia"/>
+        </w:rPr>
+        <w:t xml:space="preserve"> </w:t>
+      </w:r>
+      <w:r>
+        <w:t xml:space="preserve">This yields </w:t>
       </w:r>
       <w:r>
         <w:rPr>
@@ -5696,27 +5716,6 @@
           <w:szCs w:val="22"/>
           <w:shd w:val="clear" w:color="auto" w:fill="F8F8FA"/>
         </w:rPr>
-        <w:t>[31:16]</w:t>
-      </w:r>
-      <w:r>
-        <w:t xml:space="preserve"> of R4.</w:t>
-      </w:r>
-      <w:r>
-        <w:rPr>
-          <w:rFonts w:eastAsiaTheme="minorEastAsia" w:hint="eastAsia"/>
-        </w:rPr>
-        <w:t xml:space="preserve"> </w:t>
-      </w:r>
-      <w:r>
-        <w:t xml:space="preserve">This yields </w:t>
-      </w:r>
-      <w:r>
-        <w:rPr>
-          <w:rStyle w:val="VerbatimChar"/>
-          <w:rFonts w:ascii="Times New Roman" w:eastAsia="menlo" w:hAnsi="Times New Roman"/>
-          <w:szCs w:val="22"/>
-          <w:shd w:val="clear" w:color="auto" w:fill="F8F8FA"/>
-        </w:rPr>
         <w:t>R4 = 0xBEEFFFFF</w:t>
       </w:r>
       <w:r>
@@ -5762,6 +5761,7 @@
     </w:p>
     <w:p>
       <w:r>
+        <w:lastRenderedPageBreak/>
         <w:t xml:space="preserve">Assume a 32-bit system with </w:t>
       </w:r>
       <w:r>
@@ -5807,15 +5807,7 @@
         <w:t>R7</w:t>
       </w:r>
       <w:r>
-        <w:t xml:space="preserve"> and the final memory contents after the entire program has finished </w:t>
-      </w:r>
-      <w:proofErr w:type="gramStart"/>
-      <w:r>
-        <w:t>executing</w:t>
-      </w:r>
-      <w:proofErr w:type="gramEnd"/>
-      <w:r>
-        <w:t xml:space="preserve">. Write your answers in hexadecimal format. Assume initially </w:t>
+        <w:t xml:space="preserve"> and the final memory contents after the entire program has finished executing. Write your answers in hexadecimal format. Assume initially </w:t>
       </w:r>
       <w:r>
         <w:rPr>
@@ -5878,24 +5870,7 @@
           <w:sz w:val="18"/>
         </w:rPr>
         <w:br/>
-      </w:r>
-      <w:proofErr w:type="gramStart"/>
-      <w:r>
-        <w:rPr>
-          <w:rStyle w:val="VerbatimChar"/>
-          <w:rFonts w:ascii="menlo" w:eastAsia="menlo" w:hAnsi="menlo" w:cs="menlo"/>
-          <w:sz w:val="18"/>
-        </w:rPr>
-        <w:t>MOVW  R</w:t>
-      </w:r>
-      <w:proofErr w:type="gramEnd"/>
-      <w:r>
-        <w:rPr>
-          <w:rStyle w:val="VerbatimChar"/>
-          <w:rFonts w:ascii="menlo" w:eastAsia="menlo" w:hAnsi="menlo" w:cs="menlo"/>
-          <w:sz w:val="18"/>
-        </w:rPr>
-        <w:t>5, #15</w:t>
+        <w:t>MOVW  R5, #15</w:t>
       </w:r>
       <w:r>
         <w:rPr>
@@ -5974,11 +5949,9 @@
             <w:shd w:val="clear" w:color="auto" w:fill="D9D9D9" w:themeFill="background1" w:themeFillShade="D9"/>
           </w:tcPr>
           <w:p>
-            <w:proofErr w:type="spellStart"/>
             <w:r>
               <w:t>Addr</w:t>
             </w:r>
-            <w:proofErr w:type="spellEnd"/>
           </w:p>
         </w:tc>
         <w:tc>
@@ -6293,7 +6266,6 @@
     <w:p/>
     <w:p>
       <w:r>
-        <w:lastRenderedPageBreak/>
         <w:t>Final register values:</w:t>
       </w:r>
     </w:p>
@@ -6573,11 +6545,9 @@
             <w:pPr>
               <w:spacing w:after="0"/>
             </w:pPr>
-            <w:proofErr w:type="spellStart"/>
             <w:r>
               <w:t>Addr</w:t>
             </w:r>
-            <w:proofErr w:type="spellEnd"/>
           </w:p>
         </w:tc>
         <w:tc>
@@ -7107,18 +7077,10 @@
         <w:spacing w:after="0"/>
       </w:pPr>
       <w:r>
-        <w:t xml:space="preserve">Final memory </w:t>
-      </w:r>
-      <w:proofErr w:type="gramStart"/>
-      <w:r>
-        <w:t>contents</w:t>
-      </w:r>
-      <w:r>
-        <w:t xml:space="preserve">  (</w:t>
-      </w:r>
-      <w:proofErr w:type="gramEnd"/>
-      <w:r>
-        <w:t>6 pts)</w:t>
+        <w:t>Final memory contents</w:t>
+      </w:r>
+      <w:r>
+        <w:t xml:space="preserve">  (6 pts)</w:t>
       </w:r>
       <w:r>
         <w:t>:</w:t>
@@ -7166,11 +7128,10 @@
               <w:spacing w:after="0"/>
               <w:jc w:val="center"/>
             </w:pPr>
-            <w:proofErr w:type="spellStart"/>
-            <w:r>
+            <w:r>
+              <w:lastRenderedPageBreak/>
               <w:t>Addr</w:t>
             </w:r>
-            <w:proofErr w:type="spellEnd"/>
           </w:p>
         </w:tc>
         <w:tc>
@@ -7623,9 +7584,98 @@
           <w:szCs w:val="22"/>
           <w:shd w:val="clear" w:color="auto" w:fill="F8F8FA"/>
         </w:rPr>
-        <w:t>LDR R3, [</w:t>
-      </w:r>
-      <w:proofErr w:type="gramStart"/>
+        <w:t>LDR R3, [R1, #4]!</w:t>
+      </w:r>
+      <w:r>
+        <w:t xml:space="preserve"> </w:t>
+      </w:r>
+      <w:r>
+        <w:rPr>
+          <w:rFonts w:ascii="Times New Roman" w:hAnsi="Times New Roman" w:cs="Times New Roman"/>
+        </w:rPr>
+        <w:t>→</w:t>
+      </w:r>
+      <w:r>
+        <w:t xml:space="preserve"> </w:t>
+      </w:r>
+      <w:r>
+        <w:rPr>
+          <w:b/>
+        </w:rPr>
+        <w:t>Pre-indexed load</w:t>
+      </w:r>
+      <w:r>
+        <w:t xml:space="preserve">. It first increments </w:t>
+      </w:r>
+      <w:r>
+        <w:rPr>
+          <w:rStyle w:val="VerbatimChar"/>
+          <w:rFonts w:ascii="Times New Roman" w:eastAsia="menlo" w:hAnsi="Times New Roman" w:cs="Times New Roman"/>
+          <w:szCs w:val="22"/>
+          <w:shd w:val="clear" w:color="auto" w:fill="F8F8FA"/>
+        </w:rPr>
+        <w:t>R1</w:t>
+      </w:r>
+      <w:r>
+        <w:t xml:space="preserve"> to </w:t>
+      </w:r>
+      <w:r>
+        <w:rPr>
+          <w:rStyle w:val="VerbatimChar"/>
+          <w:rFonts w:ascii="Times New Roman" w:eastAsia="menlo" w:hAnsi="Times New Roman" w:cs="Times New Roman"/>
+          <w:szCs w:val="22"/>
+          <w:shd w:val="clear" w:color="auto" w:fill="F8F8FA"/>
+        </w:rPr>
+        <w:t>0x20000004</w:t>
+      </w:r>
+      <w:r>
+        <w:t xml:space="preserve"> (updating the register due to the </w:t>
+      </w:r>
+      <w:r>
+        <w:rPr>
+          <w:rStyle w:val="VerbatimChar"/>
+          <w:rFonts w:ascii="Times New Roman" w:eastAsia="menlo" w:hAnsi="Times New Roman" w:cs="Times New Roman"/>
+          <w:szCs w:val="22"/>
+          <w:shd w:val="clear" w:color="auto" w:fill="F8F8FA"/>
+        </w:rPr>
+        <w:t>!</w:t>
+      </w:r>
+      <w:r>
+        <w:t xml:space="preserve"> suffix), then loads 4 bytes from that new address (</w:t>
+      </w:r>
+      <w:r>
+        <w:rPr>
+          <w:rStyle w:val="VerbatimChar"/>
+          <w:rFonts w:ascii="Times New Roman" w:eastAsia="menlo" w:hAnsi="Times New Roman" w:cs="Times New Roman"/>
+          <w:szCs w:val="22"/>
+          <w:shd w:val="clear" w:color="auto" w:fill="F8F8FA"/>
+        </w:rPr>
+        <w:t>9A BC DE F0</w:t>
+      </w:r>
+      <w:r>
+        <w:t xml:space="preserve">) into </w:t>
+      </w:r>
+      <w:r>
+        <w:rPr>
+          <w:rStyle w:val="VerbatimChar"/>
+          <w:rFonts w:ascii="Times New Roman" w:eastAsia="menlo" w:hAnsi="Times New Roman" w:cs="Times New Roman"/>
+          <w:szCs w:val="22"/>
+          <w:shd w:val="clear" w:color="auto" w:fill="F8F8FA"/>
+        </w:rPr>
+        <w:t>R3</w:t>
+      </w:r>
+      <w:r>
+        <w:t>.</w:t>
+      </w:r>
+    </w:p>
+    <w:p>
+      <w:pPr>
+        <w:pStyle w:val="ListParagraph"/>
+        <w:numPr>
+          <w:ilvl w:val="0"/>
+          <w:numId w:val="30"/>
+        </w:numPr>
+      </w:pPr>
       <w:r>
         <w:rPr>
           <w:rStyle w:val="VerbatimChar"/>
@@ -7634,9 +7684,80 @@
           <w:szCs w:val="22"/>
           <w:shd w:val="clear" w:color="auto" w:fill="F8F8FA"/>
         </w:rPr>
-        <w:t>R1, #</w:t>
-      </w:r>
-      <w:proofErr w:type="gramEnd"/>
+        <w:t>LSR R4, R2, #8</w:t>
+      </w:r>
+      <w:r>
+        <w:t xml:space="preserve"> </w:t>
+      </w:r>
+      <w:r>
+        <w:rPr>
+          <w:rFonts w:ascii="Times New Roman" w:hAnsi="Times New Roman" w:cs="Times New Roman"/>
+        </w:rPr>
+        <w:t>→</w:t>
+      </w:r>
+      <w:r>
+        <w:t xml:space="preserve"> Logical shift right </w:t>
+      </w:r>
+      <w:r>
+        <w:rPr>
+          <w:rStyle w:val="VerbatimChar"/>
+          <w:rFonts w:ascii="Times New Roman" w:eastAsia="menlo" w:hAnsi="Times New Roman" w:cs="Times New Roman"/>
+          <w:szCs w:val="22"/>
+          <w:shd w:val="clear" w:color="auto" w:fill="F8F8FA"/>
+        </w:rPr>
+        <w:t>0x12345678</w:t>
+      </w:r>
+      <w:r>
+        <w:t xml:space="preserve"> by 8 bits (shifting out the </w:t>
+      </w:r>
+      <w:r>
+        <w:rPr>
+          <w:rStyle w:val="VerbatimChar"/>
+          <w:rFonts w:ascii="Times New Roman" w:eastAsia="menlo" w:hAnsi="Times New Roman" w:cs="Times New Roman"/>
+          <w:szCs w:val="22"/>
+          <w:shd w:val="clear" w:color="auto" w:fill="F8F8FA"/>
+        </w:rPr>
+        <w:t>78</w:t>
+      </w:r>
+      <w:r>
+        <w:t xml:space="preserve">). Fills the top with zeros. </w:t>
+      </w:r>
+      <w:r>
+        <w:rPr>
+          <w:rStyle w:val="VerbatimChar"/>
+          <w:rFonts w:ascii="Times New Roman" w:eastAsia="menlo" w:hAnsi="Times New Roman" w:cs="Times New Roman"/>
+          <w:szCs w:val="22"/>
+          <w:shd w:val="clear" w:color="auto" w:fill="F8F8FA"/>
+        </w:rPr>
+        <w:t>R4</w:t>
+      </w:r>
+      <w:r>
+        <w:t xml:space="preserve"> becomes </w:t>
+      </w:r>
+      <w:r>
+        <w:rPr>
+          <w:rStyle w:val="VerbatimChar"/>
+          <w:rFonts w:ascii="Times New Roman" w:eastAsia="menlo" w:hAnsi="Times New Roman" w:cs="Times New Roman"/>
+          <w:szCs w:val="22"/>
+          <w:shd w:val="clear" w:color="auto" w:fill="F8F8FA"/>
+        </w:rPr>
+        <w:t>0x00123456</w:t>
+      </w:r>
+      <w:r>
+        <w:t>.</w:t>
+      </w:r>
+    </w:p>
+    <w:p>
+      <w:pPr>
+        <w:pStyle w:val="ListParagraph"/>
+        <w:numPr>
+          <w:ilvl w:val="0"/>
+          <w:numId w:val="30"/>
+        </w:numPr>
+        <w:rPr>
+          <w:rFonts w:ascii="Times New Roman" w:hAnsi="Times New Roman" w:cs="Times New Roman"/>
+        </w:rPr>
+      </w:pPr>
       <w:r>
         <w:rPr>
           <w:rStyle w:val="VerbatimChar"/>
@@ -7645,28 +7766,13 @@
           <w:szCs w:val="22"/>
           <w:shd w:val="clear" w:color="auto" w:fill="F8F8FA"/>
         </w:rPr>
-        <w:t>4]!</w:t>
-      </w:r>
-      <w:r>
-        <w:t xml:space="preserve"> </w:t>
+        <w:t>MOVW R5, #15</w:t>
       </w:r>
       <w:r>
         <w:rPr>
           <w:rFonts w:ascii="Times New Roman" w:hAnsi="Times New Roman" w:cs="Times New Roman"/>
         </w:rPr>
-        <w:t>→</w:t>
-      </w:r>
-      <w:r>
-        <w:t xml:space="preserve"> </w:t>
-      </w:r>
-      <w:r>
-        <w:rPr>
-          <w:b/>
-        </w:rPr>
-        <w:t>Pre-indexed load</w:t>
-      </w:r>
-      <w:r>
-        <w:t xml:space="preserve">. It first increments </w:t>
+        <w:t xml:space="preserve"> → Loads the decimal value 15 (hex </w:t>
       </w:r>
       <w:r>
         <w:rPr>
@@ -7675,10 +7781,13 @@
           <w:szCs w:val="22"/>
           <w:shd w:val="clear" w:color="auto" w:fill="F8F8FA"/>
         </w:rPr>
-        <w:t>R1</w:t>
-      </w:r>
-      <w:r>
-        <w:t xml:space="preserve"> to </w:t>
+        <w:t>0x0000000F</w:t>
+      </w:r>
+      <w:r>
+        <w:rPr>
+          <w:rFonts w:ascii="Times New Roman" w:hAnsi="Times New Roman" w:cs="Times New Roman"/>
+        </w:rPr>
+        <w:t xml:space="preserve">) into </w:t>
       </w:r>
       <w:r>
         <w:rPr>
@@ -7687,51 +7796,49 @@
           <w:szCs w:val="22"/>
           <w:shd w:val="clear" w:color="auto" w:fill="F8F8FA"/>
         </w:rPr>
-        <w:t>0x20000004</w:t>
-      </w:r>
-      <w:r>
-        <w:t xml:space="preserve"> (updating the register due to </w:t>
-      </w:r>
-      <w:proofErr w:type="gramStart"/>
-      <w:r>
-        <w:t xml:space="preserve">the </w:t>
-      </w:r>
-      <w:r>
-        <w:rPr>
-          <w:rStyle w:val="VerbatimChar"/>
-          <w:rFonts w:ascii="Times New Roman" w:eastAsia="menlo" w:hAnsi="Times New Roman" w:cs="Times New Roman"/>
-          <w:szCs w:val="22"/>
-          <w:shd w:val="clear" w:color="auto" w:fill="F8F8FA"/>
-        </w:rPr>
-        <w:t>!</w:t>
-      </w:r>
-      <w:proofErr w:type="gramEnd"/>
-      <w:r>
-        <w:t xml:space="preserve"> suffix), then loads 4 bytes from that new address (</w:t>
-      </w:r>
-      <w:r>
-        <w:rPr>
-          <w:rStyle w:val="VerbatimChar"/>
-          <w:rFonts w:ascii="Times New Roman" w:eastAsia="menlo" w:hAnsi="Times New Roman" w:cs="Times New Roman"/>
-          <w:szCs w:val="22"/>
-          <w:shd w:val="clear" w:color="auto" w:fill="F8F8FA"/>
-        </w:rPr>
-        <w:t>9A BC DE F0</w:t>
-      </w:r>
-      <w:r>
-        <w:t xml:space="preserve">) into </w:t>
-      </w:r>
-      <w:r>
-        <w:rPr>
-          <w:rStyle w:val="VerbatimChar"/>
-          <w:rFonts w:ascii="Times New Roman" w:eastAsia="menlo" w:hAnsi="Times New Roman" w:cs="Times New Roman"/>
-          <w:szCs w:val="22"/>
-          <w:shd w:val="clear" w:color="auto" w:fill="F8F8FA"/>
-        </w:rPr>
-        <w:t>R3</w:t>
-      </w:r>
-      <w:r>
+        <w:t>R5</w:t>
+      </w:r>
+      <w:r>
+        <w:rPr>
+          <w:rFonts w:ascii="Times New Roman" w:hAnsi="Times New Roman" w:cs="Times New Roman"/>
+        </w:rPr>
         <w:t>.</w:t>
+      </w:r>
+      <w:r>
+        <w:t xml:space="preserve"> MOVW R5, #15 places 0x000F in the lower 16 bits and forces 0x0000 into the upper 16 bits, resulting in 0x0000000F regardless of </w:t>
+      </w:r>
+      <w:r>
+        <w:t>the initial</w:t>
+      </w:r>
+      <w:r>
+        <w:t xml:space="preserve"> value</w:t>
+      </w:r>
+      <w:r>
+        <w:t xml:space="preserve"> of</w:t>
+      </w:r>
+      <w:r>
+        <w:t xml:space="preserve"> R5</w:t>
+      </w:r>
+      <w:r>
+        <w:t>.</w:t>
+      </w:r>
+      <w:r>
+        <w:t xml:space="preserve"> (</w:t>
+      </w:r>
+      <w:r>
+        <w:t>MOV R5, #15 produces the same result as MOVW R5, #15</w:t>
+      </w:r>
+      <w:r>
+        <w:t xml:space="preserve"> for the small immediate value 15 that fits </w:t>
+      </w:r>
+      <w:r>
+        <w:t>within 8 bits</w:t>
+      </w:r>
+      <w:r>
+        <w:t>.</w:t>
+      </w:r>
+      <w:r>
+        <w:t>)</w:t>
       </w:r>
     </w:p>
     <w:p>
@@ -7750,9 +7857,65 @@
           <w:szCs w:val="22"/>
           <w:shd w:val="clear" w:color="auto" w:fill="F8F8FA"/>
         </w:rPr>
-        <w:t xml:space="preserve">LSR R4, </w:t>
-      </w:r>
-      <w:proofErr w:type="gramStart"/>
+        <w:t>LSL R6, R5, #4</w:t>
+      </w:r>
+      <w:r>
+        <w:t xml:space="preserve"> </w:t>
+      </w:r>
+      <w:r>
+        <w:rPr>
+          <w:rFonts w:ascii="Times New Roman" w:hAnsi="Times New Roman" w:cs="Times New Roman"/>
+        </w:rPr>
+        <w:t>→</w:t>
+      </w:r>
+      <w:r>
+        <w:t xml:space="preserve"> Logical shift left </w:t>
+      </w:r>
+      <w:r>
+        <w:rPr>
+          <w:rStyle w:val="VerbatimChar"/>
+          <w:rFonts w:ascii="Times New Roman" w:eastAsia="menlo" w:hAnsi="Times New Roman" w:cs="Times New Roman"/>
+          <w:szCs w:val="22"/>
+          <w:shd w:val="clear" w:color="auto" w:fill="F8F8FA"/>
+        </w:rPr>
+        <w:t>0x0000000F</w:t>
+      </w:r>
+      <w:r>
+        <w:t xml:space="preserve"> by 4 bits. </w:t>
+      </w:r>
+      <w:r>
+        <w:rPr>
+          <w:rStyle w:val="VerbatimChar"/>
+          <w:rFonts w:ascii="Times New Roman" w:eastAsia="menlo" w:hAnsi="Times New Roman" w:cs="Times New Roman"/>
+          <w:szCs w:val="22"/>
+          <w:shd w:val="clear" w:color="auto" w:fill="F8F8FA"/>
+        </w:rPr>
+        <w:t>R6</w:t>
+      </w:r>
+      <w:r>
+        <w:t xml:space="preserve"> becomes </w:t>
+      </w:r>
+      <w:r>
+        <w:rPr>
+          <w:rStyle w:val="VerbatimChar"/>
+          <w:rFonts w:ascii="Times New Roman" w:eastAsia="menlo" w:hAnsi="Times New Roman" w:cs="Times New Roman"/>
+          <w:szCs w:val="22"/>
+          <w:shd w:val="clear" w:color="auto" w:fill="F8F8FA"/>
+        </w:rPr>
+        <w:t>0x000000F0</w:t>
+      </w:r>
+      <w:r>
+        <w:t>.</w:t>
+      </w:r>
+    </w:p>
+    <w:p>
+      <w:pPr>
+        <w:pStyle w:val="ListParagraph"/>
+        <w:numPr>
+          <w:ilvl w:val="0"/>
+          <w:numId w:val="30"/>
+        </w:numPr>
+      </w:pPr>
       <w:r>
         <w:rPr>
           <w:rStyle w:val="VerbatimChar"/>
@@ -7761,9 +7924,185 @@
           <w:szCs w:val="22"/>
           <w:shd w:val="clear" w:color="auto" w:fill="F8F8FA"/>
         </w:rPr>
-        <w:t>R2, #</w:t>
-      </w:r>
-      <w:proofErr w:type="gramEnd"/>
+        <w:t>BIC R7, R2, R6</w:t>
+      </w:r>
+      <w:r>
+        <w:t xml:space="preserve"> </w:t>
+      </w:r>
+      <w:r>
+        <w:rPr>
+          <w:rFonts w:ascii="Times New Roman" w:hAnsi="Times New Roman" w:cs="Times New Roman"/>
+        </w:rPr>
+        <w:t>→</w:t>
+      </w:r>
+      <w:r>
+        <w:t xml:space="preserve"> Bit Clear (</w:t>
+      </w:r>
+      <w:r>
+        <w:rPr>
+          <w:rStyle w:val="VerbatimChar"/>
+          <w:rFonts w:ascii="Times New Roman" w:eastAsia="menlo" w:hAnsi="Times New Roman" w:cs="Times New Roman"/>
+          <w:szCs w:val="22"/>
+          <w:shd w:val="clear" w:color="auto" w:fill="F8F8FA"/>
+        </w:rPr>
+        <w:t>AND NOT</w:t>
+      </w:r>
+      <w:r>
+        <w:t xml:space="preserve">). It clears the bits in </w:t>
+      </w:r>
+      <w:r>
+        <w:rPr>
+          <w:rStyle w:val="VerbatimChar"/>
+          <w:rFonts w:ascii="Times New Roman" w:eastAsia="menlo" w:hAnsi="Times New Roman" w:cs="Times New Roman"/>
+          <w:szCs w:val="22"/>
+          <w:shd w:val="clear" w:color="auto" w:fill="F8F8FA"/>
+        </w:rPr>
+        <w:t>R2</w:t>
+      </w:r>
+      <w:r>
+        <w:t xml:space="preserve"> (</w:t>
+      </w:r>
+      <w:r>
+        <w:rPr>
+          <w:rStyle w:val="VerbatimChar"/>
+          <w:rFonts w:ascii="Times New Roman" w:eastAsia="menlo" w:hAnsi="Times New Roman" w:cs="Times New Roman"/>
+          <w:szCs w:val="22"/>
+          <w:shd w:val="clear" w:color="auto" w:fill="F8F8FA"/>
+        </w:rPr>
+        <w:t>0x12345678</w:t>
+      </w:r>
+      <w:r>
+        <w:t xml:space="preserve">) where there are 1s in </w:t>
+      </w:r>
+      <w:r>
+        <w:rPr>
+          <w:rStyle w:val="VerbatimChar"/>
+          <w:rFonts w:ascii="Times New Roman" w:eastAsia="menlo" w:hAnsi="Times New Roman" w:cs="Times New Roman"/>
+          <w:szCs w:val="22"/>
+          <w:shd w:val="clear" w:color="auto" w:fill="F8F8FA"/>
+        </w:rPr>
+        <w:t>R6</w:t>
+      </w:r>
+      <w:r>
+        <w:t xml:space="preserve"> (</w:t>
+      </w:r>
+      <w:r>
+        <w:rPr>
+          <w:rStyle w:val="VerbatimChar"/>
+          <w:rFonts w:ascii="Times New Roman" w:eastAsia="menlo" w:hAnsi="Times New Roman" w:cs="Times New Roman"/>
+          <w:szCs w:val="22"/>
+          <w:shd w:val="clear" w:color="auto" w:fill="F8F8FA"/>
+        </w:rPr>
+        <w:t>0x000000F0</w:t>
+      </w:r>
+      <w:r>
+        <w:t xml:space="preserve">). The </w:t>
+      </w:r>
+      <w:r>
+        <w:rPr>
+          <w:rStyle w:val="VerbatimChar"/>
+          <w:rFonts w:ascii="Times New Roman" w:eastAsia="menlo" w:hAnsi="Times New Roman" w:cs="Times New Roman"/>
+          <w:szCs w:val="22"/>
+          <w:shd w:val="clear" w:color="auto" w:fill="F8F8FA"/>
+        </w:rPr>
+        <w:t>7</w:t>
+      </w:r>
+      <w:r>
+        <w:t xml:space="preserve"> in </w:t>
+      </w:r>
+      <w:r>
+        <w:rPr>
+          <w:rStyle w:val="VerbatimChar"/>
+          <w:rFonts w:ascii="Times New Roman" w:eastAsia="menlo" w:hAnsi="Times New Roman" w:cs="Times New Roman"/>
+          <w:szCs w:val="22"/>
+          <w:shd w:val="clear" w:color="auto" w:fill="F8F8FA"/>
+        </w:rPr>
+        <w:t>78</w:t>
+      </w:r>
+      <w:r>
+        <w:t xml:space="preserve"> is </w:t>
+      </w:r>
+      <w:r>
+        <w:rPr>
+          <w:rStyle w:val="VerbatimChar"/>
+          <w:rFonts w:ascii="Times New Roman" w:eastAsia="menlo" w:hAnsi="Times New Roman" w:cs="Times New Roman"/>
+          <w:szCs w:val="22"/>
+          <w:shd w:val="clear" w:color="auto" w:fill="F8F8FA"/>
+        </w:rPr>
+        <w:t>0111</w:t>
+      </w:r>
+      <w:r>
+        <w:t xml:space="preserve"> in binary, and </w:t>
+      </w:r>
+      <w:r>
+        <w:rPr>
+          <w:rStyle w:val="VerbatimChar"/>
+          <w:rFonts w:ascii="Times New Roman" w:eastAsia="menlo" w:hAnsi="Times New Roman" w:cs="Times New Roman"/>
+          <w:szCs w:val="22"/>
+          <w:shd w:val="clear" w:color="auto" w:fill="F8F8FA"/>
+        </w:rPr>
+        <w:t>F</w:t>
+      </w:r>
+      <w:r>
+        <w:t xml:space="preserve"> is </w:t>
+      </w:r>
+      <w:r>
+        <w:rPr>
+          <w:rStyle w:val="VerbatimChar"/>
+          <w:rFonts w:ascii="Times New Roman" w:eastAsia="menlo" w:hAnsi="Times New Roman" w:cs="Times New Roman"/>
+          <w:szCs w:val="22"/>
+          <w:shd w:val="clear" w:color="auto" w:fill="F8F8FA"/>
+        </w:rPr>
+        <w:t>1111</w:t>
+      </w:r>
+      <w:r>
+        <w:t xml:space="preserve">, so clearing it yields </w:t>
+      </w:r>
+      <w:r>
+        <w:rPr>
+          <w:rStyle w:val="VerbatimChar"/>
+          <w:rFonts w:ascii="Times New Roman" w:eastAsia="menlo" w:hAnsi="Times New Roman" w:cs="Times New Roman"/>
+          <w:szCs w:val="22"/>
+          <w:shd w:val="clear" w:color="auto" w:fill="F8F8FA"/>
+        </w:rPr>
+        <w:t>0000</w:t>
+      </w:r>
+      <w:r>
+        <w:t xml:space="preserve">. </w:t>
+      </w:r>
+      <w:r>
+        <w:rPr>
+          <w:rStyle w:val="VerbatimChar"/>
+          <w:rFonts w:ascii="Times New Roman" w:eastAsia="menlo" w:hAnsi="Times New Roman" w:cs="Times New Roman"/>
+          <w:szCs w:val="22"/>
+          <w:shd w:val="clear" w:color="auto" w:fill="F8F8FA"/>
+        </w:rPr>
+        <w:t>R7</w:t>
+      </w:r>
+      <w:r>
+        <w:t xml:space="preserve"> becomes </w:t>
+      </w:r>
+      <w:r>
+        <w:rPr>
+          <w:rStyle w:val="VerbatimChar"/>
+          <w:rFonts w:ascii="Times New Roman" w:eastAsia="menlo" w:hAnsi="Times New Roman" w:cs="Times New Roman"/>
+          <w:szCs w:val="22"/>
+          <w:shd w:val="clear" w:color="auto" w:fill="F8F8FA"/>
+        </w:rPr>
+        <w:t>0x12345608</w:t>
+      </w:r>
+      <w:r>
+        <w:t>.</w:t>
+      </w:r>
+    </w:p>
+    <w:p>
+      <w:pPr>
+        <w:pStyle w:val="ListParagraph"/>
+        <w:numPr>
+          <w:ilvl w:val="0"/>
+          <w:numId w:val="30"/>
+        </w:numPr>
+      </w:pPr>
       <w:r>
         <w:rPr>
           <w:rStyle w:val="VerbatimChar"/>
@@ -7772,7 +8111,7 @@
           <w:szCs w:val="22"/>
           <w:shd w:val="clear" w:color="auto" w:fill="F8F8FA"/>
         </w:rPr>
-        <w:t>8</w:t>
+        <w:t>STR R7, [R1, #8]</w:t>
       </w:r>
       <w:r>
         <w:t xml:space="preserve"> </w:t>
@@ -7784,7 +8123,7 @@
         <w:t>→</w:t>
       </w:r>
       <w:r>
-        <w:t xml:space="preserve"> Logical shift right </w:t>
+        <w:t xml:space="preserve"> Stores </w:t>
       </w:r>
       <w:r>
         <w:rPr>
@@ -7793,10 +8132,10 @@
           <w:szCs w:val="22"/>
           <w:shd w:val="clear" w:color="auto" w:fill="F8F8FA"/>
         </w:rPr>
-        <w:t>0x12345678</w:t>
-      </w:r>
-      <w:r>
-        <w:t xml:space="preserve"> by 8 bits (shifting out the </w:t>
+        <w:t>R7</w:t>
+      </w:r>
+      <w:r>
+        <w:t xml:space="preserve"> (</w:t>
       </w:r>
       <w:r>
         <w:rPr>
@@ -7805,18 +8144,10 @@
           <w:szCs w:val="22"/>
           <w:shd w:val="clear" w:color="auto" w:fill="F8F8FA"/>
         </w:rPr>
-        <w:t>78</w:t>
-      </w:r>
-      <w:r>
-        <w:t xml:space="preserve">). </w:t>
-      </w:r>
-      <w:proofErr w:type="gramStart"/>
-      <w:r>
-        <w:t>Fills</w:t>
-      </w:r>
-      <w:proofErr w:type="gramEnd"/>
-      <w:r>
-        <w:t xml:space="preserve"> the top with zeros. </w:t>
+        <w:t>0x12345608</w:t>
+      </w:r>
+      <w:r>
+        <w:t xml:space="preserve">) to memory. The address is </w:t>
       </w:r>
       <w:r>
         <w:rPr>
@@ -7825,10 +8156,10 @@
           <w:szCs w:val="22"/>
           <w:shd w:val="clear" w:color="auto" w:fill="F8F8FA"/>
         </w:rPr>
-        <w:t>R4</w:t>
-      </w:r>
-      <w:r>
-        <w:t xml:space="preserve"> becomes </w:t>
+        <w:t>R1</w:t>
+      </w:r>
+      <w:r>
+        <w:t xml:space="preserve"> + 8 = </w:t>
       </w:r>
       <w:r>
         <w:rPr>
@@ -7837,60 +8168,10 @@
           <w:szCs w:val="22"/>
           <w:shd w:val="clear" w:color="auto" w:fill="F8F8FA"/>
         </w:rPr>
-        <w:t>0x00123456</w:t>
-      </w:r>
-      <w:r>
-        <w:t>.</w:t>
-      </w:r>
-    </w:p>
-    <w:p>
-      <w:pPr>
-        <w:pStyle w:val="ListParagraph"/>
-        <w:numPr>
-          <w:ilvl w:val="0"/>
-          <w:numId w:val="30"/>
-        </w:numPr>
-        <w:rPr>
-          <w:rFonts w:ascii="Times New Roman" w:hAnsi="Times New Roman" w:cs="Times New Roman"/>
-        </w:rPr>
-      </w:pPr>
-      <w:r>
-        <w:rPr>
-          <w:rStyle w:val="VerbatimChar"/>
-          <w:rFonts w:ascii="Times New Roman" w:hAnsi="Times New Roman" w:cs="Times New Roman"/>
-          <w:b/>
-          <w:szCs w:val="22"/>
-          <w:shd w:val="clear" w:color="auto" w:fill="F8F8FA"/>
-        </w:rPr>
-        <w:t xml:space="preserve">MOVW </w:t>
-      </w:r>
-      <w:proofErr w:type="gramStart"/>
-      <w:r>
-        <w:rPr>
-          <w:rStyle w:val="VerbatimChar"/>
-          <w:rFonts w:ascii="Times New Roman" w:hAnsi="Times New Roman" w:cs="Times New Roman"/>
-          <w:b/>
-          <w:szCs w:val="22"/>
-          <w:shd w:val="clear" w:color="auto" w:fill="F8F8FA"/>
-        </w:rPr>
-        <w:t>R5, #</w:t>
-      </w:r>
-      <w:proofErr w:type="gramEnd"/>
-      <w:r>
-        <w:rPr>
-          <w:rStyle w:val="VerbatimChar"/>
-          <w:rFonts w:ascii="Times New Roman" w:hAnsi="Times New Roman" w:cs="Times New Roman"/>
-          <w:b/>
-          <w:szCs w:val="22"/>
-          <w:shd w:val="clear" w:color="auto" w:fill="F8F8FA"/>
-        </w:rPr>
-        <w:t>15</w:t>
-      </w:r>
-      <w:r>
-        <w:rPr>
-          <w:rFonts w:ascii="Times New Roman" w:hAnsi="Times New Roman" w:cs="Times New Roman"/>
-        </w:rPr>
-        <w:t xml:space="preserve"> → Loads the decimal value 15 (hex </w:t>
+        <w:t>0x20000004</w:t>
+      </w:r>
+      <w:r>
+        <w:t xml:space="preserve"> + 8 = </w:t>
       </w:r>
       <w:r>
         <w:rPr>
@@ -7899,13 +8180,10 @@
           <w:szCs w:val="22"/>
           <w:shd w:val="clear" w:color="auto" w:fill="F8F8FA"/>
         </w:rPr>
-        <w:t>0x0000000F</w:t>
-      </w:r>
-      <w:r>
-        <w:rPr>
-          <w:rFonts w:ascii="Times New Roman" w:hAnsi="Times New Roman" w:cs="Times New Roman"/>
-        </w:rPr>
-        <w:t xml:space="preserve">) into </w:t>
+        <w:t>0x2000000C</w:t>
+      </w:r>
+      <w:r>
+        <w:t xml:space="preserve">. In big-endian, it writes </w:t>
       </w:r>
       <w:r>
         <w:rPr>
@@ -7914,110 +8192,10 @@
           <w:szCs w:val="22"/>
           <w:shd w:val="clear" w:color="auto" w:fill="F8F8FA"/>
         </w:rPr>
-        <w:t>R5</w:t>
-      </w:r>
-      <w:r>
-        <w:rPr>
-          <w:rFonts w:ascii="Times New Roman" w:hAnsi="Times New Roman" w:cs="Times New Roman"/>
-        </w:rPr>
-        <w:t>.</w:t>
-      </w:r>
-      <w:r>
-        <w:t xml:space="preserve"> MOVW </w:t>
-      </w:r>
-      <w:proofErr w:type="gramStart"/>
-      <w:r>
-        <w:t>R5, #</w:t>
-      </w:r>
-      <w:proofErr w:type="gramEnd"/>
-      <w:r>
-        <w:t xml:space="preserve">15 places 0x000F in the lower 16 bits and forces 0x0000 into the upper 16 bits, resulting in 0x0000000F regardless of </w:t>
-      </w:r>
-      <w:r>
-        <w:t>the initial</w:t>
-      </w:r>
-      <w:r>
-        <w:t xml:space="preserve"> value</w:t>
-      </w:r>
-      <w:r>
-        <w:t xml:space="preserve"> of</w:t>
-      </w:r>
-      <w:r>
-        <w:t xml:space="preserve"> R5</w:t>
-      </w:r>
-      <w:r>
-        <w:t>.</w:t>
-      </w:r>
-      <w:r>
-        <w:t xml:space="preserve"> (</w:t>
-      </w:r>
-      <w:r>
-        <w:t>MOV R5, #15 produces the same result as MOVW R5, #15</w:t>
-      </w:r>
-      <w:r>
-        <w:t xml:space="preserve"> for the small immediate value 15 that fits </w:t>
-      </w:r>
-      <w:r>
-        <w:t>within 8 bits</w:t>
-      </w:r>
-      <w:r>
-        <w:t>.</w:t>
-      </w:r>
-      <w:r>
-        <w:t>)</w:t>
-      </w:r>
-    </w:p>
-    <w:p>
-      <w:pPr>
-        <w:pStyle w:val="ListParagraph"/>
-        <w:numPr>
-          <w:ilvl w:val="0"/>
-          <w:numId w:val="30"/>
-        </w:numPr>
-      </w:pPr>
-      <w:r>
-        <w:rPr>
-          <w:rStyle w:val="VerbatimChar"/>
-          <w:rFonts w:ascii="Times New Roman" w:hAnsi="Times New Roman" w:cs="Times New Roman"/>
-          <w:b/>
-          <w:szCs w:val="22"/>
-          <w:shd w:val="clear" w:color="auto" w:fill="F8F8FA"/>
-        </w:rPr>
-        <w:t xml:space="preserve">LSL R6, </w:t>
-      </w:r>
-      <w:proofErr w:type="gramStart"/>
-      <w:r>
-        <w:rPr>
-          <w:rStyle w:val="VerbatimChar"/>
-          <w:rFonts w:ascii="Times New Roman" w:hAnsi="Times New Roman" w:cs="Times New Roman"/>
-          <w:b/>
-          <w:szCs w:val="22"/>
-          <w:shd w:val="clear" w:color="auto" w:fill="F8F8FA"/>
-        </w:rPr>
-        <w:t>R5, #</w:t>
-      </w:r>
-      <w:proofErr w:type="gramEnd"/>
-      <w:r>
-        <w:rPr>
-          <w:rStyle w:val="VerbatimChar"/>
-          <w:rFonts w:ascii="Times New Roman" w:hAnsi="Times New Roman" w:cs="Times New Roman"/>
-          <w:b/>
-          <w:szCs w:val="22"/>
-          <w:shd w:val="clear" w:color="auto" w:fill="F8F8FA"/>
-        </w:rPr>
-        <w:t>4</w:t>
-      </w:r>
-      <w:r>
-        <w:t xml:space="preserve"> </w:t>
-      </w:r>
-      <w:r>
-        <w:rPr>
-          <w:rFonts w:ascii="Times New Roman" w:hAnsi="Times New Roman" w:cs="Times New Roman"/>
-        </w:rPr>
-        <w:t>→</w:t>
-      </w:r>
-      <w:r>
-        <w:t xml:space="preserve"> Logical shift left </w:t>
+        <w:t>12 34 56 08</w:t>
+      </w:r>
+      <w:r>
+        <w:t xml:space="preserve"> sequentially into the memory bytes </w:t>
       </w:r>
       <w:r>
         <w:rPr>
@@ -8026,10 +8204,10 @@
           <w:szCs w:val="22"/>
           <w:shd w:val="clear" w:color="auto" w:fill="F8F8FA"/>
         </w:rPr>
-        <w:t>0x0000000F</w:t>
-      </w:r>
-      <w:r>
-        <w:t xml:space="preserve"> by 4 bits. </w:t>
+        <w:t>0x2000000C</w:t>
+      </w:r>
+      <w:r>
+        <w:t xml:space="preserve"> through </w:t>
       </w:r>
       <w:r>
         <w:rPr>
@@ -8038,10 +8216,10 @@
           <w:szCs w:val="22"/>
           <w:shd w:val="clear" w:color="auto" w:fill="F8F8FA"/>
         </w:rPr>
-        <w:t>R6</w:t>
-      </w:r>
-      <w:r>
-        <w:t xml:space="preserve"> becomes </w:t>
+        <w:t>0x2000000F</w:t>
+      </w:r>
+      <w:r>
+        <w:t xml:space="preserve"> replacing </w:t>
       </w:r>
       <w:r>
         <w:rPr>
@@ -8050,561 +8228,261 @@
           <w:szCs w:val="22"/>
           <w:shd w:val="clear" w:color="auto" w:fill="F8F8FA"/>
         </w:rPr>
-        <w:t>0x000000F0</w:t>
+        <w:t>55 66 77 88</w:t>
       </w:r>
       <w:r>
         <w:t>.</w:t>
       </w:r>
     </w:p>
     <w:p>
-      <w:pPr>
-        <w:pStyle w:val="ListParagraph"/>
-        <w:numPr>
-          <w:ilvl w:val="0"/>
-          <w:numId w:val="30"/>
-        </w:numPr>
-      </w:pPr>
-      <w:r>
-        <w:rPr>
-          <w:rStyle w:val="VerbatimChar"/>
-          <w:rFonts w:ascii="Times New Roman" w:hAnsi="Times New Roman" w:cs="Times New Roman"/>
+      <w:r>
+        <w:rPr>
           <w:b/>
-          <w:szCs w:val="22"/>
-          <w:shd w:val="clear" w:color="auto" w:fill="F8F8FA"/>
-        </w:rPr>
-        <w:t>BIC R7, R2, R6</w:t>
+        </w:rPr>
+        <w:t>Q</w:t>
+      </w:r>
+      <w:r>
+        <w:rPr>
+          <w:b/>
+        </w:rPr>
+        <w:t>6</w:t>
+      </w:r>
+      <w:r>
+        <w:rPr>
+          <w:b/>
+        </w:rPr>
+        <w:t>. (</w:t>
+      </w:r>
+      <w:r>
+        <w:rPr>
+          <w:b/>
+        </w:rPr>
+        <w:t>20</w:t>
+      </w:r>
+      <w:r>
+        <w:rPr>
+          <w:b/>
+        </w:rPr>
+        <w:t xml:space="preserve"> points)</w:t>
       </w:r>
       <w:r>
         <w:t xml:space="preserve"> </w:t>
       </w:r>
       <w:r>
-        <w:rPr>
-          <w:rFonts w:ascii="Times New Roman" w:hAnsi="Times New Roman" w:cs="Times New Roman"/>
-        </w:rPr>
-        <w:t>→</w:t>
-      </w:r>
-      <w:r>
-        <w:t xml:space="preserve"> Bit Clear (</w:t>
-      </w:r>
-      <w:r>
-        <w:rPr>
-          <w:rStyle w:val="VerbatimChar"/>
-          <w:rFonts w:ascii="Times New Roman" w:eastAsia="menlo" w:hAnsi="Times New Roman" w:cs="Times New Roman"/>
-          <w:szCs w:val="22"/>
-          <w:shd w:val="clear" w:color="auto" w:fill="F8F8FA"/>
-        </w:rPr>
-        <w:t>AND NOT</w:t>
-      </w:r>
-      <w:r>
-        <w:t xml:space="preserve">). It clears the bits in </w:t>
-      </w:r>
-      <w:r>
-        <w:rPr>
-          <w:rStyle w:val="VerbatimChar"/>
-          <w:rFonts w:ascii="Times New Roman" w:eastAsia="menlo" w:hAnsi="Times New Roman" w:cs="Times New Roman"/>
-          <w:szCs w:val="22"/>
-          <w:shd w:val="clear" w:color="auto" w:fill="F8F8FA"/>
-        </w:rPr>
+        <w:t xml:space="preserve">Assume a </w:t>
+      </w:r>
+      <w:r>
+        <w:t>32</w:t>
+      </w:r>
+      <w:r>
+        <w:t>-bit system.</w:t>
+      </w:r>
+      <w:r>
+        <w:t xml:space="preserve"> </w:t>
+      </w:r>
+      <w:r>
+        <w:t xml:space="preserve">Consider an </w:t>
+      </w:r>
+      <w:r>
+        <w:t>array[]</w:t>
+      </w:r>
+      <w:r>
+        <w:t xml:space="preserve"> of 20</w:t>
+      </w:r>
+      <w:r>
+        <w:t xml:space="preserve"> </w:t>
+      </w:r>
+      <w:r>
+        <w:rPr>
+          <w:b/>
+          <w:bCs/>
+        </w:rPr>
+        <w:t>unsigned</w:t>
+      </w:r>
+      <w:r>
+        <w:rPr>
+          <w:b/>
+          <w:bCs/>
+        </w:rPr>
+        <w:t xml:space="preserve"> integers</w:t>
+      </w:r>
+      <w:r>
+        <w:t xml:space="preserve"> (each integer is 4 bytes). Assume register </w:t>
+      </w:r>
+      <w:r>
+        <w:t>R0</w:t>
+      </w:r>
+      <w:r>
+        <w:t xml:space="preserve"> holds the base memory address of </w:t>
+      </w:r>
+      <w:r>
+        <w:t>array</w:t>
+      </w:r>
+      <w:r>
+        <w:t xml:space="preserve">, i.e., </w:t>
+      </w:r>
+      <w:r>
+        <w:t>array[0]</w:t>
+      </w:r>
+      <w:r>
+        <w:t xml:space="preserve">. A compiler associates </w:t>
+      </w:r>
+      <w:r>
+        <w:rPr>
+          <w:b/>
+          <w:bCs/>
+        </w:rPr>
+        <w:t>unsigned integer</w:t>
+      </w:r>
+      <w:r>
+        <w:rPr>
+          <w:b/>
+          <w:bCs/>
+        </w:rPr>
+        <w:t xml:space="preserve"> </w:t>
+      </w:r>
+      <w:r>
+        <w:t xml:space="preserve">variables </w:t>
+      </w:r>
+      <w:r>
+        <w:t>z</w:t>
+      </w:r>
+      <w:r>
+        <w:t xml:space="preserve"> and </w:t>
+      </w:r>
+      <w:r>
+        <w:t>y</w:t>
+      </w:r>
+      <w:r>
+        <w:t xml:space="preserve"> with registers </w:t>
+      </w:r>
+      <w:r>
+        <w:t>R1</w:t>
+      </w:r>
+      <w:r>
+        <w:t xml:space="preserve"> and </w:t>
+      </w:r>
+      <w:r>
         <w:t>R2</w:t>
       </w:r>
       <w:r>
-        <w:t xml:space="preserve"> (</w:t>
-      </w:r>
-      <w:r>
-        <w:rPr>
-          <w:rStyle w:val="VerbatimChar"/>
-          <w:rFonts w:ascii="Times New Roman" w:eastAsia="menlo" w:hAnsi="Times New Roman" w:cs="Times New Roman"/>
-          <w:szCs w:val="22"/>
-          <w:shd w:val="clear" w:color="auto" w:fill="F8F8FA"/>
-        </w:rPr>
-        <w:t>0x12345678</w:t>
-      </w:r>
-      <w:r>
-        <w:t xml:space="preserve">) where there are 1s in </w:t>
-      </w:r>
-      <w:r>
-        <w:rPr>
-          <w:rStyle w:val="VerbatimChar"/>
-          <w:rFonts w:ascii="Times New Roman" w:eastAsia="menlo" w:hAnsi="Times New Roman" w:cs="Times New Roman"/>
-          <w:szCs w:val="22"/>
-          <w:shd w:val="clear" w:color="auto" w:fill="F8F8FA"/>
-        </w:rPr>
-        <w:t>R6</w:t>
-      </w:r>
-      <w:r>
-        <w:t xml:space="preserve"> (</w:t>
-      </w:r>
-      <w:r>
-        <w:rPr>
-          <w:rStyle w:val="VerbatimChar"/>
-          <w:rFonts w:ascii="Times New Roman" w:eastAsia="menlo" w:hAnsi="Times New Roman" w:cs="Times New Roman"/>
-          <w:szCs w:val="22"/>
-          <w:shd w:val="clear" w:color="auto" w:fill="F8F8FA"/>
-        </w:rPr>
-        <w:t>0x000000F0</w:t>
-      </w:r>
-      <w:r>
-        <w:t xml:space="preserve">). The </w:t>
-      </w:r>
-      <w:r>
-        <w:rPr>
-          <w:rStyle w:val="VerbatimChar"/>
-          <w:rFonts w:ascii="Times New Roman" w:eastAsia="menlo" w:hAnsi="Times New Roman" w:cs="Times New Roman"/>
-          <w:szCs w:val="22"/>
-          <w:shd w:val="clear" w:color="auto" w:fill="F8F8FA"/>
-        </w:rPr>
-        <w:t>7</w:t>
-      </w:r>
-      <w:r>
-        <w:t xml:space="preserve"> in </w:t>
-      </w:r>
-      <w:r>
-        <w:rPr>
-          <w:rStyle w:val="VerbatimChar"/>
-          <w:rFonts w:ascii="Times New Roman" w:eastAsia="menlo" w:hAnsi="Times New Roman" w:cs="Times New Roman"/>
-          <w:szCs w:val="22"/>
-          <w:shd w:val="clear" w:color="auto" w:fill="F8F8FA"/>
-        </w:rPr>
-        <w:t>78</w:t>
-      </w:r>
-      <w:r>
-        <w:t xml:space="preserve"> is </w:t>
-      </w:r>
-      <w:r>
-        <w:rPr>
-          <w:rStyle w:val="VerbatimChar"/>
-          <w:rFonts w:ascii="Times New Roman" w:eastAsia="menlo" w:hAnsi="Times New Roman" w:cs="Times New Roman"/>
-          <w:szCs w:val="22"/>
-          <w:shd w:val="clear" w:color="auto" w:fill="F8F8FA"/>
-        </w:rPr>
-        <w:t>0111</w:t>
-      </w:r>
-      <w:r>
-        <w:t xml:space="preserve"> in binary, and </w:t>
-      </w:r>
-      <w:r>
-        <w:rPr>
-          <w:rStyle w:val="VerbatimChar"/>
-          <w:rFonts w:ascii="Times New Roman" w:eastAsia="menlo" w:hAnsi="Times New Roman" w:cs="Times New Roman"/>
-          <w:szCs w:val="22"/>
-          <w:shd w:val="clear" w:color="auto" w:fill="F8F8FA"/>
-        </w:rPr>
-        <w:t>F</w:t>
-      </w:r>
-      <w:r>
-        <w:t xml:space="preserve"> is </w:t>
-      </w:r>
-      <w:r>
-        <w:rPr>
-          <w:rStyle w:val="VerbatimChar"/>
-          <w:rFonts w:ascii="Times New Roman" w:eastAsia="menlo" w:hAnsi="Times New Roman" w:cs="Times New Roman"/>
-          <w:szCs w:val="22"/>
-          <w:shd w:val="clear" w:color="auto" w:fill="F8F8FA"/>
-        </w:rPr>
-        <w:t>1111</w:t>
-      </w:r>
-      <w:r>
-        <w:t xml:space="preserve">, so clearing it yields </w:t>
-      </w:r>
-      <w:r>
-        <w:rPr>
-          <w:rStyle w:val="VerbatimChar"/>
-          <w:rFonts w:ascii="Times New Roman" w:eastAsia="menlo" w:hAnsi="Times New Roman" w:cs="Times New Roman"/>
-          <w:szCs w:val="22"/>
-          <w:shd w:val="clear" w:color="auto" w:fill="F8F8FA"/>
-        </w:rPr>
-        <w:t>0000</w:t>
-      </w:r>
-      <w:r>
-        <w:t xml:space="preserve">. </w:t>
-      </w:r>
-      <w:r>
-        <w:rPr>
-          <w:rStyle w:val="VerbatimChar"/>
-          <w:rFonts w:ascii="Times New Roman" w:eastAsia="menlo" w:hAnsi="Times New Roman" w:cs="Times New Roman"/>
-          <w:szCs w:val="22"/>
-          <w:shd w:val="clear" w:color="auto" w:fill="F8F8FA"/>
-        </w:rPr>
-        <w:t>R7</w:t>
-      </w:r>
-      <w:r>
-        <w:t xml:space="preserve"> becomes </w:t>
-      </w:r>
-      <w:r>
-        <w:rPr>
-          <w:rStyle w:val="VerbatimChar"/>
-          <w:rFonts w:ascii="Times New Roman" w:eastAsia="menlo" w:hAnsi="Times New Roman" w:cs="Times New Roman"/>
-          <w:szCs w:val="22"/>
-          <w:shd w:val="clear" w:color="auto" w:fill="F8F8FA"/>
-        </w:rPr>
-        <w:t>0x12345608</w:t>
-      </w:r>
-      <w:r>
-        <w:t>.</w:t>
+        <w:t>, respectively. Translate this C pr</w:t>
+      </w:r>
+      <w:r>
+        <w:t>ogram into ARM assembly lan</w:t>
+      </w:r>
+      <w:r>
+        <w:t xml:space="preserve">guage based on the provided comments. Use </w:t>
+      </w:r>
+      <w:r>
+        <w:t>R3</w:t>
+      </w:r>
+      <w:r>
+        <w:t xml:space="preserve"> as a temporary register. </w:t>
+      </w:r>
+      <w:r>
+        <w:t xml:space="preserve">(Note: </w:t>
+      </w:r>
+      <w:r>
+        <w:t>You may choose to use either pre-index, or pre-index with update, or post-index addressing.</w:t>
+      </w:r>
+      <w:r>
+        <w:t>)</w:t>
       </w:r>
     </w:p>
     <w:p>
-      <w:pPr>
-        <w:pStyle w:val="ListParagraph"/>
-        <w:numPr>
-          <w:ilvl w:val="0"/>
-          <w:numId w:val="30"/>
-        </w:numPr>
-      </w:pPr>
-      <w:r>
-        <w:rPr>
-          <w:rStyle w:val="VerbatimChar"/>
-          <w:rFonts w:ascii="Times New Roman" w:hAnsi="Times New Roman" w:cs="Times New Roman"/>
-          <w:b/>
-          <w:szCs w:val="22"/>
-          <w:shd w:val="clear" w:color="auto" w:fill="F8F8FA"/>
-        </w:rPr>
-        <w:lastRenderedPageBreak/>
-        <w:t>STR R7, [</w:t>
-      </w:r>
-      <w:proofErr w:type="gramStart"/>
-      <w:r>
-        <w:rPr>
-          <w:rStyle w:val="VerbatimChar"/>
-          <w:rFonts w:ascii="Times New Roman" w:hAnsi="Times New Roman" w:cs="Times New Roman"/>
-          <w:b/>
-          <w:szCs w:val="22"/>
-          <w:shd w:val="clear" w:color="auto" w:fill="F8F8FA"/>
-        </w:rPr>
-        <w:t>R1, #</w:t>
-      </w:r>
-      <w:proofErr w:type="gramEnd"/>
-      <w:r>
-        <w:rPr>
-          <w:rStyle w:val="VerbatimChar"/>
-          <w:rFonts w:ascii="Times New Roman" w:hAnsi="Times New Roman" w:cs="Times New Roman"/>
-          <w:b/>
-          <w:szCs w:val="22"/>
-          <w:shd w:val="clear" w:color="auto" w:fill="F8F8FA"/>
-        </w:rPr>
-        <w:t>8]</w:t>
-      </w:r>
-      <w:r>
-        <w:t xml:space="preserve"> </w:t>
-      </w:r>
-      <w:r>
-        <w:rPr>
-          <w:rFonts w:ascii="Times New Roman" w:hAnsi="Times New Roman" w:cs="Times New Roman"/>
-        </w:rPr>
-        <w:t>→</w:t>
-      </w:r>
-      <w:r>
-        <w:t xml:space="preserve"> Stores </w:t>
-      </w:r>
-      <w:r>
-        <w:rPr>
-          <w:rStyle w:val="VerbatimChar"/>
-          <w:rFonts w:ascii="Times New Roman" w:eastAsia="menlo" w:hAnsi="Times New Roman" w:cs="Times New Roman"/>
-          <w:szCs w:val="22"/>
-          <w:shd w:val="clear" w:color="auto" w:fill="F8F8FA"/>
-        </w:rPr>
-        <w:t>R7</w:t>
-      </w:r>
-      <w:r>
-        <w:t xml:space="preserve"> (</w:t>
-      </w:r>
-      <w:r>
-        <w:rPr>
-          <w:rStyle w:val="VerbatimChar"/>
-          <w:rFonts w:ascii="Times New Roman" w:eastAsia="menlo" w:hAnsi="Times New Roman" w:cs="Times New Roman"/>
-          <w:szCs w:val="22"/>
-          <w:shd w:val="clear" w:color="auto" w:fill="F8F8FA"/>
-        </w:rPr>
-        <w:t>0x12345608</w:t>
-      </w:r>
-      <w:r>
-        <w:t xml:space="preserve">) to memory. The address is </w:t>
-      </w:r>
-      <w:r>
-        <w:rPr>
-          <w:rStyle w:val="VerbatimChar"/>
-          <w:rFonts w:ascii="Times New Roman" w:eastAsia="menlo" w:hAnsi="Times New Roman" w:cs="Times New Roman"/>
-          <w:szCs w:val="22"/>
-          <w:shd w:val="clear" w:color="auto" w:fill="F8F8FA"/>
-        </w:rPr>
-        <w:t>R1</w:t>
-      </w:r>
-      <w:r>
-        <w:t xml:space="preserve"> + 8 = </w:t>
-      </w:r>
-      <w:r>
-        <w:rPr>
-          <w:rStyle w:val="VerbatimChar"/>
-          <w:rFonts w:ascii="Times New Roman" w:eastAsia="menlo" w:hAnsi="Times New Roman" w:cs="Times New Roman"/>
-          <w:szCs w:val="22"/>
-          <w:shd w:val="clear" w:color="auto" w:fill="F8F8FA"/>
-        </w:rPr>
-        <w:t>0x20000004</w:t>
-      </w:r>
-      <w:r>
-        <w:t xml:space="preserve"> + 8 = </w:t>
-      </w:r>
-      <w:r>
-        <w:rPr>
-          <w:rStyle w:val="VerbatimChar"/>
-          <w:rFonts w:ascii="Times New Roman" w:eastAsia="menlo" w:hAnsi="Times New Roman" w:cs="Times New Roman"/>
-          <w:szCs w:val="22"/>
-          <w:shd w:val="clear" w:color="auto" w:fill="F8F8FA"/>
-        </w:rPr>
-        <w:t>0x2000000C</w:t>
-      </w:r>
-      <w:r>
-        <w:t xml:space="preserve">. In big-endian, it writes </w:t>
-      </w:r>
-      <w:r>
-        <w:rPr>
-          <w:rStyle w:val="VerbatimChar"/>
-          <w:rFonts w:ascii="Times New Roman" w:eastAsia="menlo" w:hAnsi="Times New Roman" w:cs="Times New Roman"/>
-          <w:szCs w:val="22"/>
-          <w:shd w:val="clear" w:color="auto" w:fill="F8F8FA"/>
-        </w:rPr>
-        <w:t>12 34 56 08</w:t>
-      </w:r>
-      <w:r>
-        <w:t xml:space="preserve"> sequentially into the memory bytes </w:t>
-      </w:r>
-      <w:r>
-        <w:rPr>
-          <w:rStyle w:val="VerbatimChar"/>
-          <w:rFonts w:ascii="Times New Roman" w:eastAsia="menlo" w:hAnsi="Times New Roman" w:cs="Times New Roman"/>
-          <w:szCs w:val="22"/>
-          <w:shd w:val="clear" w:color="auto" w:fill="F8F8FA"/>
-        </w:rPr>
-        <w:t>0x2000000C</w:t>
-      </w:r>
-      <w:r>
-        <w:t xml:space="preserve"> through </w:t>
-      </w:r>
-      <w:r>
-        <w:rPr>
-          <w:rStyle w:val="VerbatimChar"/>
-          <w:rFonts w:ascii="Times New Roman" w:eastAsia="menlo" w:hAnsi="Times New Roman" w:cs="Times New Roman"/>
-          <w:szCs w:val="22"/>
-          <w:shd w:val="clear" w:color="auto" w:fill="F8F8FA"/>
-        </w:rPr>
-        <w:t>0x2000000F</w:t>
-      </w:r>
-      <w:r>
-        <w:t xml:space="preserve"> replacing </w:t>
-      </w:r>
-      <w:r>
-        <w:rPr>
-          <w:rStyle w:val="VerbatimChar"/>
-          <w:rFonts w:ascii="Times New Roman" w:eastAsia="menlo" w:hAnsi="Times New Roman" w:cs="Times New Roman"/>
-          <w:szCs w:val="22"/>
-          <w:shd w:val="clear" w:color="auto" w:fill="F8F8FA"/>
-        </w:rPr>
-        <w:t>55 66 77 88</w:t>
-      </w:r>
-      <w:r>
-        <w:t>.</w:t>
+      <w:r>
+        <w:t>C program:</w:t>
       </w:r>
     </w:p>
     <w:p>
-      <w:r>
-        <w:rPr>
-          <w:b/>
-        </w:rPr>
-        <w:t>Q</w:t>
-      </w:r>
-      <w:r>
-        <w:rPr>
-          <w:b/>
-        </w:rPr>
-        <w:t>6</w:t>
-      </w:r>
-      <w:r>
-        <w:rPr>
-          <w:b/>
-        </w:rPr>
-        <w:t>. (</w:t>
-      </w:r>
-      <w:r>
-        <w:rPr>
-          <w:b/>
-        </w:rPr>
-        <w:t>20</w:t>
-      </w:r>
-      <w:r>
-        <w:rPr>
-          <w:b/>
-        </w:rPr>
-        <w:t xml:space="preserve"> points)</w:t>
-      </w:r>
-      <w:r>
-        <w:t xml:space="preserve"> </w:t>
-      </w:r>
-      <w:r>
-        <w:t xml:space="preserve">Assume a </w:t>
-      </w:r>
-      <w:r>
-        <w:t>32</w:t>
-      </w:r>
-      <w:r>
-        <w:t>-bit system.</w:t>
-      </w:r>
-      <w:r>
-        <w:t xml:space="preserve"> </w:t>
-      </w:r>
-      <w:r>
-        <w:t xml:space="preserve">Consider an </w:t>
-      </w:r>
-      <w:proofErr w:type="gramStart"/>
-      <w:r>
-        <w:t>array[</w:t>
-      </w:r>
-      <w:proofErr w:type="gramEnd"/>
-      <w:r>
-        <w:t>]</w:t>
-      </w:r>
-      <w:r>
-        <w:t xml:space="preserve"> of 20</w:t>
-      </w:r>
-      <w:r>
-        <w:t xml:space="preserve"> </w:t>
-      </w:r>
-      <w:r>
-        <w:rPr>
-          <w:b/>
-          <w:bCs/>
-        </w:rPr>
-        <w:t>unsigned</w:t>
-      </w:r>
-      <w:r>
-        <w:rPr>
-          <w:b/>
-          <w:bCs/>
-        </w:rPr>
-        <w:t xml:space="preserve"> integers</w:t>
-      </w:r>
-      <w:r>
-        <w:t xml:space="preserve"> (each integer is 4 bytes). Assume register </w:t>
-      </w:r>
-      <w:r>
-        <w:t>R0</w:t>
-      </w:r>
-      <w:r>
-        <w:t xml:space="preserve"> holds the base memory address of </w:t>
-      </w:r>
-      <w:r>
-        <w:t>array</w:t>
-      </w:r>
-      <w:r>
-        <w:t xml:space="preserve">, i.e., </w:t>
-      </w:r>
-      <w:proofErr w:type="gramStart"/>
-      <w:r>
-        <w:t>array[</w:t>
-      </w:r>
-      <w:proofErr w:type="gramEnd"/>
-      <w:r>
-        <w:t>0]</w:t>
-      </w:r>
-      <w:r>
-        <w:t xml:space="preserve">. A compiler associates </w:t>
-      </w:r>
-      <w:r>
-        <w:rPr>
-          <w:b/>
-          <w:bCs/>
-        </w:rPr>
-        <w:t>unsigned integer</w:t>
-      </w:r>
-      <w:r>
-        <w:rPr>
-          <w:b/>
-          <w:bCs/>
-        </w:rPr>
-        <w:t xml:space="preserve"> </w:t>
-      </w:r>
-      <w:r>
-        <w:t xml:space="preserve">variables </w:t>
-      </w:r>
-      <w:r>
-        <w:t>z</w:t>
-      </w:r>
-      <w:r>
-        <w:t xml:space="preserve"> and </w:t>
-      </w:r>
-      <w:r>
-        <w:t>y</w:t>
-      </w:r>
-      <w:r>
-        <w:t xml:space="preserve"> with registers </w:t>
-      </w:r>
-      <w:r>
-        <w:t>R1</w:t>
-      </w:r>
-      <w:r>
-        <w:t xml:space="preserve"> and </w:t>
-      </w:r>
-      <w:r>
-        <w:t>R2</w:t>
-      </w:r>
-      <w:r>
-        <w:t>, respectively. Translate this C pr</w:t>
-      </w:r>
-      <w:r>
-        <w:t>ogram into ARM assembly lan</w:t>
-      </w:r>
-      <w:r>
-        <w:t xml:space="preserve">guage based on the provided comments. Use </w:t>
-      </w:r>
-      <w:r>
-        <w:t>R3</w:t>
-      </w:r>
-      <w:r>
-        <w:t xml:space="preserve"> as a temporary register. </w:t>
-      </w:r>
-      <w:r>
-        <w:t xml:space="preserve">(Note: </w:t>
-      </w:r>
-      <w:r>
-        <w:t>You may choose to use either pre-index, or pre-index with update, or post-index addressing.</w:t>
-      </w:r>
-      <w:r>
-        <w:t>)</w:t>
+      <w:pPr>
+        <w:rPr>
+          <w:sz w:val="20"/>
+          <w:szCs w:val="21"/>
+        </w:rPr>
+      </w:pPr>
+      <w:r>
+        <w:rPr>
+          <w:sz w:val="20"/>
+          <w:szCs w:val="21"/>
+        </w:rPr>
+        <w:t>uint32_t z = array[2] - y;</w:t>
+      </w:r>
+      <w:r>
+        <w:rPr>
+          <w:sz w:val="20"/>
+          <w:szCs w:val="21"/>
+        </w:rPr>
+        <w:br/>
+        <w:t>array[3] = z * 8;</w:t>
+      </w:r>
+      <w:r>
+        <w:rPr>
+          <w:sz w:val="20"/>
+          <w:szCs w:val="21"/>
+        </w:rPr>
+        <w:br/>
+        <w:t>array[4] = z / 2;</w:t>
+      </w:r>
+      <w:r>
+        <w:rPr>
+          <w:sz w:val="20"/>
+          <w:szCs w:val="21"/>
+        </w:rPr>
+        <w:br/>
+        <w:t>array[5] = z + 12;</w:t>
+      </w:r>
+      <w:r>
+        <w:rPr>
+          <w:sz w:val="20"/>
+          <w:szCs w:val="21"/>
+        </w:rPr>
+        <w:br/>
+        <w:t>array[6] = z | 0x0F;</w:t>
+      </w:r>
+      <w:r>
+        <w:rPr>
+          <w:sz w:val="20"/>
+          <w:szCs w:val="21"/>
+        </w:rPr>
+        <w:br/>
       </w:r>
     </w:p>
     <w:p>
       <w:r>
-        <w:t>C program:</w:t>
+        <w:t>Assembly program:</w:t>
       </w:r>
     </w:p>
     <w:p>
-      <w:pPr>
+      <w:r>
         <w:rPr>
           <w:sz w:val="20"/>
           <w:szCs w:val="21"/>
         </w:rPr>
-      </w:pPr>
+        <w:t>____________________________; load array[2] into temporary register R3</w:t>
+      </w:r>
       <w:r>
         <w:rPr>
           <w:sz w:val="20"/>
           <w:szCs w:val="21"/>
         </w:rPr>
-        <w:t xml:space="preserve">uint32_t z = </w:t>
-      </w:r>
-      <w:proofErr w:type="gramStart"/>
+        <w:br/>
+      </w:r>
       <w:r>
         <w:rPr>
           <w:sz w:val="20"/>
           <w:szCs w:val="21"/>
         </w:rPr>
-        <w:t>array[</w:t>
-      </w:r>
-      <w:proofErr w:type="gramEnd"/>
+        <w:br/>
+        <w:t>____________________________; z = array[2] - y</w:t>
+      </w:r>
       <w:r>
         <w:rPr>
           <w:sz w:val="20"/>
           <w:szCs w:val="21"/>
         </w:rPr>
-        <w:t>2] - y;</w:t>
+        <w:br/>
       </w:r>
       <w:r>
         <w:rPr>
@@ -8612,22 +8490,22 @@
           <w:szCs w:val="21"/>
         </w:rPr>
         <w:br/>
-      </w:r>
-      <w:proofErr w:type="gramStart"/>
+        <w:t>____________________________; R3 = z * 8</w:t>
+      </w:r>
       <w:r>
         <w:rPr>
           <w:sz w:val="20"/>
           <w:szCs w:val="21"/>
         </w:rPr>
-        <w:t>array[</w:t>
-      </w:r>
-      <w:proofErr w:type="gramEnd"/>
+        <w:br/>
+      </w:r>
       <w:r>
         <w:rPr>
           <w:sz w:val="20"/>
           <w:szCs w:val="21"/>
         </w:rPr>
-        <w:t>3] = z * 8;</w:t>
+        <w:br/>
+        <w:t>____________________________; store into array[3]</w:t>
       </w:r>
       <w:r>
         <w:rPr>
@@ -8636,147 +8514,19 @@
         </w:rPr>
         <w:br/>
       </w:r>
-      <w:proofErr w:type="gramStart"/>
       <w:r>
         <w:rPr>
           <w:sz w:val="20"/>
           <w:szCs w:val="21"/>
         </w:rPr>
-        <w:t>array[</w:t>
-      </w:r>
-      <w:proofErr w:type="gramEnd"/>
+        <w:br/>
+      </w:r>
       <w:r>
         <w:rPr>
           <w:sz w:val="20"/>
           <w:szCs w:val="21"/>
         </w:rPr>
-        <w:t>4] = z / 2;</w:t>
-      </w:r>
-      <w:r>
-        <w:rPr>
-          <w:sz w:val="20"/>
-          <w:szCs w:val="21"/>
-        </w:rPr>
-        <w:br/>
-      </w:r>
-      <w:proofErr w:type="gramStart"/>
-      <w:r>
-        <w:rPr>
-          <w:sz w:val="20"/>
-          <w:szCs w:val="21"/>
-        </w:rPr>
-        <w:t>array[</w:t>
-      </w:r>
-      <w:proofErr w:type="gramEnd"/>
-      <w:r>
-        <w:rPr>
-          <w:sz w:val="20"/>
-          <w:szCs w:val="21"/>
-        </w:rPr>
-        <w:t>5] = z + 12;</w:t>
-      </w:r>
-      <w:r>
-        <w:rPr>
-          <w:sz w:val="20"/>
-          <w:szCs w:val="21"/>
-        </w:rPr>
-        <w:br/>
-      </w:r>
-      <w:proofErr w:type="gramStart"/>
-      <w:r>
-        <w:rPr>
-          <w:sz w:val="20"/>
-          <w:szCs w:val="21"/>
-        </w:rPr>
-        <w:t>array[</w:t>
-      </w:r>
-      <w:proofErr w:type="gramEnd"/>
-      <w:r>
-        <w:rPr>
-          <w:sz w:val="20"/>
-          <w:szCs w:val="21"/>
-        </w:rPr>
-        <w:t>6] = z | 0x0F;</w:t>
-      </w:r>
-      <w:r>
-        <w:rPr>
-          <w:sz w:val="20"/>
-          <w:szCs w:val="21"/>
-        </w:rPr>
-        <w:br/>
-      </w:r>
-    </w:p>
-    <w:p>
-      <w:r>
-        <w:t>Assembly program:</w:t>
-      </w:r>
-    </w:p>
-    <w:p>
-      <w:r>
-        <w:rPr>
-          <w:sz w:val="20"/>
-          <w:szCs w:val="21"/>
-        </w:rPr>
-        <w:t>____________________________; load array[2] into temporary register R3</w:t>
-      </w:r>
-      <w:r>
-        <w:rPr>
-          <w:sz w:val="20"/>
-          <w:szCs w:val="21"/>
-        </w:rPr>
-        <w:br/>
-      </w:r>
-      <w:r>
-        <w:rPr>
-          <w:sz w:val="20"/>
-          <w:szCs w:val="21"/>
-        </w:rPr>
-        <w:br/>
-        <w:t>____________________________; z = array[2] - y</w:t>
-      </w:r>
-      <w:r>
-        <w:rPr>
-          <w:sz w:val="20"/>
-          <w:szCs w:val="21"/>
-        </w:rPr>
-        <w:br/>
-      </w:r>
-      <w:r>
-        <w:rPr>
-          <w:sz w:val="20"/>
-          <w:szCs w:val="21"/>
-        </w:rPr>
-        <w:br/>
-        <w:t>____________________________; R3 = z * 8</w:t>
-      </w:r>
-      <w:r>
-        <w:rPr>
-          <w:sz w:val="20"/>
-          <w:szCs w:val="21"/>
-        </w:rPr>
-        <w:br/>
-      </w:r>
-      <w:r>
-        <w:rPr>
-          <w:sz w:val="20"/>
-          <w:szCs w:val="21"/>
-        </w:rPr>
-        <w:br/>
-        <w:t>____________________________; store into array[3]</w:t>
-      </w:r>
-      <w:r>
-        <w:rPr>
-          <w:sz w:val="20"/>
-          <w:szCs w:val="21"/>
-        </w:rPr>
-        <w:br/>
-      </w:r>
-      <w:r>
-        <w:rPr>
-          <w:sz w:val="20"/>
-          <w:szCs w:val="21"/>
-        </w:rPr>
-        <w:br/>
+        <w:lastRenderedPageBreak/>
         <w:t>____________________________; R3 = z / 2</w:t>
       </w:r>
       <w:r>
@@ -8983,331 +8733,80 @@
             <w:pPr>
               <w:spacing w:after="0"/>
             </w:pPr>
-            <w:proofErr w:type="gramStart"/>
-            <w:r>
-              <w:t>LDR  R</w:t>
-            </w:r>
-            <w:proofErr w:type="gramEnd"/>
-            <w:r>
-              <w:t>3, [</w:t>
-            </w:r>
-            <w:proofErr w:type="gramStart"/>
-            <w:r>
-              <w:t>R0, #</w:t>
-            </w:r>
-            <w:proofErr w:type="gramEnd"/>
-            <w:r>
-              <w:t xml:space="preserve">8]    </w:t>
-            </w:r>
-            <w:proofErr w:type="gramStart"/>
-            <w:r>
-              <w:t xml:space="preserve">  ;</w:t>
-            </w:r>
-            <w:proofErr w:type="gramEnd"/>
-            <w:r>
-              <w:t xml:space="preserve"> load </w:t>
-            </w:r>
-            <w:proofErr w:type="gramStart"/>
-            <w:r>
-              <w:t>array[</w:t>
-            </w:r>
-            <w:proofErr w:type="gramEnd"/>
-            <w:r>
-              <w:t>2] (offset 2*4 = 8) into a temp register</w:t>
-            </w:r>
-          </w:p>
-          <w:p>
-            <w:pPr>
-              <w:spacing w:after="0"/>
-            </w:pPr>
-            <w:proofErr w:type="gramStart"/>
-            <w:r>
-              <w:t>SUB  R</w:t>
-            </w:r>
-            <w:proofErr w:type="gramEnd"/>
-            <w:r>
-              <w:t xml:space="preserve">1, R3, R2      </w:t>
-            </w:r>
-            <w:proofErr w:type="gramStart"/>
-            <w:r>
-              <w:t xml:space="preserve">  ;</w:t>
-            </w:r>
-            <w:proofErr w:type="gramEnd"/>
-            <w:r>
-              <w:t xml:space="preserve"> z = </w:t>
-            </w:r>
-            <w:proofErr w:type="gramStart"/>
-            <w:r>
-              <w:t>array[</w:t>
-            </w:r>
-            <w:proofErr w:type="gramEnd"/>
-            <w:r>
-              <w:t>2] - y</w:t>
-            </w:r>
-          </w:p>
-          <w:p>
-            <w:pPr>
-              <w:spacing w:after="0"/>
-            </w:pPr>
-            <w:proofErr w:type="gramStart"/>
-            <w:r>
-              <w:t>LSL  R</w:t>
-            </w:r>
-            <w:proofErr w:type="gramEnd"/>
-            <w:r>
-              <w:t xml:space="preserve">3, </w:t>
-            </w:r>
-            <w:proofErr w:type="gramStart"/>
-            <w:r>
-              <w:t>R1, #</w:t>
-            </w:r>
-            <w:proofErr w:type="gramEnd"/>
-            <w:r>
-              <w:t xml:space="preserve">3      </w:t>
-            </w:r>
-            <w:proofErr w:type="gramStart"/>
-            <w:r>
-              <w:t xml:space="preserve">  ;</w:t>
-            </w:r>
-            <w:proofErr w:type="gramEnd"/>
-            <w:r>
-              <w:t xml:space="preserve"> R3 = z * 8</w:t>
-            </w:r>
-          </w:p>
-          <w:p>
-            <w:pPr>
-              <w:spacing w:after="0"/>
-            </w:pPr>
-            <w:proofErr w:type="gramStart"/>
-            <w:r>
-              <w:t>STR  R</w:t>
-            </w:r>
-            <w:proofErr w:type="gramEnd"/>
-            <w:r>
-              <w:t>3, [</w:t>
-            </w:r>
-            <w:proofErr w:type="gramStart"/>
-            <w:r>
-              <w:t>R0, #</w:t>
-            </w:r>
-            <w:proofErr w:type="gramEnd"/>
-            <w:r>
-              <w:t xml:space="preserve">12]   </w:t>
-            </w:r>
-            <w:proofErr w:type="gramStart"/>
-            <w:r>
-              <w:t xml:space="preserve">  ;</w:t>
-            </w:r>
-            <w:proofErr w:type="gramEnd"/>
-            <w:r>
-              <w:t xml:space="preserve"> store into </w:t>
-            </w:r>
-            <w:proofErr w:type="gramStart"/>
-            <w:r>
-              <w:t>array[</w:t>
-            </w:r>
-            <w:proofErr w:type="gramEnd"/>
-            <w:r>
-              <w:t>3] (offset 3*4 = 12)</w:t>
-            </w:r>
-          </w:p>
-          <w:p>
-            <w:pPr>
-              <w:spacing w:after="0"/>
-            </w:pPr>
-            <w:proofErr w:type="gramStart"/>
-            <w:r>
-              <w:t>LSR  R</w:t>
-            </w:r>
-            <w:proofErr w:type="gramEnd"/>
-            <w:r>
-              <w:t xml:space="preserve">3, </w:t>
-            </w:r>
-            <w:proofErr w:type="gramStart"/>
-            <w:r>
-              <w:t>R1, #</w:t>
-            </w:r>
-            <w:proofErr w:type="gramEnd"/>
-            <w:r>
-              <w:t xml:space="preserve">1      </w:t>
-            </w:r>
-            <w:proofErr w:type="gramStart"/>
-            <w:r>
-              <w:t xml:space="preserve">  ;</w:t>
-            </w:r>
-            <w:proofErr w:type="gramEnd"/>
-            <w:r>
-              <w:t xml:space="preserve"> R3 = z / 2</w:t>
-            </w:r>
-          </w:p>
-          <w:p>
-            <w:pPr>
-              <w:spacing w:after="0"/>
-            </w:pPr>
-            <w:proofErr w:type="gramStart"/>
-            <w:r>
-              <w:t>STR  R</w:t>
-            </w:r>
-            <w:proofErr w:type="gramEnd"/>
-            <w:r>
-              <w:t>3, [</w:t>
-            </w:r>
-            <w:proofErr w:type="gramStart"/>
-            <w:r>
-              <w:t>R0, #</w:t>
-            </w:r>
-            <w:proofErr w:type="gramEnd"/>
-            <w:r>
-              <w:t xml:space="preserve">16]   </w:t>
-            </w:r>
-            <w:proofErr w:type="gramStart"/>
-            <w:r>
-              <w:t xml:space="preserve">  ;</w:t>
-            </w:r>
-            <w:proofErr w:type="gramEnd"/>
-            <w:r>
-              <w:t xml:space="preserve"> store into </w:t>
-            </w:r>
-            <w:proofErr w:type="gramStart"/>
-            <w:r>
-              <w:t>array[</w:t>
-            </w:r>
-            <w:proofErr w:type="gramEnd"/>
-            <w:r>
-              <w:t>4] (offset 4*4 = 16)</w:t>
-            </w:r>
-          </w:p>
-          <w:p>
-            <w:pPr>
-              <w:spacing w:after="0"/>
-            </w:pPr>
-            <w:proofErr w:type="gramStart"/>
-            <w:r>
-              <w:lastRenderedPageBreak/>
-              <w:t>ADD  R</w:t>
-            </w:r>
-            <w:proofErr w:type="gramEnd"/>
-            <w:r>
-              <w:t xml:space="preserve">3, </w:t>
-            </w:r>
-            <w:proofErr w:type="gramStart"/>
-            <w:r>
-              <w:t>R1, #</w:t>
-            </w:r>
-            <w:proofErr w:type="gramEnd"/>
-            <w:r>
-              <w:t xml:space="preserve">12     </w:t>
-            </w:r>
-            <w:proofErr w:type="gramStart"/>
-            <w:r>
-              <w:t xml:space="preserve">  ;</w:t>
-            </w:r>
-            <w:proofErr w:type="gramEnd"/>
-            <w:r>
-              <w:t xml:space="preserve"> R3 = z + 12</w:t>
-            </w:r>
-          </w:p>
-          <w:p>
-            <w:pPr>
-              <w:spacing w:after="0"/>
-            </w:pPr>
-            <w:proofErr w:type="gramStart"/>
-            <w:r>
-              <w:t>STR  R</w:t>
-            </w:r>
-            <w:proofErr w:type="gramEnd"/>
-            <w:r>
-              <w:t>3, [</w:t>
-            </w:r>
-            <w:proofErr w:type="gramStart"/>
-            <w:r>
-              <w:t>R0, #</w:t>
-            </w:r>
-            <w:proofErr w:type="gramEnd"/>
-            <w:r>
-              <w:t xml:space="preserve">20]   </w:t>
-            </w:r>
-            <w:proofErr w:type="gramStart"/>
-            <w:r>
-              <w:t xml:space="preserve">  ;</w:t>
-            </w:r>
-            <w:proofErr w:type="gramEnd"/>
-            <w:r>
-              <w:t xml:space="preserve"> store into </w:t>
-            </w:r>
-            <w:proofErr w:type="gramStart"/>
-            <w:r>
-              <w:t>array[</w:t>
-            </w:r>
-            <w:proofErr w:type="gramEnd"/>
-            <w:r>
-              <w:t>5] (offset 5*4 = 20)</w:t>
-            </w:r>
-          </w:p>
-          <w:p>
-            <w:pPr>
-              <w:spacing w:after="0"/>
-            </w:pPr>
-            <w:proofErr w:type="gramStart"/>
-            <w:r>
-              <w:t>ORR  R</w:t>
-            </w:r>
-            <w:proofErr w:type="gramEnd"/>
-            <w:r>
-              <w:t xml:space="preserve">3, </w:t>
-            </w:r>
-            <w:proofErr w:type="gramStart"/>
-            <w:r>
-              <w:t>R1, #</w:t>
-            </w:r>
-            <w:proofErr w:type="gramEnd"/>
-            <w:r>
-              <w:t xml:space="preserve">0x0F   </w:t>
-            </w:r>
-            <w:proofErr w:type="gramStart"/>
-            <w:r>
-              <w:t xml:space="preserve">  ;</w:t>
-            </w:r>
-            <w:proofErr w:type="gramEnd"/>
-            <w:r>
-              <w:t xml:space="preserve"> R3 = z | 0x0F</w:t>
-            </w:r>
-          </w:p>
-          <w:p>
-            <w:pPr>
-              <w:spacing w:after="0"/>
-            </w:pPr>
-            <w:proofErr w:type="gramStart"/>
-            <w:r>
-              <w:t>STR  R</w:t>
-            </w:r>
-            <w:proofErr w:type="gramEnd"/>
-            <w:r>
-              <w:t>3, [</w:t>
-            </w:r>
-            <w:proofErr w:type="gramStart"/>
-            <w:r>
-              <w:t>R0, #</w:t>
-            </w:r>
-            <w:proofErr w:type="gramEnd"/>
-            <w:r>
-              <w:t xml:space="preserve">24]   </w:t>
-            </w:r>
-            <w:proofErr w:type="gramStart"/>
-            <w:r>
-              <w:t xml:space="preserve">  ;</w:t>
-            </w:r>
-            <w:proofErr w:type="gramEnd"/>
-            <w:r>
-              <w:t xml:space="preserve"> store into </w:t>
-            </w:r>
-            <w:proofErr w:type="gramStart"/>
-            <w:r>
-              <w:t>array[</w:t>
-            </w:r>
-            <w:proofErr w:type="gramEnd"/>
-            <w:r>
-              <w:t>6] (offset 6*4 = 24)</w:t>
+            <w:r>
+              <w:t>LDR  R3, [R0, #8]      ; load array[2] (offset 2*4 = 8) into a temp register</w:t>
+            </w:r>
+          </w:p>
+          <w:p>
+            <w:pPr>
+              <w:spacing w:after="0"/>
+            </w:pPr>
+            <w:r>
+              <w:t>SUB  R1, R3, R2        ; z = array[2] - y</w:t>
+            </w:r>
+          </w:p>
+          <w:p>
+            <w:pPr>
+              <w:spacing w:after="0"/>
+            </w:pPr>
+            <w:r>
+              <w:t>LSL  R3, R1, #3        ; R3 = z * 8</w:t>
+            </w:r>
+          </w:p>
+          <w:p>
+            <w:pPr>
+              <w:spacing w:after="0"/>
+            </w:pPr>
+            <w:r>
+              <w:t>STR  R3, [R0, #12]     ; store into array[3] (offset 3*4 = 12)</w:t>
+            </w:r>
+          </w:p>
+          <w:p>
+            <w:pPr>
+              <w:spacing w:after="0"/>
+            </w:pPr>
+            <w:r>
+              <w:t>LSR  R3, R1, #1        ; R3 = z / 2</w:t>
+            </w:r>
+          </w:p>
+          <w:p>
+            <w:pPr>
+              <w:spacing w:after="0"/>
+            </w:pPr>
+            <w:r>
+              <w:t>STR  R3, [R0, #16]     ; store into array[4] (offset 4*4 = 16)</w:t>
+            </w:r>
+          </w:p>
+          <w:p>
+            <w:pPr>
+              <w:spacing w:after="0"/>
+            </w:pPr>
+            <w:r>
+              <w:t>ADD  R3, R1, #12       ; R3 = z + 12</w:t>
+            </w:r>
+          </w:p>
+          <w:p>
+            <w:pPr>
+              <w:spacing w:after="0"/>
+            </w:pPr>
+            <w:r>
+              <w:t>STR  R3, [R0, #20]     ; store into array[5] (offset 5*4 = 20)</w:t>
+            </w:r>
+          </w:p>
+          <w:p>
+            <w:pPr>
+              <w:spacing w:after="0"/>
+            </w:pPr>
+            <w:r>
+              <w:t>ORR  R3, R1, #0x0F     ; R3 = z | 0x0F</w:t>
+            </w:r>
+          </w:p>
+          <w:p>
+            <w:pPr>
+              <w:spacing w:after="0"/>
+            </w:pPr>
+            <w:r>
+              <w:t>STR  R3, [R0, #24]     ; store into array[6] (offset 6*4 = 24)</w:t>
             </w:r>
           </w:p>
         </w:tc>
@@ -9357,338 +8856,80 @@
             <w:pPr>
               <w:spacing w:after="0"/>
             </w:pPr>
-            <w:proofErr w:type="gramStart"/>
-            <w:r>
-              <w:t>LDR  R</w:t>
-            </w:r>
-            <w:proofErr w:type="gramEnd"/>
-            <w:r>
-              <w:t>3, [</w:t>
-            </w:r>
-            <w:proofErr w:type="gramStart"/>
-            <w:r>
-              <w:t>R0, #</w:t>
-            </w:r>
-            <w:proofErr w:type="gramEnd"/>
-            <w:r>
-              <w:t xml:space="preserve">8]!   </w:t>
-            </w:r>
-            <w:proofErr w:type="gramStart"/>
-            <w:r>
-              <w:t xml:space="preserve">  ;</w:t>
-            </w:r>
-            <w:proofErr w:type="gramEnd"/>
-            <w:r>
-              <w:t xml:space="preserve"> load </w:t>
-            </w:r>
-            <w:proofErr w:type="gramStart"/>
-            <w:r>
-              <w:t>array[</w:t>
-            </w:r>
-            <w:proofErr w:type="gramEnd"/>
-            <w:r>
-              <w:t xml:space="preserve">2] and update R0 to point to </w:t>
-            </w:r>
-            <w:proofErr w:type="gramStart"/>
-            <w:r>
-              <w:t>array[</w:t>
-            </w:r>
-            <w:proofErr w:type="gramEnd"/>
-            <w:r>
-              <w:t>2]</w:t>
-            </w:r>
-          </w:p>
-          <w:p>
-            <w:pPr>
-              <w:spacing w:after="0"/>
-            </w:pPr>
-            <w:proofErr w:type="gramStart"/>
-            <w:r>
-              <w:t>SUB  R</w:t>
-            </w:r>
-            <w:proofErr w:type="gramEnd"/>
-            <w:r>
-              <w:t xml:space="preserve">1, R3, R2      </w:t>
-            </w:r>
-            <w:proofErr w:type="gramStart"/>
-            <w:r>
-              <w:t xml:space="preserve">  ;</w:t>
-            </w:r>
-            <w:proofErr w:type="gramEnd"/>
-            <w:r>
-              <w:t xml:space="preserve"> z = </w:t>
-            </w:r>
-            <w:proofErr w:type="gramStart"/>
-            <w:r>
-              <w:t>array[</w:t>
-            </w:r>
-            <w:proofErr w:type="gramEnd"/>
-            <w:r>
-              <w:t>2] - y</w:t>
-            </w:r>
-          </w:p>
-          <w:p>
-            <w:pPr>
-              <w:spacing w:after="0"/>
-            </w:pPr>
-            <w:proofErr w:type="gramStart"/>
-            <w:r>
-              <w:t>LSL  R</w:t>
-            </w:r>
-            <w:proofErr w:type="gramEnd"/>
-            <w:r>
-              <w:t xml:space="preserve">3, </w:t>
-            </w:r>
-            <w:proofErr w:type="gramStart"/>
-            <w:r>
-              <w:t>R1, #</w:t>
-            </w:r>
-            <w:proofErr w:type="gramEnd"/>
-            <w:r>
-              <w:t xml:space="preserve">3      </w:t>
-            </w:r>
-            <w:proofErr w:type="gramStart"/>
-            <w:r>
-              <w:t xml:space="preserve">  ;</w:t>
-            </w:r>
-            <w:proofErr w:type="gramEnd"/>
-            <w:r>
-              <w:t xml:space="preserve"> R3 = z * 8</w:t>
-            </w:r>
-          </w:p>
-          <w:p>
-            <w:pPr>
-              <w:spacing w:after="0"/>
-            </w:pPr>
-            <w:proofErr w:type="gramStart"/>
-            <w:r>
-              <w:t>STR  R</w:t>
-            </w:r>
-            <w:proofErr w:type="gramEnd"/>
-            <w:r>
-              <w:t>3, [</w:t>
-            </w:r>
-            <w:proofErr w:type="gramStart"/>
-            <w:r>
-              <w:t>R0, #</w:t>
-            </w:r>
-            <w:proofErr w:type="gramEnd"/>
-            <w:r>
-              <w:t xml:space="preserve">4]!   </w:t>
-            </w:r>
-            <w:proofErr w:type="gramStart"/>
-            <w:r>
-              <w:t xml:space="preserve">  ;</w:t>
-            </w:r>
-            <w:proofErr w:type="gramEnd"/>
-            <w:r>
-              <w:t xml:space="preserve"> update R0 to </w:t>
-            </w:r>
-            <w:proofErr w:type="gramStart"/>
-            <w:r>
-              <w:t>array[</w:t>
-            </w:r>
-            <w:proofErr w:type="gramEnd"/>
-            <w:r>
-              <w:t>3], store z * 8</w:t>
-            </w:r>
-          </w:p>
-          <w:p>
-            <w:pPr>
-              <w:spacing w:after="0"/>
-            </w:pPr>
-            <w:proofErr w:type="gramStart"/>
-            <w:r>
-              <w:t>LSR  R</w:t>
-            </w:r>
-            <w:proofErr w:type="gramEnd"/>
-            <w:r>
-              <w:t xml:space="preserve">3, </w:t>
-            </w:r>
-            <w:proofErr w:type="gramStart"/>
-            <w:r>
-              <w:t>R1, #</w:t>
-            </w:r>
-            <w:proofErr w:type="gramEnd"/>
-            <w:r>
-              <w:t xml:space="preserve">1      </w:t>
-            </w:r>
-            <w:proofErr w:type="gramStart"/>
-            <w:r>
-              <w:t xml:space="preserve">  ;</w:t>
-            </w:r>
-            <w:proofErr w:type="gramEnd"/>
-            <w:r>
-              <w:t xml:space="preserve"> R3 = z / 2</w:t>
-            </w:r>
-          </w:p>
-          <w:p>
-            <w:pPr>
-              <w:spacing w:after="0"/>
-            </w:pPr>
-            <w:proofErr w:type="gramStart"/>
-            <w:r>
-              <w:t>STR  R</w:t>
-            </w:r>
-            <w:proofErr w:type="gramEnd"/>
-            <w:r>
-              <w:t>3, [</w:t>
-            </w:r>
-            <w:proofErr w:type="gramStart"/>
-            <w:r>
-              <w:t>R0, #</w:t>
-            </w:r>
-            <w:proofErr w:type="gramEnd"/>
-            <w:r>
-              <w:t xml:space="preserve">4]!   </w:t>
-            </w:r>
-            <w:proofErr w:type="gramStart"/>
-            <w:r>
-              <w:t xml:space="preserve">  ;</w:t>
-            </w:r>
-            <w:proofErr w:type="gramEnd"/>
-            <w:r>
-              <w:t xml:space="preserve"> update R0 to </w:t>
-            </w:r>
-            <w:proofErr w:type="gramStart"/>
-            <w:r>
-              <w:t>array[</w:t>
-            </w:r>
-            <w:proofErr w:type="gramEnd"/>
-            <w:r>
-              <w:t>4], store z / 2</w:t>
-            </w:r>
-          </w:p>
-          <w:p>
-            <w:pPr>
-              <w:spacing w:after="0"/>
-            </w:pPr>
-            <w:proofErr w:type="gramStart"/>
-            <w:r>
-              <w:t>ADD  R</w:t>
-            </w:r>
-            <w:proofErr w:type="gramEnd"/>
-            <w:r>
-              <w:t xml:space="preserve">3, </w:t>
-            </w:r>
-            <w:proofErr w:type="gramStart"/>
-            <w:r>
-              <w:t>R1, #</w:t>
-            </w:r>
-            <w:proofErr w:type="gramEnd"/>
-            <w:r>
-              <w:t xml:space="preserve">12     </w:t>
-            </w:r>
-            <w:proofErr w:type="gramStart"/>
-            <w:r>
-              <w:t xml:space="preserve">  ;</w:t>
-            </w:r>
-            <w:proofErr w:type="gramEnd"/>
-            <w:r>
-              <w:t xml:space="preserve"> R3 = z + 12</w:t>
-            </w:r>
-          </w:p>
-          <w:p>
-            <w:pPr>
-              <w:spacing w:after="0"/>
-            </w:pPr>
-            <w:proofErr w:type="gramStart"/>
-            <w:r>
-              <w:t>STR  R</w:t>
-            </w:r>
-            <w:proofErr w:type="gramEnd"/>
-            <w:r>
-              <w:t>3, [</w:t>
-            </w:r>
-            <w:proofErr w:type="gramStart"/>
-            <w:r>
-              <w:t>R0, #</w:t>
-            </w:r>
-            <w:proofErr w:type="gramEnd"/>
-            <w:r>
-              <w:t xml:space="preserve">4]!   </w:t>
-            </w:r>
-            <w:proofErr w:type="gramStart"/>
-            <w:r>
-              <w:t xml:space="preserve">  ;</w:t>
-            </w:r>
-            <w:proofErr w:type="gramEnd"/>
-            <w:r>
-              <w:t xml:space="preserve"> update R0 to </w:t>
-            </w:r>
-            <w:proofErr w:type="gramStart"/>
-            <w:r>
-              <w:t>array[</w:t>
-            </w:r>
-            <w:proofErr w:type="gramEnd"/>
-            <w:r>
-              <w:t>5], store z + 12</w:t>
-            </w:r>
-          </w:p>
-          <w:p>
-            <w:pPr>
-              <w:spacing w:after="0"/>
-            </w:pPr>
-            <w:proofErr w:type="gramStart"/>
-            <w:r>
-              <w:t>ORR  R</w:t>
-            </w:r>
-            <w:proofErr w:type="gramEnd"/>
-            <w:r>
-              <w:t xml:space="preserve">3, </w:t>
-            </w:r>
-            <w:proofErr w:type="gramStart"/>
-            <w:r>
-              <w:t>R1, #</w:t>
-            </w:r>
-            <w:proofErr w:type="gramEnd"/>
-            <w:r>
-              <w:t xml:space="preserve">0x0F   </w:t>
-            </w:r>
-            <w:proofErr w:type="gramStart"/>
-            <w:r>
-              <w:t xml:space="preserve">  ;</w:t>
-            </w:r>
-            <w:proofErr w:type="gramEnd"/>
-            <w:r>
-              <w:t xml:space="preserve"> R3 = z | 0x0F</w:t>
-            </w:r>
-          </w:p>
-          <w:p>
-            <w:pPr>
-              <w:spacing w:after="0"/>
-            </w:pPr>
-            <w:proofErr w:type="gramStart"/>
-            <w:r>
-              <w:t>STR  R</w:t>
-            </w:r>
-            <w:proofErr w:type="gramEnd"/>
-            <w:r>
-              <w:t>3, [</w:t>
-            </w:r>
-            <w:proofErr w:type="gramStart"/>
-            <w:r>
-              <w:t>R0, #</w:t>
-            </w:r>
-            <w:proofErr w:type="gramEnd"/>
-            <w:r>
-              <w:t xml:space="preserve">4]!   </w:t>
-            </w:r>
-            <w:proofErr w:type="gramStart"/>
-            <w:r>
-              <w:t xml:space="preserve">  ;</w:t>
-            </w:r>
-            <w:proofErr w:type="gramEnd"/>
-            <w:r>
-              <w:t xml:space="preserve"> update R0 to </w:t>
-            </w:r>
-            <w:proofErr w:type="gramStart"/>
-            <w:r>
-              <w:t>array[</w:t>
-            </w:r>
-            <w:proofErr w:type="gramEnd"/>
-            <w:r>
-              <w:t>6], store z | 0x0F</w:t>
+            <w:r>
+              <w:t>LDR  R3, [R0, #8]!     ; load array[2] and update R0 to point to array[2]</w:t>
+            </w:r>
+          </w:p>
+          <w:p>
+            <w:pPr>
+              <w:spacing w:after="0"/>
+            </w:pPr>
+            <w:r>
+              <w:t>SUB  R1, R3, R2        ; z = array[2] - y</w:t>
+            </w:r>
+          </w:p>
+          <w:p>
+            <w:pPr>
+              <w:spacing w:after="0"/>
+            </w:pPr>
+            <w:r>
+              <w:t>LSL  R3, R1, #3        ; R3 = z * 8</w:t>
+            </w:r>
+          </w:p>
+          <w:p>
+            <w:pPr>
+              <w:spacing w:after="0"/>
+            </w:pPr>
+            <w:r>
+              <w:t>STR  R3, [R0, #4]!     ; update R0 to array[3], store z * 8</w:t>
+            </w:r>
+          </w:p>
+          <w:p>
+            <w:pPr>
+              <w:spacing w:after="0"/>
+            </w:pPr>
+            <w:r>
+              <w:t>LSR  R3, R1, #1        ; R3 = z / 2</w:t>
+            </w:r>
+          </w:p>
+          <w:p>
+            <w:pPr>
+              <w:spacing w:after="0"/>
+            </w:pPr>
+            <w:r>
+              <w:t>STR  R3, [R0, #4]!     ; update R0 to array[4], store z / 2</w:t>
+            </w:r>
+          </w:p>
+          <w:p>
+            <w:pPr>
+              <w:spacing w:after="0"/>
+            </w:pPr>
+            <w:r>
+              <w:t>ADD  R3, R1, #12       ; R3 = z + 12</w:t>
+            </w:r>
+          </w:p>
+          <w:p>
+            <w:pPr>
+              <w:spacing w:after="0"/>
+            </w:pPr>
+            <w:r>
+              <w:t>STR  R3, [R0, #4]!     ; update R0 to array[5], store z + 12</w:t>
+            </w:r>
+          </w:p>
+          <w:p>
+            <w:pPr>
+              <w:spacing w:after="0"/>
+            </w:pPr>
+            <w:r>
+              <w:t>ORR  R3, R1, #0x0F     ; R3 = z | 0x0F</w:t>
+            </w:r>
+          </w:p>
+          <w:p>
+            <w:pPr>
+              <w:spacing w:after="0"/>
+            </w:pPr>
+            <w:r>
+              <w:t>STR  R3, [R0, #4]!     ; update R0 to array[6], store z | 0x0F</w:t>
             </w:r>
           </w:p>
         </w:tc>
@@ -9738,383 +8979,89 @@
             <w:pPr>
               <w:spacing w:after="0"/>
             </w:pPr>
-            <w:proofErr w:type="gramStart"/>
-            <w:r>
-              <w:t>LDR  R</w:t>
-            </w:r>
-            <w:proofErr w:type="gramEnd"/>
-            <w:r>
-              <w:t>3, [</w:t>
-            </w:r>
-            <w:proofErr w:type="gramStart"/>
-            <w:r>
-              <w:t>R0, #</w:t>
-            </w:r>
-            <w:proofErr w:type="gramEnd"/>
-            <w:r>
-              <w:t xml:space="preserve">8]    </w:t>
-            </w:r>
-            <w:proofErr w:type="gramStart"/>
-            <w:r>
-              <w:t xml:space="preserve">  ;</w:t>
-            </w:r>
-            <w:proofErr w:type="gramEnd"/>
-            <w:r>
-              <w:t xml:space="preserve"> load </w:t>
-            </w:r>
-            <w:proofErr w:type="gramStart"/>
-            <w:r>
-              <w:t>array[</w:t>
-            </w:r>
-            <w:proofErr w:type="gramEnd"/>
-            <w:r>
-              <w:t>2] into R3</w:t>
-            </w:r>
-          </w:p>
-          <w:p>
-            <w:pPr>
-              <w:spacing w:after="0"/>
-            </w:pPr>
-            <w:proofErr w:type="gramStart"/>
-            <w:r>
-              <w:t>SUB  R</w:t>
-            </w:r>
-            <w:proofErr w:type="gramEnd"/>
-            <w:r>
-              <w:t xml:space="preserve">1, R3, R2      </w:t>
-            </w:r>
-            <w:proofErr w:type="gramStart"/>
-            <w:r>
-              <w:t xml:space="preserve">  ;</w:t>
-            </w:r>
-            <w:proofErr w:type="gramEnd"/>
-            <w:r>
-              <w:t xml:space="preserve"> z = </w:t>
-            </w:r>
-            <w:proofErr w:type="gramStart"/>
-            <w:r>
-              <w:t>array[</w:t>
-            </w:r>
-            <w:proofErr w:type="gramEnd"/>
-            <w:r>
-              <w:t>2] - y</w:t>
-            </w:r>
-          </w:p>
-          <w:p>
-            <w:pPr>
-              <w:spacing w:after="0"/>
-            </w:pPr>
-            <w:proofErr w:type="gramStart"/>
-            <w:r>
-              <w:t>ADD  R</w:t>
-            </w:r>
-            <w:proofErr w:type="gramEnd"/>
-            <w:r>
-              <w:t xml:space="preserve">0, </w:t>
-            </w:r>
-            <w:proofErr w:type="gramStart"/>
-            <w:r>
-              <w:t>R0, #</w:t>
-            </w:r>
-            <w:proofErr w:type="gramEnd"/>
-            <w:r>
-              <w:t xml:space="preserve">12     </w:t>
-            </w:r>
-            <w:proofErr w:type="gramStart"/>
-            <w:r>
-              <w:t xml:space="preserve">  ;</w:t>
-            </w:r>
-            <w:proofErr w:type="gramEnd"/>
-            <w:r>
-              <w:t xml:space="preserve"> increment R0 to point to </w:t>
-            </w:r>
-            <w:proofErr w:type="gramStart"/>
-            <w:r>
-              <w:t>array[</w:t>
-            </w:r>
-            <w:proofErr w:type="gramEnd"/>
-            <w:r>
-              <w:t>3]</w:t>
-            </w:r>
-          </w:p>
-          <w:p>
-            <w:pPr>
-              <w:spacing w:after="0"/>
-            </w:pPr>
-            <w:proofErr w:type="gramStart"/>
-            <w:r>
-              <w:t>LSL  R</w:t>
-            </w:r>
-            <w:proofErr w:type="gramEnd"/>
-            <w:r>
-              <w:t xml:space="preserve">3, </w:t>
-            </w:r>
-            <w:proofErr w:type="gramStart"/>
-            <w:r>
-              <w:t>R1, #</w:t>
-            </w:r>
-            <w:proofErr w:type="gramEnd"/>
-            <w:r>
-              <w:t xml:space="preserve">3      </w:t>
-            </w:r>
-            <w:proofErr w:type="gramStart"/>
-            <w:r>
-              <w:t xml:space="preserve">  ;</w:t>
-            </w:r>
-            <w:proofErr w:type="gramEnd"/>
-            <w:r>
-              <w:t xml:space="preserve"> R3 = z * 8</w:t>
-            </w:r>
-          </w:p>
-          <w:p>
-            <w:pPr>
-              <w:spacing w:after="0"/>
-            </w:pPr>
-            <w:proofErr w:type="gramStart"/>
-            <w:r>
-              <w:t>STR  R</w:t>
-            </w:r>
-            <w:proofErr w:type="gramEnd"/>
-            <w:r>
-              <w:t>3, [R0</w:t>
-            </w:r>
-            <w:proofErr w:type="gramStart"/>
-            <w:r>
-              <w:t>], #</w:t>
-            </w:r>
-            <w:proofErr w:type="gramEnd"/>
-            <w:r>
-              <w:t xml:space="preserve">4    </w:t>
-            </w:r>
-            <w:proofErr w:type="gramStart"/>
-            <w:r>
-              <w:t xml:space="preserve">  ;</w:t>
-            </w:r>
-            <w:proofErr w:type="gramEnd"/>
-            <w:r>
-              <w:t xml:space="preserve"> store into </w:t>
-            </w:r>
-            <w:proofErr w:type="gramStart"/>
-            <w:r>
-              <w:t>array[</w:t>
-            </w:r>
-            <w:proofErr w:type="gramEnd"/>
-            <w:r>
-              <w:t xml:space="preserve">3], then update R0 to </w:t>
-            </w:r>
-            <w:proofErr w:type="gramStart"/>
-            <w:r>
-              <w:t>array[</w:t>
-            </w:r>
-            <w:proofErr w:type="gramEnd"/>
-            <w:r>
-              <w:t>4]</w:t>
-            </w:r>
-          </w:p>
-          <w:p>
-            <w:pPr>
-              <w:spacing w:after="0"/>
-            </w:pPr>
-            <w:proofErr w:type="gramStart"/>
-            <w:r>
-              <w:t>LSR  R</w:t>
-            </w:r>
-            <w:proofErr w:type="gramEnd"/>
-            <w:r>
-              <w:t xml:space="preserve">3, </w:t>
-            </w:r>
-            <w:proofErr w:type="gramStart"/>
-            <w:r>
-              <w:t>R1, #</w:t>
-            </w:r>
-            <w:proofErr w:type="gramEnd"/>
-            <w:r>
-              <w:t xml:space="preserve">1      </w:t>
-            </w:r>
-            <w:proofErr w:type="gramStart"/>
-            <w:r>
-              <w:t xml:space="preserve">  ;</w:t>
-            </w:r>
-            <w:proofErr w:type="gramEnd"/>
-            <w:r>
-              <w:t xml:space="preserve"> R3 = z / 2</w:t>
-            </w:r>
-          </w:p>
-          <w:p>
-            <w:pPr>
-              <w:spacing w:after="0"/>
-            </w:pPr>
-            <w:proofErr w:type="gramStart"/>
-            <w:r>
-              <w:t>STR  R</w:t>
-            </w:r>
-            <w:proofErr w:type="gramEnd"/>
-            <w:r>
-              <w:t>3, [R0</w:t>
-            </w:r>
-            <w:proofErr w:type="gramStart"/>
-            <w:r>
-              <w:t>], #</w:t>
-            </w:r>
-            <w:proofErr w:type="gramEnd"/>
-            <w:r>
-              <w:t xml:space="preserve">4    </w:t>
-            </w:r>
-            <w:proofErr w:type="gramStart"/>
-            <w:r>
-              <w:t xml:space="preserve">  ;</w:t>
-            </w:r>
-            <w:proofErr w:type="gramEnd"/>
-            <w:r>
-              <w:t xml:space="preserve"> store into </w:t>
-            </w:r>
-            <w:proofErr w:type="gramStart"/>
-            <w:r>
-              <w:t>array[</w:t>
-            </w:r>
-            <w:proofErr w:type="gramEnd"/>
-            <w:r>
-              <w:t xml:space="preserve">4], then update R0 to </w:t>
-            </w:r>
-            <w:proofErr w:type="gramStart"/>
-            <w:r>
-              <w:t>array[</w:t>
-            </w:r>
-            <w:proofErr w:type="gramEnd"/>
-            <w:r>
-              <w:t>5]</w:t>
-            </w:r>
-          </w:p>
-          <w:p>
-            <w:pPr>
-              <w:spacing w:after="0"/>
-            </w:pPr>
-            <w:proofErr w:type="gramStart"/>
-            <w:r>
-              <w:t>ADD  R</w:t>
-            </w:r>
-            <w:proofErr w:type="gramEnd"/>
-            <w:r>
-              <w:t xml:space="preserve">3, </w:t>
-            </w:r>
-            <w:proofErr w:type="gramStart"/>
-            <w:r>
-              <w:t>R1, #</w:t>
-            </w:r>
-            <w:proofErr w:type="gramEnd"/>
-            <w:r>
-              <w:t xml:space="preserve">12     </w:t>
-            </w:r>
-            <w:proofErr w:type="gramStart"/>
-            <w:r>
-              <w:t xml:space="preserve">  ;</w:t>
-            </w:r>
-            <w:proofErr w:type="gramEnd"/>
-            <w:r>
-              <w:t xml:space="preserve"> R3 = z + 12</w:t>
-            </w:r>
-          </w:p>
-          <w:p>
-            <w:pPr>
-              <w:spacing w:after="0"/>
-            </w:pPr>
-            <w:proofErr w:type="gramStart"/>
-            <w:r>
-              <w:t>STR  R</w:t>
-            </w:r>
-            <w:proofErr w:type="gramEnd"/>
-            <w:r>
-              <w:t>3, [R0</w:t>
-            </w:r>
-            <w:proofErr w:type="gramStart"/>
-            <w:r>
-              <w:t>], #</w:t>
-            </w:r>
-            <w:proofErr w:type="gramEnd"/>
-            <w:r>
-              <w:t xml:space="preserve">4    </w:t>
-            </w:r>
-            <w:proofErr w:type="gramStart"/>
-            <w:r>
-              <w:t xml:space="preserve">  ;</w:t>
-            </w:r>
-            <w:proofErr w:type="gramEnd"/>
-            <w:r>
-              <w:t xml:space="preserve"> store into </w:t>
-            </w:r>
-            <w:proofErr w:type="gramStart"/>
-            <w:r>
-              <w:t>array[</w:t>
-            </w:r>
-            <w:proofErr w:type="gramEnd"/>
-            <w:r>
-              <w:t xml:space="preserve">5], then update R0 to </w:t>
-            </w:r>
-            <w:proofErr w:type="gramStart"/>
-            <w:r>
-              <w:t>array[</w:t>
-            </w:r>
-            <w:proofErr w:type="gramEnd"/>
-            <w:r>
-              <w:t>6]</w:t>
-            </w:r>
-          </w:p>
-          <w:p>
-            <w:pPr>
-              <w:spacing w:after="0"/>
-            </w:pPr>
-            <w:proofErr w:type="gramStart"/>
-            <w:r>
-              <w:t>ORR  R</w:t>
-            </w:r>
-            <w:proofErr w:type="gramEnd"/>
-            <w:r>
-              <w:t xml:space="preserve">3, </w:t>
-            </w:r>
-            <w:proofErr w:type="gramStart"/>
-            <w:r>
-              <w:t>R1, #</w:t>
-            </w:r>
-            <w:proofErr w:type="gramEnd"/>
-            <w:r>
-              <w:t xml:space="preserve">0x0F   </w:t>
-            </w:r>
-            <w:proofErr w:type="gramStart"/>
-            <w:r>
-              <w:t xml:space="preserve">  ;</w:t>
-            </w:r>
-            <w:proofErr w:type="gramEnd"/>
-            <w:r>
-              <w:t xml:space="preserve"> R3 = z | 0x0F</w:t>
-            </w:r>
-          </w:p>
-          <w:p>
-            <w:pPr>
-              <w:spacing w:after="0"/>
-            </w:pPr>
-            <w:proofErr w:type="gramStart"/>
-            <w:r>
-              <w:t>STR  R</w:t>
-            </w:r>
-            <w:proofErr w:type="gramEnd"/>
-            <w:r>
-              <w:t xml:space="preserve">3, [R0]        </w:t>
-            </w:r>
-            <w:proofErr w:type="gramStart"/>
-            <w:r>
-              <w:t xml:space="preserve">  ;</w:t>
-            </w:r>
-            <w:proofErr w:type="gramEnd"/>
-            <w:r>
-              <w:t xml:space="preserve"> store into </w:t>
-            </w:r>
-            <w:proofErr w:type="gramStart"/>
-            <w:r>
-              <w:t>array[</w:t>
-            </w:r>
-            <w:proofErr w:type="gramEnd"/>
-            <w:r>
-              <w:t>6]</w:t>
+            <w:r>
+              <w:t>LDR  R3, [R0, #8]      ; load array[2] into R3</w:t>
+            </w:r>
+          </w:p>
+          <w:p>
+            <w:pPr>
+              <w:spacing w:after="0"/>
+            </w:pPr>
+            <w:r>
+              <w:t>SUB  R1, R3, R2        ; z = array[2] - y</w:t>
+            </w:r>
+          </w:p>
+          <w:p>
+            <w:pPr>
+              <w:spacing w:after="0"/>
+            </w:pPr>
+            <w:r>
+              <w:t>ADD  R0, R0, #12       ; increment R0 to point to array[3]</w:t>
+            </w:r>
+          </w:p>
+          <w:p>
+            <w:pPr>
+              <w:spacing w:after="0"/>
+            </w:pPr>
+            <w:r>
+              <w:t>LSL  R3, R1, #3        ; R3 = z * 8</w:t>
+            </w:r>
+          </w:p>
+          <w:p>
+            <w:pPr>
+              <w:spacing w:after="0"/>
+            </w:pPr>
+            <w:r>
+              <w:t>STR  R3, [R0], #4      ; store into array[3], then update R0 to array[4]</w:t>
+            </w:r>
+          </w:p>
+          <w:p>
+            <w:pPr>
+              <w:spacing w:after="0"/>
+            </w:pPr>
+            <w:r>
+              <w:t>LSR  R3, R1, #1        ; R3 = z / 2</w:t>
+            </w:r>
+          </w:p>
+          <w:p>
+            <w:pPr>
+              <w:spacing w:after="0"/>
+            </w:pPr>
+            <w:r>
+              <w:t>STR  R3, [R0], #4      ; store into array[4], then update R0 to array[5]</w:t>
+            </w:r>
+          </w:p>
+          <w:p>
+            <w:pPr>
+              <w:spacing w:after="0"/>
+            </w:pPr>
+            <w:r>
+              <w:t>ADD  R3, R1, #12       ; R3 = z + 12</w:t>
+            </w:r>
+          </w:p>
+          <w:p>
+            <w:pPr>
+              <w:spacing w:after="0"/>
+            </w:pPr>
+            <w:r>
+              <w:lastRenderedPageBreak/>
+              <w:t>STR  R3, [R0], #4      ; store into array[5], then update R0 to array[6]</w:t>
+            </w:r>
+          </w:p>
+          <w:p>
+            <w:pPr>
+              <w:spacing w:after="0"/>
+            </w:pPr>
+            <w:r>
+              <w:t>ORR  R3, R1, #0x0F     ; R3 = z | 0x0F</w:t>
+            </w:r>
+          </w:p>
+          <w:p>
+            <w:pPr>
+              <w:spacing w:after="0"/>
+            </w:pPr>
+            <w:r>
+              <w:t>STR  R3, [R0]          ; store into array[6]</w:t>
             </w:r>
           </w:p>
         </w:tc>
@@ -10123,47 +9070,7 @@
     <w:p/>
     <w:p>
       <w:r>
-        <w:t xml:space="preserve">Grading note: Since z is an unsigned integer, LSL R3, </w:t>
-      </w:r>
-      <w:proofErr w:type="gramStart"/>
-      <w:r>
-        <w:t>R1, #</w:t>
-      </w:r>
-      <w:proofErr w:type="gramEnd"/>
-      <w:r>
-        <w:t xml:space="preserve">3 is the correct instruction for R3 = z * 8, and LSR R3, </w:t>
-      </w:r>
-      <w:proofErr w:type="gramStart"/>
-      <w:r>
-        <w:t>R1, #</w:t>
-      </w:r>
-      <w:proofErr w:type="gramEnd"/>
-      <w:r>
-        <w:t xml:space="preserve">1 is the correct instruction for R3 = z / 2. If a student writes MUL R3, </w:t>
-      </w:r>
-      <w:proofErr w:type="gramStart"/>
-      <w:r>
-        <w:t>R1, #</w:t>
-      </w:r>
-      <w:proofErr w:type="gramEnd"/>
-      <w:r>
-        <w:t xml:space="preserve">8 or UDIV R3, </w:t>
-      </w:r>
-      <w:proofErr w:type="gramStart"/>
-      <w:r>
-        <w:t>R1, #</w:t>
-      </w:r>
-      <w:proofErr w:type="gramEnd"/>
-      <w:r>
-        <w:t xml:space="preserve">2, this is invalid syntax because ARM MUL and UDIV instructions require all operands to be </w:t>
-      </w:r>
-      <w:proofErr w:type="gramStart"/>
-      <w:r>
-        <w:t>registers</w:t>
-      </w:r>
-      <w:proofErr w:type="gramEnd"/>
-      <w:r>
-        <w:t xml:space="preserve"> (immediate values are not allowed). To use multiplication or division, the constant must first be loaded into a register, e.g.:</w:t>
+        <w:t>Grading note: Since z is an unsigned integer, LSL R3, R1, #3 is the correct instruction for R3 = z * 8, and LSR R3, R1, #1 is the correct instruction for R3 = z / 2. If a student writes MUL R3, R1, #8 or UDIV R3, R1, #2, this is invalid syntax because ARM MUL and UDIV instructions require all operands to be registers (immediate values are not allowed). To use multiplication or division, the constant must first be loaded into a register, e.g.:</w:t>
       </w:r>
     </w:p>
     <w:p>
@@ -10171,15 +9078,7 @@
         <w:spacing w:after="0" w:line="240" w:lineRule="auto"/>
       </w:pPr>
       <w:r>
-        <w:t xml:space="preserve">MOV </w:t>
-      </w:r>
-      <w:proofErr w:type="gramStart"/>
-      <w:r>
-        <w:t>R4, #</w:t>
-      </w:r>
-      <w:proofErr w:type="gramEnd"/>
-      <w:r>
-        <w:t>8</w:t>
+        <w:t>MOV R4, #8</w:t>
       </w:r>
     </w:p>
     <w:p>
@@ -10203,15 +9102,7 @@
         <w:spacing w:after="0"/>
       </w:pPr>
       <w:r>
-        <w:t xml:space="preserve">MOV </w:t>
-      </w:r>
-      <w:proofErr w:type="gramStart"/>
-      <w:r>
-        <w:t>R4, #</w:t>
-      </w:r>
-      <w:proofErr w:type="gramEnd"/>
-      <w:r>
-        <w:t>2</w:t>
+        <w:t>MOV R4, #2</w:t>
       </w:r>
     </w:p>
     <w:p>

--- a/PPTs/Exams/CSC111 Midterm Exam CR Sp2026 ANS.docx
+++ b/PPTs/Exams/CSC111 Midterm Exam CR Sp2026 ANS.docx
@@ -4144,295 +4144,22 @@
     <w:p>
       <w:pPr>
         <w:spacing w:after="0"/>
-      </w:pPr>
-      <w:r>
-        <w:rPr>
-          <w:b/>
-          <w:bCs/>
-        </w:rPr>
-        <w:t>ANS</w:t>
-      </w:r>
-      <w:r>
-        <w:rPr>
-          <w:b/>
-          <w:bCs/>
-        </w:rPr>
-        <w:t>:</w:t>
-      </w:r>
-      <w:r>
-        <w:rPr>
-          <w:rFonts w:eastAsiaTheme="minorEastAsia" w:hint="eastAsia"/>
+        <w:rPr>
+          <w:rFonts w:eastAsiaTheme="minorEastAsia"/>
           <w:szCs w:val="22"/>
-        </w:rPr>
-        <w:t xml:space="preserve"> </w:t>
-      </w:r>
-      <w:r>
-        <w:t>R1 = (R1 &amp; 0b11100011) | ((R0 &gt;&gt; 3) &amp; 0b00011100)</w:t>
-      </w:r>
-    </w:p>
-    <w:p>
-      <w:pPr>
-        <w:rPr>
-          <w:rFonts w:eastAsiaTheme="minorEastAsia"/>
-        </w:rPr>
-      </w:pPr>
-      <w:r>
-        <w:t xml:space="preserve">Or </w:t>
-      </w:r>
-      <w:r>
-        <w:t>R1 = (R1 &amp; 0xE3) | ((R0 &gt;&gt; 3) &amp; 0x1C)</w:t>
-      </w:r>
-    </w:p>
-    <w:p>
-      <w:pPr>
-        <w:spacing w:after="0"/>
-        <w:rPr>
-          <w:rFonts w:eastAsiaTheme="minorEastAsia" w:hint="eastAsia"/>
-        </w:rPr>
-      </w:pPr>
-      <w:r>
-        <w:rPr>
-          <w:rFonts w:eastAsiaTheme="minorEastAsia" w:hint="eastAsia"/>
-        </w:rPr>
-        <w:t>Version 1:</w:t>
-      </w:r>
-    </w:p>
-    <w:p>
-      <w:pPr>
-        <w:spacing w:after="0"/>
-        <w:rPr>
-          <w:rFonts w:eastAsiaTheme="minorEastAsia"/>
-        </w:rPr>
-      </w:pPr>
-      <w:r>
-        <w:rPr>
-          <w:rFonts w:eastAsiaTheme="minorEastAsia"/>
-        </w:rPr>
-        <w:t>BIC     R1, R1, #0x1C     ; clear bits 4..2 in R1</w:t>
-      </w:r>
-    </w:p>
-    <w:p>
-      <w:pPr>
-        <w:spacing w:after="0"/>
-        <w:rPr>
-          <w:rFonts w:eastAsiaTheme="minorEastAsia"/>
-        </w:rPr>
-      </w:pPr>
-      <w:r>
-        <w:rPr>
-          <w:rFonts w:eastAsiaTheme="minorEastAsia"/>
-        </w:rPr>
-        <w:t>AND     R2, R0, #0xE0     ; extract bits 7..5 from R0</w:t>
-      </w:r>
-    </w:p>
-    <w:p>
-      <w:pPr>
-        <w:spacing w:after="0"/>
-        <w:rPr>
-          <w:rFonts w:eastAsiaTheme="minorEastAsia"/>
-        </w:rPr>
-      </w:pPr>
-      <w:r>
-        <w:rPr>
-          <w:rFonts w:eastAsiaTheme="minorEastAsia"/>
-        </w:rPr>
-        <w:t>ORR     R1, R1, R2, LSR #3 ; shift + insert in one step</w:t>
-      </w:r>
-    </w:p>
-    <w:p>
-      <w:pPr>
-        <w:spacing w:after="0"/>
-        <w:rPr>
-          <w:rFonts w:eastAsiaTheme="minorEastAsia"/>
-        </w:rPr>
-      </w:pPr>
-    </w:p>
-    <w:p>
-      <w:pPr>
-        <w:spacing w:after="0"/>
-        <w:rPr>
-          <w:rFonts w:eastAsiaTheme="minorEastAsia" w:hint="eastAsia"/>
-        </w:rPr>
-      </w:pPr>
-      <w:r>
-        <w:rPr>
-          <w:rFonts w:eastAsiaTheme="minorEastAsia" w:hint="eastAsia"/>
-        </w:rPr>
-        <w:t>Version 2:</w:t>
-      </w:r>
-    </w:p>
-    <w:p>
-      <w:pPr>
-        <w:spacing w:after="0"/>
-        <w:rPr>
-          <w:rFonts w:eastAsiaTheme="minorEastAsia"/>
-        </w:rPr>
-      </w:pPr>
-      <w:r>
-        <w:rPr>
-          <w:rFonts w:eastAsiaTheme="minorEastAsia"/>
-        </w:rPr>
-        <w:t>LSR     R2, R0, #3        ; R2 = R0 &gt;&gt; 3 (move bits 7..5 to 4..2)</w:t>
-      </w:r>
-    </w:p>
-    <w:p>
-      <w:pPr>
-        <w:spacing w:after="0"/>
-        <w:rPr>
-          <w:rFonts w:eastAsiaTheme="minorEastAsia" w:hint="eastAsia"/>
-        </w:rPr>
-      </w:pPr>
-      <w:r>
-        <w:rPr>
-          <w:rFonts w:eastAsiaTheme="minorEastAsia"/>
-        </w:rPr>
-        <w:t>AND     R2, R2, #0x1C     ; keep only bits 4..2 (00011100)</w:t>
-      </w:r>
-    </w:p>
-    <w:p>
-      <w:pPr>
-        <w:spacing w:after="0"/>
-        <w:rPr>
-          <w:rFonts w:eastAsiaTheme="minorEastAsia"/>
-        </w:rPr>
-      </w:pPr>
-      <w:r>
-        <w:rPr>
-          <w:rFonts w:eastAsiaTheme="minorEastAsia"/>
-        </w:rPr>
-        <w:t>BIC     R1, R1, #0x1C     ; clear bits 4..2 in R1</w:t>
-      </w:r>
-    </w:p>
-    <w:p>
-      <w:pPr>
-        <w:spacing w:after="0"/>
-        <w:rPr>
-          <w:rFonts w:eastAsiaTheme="minorEastAsia"/>
-        </w:rPr>
-      </w:pPr>
-      <w:r>
-        <w:rPr>
-          <w:rFonts w:eastAsiaTheme="minorEastAsia"/>
-        </w:rPr>
-        <w:t>ORR     R1, R1, R2        ; insert bits into R1</w:t>
-      </w:r>
-    </w:p>
-    <w:p>
-      <w:pPr>
-        <w:rPr>
-          <w:rFonts w:eastAsiaTheme="minorEastAsia" w:hint="eastAsia"/>
-        </w:rPr>
-      </w:pPr>
-    </w:p>
-    <w:p>
-      <w:pPr>
-        <w:rPr>
-          <w:rFonts w:eastAsiaTheme="minorEastAsia"/>
-        </w:rPr>
-      </w:pPr>
-      <w:r>
-        <w:t>Explanation: C</w:t>
-      </w:r>
-      <w:r>
-        <w:t xml:space="preserve">lear bits 4..2 in </w:t>
-      </w:r>
-      <w:r>
-        <w:rPr>
-          <w:rStyle w:val="VerbatimChar"/>
-          <w:rFonts w:ascii="menlo" w:eastAsia="menlo" w:hAnsi="menlo" w:cs="menlo"/>
-          <w:sz w:val="18"/>
-          <w:shd w:val="clear" w:color="auto" w:fill="F8F8FA"/>
-        </w:rPr>
-        <w:t>R1</w:t>
-      </w:r>
-      <w:r>
-        <w:t xml:space="preserve">, shift the desired bits from </w:t>
-      </w:r>
-      <w:r>
-        <w:rPr>
-          <w:rStyle w:val="VerbatimChar"/>
-          <w:rFonts w:ascii="menlo" w:eastAsia="menlo" w:hAnsi="menlo" w:cs="menlo"/>
-          <w:sz w:val="18"/>
-          <w:shd w:val="clear" w:color="auto" w:fill="F8F8FA"/>
-        </w:rPr>
-        <w:t>R0</w:t>
-      </w:r>
-      <w:r>
-        <w:t xml:space="preserve"> into positions 4..2, then combine them with OR so all other bits in </w:t>
-      </w:r>
-      <w:r>
-        <w:rPr>
-          <w:rStyle w:val="VerbatimChar"/>
-          <w:rFonts w:ascii="menlo" w:eastAsia="menlo" w:hAnsi="menlo" w:cs="menlo"/>
-          <w:sz w:val="18"/>
-          <w:shd w:val="clear" w:color="auto" w:fill="F8F8FA"/>
-        </w:rPr>
-        <w:t>R1</w:t>
-      </w:r>
-      <w:r>
-        <w:t xml:space="preserve"> stay unchanged.</w:t>
-      </w:r>
-      <w:bookmarkStart w:id="5" w:name="fnref1"/>
-      <w:bookmarkEnd w:id="5"/>
-      <w:r>
-        <w:t xml:space="preserve"> </w:t>
-      </w:r>
-      <w:r>
-        <w:t xml:space="preserve">In </w:t>
-      </w:r>
-      <w:r>
-        <w:rPr>
-          <w:rStyle w:val="VerbatimChar"/>
-          <w:rFonts w:ascii="menlo" w:eastAsia="menlo" w:hAnsi="menlo" w:cs="menlo"/>
-          <w:sz w:val="18"/>
-          <w:shd w:val="clear" w:color="auto" w:fill="F8F8FA"/>
-        </w:rPr>
-        <w:t>R1 = (R1 &amp; 0b11100011) | ((R0 &gt;&gt; 3) &amp; 0b00011100)</w:t>
-      </w:r>
-      <w:r>
-        <w:t>, the first part clears the destination bits, and the second part moves and inserts the source bits</w:t>
-      </w:r>
-      <w:bookmarkStart w:id="6" w:name="fnref1_1"/>
-      <w:bookmarkEnd w:id="6"/>
-      <w:r>
-        <w:t>.</w:t>
-      </w:r>
-      <w:r>
-        <w:t xml:space="preserve"> </w:t>
-      </w:r>
-      <w:r>
-        <w:t>(</w:t>
-      </w:r>
-      <w:r>
-        <w:t>E</w:t>
-      </w:r>
-      <w:r>
-        <w:t>xplanations are optional</w:t>
-      </w:r>
-      <w:r>
-        <w:t>.</w:t>
-      </w:r>
-      <w:r>
-        <w:t>)</w:t>
-      </w:r>
-    </w:p>
-    <w:p>
-      <w:pPr>
-        <w:rPr>
-          <w:rFonts w:eastAsiaTheme="minorEastAsia"/>
         </w:rPr>
       </w:pPr>
       <w:r>
         <w:rPr>
           <w:rFonts w:eastAsiaTheme="minorEastAsia"/>
           <w:noProof/>
-        </w:rPr>
-        <w:lastRenderedPageBreak/>
+          <w:szCs w:val="22"/>
+        </w:rPr>
         <w:drawing>
-          <wp:inline distT="0" distB="0" distL="0" distR="0" wp14:anchorId="437A93DC" wp14:editId="2CA23B13">
-            <wp:extent cx="2764559" cy="904875"/>
+          <wp:inline distT="0" distB="0" distL="0" distR="0" wp14:anchorId="26BBE26B" wp14:editId="17A3A8BB">
+            <wp:extent cx="2536466" cy="828690"/>
             <wp:effectExtent l="0" t="0" r="0" b="0"/>
-            <wp:docPr id="1004058655" name="Picture 3" descr="The image displays a numerical sequence arranged in descending order, starting from 7 and ending at 2.&#10;&#10;AI-generated content may be incorrect."/>
+            <wp:docPr id="1483580139" name="Picture 3"/>
             <wp:cNvGraphicFramePr>
               <a:graphicFrameLocks xmlns:a="http://schemas.openxmlformats.org/drawingml/2006/main" noChangeAspect="1"/>
             </wp:cNvGraphicFramePr>
@@ -4440,7 +4167,7 @@
               <a:graphicData uri="http://schemas.openxmlformats.org/drawingml/2006/picture">
                 <pic:pic xmlns:pic="http://schemas.openxmlformats.org/drawingml/2006/picture">
                   <pic:nvPicPr>
-                    <pic:cNvPr id="1004058655" name="Picture 3" descr="The image displays a numerical sequence arranged in descending order, starting from 7 and ending at 2.&#10;&#10;AI-generated content may be incorrect."/>
+                    <pic:cNvPr id="1483580139" name="Picture 3"/>
                     <pic:cNvPicPr>
                       <a:picLocks noChangeAspect="1" noChangeArrowheads="1"/>
                     </pic:cNvPicPr>
@@ -4453,7 +4180,6 @@
                         </a:ext>
                       </a:extLst>
                     </a:blip>
-                    <a:srcRect/>
                     <a:stretch>
                       <a:fillRect/>
                     </a:stretch>
@@ -4461,7 +4187,7 @@
                   <pic:spPr bwMode="auto">
                     <a:xfrm>
                       <a:off x="0" y="0"/>
-                      <a:ext cx="2773857" cy="907918"/>
+                      <a:ext cx="2547010" cy="832135"/>
                     </a:xfrm>
                     <a:prstGeom prst="rect">
                       <a:avLst/>
@@ -4476,29 +4202,40 @@
       </w:r>
     </w:p>
     <w:p>
-      <w:r>
-        <w:rPr>
-          <w:rFonts w:hint="eastAsia"/>
-        </w:rPr>
-        <w:t xml:space="preserve">(b) </w:t>
-      </w:r>
-      <w:r>
-        <w:t>(</w:t>
-      </w:r>
-      <w:r>
-        <w:t xml:space="preserve">5 </w:t>
-      </w:r>
-      <w:r>
-        <w:t>points)</w:t>
-      </w:r>
-      <w:r>
-        <w:rPr>
-          <w:rFonts w:hint="eastAsia"/>
+      <w:pPr>
+        <w:spacing w:after="0"/>
+        <w:rPr>
+          <w:rFonts w:eastAsiaTheme="minorEastAsia" w:hint="eastAsia"/>
+          <w:szCs w:val="22"/>
+        </w:rPr>
+      </w:pPr>
+      <w:r>
+        <w:rPr>
+          <w:b/>
+          <w:bCs/>
+        </w:rPr>
+        <w:t>ANS</w:t>
+      </w:r>
+      <w:r>
+        <w:rPr>
+          <w:b/>
+          <w:bCs/>
+        </w:rPr>
+        <w:t>:</w:t>
+      </w:r>
+      <w:r>
+        <w:rPr>
+          <w:rFonts w:eastAsiaTheme="minorEastAsia" w:hint="eastAsia"/>
+          <w:szCs w:val="22"/>
         </w:rPr>
         <w:t xml:space="preserve"> </w:t>
       </w:r>
       <w:r>
-        <w:t>Assume an 8-bit system. Copy bits 5..2 in R0 to bits 3..0 in R1, and keep the upper four bits in R1 unchanged.</w:t>
+        <w:rPr>
+          <w:rFonts w:eastAsiaTheme="minorEastAsia" w:hint="eastAsia"/>
+          <w:szCs w:val="22"/>
+        </w:rPr>
+        <w:t>Arithmetic formulas:</w:t>
       </w:r>
     </w:p>
     <w:p>
@@ -4506,28 +4243,7 @@
         <w:spacing w:after="0"/>
       </w:pPr>
       <w:r>
-        <w:rPr>
-          <w:b/>
-          <w:bCs/>
-        </w:rPr>
-        <w:t>ANS</w:t>
-      </w:r>
-      <w:r>
-        <w:rPr>
-          <w:b/>
-          <w:bCs/>
-        </w:rPr>
-        <w:t>:</w:t>
-      </w:r>
-      <w:r>
-        <w:rPr>
-          <w:rFonts w:eastAsiaTheme="minorEastAsia" w:hint="eastAsia"/>
-          <w:szCs w:val="22"/>
-        </w:rPr>
-        <w:t xml:space="preserve"> </w:t>
-      </w:r>
-      <w:r>
-        <w:t>R1 = (R1 &amp; 0b11110000) | ((R0 &gt;&gt; 2) &amp; 0b00001111)</w:t>
+        <w:t>R1 = (R1 &amp; 0b11100011) | ((R0 &gt;&gt; 3) &amp; 0b00011100)</w:t>
       </w:r>
     </w:p>
     <w:p>
@@ -4540,14 +4256,14 @@
         <w:t xml:space="preserve">Or </w:t>
       </w:r>
       <w:r>
-        <w:t>R1 = (R1 &amp; 0xF0) | ((R0 &gt;&gt; 2) &amp; 0x0F)</w:t>
+        <w:t>R1 = (R1 &amp; 0xE3) | ((R0 &gt;&gt; 3) &amp; 0x1C)</w:t>
       </w:r>
     </w:p>
     <w:p>
       <w:pPr>
         <w:spacing w:after="0"/>
         <w:rPr>
-          <w:rFonts w:eastAsiaTheme="minorEastAsia" w:hint="eastAsia"/>
+          <w:rFonts w:eastAsiaTheme="minorEastAsia"/>
         </w:rPr>
       </w:pPr>
       <w:r>
@@ -4568,7 +4284,7 @@
         <w:rPr>
           <w:rFonts w:eastAsiaTheme="minorEastAsia"/>
         </w:rPr>
-        <w:t>BIC     R1, R1, #0x0F        ; clear bits 3..0 in R1</w:t>
+        <w:t>BIC     R1, R1, #0x1C     ; clear bits 4..2 in R1</w:t>
       </w:r>
     </w:p>
     <w:p>
@@ -4582,7 +4298,7 @@
         <w:rPr>
           <w:rFonts w:eastAsiaTheme="minorEastAsia"/>
         </w:rPr>
-        <w:t>AND     R2, R0, #0x3C        ; extract bits 5..2 (00111100)</w:t>
+        <w:t>AND     R2, R0, #0xE0     ; extract bits 7..5 from R0</w:t>
       </w:r>
     </w:p>
     <w:p>
@@ -4596,7 +4312,7 @@
         <w:rPr>
           <w:rFonts w:eastAsiaTheme="minorEastAsia"/>
         </w:rPr>
-        <w:t>ORR     R1, R1, R2, LSR #2   ; shift into 3..0 and insert</w:t>
+        <w:t>ORR     R1, R1, R2, LSR #3 ; shift + insert in one step</w:t>
       </w:r>
     </w:p>
     <w:p>
@@ -4611,26 +4327,14 @@
       <w:pPr>
         <w:spacing w:after="0"/>
         <w:rPr>
+          <w:rFonts w:eastAsiaTheme="minorEastAsia"/>
+        </w:rPr>
+      </w:pPr>
+      <w:r>
+        <w:rPr>
           <w:rFonts w:eastAsiaTheme="minorEastAsia" w:hint="eastAsia"/>
         </w:rPr>
-      </w:pPr>
-      <w:r>
-        <w:rPr>
-          <w:rFonts w:eastAsiaTheme="minorEastAsia" w:hint="eastAsia"/>
-        </w:rPr>
-        <w:t xml:space="preserve">Version </w:t>
-      </w:r>
-      <w:r>
-        <w:rPr>
-          <w:rFonts w:eastAsiaTheme="minorEastAsia" w:hint="eastAsia"/>
-        </w:rPr>
-        <w:t>2</w:t>
-      </w:r>
-      <w:r>
-        <w:rPr>
-          <w:rFonts w:eastAsiaTheme="minorEastAsia" w:hint="eastAsia"/>
-        </w:rPr>
-        <w:t>:</w:t>
+        <w:t>Version 2:</w:t>
       </w:r>
     </w:p>
     <w:p>
@@ -4644,7 +4348,7 @@
         <w:rPr>
           <w:rFonts w:eastAsiaTheme="minorEastAsia"/>
         </w:rPr>
-        <w:t>LSR     R2, R0, #2</w:t>
+        <w:t>LSR     R2, R0, #3        ; R2 = R0 &gt;&gt; 3 (move bits 7..5 to 4..2)</w:t>
       </w:r>
     </w:p>
     <w:p>
@@ -4658,7 +4362,7 @@
         <w:rPr>
           <w:rFonts w:eastAsiaTheme="minorEastAsia"/>
         </w:rPr>
-        <w:t>AND     R2, R2, #0x0F</w:t>
+        <w:t>AND     R2, R2, #0x1C     ; keep only bits 4..2 (00011100)</w:t>
       </w:r>
     </w:p>
     <w:p>
@@ -4672,7 +4376,7 @@
         <w:rPr>
           <w:rFonts w:eastAsiaTheme="minorEastAsia"/>
         </w:rPr>
-        <w:t>BIC     R1, R1, #0x0F</w:t>
+        <w:t>BIC     R1, R1, #0x1C     ; clear bits 4..2 in R1</w:t>
       </w:r>
     </w:p>
     <w:p>
@@ -4686,14 +4390,13 @@
         <w:rPr>
           <w:rFonts w:eastAsiaTheme="minorEastAsia"/>
         </w:rPr>
-        <w:t>ORR     R1, R1, R2</w:t>
+        <w:t>ORR     R1, R1, R2        ; insert bits into R1</w:t>
       </w:r>
     </w:p>
     <w:p>
       <w:pPr>
-        <w:spacing w:after="0"/>
-        <w:rPr>
-          <w:rFonts w:eastAsiaTheme="minorEastAsia" w:hint="eastAsia"/>
+        <w:rPr>
+          <w:rFonts w:eastAsiaTheme="minorEastAsia"/>
         </w:rPr>
       </w:pPr>
     </w:p>
@@ -4704,10 +4407,10 @@
         </w:rPr>
       </w:pPr>
       <w:r>
-        <w:t xml:space="preserve">Explanation: </w:t>
-      </w:r>
-      <w:r>
-        <w:t xml:space="preserve">Mask </w:t>
+        <w:t>Explanation: C</w:t>
+      </w:r>
+      <w:r>
+        <w:t xml:space="preserve">lear bits 4..2 in </w:t>
       </w:r>
       <w:r>
         <w:rPr>
@@ -4719,7 +4422,7 @@
         <w:t>R1</w:t>
       </w:r>
       <w:r>
-        <w:t xml:space="preserve"> with </w:t>
+        <w:t xml:space="preserve">, shift the desired bits from </w:t>
       </w:r>
       <w:r>
         <w:rPr>
@@ -4728,10 +4431,10 @@
           <w:sz w:val="18"/>
           <w:shd w:val="clear" w:color="auto" w:fill="F8F8FA"/>
         </w:rPr>
-        <w:t>0b11110000</w:t>
-      </w:r>
-      <w:r>
-        <w:t xml:space="preserve"> to keep the upper four bits and clear bits 3..0, then shift </w:t>
+        <w:t>R0</w:t>
+      </w:r>
+      <w:r>
+        <w:t xml:space="preserve"> into positions 4..2, then combine them with OR so all other bits in </w:t>
       </w:r>
       <w:r>
         <w:rPr>
@@ -4740,16 +4443,18 @@
           <w:sz w:val="18"/>
           <w:shd w:val="clear" w:color="auto" w:fill="F8F8FA"/>
         </w:rPr>
-        <w:t>R0</w:t>
-      </w:r>
-      <w:r>
-        <w:t xml:space="preserve"> right by 2 so bits 5..2 line up with bits 3..0.</w:t>
-      </w:r>
+        <w:t>R1</w:t>
+      </w:r>
+      <w:r>
+        <w:t xml:space="preserve"> stay unchanged.</w:t>
+      </w:r>
+      <w:bookmarkStart w:id="5" w:name="fnref1"/>
+      <w:bookmarkEnd w:id="5"/>
       <w:r>
         <w:t xml:space="preserve"> </w:t>
       </w:r>
       <w:r>
-        <w:t xml:space="preserve">Finally, OR the two parts together to copy those four bits into </w:t>
+        <w:t xml:space="preserve">In </w:t>
       </w:r>
       <w:r>
         <w:rPr>
@@ -4758,19 +4463,67 @@
           <w:sz w:val="18"/>
           <w:shd w:val="clear" w:color="auto" w:fill="F8F8FA"/>
         </w:rPr>
-        <w:t>R1</w:t>
-      </w:r>
-      <w:r>
-        <w:t xml:space="preserve"> while leaving the upper four bits unchanged.</w:t>
+        <w:t>R1 = (R1 &amp; 0b11100011) | ((R0 &gt;&gt; 3) &amp; 0b00011100)</w:t>
+      </w:r>
+      <w:r>
+        <w:t>, the first part clears the destination bits, and the second part moves and inserts the source bits</w:t>
+      </w:r>
+      <w:bookmarkStart w:id="6" w:name="fnref1_1"/>
+      <w:bookmarkEnd w:id="6"/>
+      <w:r>
+        <w:t>.</w:t>
       </w:r>
       <w:r>
         <w:t xml:space="preserve"> </w:t>
+      </w:r>
+      <w:r>
+        <w:t>(</w:t>
+      </w:r>
+      <w:r>
+        <w:t>E</w:t>
+      </w:r>
+      <w:r>
+        <w:t>xplanations are optional</w:t>
+      </w:r>
+      <w:r>
+        <w:t>.</w:t>
+      </w:r>
+      <w:r>
+        <w:t>)</w:t>
       </w:r>
     </w:p>
     <w:p>
-      <w:pPr>
-        <w:rPr>
-          <w:rFonts w:ascii="Times New Roman" w:eastAsiaTheme="minorEastAsia" w:hAnsi="Times New Roman" w:cs="Times New Roman"/>
+      <w:r>
+        <w:rPr>
+          <w:rFonts w:hint="eastAsia"/>
+        </w:rPr>
+        <w:t xml:space="preserve">(b) </w:t>
+      </w:r>
+      <w:r>
+        <w:t>(</w:t>
+      </w:r>
+      <w:r>
+        <w:t xml:space="preserve">5 </w:t>
+      </w:r>
+      <w:r>
+        <w:t>points)</w:t>
+      </w:r>
+      <w:r>
+        <w:rPr>
+          <w:rFonts w:hint="eastAsia"/>
+        </w:rPr>
+        <w:t xml:space="preserve"> </w:t>
+      </w:r>
+      <w:r>
+        <w:t>Assume an 8-bit system. Copy bits 5..2 in R0 to bits 3..0 in R1, and keep the upper four bits in R1 unchanged.</w:t>
+      </w:r>
+    </w:p>
+    <w:p>
+      <w:pPr>
+        <w:spacing w:after="0"/>
+        <w:rPr>
+          <w:rFonts w:eastAsiaTheme="minorEastAsia"/>
+          <w:szCs w:val="22"/>
         </w:rPr>
       </w:pPr>
       <w:r>
@@ -4779,10 +4532,10 @@
           <w:noProof/>
         </w:rPr>
         <w:drawing>
-          <wp:inline distT="0" distB="0" distL="0" distR="0" wp14:anchorId="1581E97C" wp14:editId="46DD67E5">
-            <wp:extent cx="2961643" cy="952500"/>
-            <wp:effectExtent l="0" t="0" r="0" b="0"/>
-            <wp:docPr id="162783193" name="Picture 4"/>
+          <wp:inline distT="0" distB="0" distL="0" distR="0" wp14:anchorId="3E88B817" wp14:editId="751212C7">
+            <wp:extent cx="2608028" cy="838773"/>
+            <wp:effectExtent l="0" t="0" r="1905" b="0"/>
+            <wp:docPr id="162783193" name="Picture 4" descr="The image displays a sequence of numbers, starting with 5, followed by 4, then 3, 2, and two instances of 2, with an additional number, 10, at the end.&#10;&#10;AI-generated content may be incorrect."/>
             <wp:cNvGraphicFramePr>
               <a:graphicFrameLocks xmlns:a="http://schemas.openxmlformats.org/drawingml/2006/main" noChangeAspect="1"/>
             </wp:cNvGraphicFramePr>
@@ -4790,7 +4543,7 @@
               <a:graphicData uri="http://schemas.openxmlformats.org/drawingml/2006/picture">
                 <pic:pic xmlns:pic="http://schemas.openxmlformats.org/drawingml/2006/picture">
                   <pic:nvPicPr>
-                    <pic:cNvPr id="162783193" name="Picture 4"/>
+                    <pic:cNvPr id="162783193" name="Picture 4" descr="The image displays a sequence of numbers, starting with 5, followed by 4, then 3, 2, and two instances of 2, with an additional number, 10, at the end.&#10;&#10;AI-generated content may be incorrect."/>
                     <pic:cNvPicPr>
                       <a:picLocks noChangeAspect="1" noChangeArrowheads="1"/>
                     </pic:cNvPicPr>
@@ -4811,7 +4564,7 @@
                   <pic:spPr bwMode="auto">
                     <a:xfrm>
                       <a:off x="0" y="0"/>
-                      <a:ext cx="2970449" cy="955332"/>
+                      <a:ext cx="2623131" cy="843630"/>
                     </a:xfrm>
                     <a:prstGeom prst="rect">
                       <a:avLst/>
@@ -4826,6 +4579,261 @@
       </w:r>
     </w:p>
     <w:p>
+      <w:pPr>
+        <w:spacing w:after="0"/>
+        <w:rPr>
+          <w:rFonts w:eastAsiaTheme="minorEastAsia" w:hint="eastAsia"/>
+          <w:szCs w:val="22"/>
+        </w:rPr>
+      </w:pPr>
+      <w:r>
+        <w:rPr>
+          <w:b/>
+          <w:bCs/>
+        </w:rPr>
+        <w:t>ANS</w:t>
+      </w:r>
+      <w:r>
+        <w:rPr>
+          <w:b/>
+          <w:bCs/>
+        </w:rPr>
+        <w:t>:</w:t>
+      </w:r>
+      <w:r>
+        <w:rPr>
+          <w:rFonts w:eastAsiaTheme="minorEastAsia" w:hint="eastAsia"/>
+          <w:szCs w:val="22"/>
+        </w:rPr>
+        <w:t xml:space="preserve"> Arithmetic formulas:</w:t>
+      </w:r>
+    </w:p>
+    <w:p>
+      <w:pPr>
+        <w:spacing w:after="0"/>
+      </w:pPr>
+      <w:r>
+        <w:t>R1 = (R1 &amp; 0b11110000) | ((R0 &gt;&gt; 2) &amp; 0b00001111)</w:t>
+      </w:r>
+    </w:p>
+    <w:p>
+      <w:pPr>
+        <w:rPr>
+          <w:rFonts w:eastAsiaTheme="minorEastAsia"/>
+        </w:rPr>
+      </w:pPr>
+      <w:r>
+        <w:t xml:space="preserve">Or </w:t>
+      </w:r>
+      <w:r>
+        <w:t>R1 = (R1 &amp; 0xF0) | ((R0 &gt;&gt; 2) &amp; 0x0F)</w:t>
+      </w:r>
+    </w:p>
+    <w:p>
+      <w:pPr>
+        <w:spacing w:after="0"/>
+        <w:rPr>
+          <w:rFonts w:eastAsiaTheme="minorEastAsia"/>
+        </w:rPr>
+      </w:pPr>
+      <w:r>
+        <w:rPr>
+          <w:rFonts w:eastAsiaTheme="minorEastAsia" w:hint="eastAsia"/>
+        </w:rPr>
+        <w:t>Version 1:</w:t>
+      </w:r>
+    </w:p>
+    <w:p>
+      <w:pPr>
+        <w:spacing w:after="0"/>
+        <w:rPr>
+          <w:rFonts w:eastAsiaTheme="minorEastAsia"/>
+        </w:rPr>
+      </w:pPr>
+      <w:r>
+        <w:rPr>
+          <w:rFonts w:eastAsiaTheme="minorEastAsia"/>
+        </w:rPr>
+        <w:t>BIC     R1, R1, #0x0F        ; clear bits 3..0 in R1</w:t>
+      </w:r>
+    </w:p>
+    <w:p>
+      <w:pPr>
+        <w:spacing w:after="0"/>
+        <w:rPr>
+          <w:rFonts w:eastAsiaTheme="minorEastAsia"/>
+        </w:rPr>
+      </w:pPr>
+      <w:r>
+        <w:rPr>
+          <w:rFonts w:eastAsiaTheme="minorEastAsia"/>
+        </w:rPr>
+        <w:t>AND     R2, R0, #0x3C        ; extract bits 5..2 (00111100)</w:t>
+      </w:r>
+    </w:p>
+    <w:p>
+      <w:pPr>
+        <w:spacing w:after="0"/>
+        <w:rPr>
+          <w:rFonts w:eastAsiaTheme="minorEastAsia"/>
+        </w:rPr>
+      </w:pPr>
+      <w:r>
+        <w:rPr>
+          <w:rFonts w:eastAsiaTheme="minorEastAsia"/>
+        </w:rPr>
+        <w:t>ORR     R1, R1, R2, LSR #2   ; shift into 3..0 and insert</w:t>
+      </w:r>
+    </w:p>
+    <w:p>
+      <w:pPr>
+        <w:spacing w:after="0"/>
+        <w:rPr>
+          <w:rFonts w:eastAsiaTheme="minorEastAsia"/>
+        </w:rPr>
+      </w:pPr>
+    </w:p>
+    <w:p>
+      <w:pPr>
+        <w:spacing w:after="0"/>
+        <w:rPr>
+          <w:rFonts w:eastAsiaTheme="minorEastAsia"/>
+        </w:rPr>
+      </w:pPr>
+      <w:r>
+        <w:rPr>
+          <w:rFonts w:eastAsiaTheme="minorEastAsia" w:hint="eastAsia"/>
+        </w:rPr>
+        <w:t>Version 2:</w:t>
+      </w:r>
+    </w:p>
+    <w:p>
+      <w:pPr>
+        <w:spacing w:after="0"/>
+        <w:rPr>
+          <w:rFonts w:eastAsiaTheme="minorEastAsia"/>
+        </w:rPr>
+      </w:pPr>
+      <w:r>
+        <w:rPr>
+          <w:rFonts w:eastAsiaTheme="minorEastAsia"/>
+        </w:rPr>
+        <w:t>LSR     R2, R0, #2</w:t>
+      </w:r>
+    </w:p>
+    <w:p>
+      <w:pPr>
+        <w:spacing w:after="0"/>
+        <w:rPr>
+          <w:rFonts w:eastAsiaTheme="minorEastAsia"/>
+        </w:rPr>
+      </w:pPr>
+      <w:r>
+        <w:rPr>
+          <w:rFonts w:eastAsiaTheme="minorEastAsia"/>
+        </w:rPr>
+        <w:t>AND     R2, R2, #0x0F</w:t>
+      </w:r>
+    </w:p>
+    <w:p>
+      <w:pPr>
+        <w:spacing w:after="0"/>
+        <w:rPr>
+          <w:rFonts w:eastAsiaTheme="minorEastAsia"/>
+        </w:rPr>
+      </w:pPr>
+      <w:r>
+        <w:rPr>
+          <w:rFonts w:eastAsiaTheme="minorEastAsia"/>
+        </w:rPr>
+        <w:t>BIC     R1, R1, #0x0F</w:t>
+      </w:r>
+    </w:p>
+    <w:p>
+      <w:pPr>
+        <w:spacing w:after="0"/>
+        <w:rPr>
+          <w:rFonts w:eastAsiaTheme="minorEastAsia"/>
+        </w:rPr>
+      </w:pPr>
+      <w:r>
+        <w:rPr>
+          <w:rFonts w:eastAsiaTheme="minorEastAsia"/>
+        </w:rPr>
+        <w:t>ORR     R1, R1, R2</w:t>
+      </w:r>
+    </w:p>
+    <w:p>
+      <w:pPr>
+        <w:rPr>
+          <w:rFonts w:eastAsiaTheme="minorEastAsia"/>
+        </w:rPr>
+      </w:pPr>
+      <w:r>
+        <w:t xml:space="preserve">Explanation: </w:t>
+      </w:r>
+      <w:r>
+        <w:t xml:space="preserve">Mask </w:t>
+      </w:r>
+      <w:r>
+        <w:rPr>
+          <w:rStyle w:val="VerbatimChar"/>
+          <w:rFonts w:ascii="menlo" w:eastAsia="menlo" w:hAnsi="menlo" w:cs="menlo"/>
+          <w:sz w:val="18"/>
+          <w:shd w:val="clear" w:color="auto" w:fill="F8F8FA"/>
+        </w:rPr>
+        <w:t>R1</w:t>
+      </w:r>
+      <w:r>
+        <w:t xml:space="preserve"> with </w:t>
+      </w:r>
+      <w:r>
+        <w:rPr>
+          <w:rStyle w:val="VerbatimChar"/>
+          <w:rFonts w:ascii="menlo" w:eastAsia="menlo" w:hAnsi="menlo" w:cs="menlo"/>
+          <w:sz w:val="18"/>
+          <w:shd w:val="clear" w:color="auto" w:fill="F8F8FA"/>
+        </w:rPr>
+        <w:t>0b11110000</w:t>
+      </w:r>
+      <w:r>
+        <w:t xml:space="preserve"> to keep the upper four bits and clear bits 3..0, then shift </w:t>
+      </w:r>
+      <w:r>
+        <w:rPr>
+          <w:rStyle w:val="VerbatimChar"/>
+          <w:rFonts w:ascii="menlo" w:eastAsia="menlo" w:hAnsi="menlo" w:cs="menlo"/>
+          <w:sz w:val="18"/>
+          <w:shd w:val="clear" w:color="auto" w:fill="F8F8FA"/>
+        </w:rPr>
+        <w:t>R0</w:t>
+      </w:r>
+      <w:r>
+        <w:t xml:space="preserve"> right by 2 so bits 5..2 line up with bits 3..0.</w:t>
+      </w:r>
+      <w:r>
+        <w:t xml:space="preserve"> </w:t>
+      </w:r>
+      <w:r>
+        <w:t xml:space="preserve">Finally, OR the two parts together to copy those four bits into </w:t>
+      </w:r>
+      <w:r>
+        <w:rPr>
+          <w:rStyle w:val="VerbatimChar"/>
+          <w:rFonts w:ascii="menlo" w:eastAsia="menlo" w:hAnsi="menlo" w:cs="menlo"/>
+          <w:sz w:val="18"/>
+          <w:shd w:val="clear" w:color="auto" w:fill="F8F8FA"/>
+        </w:rPr>
+        <w:t>R1</w:t>
+      </w:r>
+      <w:r>
+        <w:t xml:space="preserve"> while leaving the upper four bits unchanged.</w:t>
+      </w:r>
+      <w:r>
+        <w:t xml:space="preserve"> </w:t>
+      </w:r>
+    </w:p>
+    <w:p>
       <w:r>
         <w:rPr>
           <w:lang w:val="en-GB"/>
@@ -4966,6 +4974,7 @@
     <w:p>
       <w:pPr>
         <w:pStyle w:val="NormalWeb"/>
+        <w:spacing w:after="0" w:afterAutospacing="0"/>
         <w:rPr>
           <w:lang w:val="en-GB"/>
         </w:rPr>
@@ -4993,6 +5002,9 @@
             <w:tcW w:w="562" w:type="dxa"/>
           </w:tcPr>
           <w:p>
+            <w:pPr>
+              <w:spacing w:after="0"/>
+            </w:pPr>
             <w:r>
               <w:t xml:space="preserve">R0   </w:t>
             </w:r>
@@ -5003,6 +5015,9 @@
             <w:tcW w:w="1560" w:type="dxa"/>
           </w:tcPr>
           <w:p>
+            <w:pPr>
+              <w:spacing w:after="0"/>
+            </w:pPr>
             <w:r>
               <w:t>0xDEADBEEF</w:t>
             </w:r>
@@ -5018,6 +5033,9 @@
             <w:tcW w:w="562" w:type="dxa"/>
           </w:tcPr>
           <w:p>
+            <w:pPr>
+              <w:spacing w:after="0"/>
+            </w:pPr>
             <w:r>
               <w:t xml:space="preserve">R1   </w:t>
             </w:r>
@@ -5028,6 +5046,9 @@
             <w:tcW w:w="1560" w:type="dxa"/>
           </w:tcPr>
           <w:p>
+            <w:pPr>
+              <w:spacing w:after="0"/>
+            </w:pPr>
             <w:r>
               <w:t>0x0000FFFF</w:t>
             </w:r>
@@ -5038,6 +5059,7 @@
     <w:p>
       <w:pPr>
         <w:pStyle w:val="NormalWeb"/>
+        <w:spacing w:after="0" w:afterAutospacing="0"/>
         <w:rPr>
           <w:lang w:val="en-GB"/>
         </w:rPr>
@@ -5071,6 +5093,9 @@
             <w:tcW w:w="562" w:type="dxa"/>
           </w:tcPr>
           <w:p>
+            <w:pPr>
+              <w:spacing w:after="0"/>
+            </w:pPr>
             <w:r>
               <w:t xml:space="preserve">R2   </w:t>
             </w:r>
@@ -5081,6 +5106,9 @@
             <w:tcW w:w="1560" w:type="dxa"/>
           </w:tcPr>
           <w:p>
+            <w:pPr>
+              <w:spacing w:after="0"/>
+            </w:pPr>
             <w:r>
               <w:t>0xDEAD4110</w:t>
             </w:r>
@@ -5093,8 +5121,10 @@
             <w:tcW w:w="562" w:type="dxa"/>
           </w:tcPr>
           <w:p>
-            <w:r>
-              <w:lastRenderedPageBreak/>
+            <w:pPr>
+              <w:spacing w:after="0"/>
+            </w:pPr>
+            <w:r>
               <w:t>R</w:t>
             </w:r>
             <w:r>
@@ -5107,6 +5137,9 @@
             <w:tcW w:w="1560" w:type="dxa"/>
           </w:tcPr>
           <w:p>
+            <w:pPr>
+              <w:spacing w:after="0"/>
+            </w:pPr>
             <w:r>
               <w:t>0x0000DEAD</w:t>
             </w:r>
@@ -5119,6 +5152,9 @@
             <w:tcW w:w="562" w:type="dxa"/>
           </w:tcPr>
           <w:p>
+            <w:pPr>
+              <w:spacing w:after="0"/>
+            </w:pPr>
             <w:r>
               <w:t>R</w:t>
             </w:r>
@@ -5135,6 +5171,9 @@
             <w:tcW w:w="1560" w:type="dxa"/>
           </w:tcPr>
           <w:p>
+            <w:pPr>
+              <w:spacing w:after="0"/>
+            </w:pPr>
             <w:r>
               <w:t>0xBEEFFFFF</w:t>
             </w:r>
@@ -5175,6 +5214,7 @@
         </w:rPr>
       </w:pPr>
       <w:r>
+        <w:lastRenderedPageBreak/>
         <w:t>EOR R2, R0, R1</w:t>
       </w:r>
       <w:r>
@@ -5761,7 +5801,6 @@
     </w:p>
     <w:p>
       <w:r>
-        <w:lastRenderedPageBreak/>
         <w:t xml:space="preserve">Assume a 32-bit system with </w:t>
       </w:r>
       <w:r>
@@ -5834,6 +5873,7 @@
           <w:rFonts w:ascii="menlo" w:eastAsia="menlo" w:hAnsi="menlo" w:cs="menlo"/>
           <w:sz w:val="18"/>
         </w:rPr>
+        <w:lastRenderedPageBreak/>
         <w:t>LDR   R1, =0x20000000</w:t>
       </w:r>
       <w:r>
@@ -5949,9 +5989,11 @@
             <w:shd w:val="clear" w:color="auto" w:fill="D9D9D9" w:themeFill="background1" w:themeFillShade="D9"/>
           </w:tcPr>
           <w:p>
+            <w:proofErr w:type="spellStart"/>
             <w:r>
               <w:t>Addr</w:t>
             </w:r>
+            <w:proofErr w:type="spellEnd"/>
           </w:p>
         </w:tc>
         <w:tc>
@@ -6545,9 +6587,11 @@
             <w:pPr>
               <w:spacing w:after="0"/>
             </w:pPr>
+            <w:proofErr w:type="spellStart"/>
             <w:r>
               <w:t>Addr</w:t>
             </w:r>
+            <w:proofErr w:type="spellEnd"/>
           </w:p>
         </w:tc>
         <w:tc>
@@ -7128,10 +7172,11 @@
               <w:spacing w:after="0"/>
               <w:jc w:val="center"/>
             </w:pPr>
-            <w:r>
-              <w:lastRenderedPageBreak/>
+            <w:proofErr w:type="spellStart"/>
+            <w:r>
               <w:t>Addr</w:t>
             </w:r>
+            <w:proofErr w:type="spellEnd"/>
           </w:p>
         </w:tc>
         <w:tc>
@@ -7517,6 +7562,7 @@
           <w:szCs w:val="22"/>
           <w:shd w:val="clear" w:color="auto" w:fill="F8F8FA"/>
         </w:rPr>
+        <w:lastRenderedPageBreak/>
         <w:t>LDR R2, [R1]</w:t>
       </w:r>
       <w:r>
@@ -8520,14 +8566,14 @@
           <w:szCs w:val="21"/>
         </w:rPr>
         <w:br/>
+        <w:t>____________________________; R3 = z / 2</w:t>
       </w:r>
       <w:r>
         <w:rPr>
           <w:sz w:val="20"/>
           <w:szCs w:val="21"/>
         </w:rPr>
-        <w:lastRenderedPageBreak/>
-        <w:t>____________________________; R3 = z / 2</w:t>
+        <w:br/>
       </w:r>
       <w:r>
         <w:rPr>
@@ -8535,6 +8581,7 @@
           <w:szCs w:val="21"/>
         </w:rPr>
         <w:br/>
+        <w:t>____________________________; store into array[4]</w:t>
       </w:r>
       <w:r>
         <w:rPr>
@@ -8542,7 +8589,6 @@
           <w:szCs w:val="21"/>
         </w:rPr>
         <w:br/>
-        <w:t>____________________________; store into array[4]</w:t>
       </w:r>
       <w:r>
         <w:rPr>
@@ -8550,6 +8596,7 @@
           <w:szCs w:val="21"/>
         </w:rPr>
         <w:br/>
+        <w:t>____________________________; R3 = z + 12</w:t>
       </w:r>
       <w:r>
         <w:rPr>
@@ -8557,7 +8604,6 @@
           <w:szCs w:val="21"/>
         </w:rPr>
         <w:br/>
-        <w:t>____________________________; R3 = z + 12</w:t>
       </w:r>
       <w:r>
         <w:rPr>
@@ -8565,6 +8611,7 @@
           <w:szCs w:val="21"/>
         </w:rPr>
         <w:br/>
+        <w:t>____________________________; store into array[5]</w:t>
       </w:r>
       <w:r>
         <w:rPr>
@@ -8572,20 +8619,13 @@
           <w:szCs w:val="21"/>
         </w:rPr>
         <w:br/>
-        <w:t>____________________________; store into array[5]</w:t>
       </w:r>
       <w:r>
         <w:rPr>
           <w:sz w:val="20"/>
           <w:szCs w:val="21"/>
         </w:rPr>
-        <w:br/>
-      </w:r>
-      <w:r>
-        <w:rPr>
-          <w:sz w:val="20"/>
-          <w:szCs w:val="21"/>
-        </w:rPr>
+        <w:lastRenderedPageBreak/>
         <w:br/>
         <w:t>____________________________; R3 = z | 0x0F</w:t>
       </w:r>
@@ -9044,7 +9084,6 @@
               <w:spacing w:after="0"/>
             </w:pPr>
             <w:r>
-              <w:lastRenderedPageBreak/>
               <w:t>STR  R3, [R0], #4      ; store into array[5], then update R0 to array[6]</w:t>
             </w:r>
           </w:p>
@@ -9070,7 +9109,11 @@
     <w:p/>
     <w:p>
       <w:r>
-        <w:t>Grading note: Since z is an unsigned integer, LSL R3, R1, #3 is the correct instruction for R3 = z * 8, and LSR R3, R1, #1 is the correct instruction for R3 = z / 2. If a student writes MUL R3, R1, #8 or UDIV R3, R1, #2, this is invalid syntax because ARM MUL and UDIV instructions require all operands to be registers (immediate values are not allowed). To use multiplication or division, the constant must first be loaded into a register, e.g.:</w:t>
+        <w:t xml:space="preserve">Grading note: Since z is an unsigned integer, LSL R3, R1, #3 is the correct instruction for R3 = z * 8, and LSR R3, R1, #1 is the correct instruction for R3 = z / 2. If a student writes MUL R3, R1, #8 or </w:t>
+      </w:r>
+      <w:r>
+        <w:lastRenderedPageBreak/>
+        <w:t>UDIV R3, R1, #2, this is invalid syntax because ARM MUL and UDIV instructions require all operands to be registers (immediate values are not allowed). To use multiplication or division, the constant must first be loaded into a register, e.g.:</w:t>
       </w:r>
     </w:p>
     <w:p>
